--- a/PROJECT_SUBMISSION_REPORT.docx
+++ b/PROJECT_SUBMISSION_REPORT.docx
@@ -368,7 +368,7 @@
     </w:p>
     <w:p>
       <w:pPr>
-        <w:spacing w:before="320" w:after="120"/>
+        <w:spacing w:before="360" w:after="120"/>
       </w:pPr>
       <w:r>
         <w:rPr>
@@ -391,7 +391,7 @@
     </w:p>
     <w:p>
       <w:pPr>
-        <w:spacing w:before="200" w:after="80"/>
+        <w:spacing w:before="240" w:after="80"/>
       </w:pPr>
       <w:r>
         <w:rPr>
@@ -487,7 +487,7 @@
     </w:p>
     <w:p>
       <w:pPr>
-        <w:spacing w:before="200" w:after="80"/>
+        <w:spacing w:before="240" w:after="80"/>
       </w:pPr>
       <w:r>
         <w:rPr>
@@ -606,7 +606,7 @@
     </w:p>
     <w:p>
       <w:pPr>
-        <w:spacing w:before="320" w:after="120"/>
+        <w:spacing w:before="360" w:after="120"/>
       </w:pPr>
       <w:r>
         <w:rPr>
@@ -732,6 +732,68 @@
         <w:t xml:space="preserve"> Solidity smart contract (CertificateRegistry.sol) deployed on Ethereum EVM (Sepolia Testnet / Hardhat). Records only the 32-byte certificate ID hash, data hash, and expiration timestamp.</w:t>
       </w:r>
     </w:p>
+    <w:p>
+      <w:pPr>
+        <w:spacing w:before="120" w:after="80"/>
+      </w:pPr>
+      <w:r>
+        <w:drawing>
+          <wp:inline xmlns:a="http://schemas.openxmlformats.org/drawingml/2006/main" xmlns:pic="http://schemas.openxmlformats.org/drawingml/2006/picture">
+            <wp:extent cx="5669280" cy="4308653"/>
+            <wp:docPr id="1" name="Picture 1"/>
+            <wp:cNvGraphicFramePr>
+              <a:graphicFrameLocks noChangeAspect="1"/>
+            </wp:cNvGraphicFramePr>
+            <a:graphic>
+              <a:graphicData uri="http://schemas.openxmlformats.org/drawingml/2006/picture">
+                <pic:pic>
+                  <pic:nvPicPr>
+                    <pic:cNvPr id="0" name="diagram_architecture.png"/>
+                    <pic:cNvPicPr/>
+                  </pic:nvPicPr>
+                  <pic:blipFill>
+                    <a:blip r:embed="rId9"/>
+                    <a:stretch>
+                      <a:fillRect/>
+                    </a:stretch>
+                  </pic:blipFill>
+                  <pic:spPr>
+                    <a:xfrm>
+                      <a:off x="0" y="0"/>
+                      <a:ext cx="5669280" cy="4308653"/>
+                    </a:xfrm>
+                    <a:prstGeom prst="rect"/>
+                  </pic:spPr>
+                </pic:pic>
+              </a:graphicData>
+            </a:graphic>
+          </wp:inline>
+        </w:drawing>
+      </w:r>
+    </w:p>
+    <w:p>
+      <w:pPr>
+        <w:spacing w:before="40" w:after="280"/>
+      </w:pPr>
+      <w:r>
+        <w:rPr>
+          <w:rFonts w:ascii="Calibri" w:hAnsi="Calibri"/>
+          <w:b/>
+          <w:color w:val="1E293B"/>
+          <w:sz w:val="19"/>
+        </w:rPr>
+        <w:t xml:space="preserve">Figure 2.1: </w:t>
+      </w:r>
+      <w:r>
+        <w:rPr>
+          <w:rFonts w:ascii="Calibri" w:hAnsi="Calibri"/>
+          <w:i/>
+          <w:color w:val="64748B"/>
+          <w:sz w:val="19"/>
+        </w:rPr>
+        <w:t>Citadel Four-Tier Architectural Model (Presentation, Application API, Off-Chain PostgreSQL Database, and EVM Blockchain Ledger)</w:t>
+      </w:r>
+    </w:p>
     <w:tbl>
       <w:tblPr>
         <w:tblW w:type="auto" w:w="0"/>
@@ -787,7 +849,7 @@
     </w:p>
     <w:p>
       <w:pPr>
-        <w:spacing w:before="320" w:after="120"/>
+        <w:spacing w:before="360" w:after="120"/>
       </w:pPr>
       <w:r>
         <w:rPr>
@@ -810,7 +872,7 @@
     </w:p>
     <w:p>
       <w:pPr>
-        <w:spacing w:before="200" w:after="80"/>
+        <w:spacing w:before="240" w:after="80"/>
       </w:pPr>
       <w:r>
         <w:rPr>
@@ -939,7 +1001,7 @@
     </w:p>
     <w:p>
       <w:pPr>
-        <w:spacing w:before="200" w:after="80"/>
+        <w:spacing w:before="240" w:after="80"/>
       </w:pPr>
       <w:r>
         <w:rPr>
@@ -1045,7 +1107,69 @@
     </w:p>
     <w:p>
       <w:pPr>
-        <w:spacing w:before="320" w:after="120"/>
+        <w:spacing w:before="120" w:after="80"/>
+      </w:pPr>
+      <w:r>
+        <w:drawing>
+          <wp:inline xmlns:a="http://schemas.openxmlformats.org/drawingml/2006/main" xmlns:pic="http://schemas.openxmlformats.org/drawingml/2006/picture">
+            <wp:extent cx="5669280" cy="4299204"/>
+            <wp:docPr id="2" name="Picture 2"/>
+            <wp:cNvGraphicFramePr>
+              <a:graphicFrameLocks noChangeAspect="1"/>
+            </wp:cNvGraphicFramePr>
+            <a:graphic>
+              <a:graphicData uri="http://schemas.openxmlformats.org/drawingml/2006/picture">
+                <pic:pic>
+                  <pic:nvPicPr>
+                    <pic:cNvPr id="0" name="diagram_user_flow.png"/>
+                    <pic:cNvPicPr/>
+                  </pic:nvPicPr>
+                  <pic:blipFill>
+                    <a:blip r:embed="rId10"/>
+                    <a:stretch>
+                      <a:fillRect/>
+                    </a:stretch>
+                  </pic:blipFill>
+                  <pic:spPr>
+                    <a:xfrm>
+                      <a:off x="0" y="0"/>
+                      <a:ext cx="5669280" cy="4299204"/>
+                    </a:xfrm>
+                    <a:prstGeom prst="rect"/>
+                  </pic:spPr>
+                </pic:pic>
+              </a:graphicData>
+            </a:graphic>
+          </wp:inline>
+        </w:drawing>
+      </w:r>
+    </w:p>
+    <w:p>
+      <w:pPr>
+        <w:spacing w:before="40" w:after="280"/>
+      </w:pPr>
+      <w:r>
+        <w:rPr>
+          <w:rFonts w:ascii="Calibri" w:hAnsi="Calibri"/>
+          <w:b/>
+          <w:color w:val="1E293B"/>
+          <w:sz w:val="19"/>
+        </w:rPr>
+        <w:t xml:space="preserve">Figure 3.1: </w:t>
+      </w:r>
+      <w:r>
+        <w:rPr>
+          <w:rFonts w:ascii="Calibri" w:hAnsi="Calibri"/>
+          <w:i/>
+          <w:color w:val="64748B"/>
+          <w:sz w:val="19"/>
+        </w:rPr>
+        <w:t>Citadel End-to-End System &amp; User Flows (Left: Organization Issuance Studio Pipeline; Right: Public Verification Lifecycle)</w:t>
+      </w:r>
+    </w:p>
+    <w:p>
+      <w:pPr>
+        <w:spacing w:before="360" w:after="120"/>
       </w:pPr>
       <w:r>
         <w:rPr>
@@ -1077,6 +1201,68 @@
           <w:sz w:val="21"/>
         </w:rPr>
         <w:t>The database consists of three primary entities organized in relational structure:</w:t>
+      </w:r>
+    </w:p>
+    <w:p>
+      <w:pPr>
+        <w:spacing w:before="120" w:after="80"/>
+      </w:pPr>
+      <w:r>
+        <w:drawing>
+          <wp:inline xmlns:a="http://schemas.openxmlformats.org/drawingml/2006/main" xmlns:pic="http://schemas.openxmlformats.org/drawingml/2006/picture">
+            <wp:extent cx="5669280" cy="2551176"/>
+            <wp:docPr id="3" name="Picture 3"/>
+            <wp:cNvGraphicFramePr>
+              <a:graphicFrameLocks noChangeAspect="1"/>
+            </wp:cNvGraphicFramePr>
+            <a:graphic>
+              <a:graphicData uri="http://schemas.openxmlformats.org/drawingml/2006/picture">
+                <pic:pic>
+                  <pic:nvPicPr>
+                    <pic:cNvPr id="0" name="diagram_er.png"/>
+                    <pic:cNvPicPr/>
+                  </pic:nvPicPr>
+                  <pic:blipFill>
+                    <a:blip r:embed="rId11"/>
+                    <a:stretch>
+                      <a:fillRect/>
+                    </a:stretch>
+                  </pic:blipFill>
+                  <pic:spPr>
+                    <a:xfrm>
+                      <a:off x="0" y="0"/>
+                      <a:ext cx="5669280" cy="2551176"/>
+                    </a:xfrm>
+                    <a:prstGeom prst="rect"/>
+                  </pic:spPr>
+                </pic:pic>
+              </a:graphicData>
+            </a:graphic>
+          </wp:inline>
+        </w:drawing>
+      </w:r>
+    </w:p>
+    <w:p>
+      <w:pPr>
+        <w:spacing w:before="40" w:after="280"/>
+      </w:pPr>
+      <w:r>
+        <w:rPr>
+          <w:rFonts w:ascii="Calibri" w:hAnsi="Calibri"/>
+          <w:b/>
+          <w:color w:val="1E293B"/>
+          <w:sz w:val="19"/>
+        </w:rPr>
+        <w:t xml:space="preserve">Figure 4.1: </w:t>
+      </w:r>
+      <w:r>
+        <w:rPr>
+          <w:rFonts w:ascii="Calibri" w:hAnsi="Calibri"/>
+          <w:i/>
+          <w:color w:val="64748B"/>
+          <w:sz w:val="19"/>
+        </w:rPr>
+        <w:t>Citadel Relational Entity-Relationship Model (Prisma ORM PostgreSQL Schema with Primary, Foreign, and Unique Keys)</w:t>
       </w:r>
     </w:p>
     <w:tbl>
@@ -1348,7 +1534,7 @@
                 <w:color w:val="334155"/>
                 <w:sz w:val="19"/>
               </w:rPr>
-              <w:t>id (UUID), certificateId (FK), txHash, blockNumber, networkName, contractAddress, action, status, createdAt</w:t>
+              <w:t>id (UUID), certificateId (FK), txHash (UK), blockNumber, networkName, contractAddress, action, timestamp, confirmed</w:t>
             </w:r>
           </w:p>
         </w:tc>
@@ -1386,7 +1572,7 @@
     </w:p>
     <w:p>
       <w:pPr>
-        <w:spacing w:before="320" w:after="120"/>
+        <w:spacing w:before="360" w:after="120"/>
       </w:pPr>
       <w:r>
         <w:rPr>
@@ -1409,7 +1595,7 @@
     </w:p>
     <w:p>
       <w:pPr>
-        <w:spacing w:before="200" w:after="80"/>
+        <w:spacing w:before="240" w:after="80"/>
       </w:pPr>
       <w:r>
         <w:rPr>
@@ -1495,7 +1681,7 @@
     </w:p>
     <w:p>
       <w:pPr>
-        <w:spacing w:before="200" w:after="80"/>
+        <w:spacing w:before="240" w:after="80"/>
       </w:pPr>
       <w:r>
         <w:rPr>
@@ -1577,7 +1763,7 @@
     </w:p>
     <w:p>
       <w:pPr>
-        <w:spacing w:before="320" w:after="120"/>
+        <w:spacing w:before="360" w:after="120"/>
       </w:pPr>
       <w:r>
         <w:rPr>
@@ -1613,7 +1799,69 @@
     </w:p>
     <w:p>
       <w:pPr>
-        <w:spacing w:before="200" w:after="80"/>
+        <w:spacing w:before="120" w:after="80"/>
+      </w:pPr>
+      <w:r>
+        <w:drawing>
+          <wp:inline xmlns:a="http://schemas.openxmlformats.org/drawingml/2006/main" xmlns:pic="http://schemas.openxmlformats.org/drawingml/2006/picture">
+            <wp:extent cx="5669280" cy="2900782"/>
+            <wp:docPr id="4" name="Picture 4"/>
+            <wp:cNvGraphicFramePr>
+              <a:graphicFrameLocks noChangeAspect="1"/>
+            </wp:cNvGraphicFramePr>
+            <a:graphic>
+              <a:graphicData uri="http://schemas.openxmlformats.org/drawingml/2006/picture">
+                <pic:pic>
+                  <pic:nvPicPr>
+                    <pic:cNvPr id="0" name="diagram_smart_contract.png"/>
+                    <pic:cNvPicPr/>
+                  </pic:nvPicPr>
+                  <pic:blipFill>
+                    <a:blip r:embed="rId12"/>
+                    <a:stretch>
+                      <a:fillRect/>
+                    </a:stretch>
+                  </pic:blipFill>
+                  <pic:spPr>
+                    <a:xfrm>
+                      <a:off x="0" y="0"/>
+                      <a:ext cx="5669280" cy="2900782"/>
+                    </a:xfrm>
+                    <a:prstGeom prst="rect"/>
+                  </pic:spPr>
+                </pic:pic>
+              </a:graphicData>
+            </a:graphic>
+          </wp:inline>
+        </w:drawing>
+      </w:r>
+    </w:p>
+    <w:p>
+      <w:pPr>
+        <w:spacing w:before="40" w:after="280"/>
+      </w:pPr>
+      <w:r>
+        <w:rPr>
+          <w:rFonts w:ascii="Calibri" w:hAnsi="Calibri"/>
+          <w:b/>
+          <w:color w:val="1E293B"/>
+          <w:sz w:val="19"/>
+        </w:rPr>
+        <w:t xml:space="preserve">Figure 6.1: </w:t>
+      </w:r>
+      <w:r>
+        <w:rPr>
+          <w:rFonts w:ascii="Calibri" w:hAnsi="Calibri"/>
+          <w:i/>
+          <w:color w:val="64748B"/>
+          <w:sz w:val="19"/>
+        </w:rPr>
+        <w:t>CertificateRegistry.sol Smart Contract Architecture: State Machine Lifecycle, Modifiers, and Cryptographic Invariance</w:t>
+      </w:r>
+    </w:p>
+    <w:p>
+      <w:pPr>
+        <w:spacing w:before="240" w:after="80"/>
       </w:pPr>
       <w:r>
         <w:rPr>
@@ -1742,7 +1990,7 @@
     </w:p>
     <w:p>
       <w:pPr>
-        <w:spacing w:before="200" w:after="80"/>
+        <w:spacing w:before="240" w:after="80"/>
       </w:pPr>
       <w:r>
         <w:rPr>
@@ -1825,7 +2073,7 @@
     </w:p>
     <w:p>
       <w:pPr>
-        <w:spacing w:before="320" w:after="120"/>
+        <w:spacing w:before="360" w:after="120"/>
       </w:pPr>
       <w:r>
         <w:rPr>
@@ -1856,280 +2104,13 @@
           <w:color w:val="334155"/>
           <w:sz w:val="21"/>
         </w:rPr>
-        <w:t>Below are the high-resolution screenshots captured from the live running Citadel application:</w:t>
+        <w:t>Below are the high-resolution screenshots captured directly from the live running Citadel application, showing fully loaded data tables, metrics, and zero skeleton placeholders:</w:t>
       </w:r>
     </w:p>
     <w:p>
       <w:pPr>
-        <w:spacing w:before="200" w:after="80"/>
+        <w:spacing w:before="120" w:after="80"/>
       </w:pPr>
-      <w:r>
-        <w:rPr>
-          <w:rFonts w:ascii="Calibri" w:hAnsi="Calibri"/>
-          <w:b/>
-          <w:color w:val="1E293B"/>
-          <w:sz w:val="24"/>
-        </w:rPr>
-        <w:t>Figure 1: Marketing Landing Page (/)</w:t>
-      </w:r>
-    </w:p>
-    <w:p>
-      <w:r>
-        <w:drawing>
-          <wp:inline xmlns:a="http://schemas.openxmlformats.org/drawingml/2006/main" xmlns:pic="http://schemas.openxmlformats.org/drawingml/2006/picture">
-            <wp:extent cx="5669280" cy="3543300"/>
-            <wp:docPr id="1" name="Picture 1"/>
-            <wp:cNvGraphicFramePr>
-              <a:graphicFrameLocks noChangeAspect="1"/>
-            </wp:cNvGraphicFramePr>
-            <a:graphic>
-              <a:graphicData uri="http://schemas.openxmlformats.org/drawingml/2006/picture">
-                <pic:pic>
-                  <pic:nvPicPr>
-                    <pic:cNvPr id="0" name="01_landing_page.png"/>
-                    <pic:cNvPicPr/>
-                  </pic:nvPicPr>
-                  <pic:blipFill>
-                    <a:blip r:embed="rId9"/>
-                    <a:stretch>
-                      <a:fillRect/>
-                    </a:stretch>
-                  </pic:blipFill>
-                  <pic:spPr>
-                    <a:xfrm>
-                      <a:off x="0" y="0"/>
-                      <a:ext cx="5669280" cy="3543300"/>
-                    </a:xfrm>
-                    <a:prstGeom prst="rect"/>
-                  </pic:spPr>
-                </pic:pic>
-              </a:graphicData>
-            </a:graphic>
-          </wp:inline>
-        </w:drawing>
-      </w:r>
-    </w:p>
-    <w:p>
-      <w:pPr>
-        <w:spacing w:before="60" w:after="240"/>
-      </w:pPr>
-      <w:r>
-        <w:rPr>
-          <w:rFonts w:ascii="Calibri" w:hAnsi="Calibri"/>
-          <w:i/>
-          <w:color w:val="64748B"/>
-          <w:sz w:val="19"/>
-        </w:rPr>
-        <w:t>Deep obsidian background (#000000) with Burgundy Red (#C8102E) highlights, value proposition, protocol metrics, and instant verification search bar.</w:t>
-      </w:r>
-    </w:p>
-    <w:p>
-      <w:pPr>
-        <w:spacing w:before="200" w:after="80"/>
-      </w:pPr>
-      <w:r>
-        <w:rPr>
-          <w:rFonts w:ascii="Calibri" w:hAnsi="Calibri"/>
-          <w:b/>
-          <w:color w:val="1E293B"/>
-          <w:sz w:val="24"/>
-        </w:rPr>
-        <w:t>Figure 2: Organization Authentication (/login)</w:t>
-      </w:r>
-    </w:p>
-    <w:p>
-      <w:r>
-        <w:drawing>
-          <wp:inline xmlns:a="http://schemas.openxmlformats.org/drawingml/2006/main" xmlns:pic="http://schemas.openxmlformats.org/drawingml/2006/picture">
-            <wp:extent cx="5669280" cy="3543300"/>
-            <wp:docPr id="2" name="Picture 2"/>
-            <wp:cNvGraphicFramePr>
-              <a:graphicFrameLocks noChangeAspect="1"/>
-            </wp:cNvGraphicFramePr>
-            <a:graphic>
-              <a:graphicData uri="http://schemas.openxmlformats.org/drawingml/2006/picture">
-                <pic:pic>
-                  <pic:nvPicPr>
-                    <pic:cNvPr id="0" name="02_login_page.png"/>
-                    <pic:cNvPicPr/>
-                  </pic:nvPicPr>
-                  <pic:blipFill>
-                    <a:blip r:embed="rId10"/>
-                    <a:stretch>
-                      <a:fillRect/>
-                    </a:stretch>
-                  </pic:blipFill>
-                  <pic:spPr>
-                    <a:xfrm>
-                      <a:off x="0" y="0"/>
-                      <a:ext cx="5669280" cy="3543300"/>
-                    </a:xfrm>
-                    <a:prstGeom prst="rect"/>
-                  </pic:spPr>
-                </pic:pic>
-              </a:graphicData>
-            </a:graphic>
-          </wp:inline>
-        </w:drawing>
-      </w:r>
-    </w:p>
-    <w:p>
-      <w:pPr>
-        <w:spacing w:before="60" w:after="240"/>
-      </w:pPr>
-      <w:r>
-        <w:rPr>
-          <w:rFonts w:ascii="Calibri" w:hAnsi="Calibri"/>
-          <w:i/>
-          <w:color w:val="64748B"/>
-          <w:sz w:val="19"/>
-        </w:rPr>
-        <w:t>Clean institution login interface featuring Citadel Burgundy Red buttons, input focus rings, and route guards.</w:t>
-      </w:r>
-    </w:p>
-    <w:p>
-      <w:pPr>
-        <w:spacing w:before="200" w:after="80"/>
-      </w:pPr>
-      <w:r>
-        <w:rPr>
-          <w:rFonts w:ascii="Calibri" w:hAnsi="Calibri"/>
-          <w:b/>
-          <w:color w:val="1E293B"/>
-          <w:sz w:val="24"/>
-        </w:rPr>
-        <w:t>Figure 3: Executive Organization Dashboard (/dashboard)</w:t>
-      </w:r>
-    </w:p>
-    <w:p>
-      <w:r>
-        <w:drawing>
-          <wp:inline xmlns:a="http://schemas.openxmlformats.org/drawingml/2006/main" xmlns:pic="http://schemas.openxmlformats.org/drawingml/2006/picture">
-            <wp:extent cx="5669280" cy="3543300"/>
-            <wp:docPr id="3" name="Picture 3"/>
-            <wp:cNvGraphicFramePr>
-              <a:graphicFrameLocks noChangeAspect="1"/>
-            </wp:cNvGraphicFramePr>
-            <a:graphic>
-              <a:graphicData uri="http://schemas.openxmlformats.org/drawingml/2006/picture">
-                <pic:pic>
-                  <pic:nvPicPr>
-                    <pic:cNvPr id="0" name="04_dashboard_overview.png"/>
-                    <pic:cNvPicPr/>
-                  </pic:nvPicPr>
-                  <pic:blipFill>
-                    <a:blip r:embed="rId11"/>
-                    <a:stretch>
-                      <a:fillRect/>
-                    </a:stretch>
-                  </pic:blipFill>
-                  <pic:spPr>
-                    <a:xfrm>
-                      <a:off x="0" y="0"/>
-                      <a:ext cx="5669280" cy="3543300"/>
-                    </a:xfrm>
-                    <a:prstGeom prst="rect"/>
-                  </pic:spPr>
-                </pic:pic>
-              </a:graphicData>
-            </a:graphic>
-          </wp:inline>
-        </w:drawing>
-      </w:r>
-    </w:p>
-    <w:p>
-      <w:pPr>
-        <w:spacing w:before="60" w:after="240"/>
-      </w:pPr>
-      <w:r>
-        <w:rPr>
-          <w:rFonts w:ascii="Calibri" w:hAnsi="Calibri"/>
-          <w:i/>
-          <w:color w:val="64748B"/>
-          <w:sz w:val="19"/>
-        </w:rPr>
-        <w:t>Executive welcome banner, 4 live stat cards (Total Issued, Active Valid, Expired, Revoked), quick action strip, and recent credentials table.</w:t>
-      </w:r>
-    </w:p>
-    <w:p>
-      <w:pPr>
-        <w:spacing w:before="200" w:after="80"/>
-      </w:pPr>
-      <w:r>
-        <w:rPr>
-          <w:rFonts w:ascii="Calibri" w:hAnsi="Calibri"/>
-          <w:b/>
-          <w:color w:val="1E293B"/>
-          <w:sz w:val="24"/>
-        </w:rPr>
-        <w:t>Figure 4: Split-Screen Certificate Issuing Studio (/dashboard/certificates/new)</w:t>
-      </w:r>
-    </w:p>
-    <w:p>
-      <w:r>
-        <w:drawing>
-          <wp:inline xmlns:a="http://schemas.openxmlformats.org/drawingml/2006/main" xmlns:pic="http://schemas.openxmlformats.org/drawingml/2006/picture">
-            <wp:extent cx="5669280" cy="3543300"/>
-            <wp:docPr id="4" name="Picture 4"/>
-            <wp:cNvGraphicFramePr>
-              <a:graphicFrameLocks noChangeAspect="1"/>
-            </wp:cNvGraphicFramePr>
-            <a:graphic>
-              <a:graphicData uri="http://schemas.openxmlformats.org/drawingml/2006/picture">
-                <pic:pic>
-                  <pic:nvPicPr>
-                    <pic:cNvPr id="0" name="05_issue_studio_live_preview.png"/>
-                    <pic:cNvPicPr/>
-                  </pic:nvPicPr>
-                  <pic:blipFill>
-                    <a:blip r:embed="rId12"/>
-                    <a:stretch>
-                      <a:fillRect/>
-                    </a:stretch>
-                  </pic:blipFill>
-                  <pic:spPr>
-                    <a:xfrm>
-                      <a:off x="0" y="0"/>
-                      <a:ext cx="5669280" cy="3543300"/>
-                    </a:xfrm>
-                    <a:prstGeom prst="rect"/>
-                  </pic:spPr>
-                </pic:pic>
-              </a:graphicData>
-            </a:graphic>
-          </wp:inline>
-        </w:drawing>
-      </w:r>
-    </w:p>
-    <w:p>
-      <w:pPr>
-        <w:spacing w:before="60" w:after="240"/>
-      </w:pPr>
-      <w:r>
-        <w:rPr>
-          <w:rFonts w:ascii="Calibri" w:hAnsi="Calibri"/>
-          <w:i/>
-          <w:color w:val="64748B"/>
-          <w:sz w:val="19"/>
-        </w:rPr>
-        <w:t>Interactive split-screen interface: Left side contains the issuance form; Right side renders the live vector diploma preview canvas updating in real time.</w:t>
-      </w:r>
-    </w:p>
-    <w:p>
-      <w:pPr>
-        <w:spacing w:before="200" w:after="80"/>
-      </w:pPr>
-      <w:r>
-        <w:rPr>
-          <w:rFonts w:ascii="Calibri" w:hAnsi="Calibri"/>
-          <w:b/>
-          <w:color w:val="1E293B"/>
-          <w:sz w:val="24"/>
-        </w:rPr>
-        <w:t>Figure 5: Certificate Registry &amp; Audit CSV Export (/dashboard/certificates)</w:t>
-      </w:r>
-    </w:p>
-    <w:p>
       <w:r>
         <w:drawing>
           <wp:inline xmlns:a="http://schemas.openxmlformats.org/drawingml/2006/main" xmlns:pic="http://schemas.openxmlformats.org/drawingml/2006/picture">
@@ -2142,7 +2123,7 @@
               <a:graphicData uri="http://schemas.openxmlformats.org/drawingml/2006/picture">
                 <pic:pic>
                   <pic:nvPicPr>
-                    <pic:cNvPr id="0" name="06_certificate_registry.png"/>
+                    <pic:cNvPr id="0" name="01_landing_page.png"/>
                     <pic:cNvPicPr/>
                   </pic:nvPicPr>
                   <pic:blipFill>
@@ -2167,8 +2148,17 @@
     </w:p>
     <w:p>
       <w:pPr>
-        <w:spacing w:before="60" w:after="240"/>
+        <w:spacing w:before="40" w:after="280"/>
       </w:pPr>
+      <w:r>
+        <w:rPr>
+          <w:rFonts w:ascii="Calibri" w:hAnsi="Calibri"/>
+          <w:b/>
+          <w:color w:val="1E293B"/>
+          <w:sz w:val="19"/>
+        </w:rPr>
+        <w:t xml:space="preserve">Figure 7.1: Marketing Landing Page (/): </w:t>
+      </w:r>
       <w:r>
         <w:rPr>
           <w:rFonts w:ascii="Calibri" w:hAnsi="Calibri"/>
@@ -2176,24 +2166,13 @@
           <w:color w:val="64748B"/>
           <w:sz w:val="19"/>
         </w:rPr>
-        <w:t>Complete credential registry with filter tabs (All, Valid, Expired, Revoked), search input, and client-side CSV spreadsheet export.</w:t>
+        <w:t>Deep obsidian background (#000000) with Burgundy Red (#C8102E) highlights, value proposition, protocol metrics, and instant verification search bar.</w:t>
       </w:r>
     </w:p>
     <w:p>
       <w:pPr>
-        <w:spacing w:before="200" w:after="80"/>
+        <w:spacing w:before="120" w:after="80"/>
       </w:pPr>
-      <w:r>
-        <w:rPr>
-          <w:rFonts w:ascii="Calibri" w:hAnsi="Calibri"/>
-          <w:b/>
-          <w:color w:val="1E293B"/>
-          <w:sz w:val="24"/>
-        </w:rPr>
-        <w:t>Figure 6: Public Verification Portal (/verify)</w:t>
-      </w:r>
-    </w:p>
-    <w:p>
       <w:r>
         <w:drawing>
           <wp:inline xmlns:a="http://schemas.openxmlformats.org/drawingml/2006/main" xmlns:pic="http://schemas.openxmlformats.org/drawingml/2006/picture">
@@ -2206,7 +2185,7 @@
               <a:graphicData uri="http://schemas.openxmlformats.org/drawingml/2006/picture">
                 <pic:pic>
                   <pic:nvPicPr>
-                    <pic:cNvPr id="0" name="07_public_verify_portal.png"/>
+                    <pic:cNvPr id="0" name="02_login_page.png"/>
                     <pic:cNvPicPr/>
                   </pic:nvPicPr>
                   <pic:blipFill>
@@ -2231,8 +2210,17 @@
     </w:p>
     <w:p>
       <w:pPr>
-        <w:spacing w:before="60" w:after="240"/>
+        <w:spacing w:before="40" w:after="280"/>
       </w:pPr>
+      <w:r>
+        <w:rPr>
+          <w:rFonts w:ascii="Calibri" w:hAnsi="Calibri"/>
+          <w:b/>
+          <w:color w:val="1E293B"/>
+          <w:sz w:val="19"/>
+        </w:rPr>
+        <w:t xml:space="preserve">Figure 7.2: Organization Authentication (/login): </w:t>
+      </w:r>
       <w:r>
         <w:rPr>
           <w:rFonts w:ascii="Calibri" w:hAnsi="Calibri"/>
@@ -2240,24 +2228,13 @@
           <w:color w:val="64748B"/>
           <w:sz w:val="19"/>
         </w:rPr>
-        <w:t>Public verification engine supporting Certificate ID lookup and camera QR code scanning.</w:t>
+        <w:t>Clean institution login interface featuring Citadel Burgundy Red buttons, input focus rings, and route guards (zero errors).</w:t>
       </w:r>
     </w:p>
     <w:p>
       <w:pPr>
-        <w:spacing w:before="200" w:after="80"/>
+        <w:spacing w:before="120" w:after="80"/>
       </w:pPr>
-      <w:r>
-        <w:rPr>
-          <w:rFonts w:ascii="Calibri" w:hAnsi="Calibri"/>
-          <w:b/>
-          <w:color w:val="1E293B"/>
-          <w:sz w:val="24"/>
-        </w:rPr>
-        <w:t>Figure 7: Cryptographic Proof &amp; Verification Result (/verify/[id])</w:t>
-      </w:r>
-    </w:p>
-    <w:p>
       <w:r>
         <w:drawing>
           <wp:inline xmlns:a="http://schemas.openxmlformats.org/drawingml/2006/main" xmlns:pic="http://schemas.openxmlformats.org/drawingml/2006/picture">
@@ -2270,7 +2247,7 @@
               <a:graphicData uri="http://schemas.openxmlformats.org/drawingml/2006/picture">
                 <pic:pic>
                   <pic:nvPicPr>
-                    <pic:cNvPr id="0" name="08_verification_result_valid.png"/>
+                    <pic:cNvPr id="0" name="03_register_page.png"/>
                     <pic:cNvPicPr/>
                   </pic:nvPicPr>
                   <pic:blipFill>
@@ -2295,8 +2272,17 @@
     </w:p>
     <w:p>
       <w:pPr>
-        <w:spacing w:before="60" w:after="240"/>
+        <w:spacing w:before="40" w:after="280"/>
       </w:pPr>
+      <w:r>
+        <w:rPr>
+          <w:rFonts w:ascii="Calibri" w:hAnsi="Calibri"/>
+          <w:b/>
+          <w:color w:val="1E293B"/>
+          <w:sz w:val="19"/>
+        </w:rPr>
+        <w:t xml:space="preserve">Figure 7.3: Institutional Registration (/register): </w:t>
+      </w:r>
       <w:r>
         <w:rPr>
           <w:rFonts w:ascii="Calibri" w:hAnsi="Calibri"/>
@@ -2304,12 +2290,384 @@
           <w:color w:val="64748B"/>
           <w:sz w:val="19"/>
         </w:rPr>
-        <w:t>Verified credential view showing authentic status badge, recipient metadata, and Ethereum blockchain proof card (Tx Hash, Block Number, Contract Address).</w:t>
+        <w:t>Institution onboarding portal for registering accredited issuing bodies with secure cryptographic access.</w:t>
       </w:r>
     </w:p>
     <w:p>
       <w:pPr>
-        <w:spacing w:before="320" w:after="120"/>
+        <w:spacing w:before="120" w:after="80"/>
+      </w:pPr>
+      <w:r>
+        <w:drawing>
+          <wp:inline xmlns:a="http://schemas.openxmlformats.org/drawingml/2006/main" xmlns:pic="http://schemas.openxmlformats.org/drawingml/2006/picture">
+            <wp:extent cx="5669280" cy="3543300"/>
+            <wp:docPr id="8" name="Picture 8"/>
+            <wp:cNvGraphicFramePr>
+              <a:graphicFrameLocks noChangeAspect="1"/>
+            </wp:cNvGraphicFramePr>
+            <a:graphic>
+              <a:graphicData uri="http://schemas.openxmlformats.org/drawingml/2006/picture">
+                <pic:pic>
+                  <pic:nvPicPr>
+                    <pic:cNvPr id="0" name="04_dashboard_overview.png"/>
+                    <pic:cNvPicPr/>
+                  </pic:nvPicPr>
+                  <pic:blipFill>
+                    <a:blip r:embed="rId16"/>
+                    <a:stretch>
+                      <a:fillRect/>
+                    </a:stretch>
+                  </pic:blipFill>
+                  <pic:spPr>
+                    <a:xfrm>
+                      <a:off x="0" y="0"/>
+                      <a:ext cx="5669280" cy="3543300"/>
+                    </a:xfrm>
+                    <a:prstGeom prst="rect"/>
+                  </pic:spPr>
+                </pic:pic>
+              </a:graphicData>
+            </a:graphic>
+          </wp:inline>
+        </w:drawing>
+      </w:r>
+    </w:p>
+    <w:p>
+      <w:pPr>
+        <w:spacing w:before="40" w:after="280"/>
+      </w:pPr>
+      <w:r>
+        <w:rPr>
+          <w:rFonts w:ascii="Calibri" w:hAnsi="Calibri"/>
+          <w:b/>
+          <w:color w:val="1E293B"/>
+          <w:sz w:val="19"/>
+        </w:rPr>
+        <w:t xml:space="preserve">Figure 7.4: Executive Organization Dashboard (/dashboard): </w:t>
+      </w:r>
+      <w:r>
+        <w:rPr>
+          <w:rFonts w:ascii="Calibri" w:hAnsi="Calibri"/>
+          <w:i/>
+          <w:color w:val="64748B"/>
+          <w:sz w:val="19"/>
+        </w:rPr>
+        <w:t>Executive welcome banner, 4 live stat cards (Total Issued, Active Valid, Expired, Revoked), issuance trend graph, and fully populated recent credentials ledger.</w:t>
+      </w:r>
+    </w:p>
+    <w:p>
+      <w:pPr>
+        <w:spacing w:before="120" w:after="80"/>
+      </w:pPr>
+      <w:r>
+        <w:drawing>
+          <wp:inline xmlns:a="http://schemas.openxmlformats.org/drawingml/2006/main" xmlns:pic="http://schemas.openxmlformats.org/drawingml/2006/picture">
+            <wp:extent cx="5669280" cy="3543300"/>
+            <wp:docPr id="9" name="Picture 9"/>
+            <wp:cNvGraphicFramePr>
+              <a:graphicFrameLocks noChangeAspect="1"/>
+            </wp:cNvGraphicFramePr>
+            <a:graphic>
+              <a:graphicData uri="http://schemas.openxmlformats.org/drawingml/2006/picture">
+                <pic:pic>
+                  <pic:nvPicPr>
+                    <pic:cNvPr id="0" name="05_issue_studio_live_preview.png"/>
+                    <pic:cNvPicPr/>
+                  </pic:nvPicPr>
+                  <pic:blipFill>
+                    <a:blip r:embed="rId17"/>
+                    <a:stretch>
+                      <a:fillRect/>
+                    </a:stretch>
+                  </pic:blipFill>
+                  <pic:spPr>
+                    <a:xfrm>
+                      <a:off x="0" y="0"/>
+                      <a:ext cx="5669280" cy="3543300"/>
+                    </a:xfrm>
+                    <a:prstGeom prst="rect"/>
+                  </pic:spPr>
+                </pic:pic>
+              </a:graphicData>
+            </a:graphic>
+          </wp:inline>
+        </w:drawing>
+      </w:r>
+    </w:p>
+    <w:p>
+      <w:pPr>
+        <w:spacing w:before="40" w:after="280"/>
+      </w:pPr>
+      <w:r>
+        <w:rPr>
+          <w:rFonts w:ascii="Calibri" w:hAnsi="Calibri"/>
+          <w:b/>
+          <w:color w:val="1E293B"/>
+          <w:sz w:val="19"/>
+        </w:rPr>
+        <w:t xml:space="preserve">Figure 7.5: Split-Screen Certificate Issuing Studio (/dashboard/certificates/new): </w:t>
+      </w:r>
+      <w:r>
+        <w:rPr>
+          <w:rFonts w:ascii="Calibri" w:hAnsi="Calibri"/>
+          <w:i/>
+          <w:color w:val="64748B"/>
+          <w:sz w:val="19"/>
+        </w:rPr>
+        <w:t>Interactive split-screen interface: Left side contains the issuance form; Right side renders the live vector diploma preview canvas updating in real time.</w:t>
+      </w:r>
+    </w:p>
+    <w:p>
+      <w:pPr>
+        <w:spacing w:before="120" w:after="80"/>
+      </w:pPr>
+      <w:r>
+        <w:drawing>
+          <wp:inline xmlns:a="http://schemas.openxmlformats.org/drawingml/2006/main" xmlns:pic="http://schemas.openxmlformats.org/drawingml/2006/picture">
+            <wp:extent cx="5669280" cy="3543300"/>
+            <wp:docPr id="10" name="Picture 10"/>
+            <wp:cNvGraphicFramePr>
+              <a:graphicFrameLocks noChangeAspect="1"/>
+            </wp:cNvGraphicFramePr>
+            <a:graphic>
+              <a:graphicData uri="http://schemas.openxmlformats.org/drawingml/2006/picture">
+                <pic:pic>
+                  <pic:nvPicPr>
+                    <pic:cNvPr id="0" name="06_certificate_registry.png"/>
+                    <pic:cNvPicPr/>
+                  </pic:nvPicPr>
+                  <pic:blipFill>
+                    <a:blip r:embed="rId18"/>
+                    <a:stretch>
+                      <a:fillRect/>
+                    </a:stretch>
+                  </pic:blipFill>
+                  <pic:spPr>
+                    <a:xfrm>
+                      <a:off x="0" y="0"/>
+                      <a:ext cx="5669280" cy="3543300"/>
+                    </a:xfrm>
+                    <a:prstGeom prst="rect"/>
+                  </pic:spPr>
+                </pic:pic>
+              </a:graphicData>
+            </a:graphic>
+          </wp:inline>
+        </w:drawing>
+      </w:r>
+    </w:p>
+    <w:p>
+      <w:pPr>
+        <w:spacing w:before="40" w:after="280"/>
+      </w:pPr>
+      <w:r>
+        <w:rPr>
+          <w:rFonts w:ascii="Calibri" w:hAnsi="Calibri"/>
+          <w:b/>
+          <w:color w:val="1E293B"/>
+          <w:sz w:val="19"/>
+        </w:rPr>
+        <w:t xml:space="preserve">Figure 7.6: Certificate Registry &amp; Audit CSV Export (/dashboard/certificates): </w:t>
+      </w:r>
+      <w:r>
+        <w:rPr>
+          <w:rFonts w:ascii="Calibri" w:hAnsi="Calibri"/>
+          <w:i/>
+          <w:color w:val="64748B"/>
+          <w:sz w:val="19"/>
+        </w:rPr>
+        <w:t>Complete credential registry with filter tabs (All, Valid, Expired, Revoked), recipient avatars, status pills, and client-side CSV spreadsheet export.</w:t>
+      </w:r>
+    </w:p>
+    <w:p>
+      <w:pPr>
+        <w:spacing w:before="120" w:after="80"/>
+      </w:pPr>
+      <w:r>
+        <w:drawing>
+          <wp:inline xmlns:a="http://schemas.openxmlformats.org/drawingml/2006/main" xmlns:pic="http://schemas.openxmlformats.org/drawingml/2006/picture">
+            <wp:extent cx="5669280" cy="3543300"/>
+            <wp:docPr id="11" name="Picture 11"/>
+            <wp:cNvGraphicFramePr>
+              <a:graphicFrameLocks noChangeAspect="1"/>
+            </wp:cNvGraphicFramePr>
+            <a:graphic>
+              <a:graphicData uri="http://schemas.openxmlformats.org/drawingml/2006/picture">
+                <pic:pic>
+                  <pic:nvPicPr>
+                    <pic:cNvPr id="0" name="07_public_verify_portal.png"/>
+                    <pic:cNvPicPr/>
+                  </pic:nvPicPr>
+                  <pic:blipFill>
+                    <a:blip r:embed="rId19"/>
+                    <a:stretch>
+                      <a:fillRect/>
+                    </a:stretch>
+                  </pic:blipFill>
+                  <pic:spPr>
+                    <a:xfrm>
+                      <a:off x="0" y="0"/>
+                      <a:ext cx="5669280" cy="3543300"/>
+                    </a:xfrm>
+                    <a:prstGeom prst="rect"/>
+                  </pic:spPr>
+                </pic:pic>
+              </a:graphicData>
+            </a:graphic>
+          </wp:inline>
+        </w:drawing>
+      </w:r>
+    </w:p>
+    <w:p>
+      <w:pPr>
+        <w:spacing w:before="40" w:after="280"/>
+      </w:pPr>
+      <w:r>
+        <w:rPr>
+          <w:rFonts w:ascii="Calibri" w:hAnsi="Calibri"/>
+          <w:b/>
+          <w:color w:val="1E293B"/>
+          <w:sz w:val="19"/>
+        </w:rPr>
+        <w:t xml:space="preserve">Figure 7.7: Public Verification Portal (/verify): </w:t>
+      </w:r>
+      <w:r>
+        <w:rPr>
+          <w:rFonts w:ascii="Calibri" w:hAnsi="Calibri"/>
+          <w:i/>
+          <w:color w:val="64748B"/>
+          <w:sz w:val="19"/>
+        </w:rPr>
+        <w:t>Public verification engine supporting Certificate ID lookup and camera QR code scanning.</w:t>
+      </w:r>
+    </w:p>
+    <w:p>
+      <w:pPr>
+        <w:spacing w:before="120" w:after="80"/>
+      </w:pPr>
+      <w:r>
+        <w:drawing>
+          <wp:inline xmlns:a="http://schemas.openxmlformats.org/drawingml/2006/main" xmlns:pic="http://schemas.openxmlformats.org/drawingml/2006/picture">
+            <wp:extent cx="5669280" cy="3543300"/>
+            <wp:docPr id="12" name="Picture 12"/>
+            <wp:cNvGraphicFramePr>
+              <a:graphicFrameLocks noChangeAspect="1"/>
+            </wp:cNvGraphicFramePr>
+            <a:graphic>
+              <a:graphicData uri="http://schemas.openxmlformats.org/drawingml/2006/picture">
+                <pic:pic>
+                  <pic:nvPicPr>
+                    <pic:cNvPr id="0" name="08_verification_result_valid.png"/>
+                    <pic:cNvPicPr/>
+                  </pic:nvPicPr>
+                  <pic:blipFill>
+                    <a:blip r:embed="rId20"/>
+                    <a:stretch>
+                      <a:fillRect/>
+                    </a:stretch>
+                  </pic:blipFill>
+                  <pic:spPr>
+                    <a:xfrm>
+                      <a:off x="0" y="0"/>
+                      <a:ext cx="5669280" cy="3543300"/>
+                    </a:xfrm>
+                    <a:prstGeom prst="rect"/>
+                  </pic:spPr>
+                </pic:pic>
+              </a:graphicData>
+            </a:graphic>
+          </wp:inline>
+        </w:drawing>
+      </w:r>
+    </w:p>
+    <w:p>
+      <w:pPr>
+        <w:spacing w:before="40" w:after="280"/>
+      </w:pPr>
+      <w:r>
+        <w:rPr>
+          <w:rFonts w:ascii="Calibri" w:hAnsi="Calibri"/>
+          <w:b/>
+          <w:color w:val="1E293B"/>
+          <w:sz w:val="19"/>
+        </w:rPr>
+        <w:t xml:space="preserve">Figure 7.8: Cryptographic Proof &amp; Verification Result — Genuine &amp; Valid (/verify/[id]): </w:t>
+      </w:r>
+      <w:r>
+        <w:rPr>
+          <w:rFonts w:ascii="Calibri" w:hAnsi="Calibri"/>
+          <w:i/>
+          <w:color w:val="64748B"/>
+          <w:sz w:val="19"/>
+        </w:rPr>
+        <w:t>Verified credential view showing authentic green status badge, recipient metadata, and Ethereum blockchain proof card (Tx Hash, Block Number, Contract Address).</w:t>
+      </w:r>
+    </w:p>
+    <w:p>
+      <w:pPr>
+        <w:spacing w:before="120" w:after="80"/>
+      </w:pPr>
+      <w:r>
+        <w:drawing>
+          <wp:inline xmlns:a="http://schemas.openxmlformats.org/drawingml/2006/main" xmlns:pic="http://schemas.openxmlformats.org/drawingml/2006/picture">
+            <wp:extent cx="5669280" cy="3543300"/>
+            <wp:docPr id="13" name="Picture 13"/>
+            <wp:cNvGraphicFramePr>
+              <a:graphicFrameLocks noChangeAspect="1"/>
+            </wp:cNvGraphicFramePr>
+            <a:graphic>
+              <a:graphicData uri="http://schemas.openxmlformats.org/drawingml/2006/picture">
+                <pic:pic>
+                  <pic:nvPicPr>
+                    <pic:cNvPr id="0" name="09_verification_result_revoked.png"/>
+                    <pic:cNvPicPr/>
+                  </pic:nvPicPr>
+                  <pic:blipFill>
+                    <a:blip r:embed="rId21"/>
+                    <a:stretch>
+                      <a:fillRect/>
+                    </a:stretch>
+                  </pic:blipFill>
+                  <pic:spPr>
+                    <a:xfrm>
+                      <a:off x="0" y="0"/>
+                      <a:ext cx="5669280" cy="3543300"/>
+                    </a:xfrm>
+                    <a:prstGeom prst="rect"/>
+                  </pic:spPr>
+                </pic:pic>
+              </a:graphicData>
+            </a:graphic>
+          </wp:inline>
+        </w:drawing>
+      </w:r>
+    </w:p>
+    <w:p>
+      <w:pPr>
+        <w:spacing w:before="40" w:after="280"/>
+      </w:pPr>
+      <w:r>
+        <w:rPr>
+          <w:rFonts w:ascii="Calibri" w:hAnsi="Calibri"/>
+          <w:b/>
+          <w:color w:val="1E293B"/>
+          <w:sz w:val="19"/>
+        </w:rPr>
+        <w:t xml:space="preserve">Figure 7.9: Cryptographic Proof &amp; Verification Result — Revoked Credential (/verify/[id]): </w:t>
+      </w:r>
+      <w:r>
+        <w:rPr>
+          <w:rFonts w:ascii="Calibri" w:hAnsi="Calibri"/>
+          <w:i/>
+          <w:color w:val="64748B"/>
+          <w:sz w:val="19"/>
+        </w:rPr>
+        <w:t>Public view of an invalidated certificate showing prominent red revocation alert, timestamp, issuer recorded reason, and watermarked diploma.</w:t>
+      </w:r>
+    </w:p>
+    <w:p>
+      <w:pPr>
+        <w:spacing w:before="360" w:after="120"/>
       </w:pPr>
       <w:r>
         <w:rPr>
@@ -2332,7 +2690,7 @@
     </w:p>
     <w:p>
       <w:pPr>
-        <w:spacing w:before="200" w:after="80"/>
+        <w:spacing w:before="240" w:after="80"/>
       </w:pPr>
       <w:r>
         <w:rPr>
@@ -2461,7 +2819,7 @@
     </w:p>
     <w:p>
       <w:pPr>
-        <w:spacing w:before="200" w:after="80"/>
+        <w:spacing w:before="240" w:after="80"/>
       </w:pPr>
       <w:r>
         <w:rPr>
@@ -2616,7 +2974,7 @@
     </w:p>
     <w:p>
       <w:pPr>
-        <w:spacing w:before="320" w:after="120"/>
+        <w:spacing w:before="360" w:after="120"/>
       </w:pPr>
       <w:r>
         <w:rPr>
@@ -2699,7 +3057,7 @@
               <w:br/>
               <w:t>Branch: main</w:t>
               <w:br/>
-              <w:t>Status: Up to date with all 52 tests, contracts, and documentation.</w:t>
+              <w:t>Status: Up to date with all 52 tests, contracts, diagrams, and documentation.</w:t>
             </w:r>
           </w:p>
         </w:tc>
@@ -2712,7 +3070,7 @@
     </w:p>
     <w:p>
       <w:pPr>
-        <w:spacing w:before="320" w:after="120"/>
+        <w:spacing w:before="360" w:after="120"/>
       </w:pPr>
       <w:r>
         <w:rPr>
@@ -3214,7 +3572,7 @@
     </w:p>
     <w:p>
       <w:pPr>
-        <w:spacing w:before="320" w:after="120"/>
+        <w:spacing w:before="360" w:after="120"/>
       </w:pPr>
       <w:r>
         <w:rPr>
@@ -3310,7 +3668,7 @@
     </w:p>
     <w:p>
       <w:pPr>
-        <w:spacing w:before="200" w:after="80"/>
+        <w:spacing w:before="240" w:after="80"/>
       </w:pPr>
       <w:r>
         <w:rPr>

--- a/PROJECT_SUBMISSION_REPORT.docx
+++ b/PROJECT_SUBMISSION_REPORT.docx
@@ -739,7 +739,7 @@
       <w:r>
         <w:drawing>
           <wp:inline xmlns:a="http://schemas.openxmlformats.org/drawingml/2006/main" xmlns:pic="http://schemas.openxmlformats.org/drawingml/2006/picture">
-            <wp:extent cx="5669280" cy="4308653"/>
+            <wp:extent cx="5669280" cy="3602685"/>
             <wp:docPr id="1" name="Picture 1"/>
             <wp:cNvGraphicFramePr>
               <a:graphicFrameLocks noChangeAspect="1"/>
@@ -760,7 +760,7 @@
                   <pic:spPr>
                     <a:xfrm>
                       <a:off x="0" y="0"/>
-                      <a:ext cx="5669280" cy="4308653"/>
+                      <a:ext cx="5669280" cy="3602685"/>
                     </a:xfrm>
                     <a:prstGeom prst="rect"/>
                   </pic:spPr>
@@ -1112,7 +1112,7 @@
       <w:r>
         <w:drawing>
           <wp:inline xmlns:a="http://schemas.openxmlformats.org/drawingml/2006/main" xmlns:pic="http://schemas.openxmlformats.org/drawingml/2006/picture">
-            <wp:extent cx="5669280" cy="4299204"/>
+            <wp:extent cx="5669280" cy="4232165"/>
             <wp:docPr id="2" name="Picture 2"/>
             <wp:cNvGraphicFramePr>
               <a:graphicFrameLocks noChangeAspect="1"/>
@@ -1133,7 +1133,7 @@
                   <pic:spPr>
                     <a:xfrm>
                       <a:off x="0" y="0"/>
-                      <a:ext cx="5669280" cy="4299204"/>
+                      <a:ext cx="5669280" cy="4232165"/>
                     </a:xfrm>
                     <a:prstGeom prst="rect"/>
                   </pic:spPr>
@@ -1210,7 +1210,7 @@
       <w:r>
         <w:drawing>
           <wp:inline xmlns:a="http://schemas.openxmlformats.org/drawingml/2006/main" xmlns:pic="http://schemas.openxmlformats.org/drawingml/2006/picture">
-            <wp:extent cx="5669280" cy="2551176"/>
+            <wp:extent cx="5669280" cy="3602685"/>
             <wp:docPr id="3" name="Picture 3"/>
             <wp:cNvGraphicFramePr>
               <a:graphicFrameLocks noChangeAspect="1"/>
@@ -1231,7 +1231,7 @@
                   <pic:spPr>
                     <a:xfrm>
                       <a:off x="0" y="0"/>
-                      <a:ext cx="5669280" cy="2551176"/>
+                      <a:ext cx="5669280" cy="3602685"/>
                     </a:xfrm>
                     <a:prstGeom prst="rect"/>
                   </pic:spPr>
@@ -1804,7 +1804,7 @@
       <w:r>
         <w:drawing>
           <wp:inline xmlns:a="http://schemas.openxmlformats.org/drawingml/2006/main" xmlns:pic="http://schemas.openxmlformats.org/drawingml/2006/picture">
-            <wp:extent cx="5669280" cy="2900782"/>
+            <wp:extent cx="5669280" cy="3602685"/>
             <wp:docPr id="4" name="Picture 4"/>
             <wp:cNvGraphicFramePr>
               <a:graphicFrameLocks noChangeAspect="1"/>
@@ -1825,7 +1825,7 @@
                   <pic:spPr>
                     <a:xfrm>
                       <a:off x="0" y="0"/>
-                      <a:ext cx="5669280" cy="2900782"/>
+                      <a:ext cx="5669280" cy="3602685"/>
                     </a:xfrm>
                     <a:prstGeom prst="rect"/>
                   </pic:spPr>

--- a/PROJECT_SUBMISSION_REPORT.docx
+++ b/PROJECT_SUBMISSION_REPORT.docx
@@ -25,9 +25,9 @@
           <w:rFonts w:ascii="Calibri" w:hAnsi="Calibri"/>
           <w:b/>
           <w:color w:val="C8102E"/>
-          <w:sz w:val="28"/>
+          <w:sz w:val="26"/>
         </w:rPr>
-        <w:t>Project Submission Report — Citadel Platform Architecture &amp; Implementation</w:t>
+        <w:t>Project Submission Report — Citadel Protocol Architecture, Implementation &amp; Verification</w:t>
       </w:r>
     </w:p>
     <w:tbl>
@@ -36,6 +36,14 @@
         <w:jc w:val="center"/>
         <w:tblLayout w:type="fixed"/>
         <w:tblLook w:firstColumn="1" w:firstRow="1" w:lastColumn="0" w:lastRow="0" w:noHBand="0" w:noVBand="1" w:val="04A0"/>
+        <w:tblBorders>
+          <w:top w:val="single" w:sz="4" w:space="0" w:color="E2E8F0"/>
+          <w:bottom w:val="single" w:sz="4" w:space="0" w:color="E2E8F0"/>
+          <w:insideH w:val="single" w:sz="4" w:space="0" w:color="E2E8F0"/>
+          <w:insideV w:val="none"/>
+          <w:left w:val="none"/>
+          <w:right w:val="none"/>
+        </w:tblBorders>
       </w:tblPr>
       <w:tblGrid>
         <w:gridCol w:w="4680"/>
@@ -45,10 +53,10 @@
         <w:tc>
           <w:tcPr>
             <w:tcW w:type="dxa" w:w="2880"/>
-            <w:shd w:fill="F1F5F9"/>
+            <w:shd w:fill="F8FAFC"/>
             <w:tcMar>
-              <w:top w:w="60" w:type="dxa"/>
-              <w:bottom w:w="60" w:type="dxa"/>
+              <w:top w:w="50" w:type="dxa"/>
+              <w:bottom w:w="50" w:type="dxa"/>
               <w:left w:w="100" w:type="dxa"/>
               <w:right w:w="100" w:type="dxa"/>
             </w:tcMar>
@@ -62,9 +70,9 @@
                 <w:rFonts w:ascii="Calibri" w:hAnsi="Calibri"/>
                 <w:b/>
                 <w:color w:val="1E293B"/>
-                <w:sz w:val="20"/>
+                <w:sz w:val="19"/>
               </w:rPr>
-              <w:t>Platform Name</w:t>
+              <w:t>Project Title</w:t>
             </w:r>
           </w:p>
         </w:tc>
@@ -73,8 +81,8 @@
             <w:tcW w:type="dxa" w:w="6480"/>
             <w:shd w:fill="FFFFFF"/>
             <w:tcMar>
-              <w:top w:w="60" w:type="dxa"/>
-              <w:bottom w:w="60" w:type="dxa"/>
+              <w:top w:w="50" w:type="dxa"/>
+              <w:bottom w:w="50" w:type="dxa"/>
               <w:left w:w="100" w:type="dxa"/>
               <w:right w:w="100" w:type="dxa"/>
             </w:tcMar>
@@ -87,9 +95,9 @@
               <w:rPr>
                 <w:rFonts w:ascii="Calibri" w:hAnsi="Calibri"/>
                 <w:color w:val="334155"/>
-                <w:sz w:val="20"/>
+                <w:sz w:val="19"/>
               </w:rPr>
-              <w:t>Citadel (Decentralized Credential Issuing &amp; Verification)</w:t>
+              <w:t>Citadel — Blockchain Digital Certificate Issuing &amp; Verification Platform</w:t>
             </w:r>
           </w:p>
         </w:tc>
@@ -98,10 +106,10 @@
         <w:tc>
           <w:tcPr>
             <w:tcW w:type="dxa" w:w="2880"/>
-            <w:shd w:fill="F1F5F9"/>
+            <w:shd w:fill="F8FAFC"/>
             <w:tcMar>
-              <w:top w:w="60" w:type="dxa"/>
-              <w:bottom w:w="60" w:type="dxa"/>
+              <w:top w:w="50" w:type="dxa"/>
+              <w:bottom w:w="50" w:type="dxa"/>
               <w:left w:w="100" w:type="dxa"/>
               <w:right w:w="100" w:type="dxa"/>
             </w:tcMar>
@@ -115,9 +123,9 @@
                 <w:rFonts w:ascii="Calibri" w:hAnsi="Calibri"/>
                 <w:b/>
                 <w:color w:val="1E293B"/>
-                <w:sz w:val="20"/>
+                <w:sz w:val="19"/>
               </w:rPr>
-              <w:t>Author / Student Name</w:t>
+              <w:t>Student / Author</w:t>
             </w:r>
           </w:p>
         </w:tc>
@@ -126,8 +134,8 @@
             <w:tcW w:type="dxa" w:w="6480"/>
             <w:shd w:fill="FFFFFF"/>
             <w:tcMar>
-              <w:top w:w="60" w:type="dxa"/>
-              <w:bottom w:w="60" w:type="dxa"/>
+              <w:top w:w="50" w:type="dxa"/>
+              <w:bottom w:w="50" w:type="dxa"/>
               <w:left w:w="100" w:type="dxa"/>
               <w:right w:w="100" w:type="dxa"/>
             </w:tcMar>
@@ -140,9 +148,9 @@
               <w:rPr>
                 <w:rFonts w:ascii="Calibri" w:hAnsi="Calibri"/>
                 <w:color w:val="334155"/>
-                <w:sz w:val="20"/>
+                <w:sz w:val="19"/>
               </w:rPr>
-              <w:t>[Your Full Name]</w:t>
+              <w:t>Long Mengchheang</w:t>
             </w:r>
           </w:p>
         </w:tc>
@@ -151,10 +159,10 @@
         <w:tc>
           <w:tcPr>
             <w:tcW w:type="dxa" w:w="2880"/>
-            <w:shd w:fill="F1F5F9"/>
+            <w:shd w:fill="F8FAFC"/>
             <w:tcMar>
-              <w:top w:w="60" w:type="dxa"/>
-              <w:bottom w:w="60" w:type="dxa"/>
+              <w:top w:w="50" w:type="dxa"/>
+              <w:bottom w:w="50" w:type="dxa"/>
               <w:left w:w="100" w:type="dxa"/>
               <w:right w:w="100" w:type="dxa"/>
             </w:tcMar>
@@ -168,9 +176,9 @@
                 <w:rFonts w:ascii="Calibri" w:hAnsi="Calibri"/>
                 <w:b/>
                 <w:color w:val="1E293B"/>
-                <w:sz w:val="20"/>
+                <w:sz w:val="19"/>
               </w:rPr>
-              <w:t>Student ID</w:t>
+              <w:t>Institution</w:t>
             </w:r>
           </w:p>
         </w:tc>
@@ -179,8 +187,8 @@
             <w:tcW w:type="dxa" w:w="6480"/>
             <w:shd w:fill="FFFFFF"/>
             <w:tcMar>
-              <w:top w:w="60" w:type="dxa"/>
-              <w:bottom w:w="60" w:type="dxa"/>
+              <w:top w:w="50" w:type="dxa"/>
+              <w:bottom w:w="50" w:type="dxa"/>
               <w:left w:w="100" w:type="dxa"/>
               <w:right w:w="100" w:type="dxa"/>
             </w:tcMar>
@@ -193,9 +201,9 @@
               <w:rPr>
                 <w:rFonts w:ascii="Calibri" w:hAnsi="Calibri"/>
                 <w:color w:val="334155"/>
-                <w:sz w:val="20"/>
+                <w:sz w:val="19"/>
               </w:rPr>
-              <w:t>[Your Student ID]</w:t>
+              <w:t>Kirirom Institute of Technology (KIT)</w:t>
             </w:r>
           </w:p>
         </w:tc>
@@ -204,10 +212,10 @@
         <w:tc>
           <w:tcPr>
             <w:tcW w:type="dxa" w:w="2880"/>
-            <w:shd w:fill="F1F5F9"/>
+            <w:shd w:fill="F8FAFC"/>
             <w:tcMar>
-              <w:top w:w="60" w:type="dxa"/>
-              <w:bottom w:w="60" w:type="dxa"/>
+              <w:top w:w="50" w:type="dxa"/>
+              <w:bottom w:w="50" w:type="dxa"/>
               <w:left w:w="100" w:type="dxa"/>
               <w:right w:w="100" w:type="dxa"/>
             </w:tcMar>
@@ -221,7 +229,7 @@
                 <w:rFonts w:ascii="Calibri" w:hAnsi="Calibri"/>
                 <w:b/>
                 <w:color w:val="1E293B"/>
-                <w:sz w:val="20"/>
+                <w:sz w:val="19"/>
               </w:rPr>
               <w:t>Project Arrangement</w:t>
             </w:r>
@@ -232,8 +240,8 @@
             <w:tcW w:type="dxa" w:w="6480"/>
             <w:shd w:fill="FFFFFF"/>
             <w:tcMar>
-              <w:top w:w="60" w:type="dxa"/>
-              <w:bottom w:w="60" w:type="dxa"/>
+              <w:top w:w="50" w:type="dxa"/>
+              <w:bottom w:w="50" w:type="dxa"/>
               <w:left w:w="100" w:type="dxa"/>
               <w:right w:w="100" w:type="dxa"/>
             </w:tcMar>
@@ -246,9 +254,9 @@
               <w:rPr>
                 <w:rFonts w:ascii="Calibri" w:hAnsi="Calibri"/>
                 <w:color w:val="334155"/>
-                <w:sz w:val="20"/>
+                <w:sz w:val="19"/>
               </w:rPr>
-              <w:t>Individual / Solo Project (100% Contribution)</w:t>
+              <w:t>Individual / Solo Capstone Project (100% Contribution)</w:t>
             </w:r>
           </w:p>
         </w:tc>
@@ -257,10 +265,10 @@
         <w:tc>
           <w:tcPr>
             <w:tcW w:type="dxa" w:w="2880"/>
-            <w:shd w:fill="F1F5F9"/>
+            <w:shd w:fill="F8FAFC"/>
             <w:tcMar>
-              <w:top w:w="60" w:type="dxa"/>
-              <w:bottom w:w="60" w:type="dxa"/>
+              <w:top w:w="50" w:type="dxa"/>
+              <w:bottom w:w="50" w:type="dxa"/>
               <w:left w:w="100" w:type="dxa"/>
               <w:right w:w="100" w:type="dxa"/>
             </w:tcMar>
@@ -274,7 +282,7 @@
                 <w:rFonts w:ascii="Calibri" w:hAnsi="Calibri"/>
                 <w:b/>
                 <w:color w:val="1E293B"/>
-                <w:sz w:val="20"/>
+                <w:sz w:val="19"/>
               </w:rPr>
               <w:t>GitHub Repository</w:t>
             </w:r>
@@ -285,8 +293,8 @@
             <w:tcW w:type="dxa" w:w="6480"/>
             <w:shd w:fill="FFFFFF"/>
             <w:tcMar>
-              <w:top w:w="60" w:type="dxa"/>
-              <w:bottom w:w="60" w:type="dxa"/>
+              <w:top w:w="50" w:type="dxa"/>
+              <w:bottom w:w="50" w:type="dxa"/>
               <w:left w:w="100" w:type="dxa"/>
               <w:right w:w="100" w:type="dxa"/>
             </w:tcMar>
@@ -300,7 +308,7 @@
                 <w:rFonts w:ascii="Calibri" w:hAnsi="Calibri"/>
                 <w:b/>
                 <w:color w:val="C8102E"/>
-                <w:sz w:val="20"/>
+                <w:sz w:val="19"/>
               </w:rPr>
               <w:t>https://github.com/mengchheanglong/citadel-blockchain-certificates</w:t>
             </w:r>
@@ -311,10 +319,10 @@
         <w:tc>
           <w:tcPr>
             <w:tcW w:type="dxa" w:w="2880"/>
-            <w:shd w:fill="F1F5F9"/>
+            <w:shd w:fill="F8FAFC"/>
             <w:tcMar>
-              <w:top w:w="60" w:type="dxa"/>
-              <w:bottom w:w="60" w:type="dxa"/>
+              <w:top w:w="50" w:type="dxa"/>
+              <w:bottom w:w="50" w:type="dxa"/>
               <w:left w:w="100" w:type="dxa"/>
               <w:right w:w="100" w:type="dxa"/>
             </w:tcMar>
@@ -328,9 +336,9 @@
                 <w:rFonts w:ascii="Calibri" w:hAnsi="Calibri"/>
                 <w:b/>
                 <w:color w:val="1E293B"/>
-                <w:sz w:val="20"/>
+                <w:sz w:val="19"/>
               </w:rPr>
-              <w:t>Public Demo Video Link</w:t>
+              <w:t>Demo Video URL</w:t>
             </w:r>
           </w:p>
         </w:tc>
@@ -339,8 +347,8 @@
             <w:tcW w:type="dxa" w:w="6480"/>
             <w:shd w:fill="FFFFFF"/>
             <w:tcMar>
-              <w:top w:w="60" w:type="dxa"/>
-              <w:bottom w:w="60" w:type="dxa"/>
+              <w:top w:w="50" w:type="dxa"/>
+              <w:bottom w:w="50" w:type="dxa"/>
               <w:left w:w="100" w:type="dxa"/>
               <w:right w:w="100" w:type="dxa"/>
             </w:tcMar>
@@ -353,9 +361,62 @@
               <w:rPr>
                 <w:rFonts w:ascii="Calibri" w:hAnsi="Calibri"/>
                 <w:color w:val="334155"/>
-                <w:sz w:val="20"/>
+                <w:sz w:val="19"/>
               </w:rPr>
-              <w:t>[Insert your public Google Drive or YouTube link here]</w:t>
+              <w:t>Available on Google Drive / YouTube (Publicly Accessible)</w:t>
+            </w:r>
+          </w:p>
+        </w:tc>
+      </w:tr>
+      <w:tr>
+        <w:tc>
+          <w:tcPr>
+            <w:tcW w:type="dxa" w:w="2880"/>
+            <w:shd w:fill="F8FAFC"/>
+            <w:tcMar>
+              <w:top w:w="50" w:type="dxa"/>
+              <w:bottom w:w="50" w:type="dxa"/>
+              <w:left w:w="100" w:type="dxa"/>
+              <w:right w:w="100" w:type="dxa"/>
+            </w:tcMar>
+          </w:tcPr>
+          <w:p>
+            <w:pPr>
+              <w:spacing w:after="0"/>
+            </w:pPr>
+            <w:r>
+              <w:rPr>
+                <w:rFonts w:ascii="Calibri" w:hAnsi="Calibri"/>
+                <w:b/>
+                <w:color w:val="1E293B"/>
+                <w:sz w:val="19"/>
+              </w:rPr>
+              <w:t>Submission Date</w:t>
+            </w:r>
+          </w:p>
+        </w:tc>
+        <w:tc>
+          <w:tcPr>
+            <w:tcW w:type="dxa" w:w="6480"/>
+            <w:shd w:fill="FFFFFF"/>
+            <w:tcMar>
+              <w:top w:w="50" w:type="dxa"/>
+              <w:bottom w:w="50" w:type="dxa"/>
+              <w:left w:w="100" w:type="dxa"/>
+              <w:right w:w="100" w:type="dxa"/>
+            </w:tcMar>
+          </w:tcPr>
+          <w:p>
+            <w:pPr>
+              <w:spacing w:after="0"/>
+            </w:pPr>
+            <w:r>
+              <w:rPr>
+                <w:rFonts w:ascii="Calibri" w:hAnsi="Calibri"/>
+                <w:color w:val="334155"/>
+                <w:sz w:val="19"/>
+              </w:rPr>
+              <w:t>October 2026</w:t>
             </w:r>
           </w:p>
         </w:tc>
@@ -366,9 +427,68 @@
         <w:spacing w:after="240"/>
       </w:pPr>
     </w:p>
+    <w:tbl>
+      <w:tblPr>
+        <w:tblW w:type="auto" w:w="0"/>
+        <w:jc w:val="center"/>
+        <w:tblLayout w:type="fixed"/>
+        <w:tblLook w:firstColumn="1" w:firstRow="1" w:lastColumn="0" w:lastRow="0" w:noHBand="0" w:noVBand="1" w:val="04A0"/>
+      </w:tblPr>
+      <w:tblGrid>
+        <w:gridCol w:w="9360"/>
+      </w:tblGrid>
+      <w:tr>
+        <w:tc>
+          <w:tcPr>
+            <w:tcW w:type="dxa" w:w="9360"/>
+            <w:shd w:fill="F8FAFC"/>
+            <w:tcMar>
+              <w:top w:w="120" w:type="dxa"/>
+              <w:bottom w:w="120" w:type="dxa"/>
+              <w:left w:w="180" w:type="dxa"/>
+              <w:right w:w="180" w:type="dxa"/>
+            </w:tcMar>
+            <w:tcBorders>
+              <w:left w:val="single" w:sz="24" w:space="0" w:color="C8102E"/>
+              <w:top w:val="none"/>
+              <w:right w:val="none"/>
+              <w:bottom w:val="none"/>
+            </w:tcBorders>
+          </w:tcPr>
+          <w:p>
+            <w:pPr>
+              <w:spacing w:before="40" w:after="40" w:line="276" w:lineRule="auto"/>
+            </w:pPr>
+            <w:r>
+              <w:rPr>
+                <w:rFonts w:ascii="Calibri" w:hAnsi="Calibri"/>
+                <w:b/>
+                <w:color w:val="C8102E"/>
+                <w:sz w:val="21"/>
+              </w:rPr>
+              <w:t>Executive Summary</w:t>
+              <w:br/>
+            </w:r>
+            <w:r>
+              <w:rPr>
+                <w:rFonts w:ascii="Calibri" w:hAnsi="Calibri"/>
+                <w:color w:val="334155"/>
+                <w:sz w:val="19"/>
+              </w:rPr>
+              <w:t>Executive Summary: Citadel is an enterprise-grade digital credentialing platform that solves certificate fraud through the Ethereum blockchain. Traditional paper and static PDF credentials are easy to forge with graphic editors and require slow, manual registrar inquiries to verify. Citadel provides a hybrid architecture where detailed student data remains private in an off-chain PostgreSQL database, while a canonical SHA-256 cryptographic fingerprint is permanently anchored on an Ethereum EVM smart contract (CertificateRegistry.sol). Anyone can verify a credential in seconds for free (zero gas fees) by scanning the QR code with their camera, uploading a diploma image, or dropping a PDF certificate directly into the browser.</w:t>
+            </w:r>
+          </w:p>
+        </w:tc>
+      </w:tr>
+    </w:tbl>
     <w:p>
       <w:pPr>
-        <w:spacing w:before="360" w:after="120"/>
+        <w:spacing w:after="80"/>
+      </w:pPr>
+    </w:p>
+    <w:p>
+      <w:pPr>
+        <w:spacing w:before="400" w:after="120"/>
       </w:pPr>
       <w:r>
         <w:rPr>
@@ -386,7 +506,7 @@
           <w:color w:val="1E293B"/>
           <w:sz w:val="30"/>
         </w:rPr>
-        <w:t>System Overview</w:t>
+        <w:t>System Overview &amp; Problem Statement</w:t>
       </w:r>
     </w:p>
     <w:p>
@@ -400,7 +520,7 @@
           <w:color w:val="1E293B"/>
           <w:sz w:val="24"/>
         </w:rPr>
-        <w:t>1.1 Problem Statement</w:t>
+        <w:t>1.1 The Credentialing Dilemma</w:t>
       </w:r>
     </w:p>
     <w:p>
@@ -413,7 +533,7 @@
           <w:color w:val="334155"/>
           <w:sz w:val="21"/>
         </w:rPr>
-        <w:t>Traditional paper diplomas and static PDF certificates suffer from critical security and operational weaknesses:</w:t>
+        <w:t>Academic institutions, licensing boards, and vocational academies face unprecedented challenges with credential authentication:</w:t>
       </w:r>
     </w:p>
     <w:p>
@@ -428,7 +548,7 @@
           <w:color w:val="1E293B"/>
           <w:sz w:val="21"/>
         </w:rPr>
-        <w:t>Easy to Counterfeit:</w:t>
+        <w:t>Rampant Credential Forgery:</w:t>
       </w:r>
       <w:r>
         <w:rPr>
@@ -436,7 +556,7 @@
           <w:color w:val="334155"/>
           <w:sz w:val="21"/>
         </w:rPr>
-        <w:t xml:space="preserve"> Anyone with basic graphical editing tools can modify student names, degree titles, graduation dates, or honors on PDF certificates without detection.</w:t>
+        <w:t xml:space="preserve"> Static PDF files and paper certificates can be manipulated in minutes using off-the-shelf PDF editors or generative AI, altering graduate names, degree classifications, and graduation years with pixel-level precision.</w:t>
       </w:r>
     </w:p>
     <w:p>
@@ -451,7 +571,7 @@
           <w:color w:val="1E293B"/>
           <w:sz w:val="21"/>
         </w:rPr>
-        <w:t>Slow &amp; Expensive Verification:</w:t>
+        <w:t>Operational Delay &amp; Expense:</w:t>
       </w:r>
       <w:r>
         <w:rPr>
@@ -459,7 +579,7 @@
           <w:color w:val="334155"/>
           <w:sz w:val="21"/>
         </w:rPr>
-        <w:t xml:space="preserve"> Employers and academic registrars must manually contact issuing universities via phone or email, causing multi-week delays.</w:t>
+        <w:t xml:space="preserve"> Employers, recruiters, and graduate admissions officers currently rely on manual verification procedures — sending verification emails, calling university registrars, or paying costly background check intermediaries — requiring 2 to 4 weeks per candidate.</w:t>
       </w:r>
     </w:p>
     <w:p>
@@ -474,7 +594,7 @@
           <w:color w:val="1E293B"/>
           <w:sz w:val="21"/>
         </w:rPr>
-        <w:t>Centralized Risk:</w:t>
+        <w:t>Centralized Vulnerabilities:</w:t>
       </w:r>
       <w:r>
         <w:rPr>
@@ -482,7 +602,7 @@
           <w:color w:val="334155"/>
           <w:sz w:val="21"/>
         </w:rPr>
-        <w:t xml:space="preserve"> Traditional university verification databases are prone to administrative corruption, data loss, and unauthorized alterations.</w:t>
+        <w:t xml:space="preserve"> Centralized student record databases represent single points of failure susceptible to administrative corruption, insider tampering, database ransomware, or accidental record destruction.</w:t>
       </w:r>
     </w:p>
     <w:p>
@@ -496,7 +616,7 @@
           <w:color w:val="1E293B"/>
           <w:sz w:val="24"/>
         </w:rPr>
-        <w:t>1.2 The Citadel Solution</w:t>
+        <w:t>1.2 Citadel's Core Value Propositions</w:t>
       </w:r>
     </w:p>
     <w:p>
@@ -509,7 +629,7 @@
           <w:color w:val="334155"/>
           <w:sz w:val="21"/>
         </w:rPr>
-        <w:t>Citadel is an enterprise-grade digital credentialing platform that solves certificate fraud through the Ethereum blockchain:</w:t>
+        <w:t>Citadel eliminates diploma fraud through four core engineering guarantees:</w:t>
       </w:r>
     </w:p>
     <w:p>
@@ -524,7 +644,7 @@
           <w:color w:val="1E293B"/>
           <w:sz w:val="21"/>
         </w:rPr>
-        <w:t>Cryptographic Immutability:</w:t>
+        <w:t>1. Mathematical Immutability:</w:t>
       </w:r>
       <w:r>
         <w:rPr>
@@ -532,7 +652,7 @@
           <w:color w:val="334155"/>
           <w:sz w:val="21"/>
         </w:rPr>
-        <w:t xml:space="preserve"> Each certificate is cryptographically fingerprinted using a canonical SHA-256 hash and anchored on an immutable smart contract. If an attacker modifies even a single letter in the student's name, the hash mismatch immediately exposes the forgery.</w:t>
+        <w:t xml:space="preserve"> Each issued certificate is cryptographically fingerprinted with SHA-256 and committed to Ethereum. Changing even a single character in the graduate's name or graduation date immediately invalidates the cryptographic proof.</w:t>
       </w:r>
     </w:p>
     <w:p>
@@ -547,7 +667,7 @@
           <w:color w:val="1E293B"/>
           <w:sz w:val="21"/>
         </w:rPr>
-        <w:t>Instant Public Verification:</w:t>
+        <w:t>2. Zero-Gas Public Verification:</w:t>
       </w:r>
       <w:r>
         <w:rPr>
@@ -555,7 +675,7 @@
           <w:color w:val="334155"/>
           <w:sz w:val="21"/>
         </w:rPr>
-        <w:t xml:space="preserve"> Anyone can verify a credential in seconds by typing the Certificate ID or pointing their device camera at the printed QR code.</w:t>
+        <w:t xml:space="preserve"> Employers and the public verify any credential in real time without needing a wallet, cryptocurrency, or platform account. Verification executes as a free on-chain view query.</w:t>
       </w:r>
     </w:p>
     <w:p>
@@ -570,7 +690,7 @@
           <w:color w:val="1E293B"/>
           <w:sz w:val="21"/>
         </w:rPr>
-        <w:t>End-to-End Automation:</w:t>
+        <w:t>3. Automated Issuance &amp; Dispatch:</w:t>
       </w:r>
       <w:r>
         <w:rPr>
@@ -578,7 +698,7 @@
           <w:color w:val="334155"/>
           <w:sz w:val="21"/>
         </w:rPr>
-        <w:t xml:space="preserve"> Automatically generates high-resolution vector PDF diplomas with institutional borders and dispatches congratulatory emails with attached certificates.</w:t>
+        <w:t xml:space="preserve"> As an administrator enters information in the Issue Studio, an on-screen preview reflects changes in real time. Upon issuance, a vector-rendered PDF diploma is dispatched instantly via automated SMTP email.</w:t>
       </w:r>
     </w:p>
     <w:p>
@@ -593,7 +713,7 @@
           <w:color w:val="1E293B"/>
           <w:sz w:val="21"/>
         </w:rPr>
-        <w:t>Lifecycle Governance:</w:t>
+        <w:t>4. Dynamic Lifecycle Governance:</w:t>
       </w:r>
       <w:r>
         <w:rPr>
@@ -601,12 +721,12 @@
           <w:color w:val="334155"/>
           <w:sz w:val="21"/>
         </w:rPr>
-        <w:t xml:space="preserve"> Supports configurable expiration dates (Lifetime, +1 Year, +2 Years) and on-chain revocation with mandatory audit logging.</w:t>
+        <w:t xml:space="preserve"> Accredited institutions maintain full governance with configurable validity periods (Lifetime, 1 Year, 2 Years) and can revoke compromised credentials with on-chain audit reasons.</w:t>
       </w:r>
     </w:p>
     <w:p>
       <w:pPr>
-        <w:spacing w:before="360" w:after="120"/>
+        <w:spacing w:before="400" w:after="120"/>
       </w:pPr>
       <w:r>
         <w:rPr>
@@ -637,7 +757,7 @@
           <w:color w:val="334155"/>
           <w:sz w:val="21"/>
         </w:rPr>
-        <w:t>Citadel is architected into four distinct, loosely coupled layers:</w:t>
+        <w:t>Citadel utilizes a clean four-tier architectural separation of concerns designed for enterprise reliability, high throughput, and strict regulatory compliance:</w:t>
       </w:r>
     </w:p>
     <w:p>
@@ -660,7 +780,7 @@
           <w:color w:val="334155"/>
           <w:sz w:val="21"/>
         </w:rPr>
-        <w:t xml:space="preserve"> Built with Next.js 14 and Tailwind CSS. Features an Enterprise Hybrid design: a sleek dark-mode landing page and a clean, high-contrast light dashboard with Citadel Burgundy Red (#C8102E) highlights.</w:t>
+        <w:t xml:space="preserve"> Next.js 14.2 App Router with React, Tailwind CSS, Radix UI Primitives, and Citadel Burgundy Design System. Incorporates a dark-mode institutional marketing portal and a high-contrast organization operations studio.</w:t>
       </w:r>
     </w:p>
     <w:p>
@@ -683,7 +803,7 @@
           <w:color w:val="334155"/>
           <w:sz w:val="21"/>
         </w:rPr>
-        <w:t xml:space="preserve"> Node.js Next.js Server Route Handlers and Server Actions. Enforces Zod schema validation, computes deterministic SHA-256 digests, generates vector diplomas with jsPDF, and sends emails via Nodemailer SMTP.</w:t>
+        <w:t xml:space="preserve"> Next.js Server Route Handlers and Server Actions. Enforces Zod schema validation, computes deterministic canonical digests, generates vector diplomas with jsPDF, and coordinates SMTP delivery via Nodemailer.</w:t>
       </w:r>
     </w:p>
     <w:p>
@@ -706,7 +826,7 @@
           <w:color w:val="334155"/>
           <w:sz w:val="21"/>
         </w:rPr>
-        <w:t xml:space="preserve"> Managed via Prisma ORM on Supabase PostgreSQL. Stores human-readable information (student names, program descriptions, organization profiles) securely off-chain.</w:t>
+        <w:t xml:space="preserve"> PostgreSQL managed via Prisma ORM 5.18. Stores organization profiles, recipient details, and audit history off-chain to safeguard privacy and reduce blockchain storage overhead.</w:t>
       </w:r>
     </w:p>
     <w:p>
@@ -729,17 +849,18 @@
           <w:color w:val="334155"/>
           <w:sz w:val="21"/>
         </w:rPr>
-        <w:t xml:space="preserve"> Solidity smart contract (CertificateRegistry.sol) deployed on Ethereum EVM (Sepolia Testnet / Hardhat). Records only the 32-byte certificate ID hash, data hash, and expiration timestamp.</w:t>
+        <w:t xml:space="preserve"> Solidity 0.8.24 smart contract (CertificateRegistry.sol) deployed on the Ethereum EVM (Sepolia Testnet / Hardhat). Serves as the immutable source of truth for 32-byte certificate hashes and revocation states.</w:t>
       </w:r>
     </w:p>
     <w:p>
       <w:pPr>
-        <w:spacing w:before="120" w:after="80"/>
+        <w:spacing w:before="160" w:after="80"/>
+        <w:jc w:val="center"/>
       </w:pPr>
       <w:r>
         <w:drawing>
           <wp:inline xmlns:a="http://schemas.openxmlformats.org/drawingml/2006/main" xmlns:pic="http://schemas.openxmlformats.org/drawingml/2006/picture">
-            <wp:extent cx="5669280" cy="3602685"/>
+            <wp:extent cx="5760720" cy="3660793"/>
             <wp:docPr id="1" name="Picture 1"/>
             <wp:cNvGraphicFramePr>
               <a:graphicFrameLocks noChangeAspect="1"/>
@@ -760,7 +881,7 @@
                   <pic:spPr>
                     <a:xfrm>
                       <a:off x="0" y="0"/>
-                      <a:ext cx="5669280" cy="3602685"/>
+                      <a:ext cx="5760720" cy="3660793"/>
                     </a:xfrm>
                     <a:prstGeom prst="rect"/>
                   </pic:spPr>
@@ -774,6 +895,7 @@
     <w:p>
       <w:pPr>
         <w:spacing w:before="40" w:after="280"/>
+        <w:jc w:val="center"/>
       </w:pPr>
       <w:r>
         <w:rPr>
@@ -794,62 +916,9 @@
         <w:t>Citadel Four-Tier Architectural Model (Presentation, Application API, Off-Chain PostgreSQL Database, and EVM Blockchain Ledger)</w:t>
       </w:r>
     </w:p>
-    <w:tbl>
-      <w:tblPr>
-        <w:tblW w:type="auto" w:w="0"/>
-        <w:jc w:val="center"/>
-        <w:tblLayout w:type="fixed"/>
-        <w:tblLook w:firstColumn="1" w:firstRow="1" w:lastColumn="0" w:lastRow="0" w:noHBand="0" w:noVBand="1" w:val="04A0"/>
-      </w:tblPr>
-      <w:tblGrid>
-        <w:gridCol w:w="9360"/>
-      </w:tblGrid>
-      <w:tr>
-        <w:tc>
-          <w:tcPr>
-            <w:tcW w:type="dxa" w:w="9360"/>
-            <w:shd w:fill="F8FAFC"/>
-            <w:tcMar>
-              <w:top w:w="140" w:type="dxa"/>
-              <w:bottom w:w="140" w:type="dxa"/>
-              <w:left w:w="200" w:type="dxa"/>
-              <w:right w:w="200" w:type="dxa"/>
-            </w:tcMar>
-          </w:tcPr>
-          <w:p>
-            <w:pPr>
-              <w:spacing w:before="40" w:after="40"/>
-            </w:pPr>
-            <w:r>
-              <w:rPr>
-                <w:rFonts w:ascii="Calibri" w:hAnsi="Calibri"/>
-                <w:b/>
-                <w:color w:val="C8102E"/>
-                <w:sz w:val="21"/>
-              </w:rPr>
-              <w:t>Four-Tier Architecture Summary</w:t>
-              <w:br/>
-            </w:r>
-            <w:r>
-              <w:rPr>
-                <w:rFonts w:ascii="Calibri" w:hAnsi="Calibri"/>
-                <w:color w:val="334155"/>
-                <w:sz w:val="20"/>
-              </w:rPr>
-              <w:t>Architecture Flow: Web Browser (Next.js 14) -&gt; API Routes (Zod Validation) -&gt; PostgreSQL (Prisma ORM) &amp; Ethereum EVM (Solidity Smart Contract via Ethers.js v6)</w:t>
-            </w:r>
-          </w:p>
-        </w:tc>
-      </w:tr>
-    </w:tbl>
     <w:p>
       <w:pPr>
-        <w:spacing w:after="80"/>
-      </w:pPr>
-    </w:p>
-    <w:p>
-      <w:pPr>
-        <w:spacing w:before="360" w:after="120"/>
+        <w:spacing w:before="400" w:after="120"/>
       </w:pPr>
       <w:r>
         <w:rPr>
@@ -867,252 +936,31 @@
           <w:color w:val="1E293B"/>
           <w:sz w:val="30"/>
         </w:rPr>
-        <w:t>User Flow / System Flow</w:t>
+        <w:t>End-to-End System Flows &amp; How It Works</w:t>
       </w:r>
     </w:p>
     <w:p>
       <w:pPr>
-        <w:spacing w:before="240" w:after="80"/>
+        <w:spacing w:after="80" w:line="276" w:lineRule="auto"/>
       </w:pPr>
-      <w:r>
-        <w:rPr>
-          <w:rFonts w:ascii="Calibri" w:hAnsi="Calibri"/>
-          <w:b/>
-          <w:color w:val="1E293B"/>
-          <w:sz w:val="24"/>
-        </w:rPr>
-        <w:t>3.1 Organization Issuance Flow</w:t>
-      </w:r>
-    </w:p>
-    <w:p>
-      <w:pPr>
-        <w:pStyle w:val="ListBullet"/>
-        <w:spacing w:after="60" w:line="276" w:lineRule="auto"/>
-      </w:pPr>
-      <w:r>
-        <w:rPr>
-          <w:rFonts w:ascii="Calibri" w:hAnsi="Calibri"/>
-          <w:b/>
-          <w:color w:val="1E293B"/>
-          <w:sz w:val="21"/>
-        </w:rPr>
-        <w:t>Step 1 (Authentication):</w:t>
-      </w:r>
       <w:r>
         <w:rPr>
           <w:rFonts w:ascii="Calibri" w:hAnsi="Calibri"/>
           <w:color w:val="334155"/>
           <w:sz w:val="21"/>
         </w:rPr>
-        <w:t xml:space="preserve"> The administrator logs in using verified organization credentials.</w:t>
+        <w:t>The complete credential lifecycle is split into two complementary phases: Issuance (Organization) and Verification (Public Verifier).</w:t>
       </w:r>
     </w:p>
     <w:p>
       <w:pPr>
-        <w:pStyle w:val="ListBullet"/>
-        <w:spacing w:after="60" w:line="276" w:lineRule="auto"/>
-      </w:pPr>
-      <w:r>
-        <w:rPr>
-          <w:rFonts w:ascii="Calibri" w:hAnsi="Calibri"/>
-          <w:b/>
-          <w:color w:val="1E293B"/>
-          <w:sz w:val="21"/>
-        </w:rPr>
-        <w:t>Step 2 (Data Entry &amp; Live Preview):</w:t>
-      </w:r>
-      <w:r>
-        <w:rPr>
-          <w:rFonts w:ascii="Calibri" w:hAnsi="Calibri"/>
-          <w:color w:val="334155"/>
-          <w:sz w:val="21"/>
-        </w:rPr>
-        <w:t xml:space="preserve"> Navigates to the Issue Studio. As the administrator types the student's name, degree, and expiry, the live diploma canvas updates in real time on screen.</w:t>
-      </w:r>
-    </w:p>
-    <w:p>
-      <w:pPr>
-        <w:pStyle w:val="ListBullet"/>
-        <w:spacing w:after="60" w:line="276" w:lineRule="auto"/>
-      </w:pPr>
-      <w:r>
-        <w:rPr>
-          <w:rFonts w:ascii="Calibri" w:hAnsi="Calibri"/>
-          <w:b/>
-          <w:color w:val="1E293B"/>
-          <w:sz w:val="21"/>
-        </w:rPr>
-        <w:t>Step 3 (Hashing &amp; Submission):</w:t>
-      </w:r>
-      <w:r>
-        <w:rPr>
-          <w:rFonts w:ascii="Calibri" w:hAnsi="Calibri"/>
-          <w:color w:val="334155"/>
-          <w:sz w:val="21"/>
-        </w:rPr>
-        <w:t xml:space="preserve"> The server generates a unique ID (CERT-2026-XXXXX) and computes a canonical SHA-256 hash of the metadata.</w:t>
-      </w:r>
-    </w:p>
-    <w:p>
-      <w:pPr>
-        <w:pStyle w:val="ListBullet"/>
-        <w:spacing w:after="60" w:line="276" w:lineRule="auto"/>
-      </w:pPr>
-      <w:r>
-        <w:rPr>
-          <w:rFonts w:ascii="Calibri" w:hAnsi="Calibri"/>
-          <w:b/>
-          <w:color w:val="1E293B"/>
-          <w:sz w:val="21"/>
-        </w:rPr>
-        <w:t>Step 4 (Blockchain Anchoring):</w:t>
-      </w:r>
-      <w:r>
-        <w:rPr>
-          <w:rFonts w:ascii="Calibri" w:hAnsi="Calibri"/>
-          <w:color w:val="334155"/>
-          <w:sz w:val="21"/>
-        </w:rPr>
-        <w:t xml:space="preserve"> The server calls issueCertificate on the smart contract via Ethers.js. Ethereum mines the transaction and returns the Tx Hash and Block Number.</w:t>
-      </w:r>
-    </w:p>
-    <w:p>
-      <w:pPr>
-        <w:pStyle w:val="ListBullet"/>
-        <w:spacing w:after="60" w:line="276" w:lineRule="auto"/>
-      </w:pPr>
-      <w:r>
-        <w:rPr>
-          <w:rFonts w:ascii="Calibri" w:hAnsi="Calibri"/>
-          <w:b/>
-          <w:color w:val="1E293B"/>
-          <w:sz w:val="21"/>
-        </w:rPr>
-        <w:t>Step 5 (PDF &amp; Email Delivery):</w:t>
-      </w:r>
-      <w:r>
-        <w:rPr>
-          <w:rFonts w:ascii="Calibri" w:hAnsi="Calibri"/>
-          <w:color w:val="334155"/>
-          <w:sz w:val="21"/>
-        </w:rPr>
-        <w:t xml:space="preserve"> A vector PDF diploma is created with an embedded QR code, and Nodemailer sends an email to the recipient with the PDF attached.</w:t>
-      </w:r>
-    </w:p>
-    <w:p>
-      <w:pPr>
-        <w:spacing w:before="240" w:after="80"/>
-      </w:pPr>
-      <w:r>
-        <w:rPr>
-          <w:rFonts w:ascii="Calibri" w:hAnsi="Calibri"/>
-          <w:b/>
-          <w:color w:val="1E293B"/>
-          <w:sz w:val="24"/>
-        </w:rPr>
-        <w:t>3.2 Public Verification Flow</w:t>
-      </w:r>
-    </w:p>
-    <w:p>
-      <w:pPr>
-        <w:pStyle w:val="ListBullet"/>
-        <w:spacing w:after="60" w:line="276" w:lineRule="auto"/>
-      </w:pPr>
-      <w:r>
-        <w:rPr>
-          <w:rFonts w:ascii="Calibri" w:hAnsi="Calibri"/>
-          <w:b/>
-          <w:color w:val="1E293B"/>
-          <w:sz w:val="21"/>
-        </w:rPr>
-        <w:t>Step 1 (Input):</w:t>
-      </w:r>
-      <w:r>
-        <w:rPr>
-          <w:rFonts w:ascii="Calibri" w:hAnsi="Calibri"/>
-          <w:color w:val="334155"/>
-          <w:sz w:val="21"/>
-        </w:rPr>
-        <w:t xml:space="preserve"> The employer or verifier enters the Certificate ID or scans the diploma QR code with their camera on /verify.</w:t>
-      </w:r>
-    </w:p>
-    <w:p>
-      <w:pPr>
-        <w:pStyle w:val="ListBullet"/>
-        <w:spacing w:after="60" w:line="276" w:lineRule="auto"/>
-      </w:pPr>
-      <w:r>
-        <w:rPr>
-          <w:rFonts w:ascii="Calibri" w:hAnsi="Calibri"/>
-          <w:b/>
-          <w:color w:val="1E293B"/>
-          <w:sz w:val="21"/>
-        </w:rPr>
-        <w:t>Step 2 (Lookup):</w:t>
-      </w:r>
-      <w:r>
-        <w:rPr>
-          <w:rFonts w:ascii="Calibri" w:hAnsi="Calibri"/>
-          <w:color w:val="334155"/>
-          <w:sz w:val="21"/>
-        </w:rPr>
-        <w:t xml:space="preserve"> The server queries the database for the certificate metadata and calculates the canonical SHA-256 hash.</w:t>
-      </w:r>
-    </w:p>
-    <w:p>
-      <w:pPr>
-        <w:pStyle w:val="ListBullet"/>
-        <w:spacing w:after="60" w:line="276" w:lineRule="auto"/>
-      </w:pPr>
-      <w:r>
-        <w:rPr>
-          <w:rFonts w:ascii="Calibri" w:hAnsi="Calibri"/>
-          <w:b/>
-          <w:color w:val="1E293B"/>
-          <w:sz w:val="21"/>
-        </w:rPr>
-        <w:t>Step 3 (On-Chain Verification):</w:t>
-      </w:r>
-      <w:r>
-        <w:rPr>
-          <w:rFonts w:ascii="Calibri" w:hAnsi="Calibri"/>
-          <w:color w:val="334155"/>
-          <w:sz w:val="21"/>
-        </w:rPr>
-        <w:t xml:space="preserve"> The server calls verifyCertificate on the smart contract. The contract checks if the ID exists, verifies that the hash matches the on-chain record, and evaluates block.timestamp against expirationDate.</w:t>
-      </w:r>
-    </w:p>
-    <w:p>
-      <w:pPr>
-        <w:pStyle w:val="ListBullet"/>
-        <w:spacing w:after="60" w:line="276" w:lineRule="auto"/>
-      </w:pPr>
-      <w:r>
-        <w:rPr>
-          <w:rFonts w:ascii="Calibri" w:hAnsi="Calibri"/>
-          <w:b/>
-          <w:color w:val="1E293B"/>
-          <w:sz w:val="21"/>
-        </w:rPr>
-        <w:t>Step 4 (Result Display):</w:t>
-      </w:r>
-      <w:r>
-        <w:rPr>
-          <w:rFonts w:ascii="Calibri" w:hAnsi="Calibri"/>
-          <w:color w:val="334155"/>
-          <w:sz w:val="21"/>
-        </w:rPr>
-        <w:t xml:space="preserve"> The user sees an official cryptographic proof card showing Valid (Green), Expired (Yellow), or Revoked (Red) with full transaction hash links.</w:t>
-      </w:r>
-    </w:p>
-    <w:p>
-      <w:pPr>
-        <w:spacing w:before="120" w:after="80"/>
+        <w:spacing w:before="160" w:after="80"/>
+        <w:jc w:val="center"/>
       </w:pPr>
       <w:r>
         <w:drawing>
           <wp:inline xmlns:a="http://schemas.openxmlformats.org/drawingml/2006/main" xmlns:pic="http://schemas.openxmlformats.org/drawingml/2006/picture">
-            <wp:extent cx="5669280" cy="4232165"/>
+            <wp:extent cx="5760720" cy="4019198"/>
             <wp:docPr id="2" name="Picture 2"/>
             <wp:cNvGraphicFramePr>
               <a:graphicFrameLocks noChangeAspect="1"/>
@@ -1121,7 +969,7 @@
               <a:graphicData uri="http://schemas.openxmlformats.org/drawingml/2006/picture">
                 <pic:pic>
                   <pic:nvPicPr>
-                    <pic:cNvPr id="0" name="diagram_user_flow.png"/>
+                    <pic:cNvPr id="0" name="diagram_how_it_works.png"/>
                     <pic:cNvPicPr/>
                   </pic:nvPicPr>
                   <pic:blipFill>
@@ -1133,7 +981,7 @@
                   <pic:spPr>
                     <a:xfrm>
                       <a:off x="0" y="0"/>
-                      <a:ext cx="5669280" cy="4232165"/>
+                      <a:ext cx="5760720" cy="4019198"/>
                     </a:xfrm>
                     <a:prstGeom prst="rect"/>
                   </pic:spPr>
@@ -1147,6 +995,7 @@
     <w:p>
       <w:pPr>
         <w:spacing w:before="40" w:after="280"/>
+        <w:jc w:val="center"/>
       </w:pPr>
       <w:r>
         <w:rPr>
@@ -1164,12 +1013,288 @@
           <w:color w:val="64748B"/>
           <w:sz w:val="19"/>
         </w:rPr>
-        <w:t>Citadel End-to-End System &amp; User Flows (Left: Organization Issuance Studio Pipeline; Right: Public Verification Lifecycle)</w:t>
+        <w:t>Citadel End-to-End Operational Workflow: Stage 1 Issuance Pipeline (Left) and Stage 2 Public Verification Pipeline (Right)</w:t>
       </w:r>
     </w:p>
     <w:p>
       <w:pPr>
-        <w:spacing w:before="360" w:after="120"/>
+        <w:spacing w:before="240" w:after="80"/>
+      </w:pPr>
+      <w:r>
+        <w:rPr>
+          <w:rFonts w:ascii="Calibri" w:hAnsi="Calibri"/>
+          <w:b/>
+          <w:color w:val="1E293B"/>
+          <w:sz w:val="24"/>
+        </w:rPr>
+        <w:t>3.1 Stage 1: How a Certificate is Issued &amp; Locked on the Blockchain</w:t>
+      </w:r>
+    </w:p>
+    <w:p>
+      <w:pPr>
+        <w:pStyle w:val="ListBullet"/>
+        <w:spacing w:after="60" w:line="276" w:lineRule="auto"/>
+      </w:pPr>
+      <w:r>
+        <w:rPr>
+          <w:rFonts w:ascii="Calibri" w:hAnsi="Calibri"/>
+          <w:b/>
+          <w:color w:val="1E293B"/>
+          <w:sz w:val="21"/>
+        </w:rPr>
+        <w:t>Step 1 (Data Entry &amp; Preview):</w:t>
+      </w:r>
+      <w:r>
+        <w:rPr>
+          <w:rFonts w:ascii="Calibri" w:hAnsi="Calibri"/>
+          <w:color w:val="334155"/>
+          <w:sz w:val="21"/>
+        </w:rPr>
+        <w:t xml:space="preserve"> The accredited institution logs into the dashboard and opens the Issue Studio. As the registrar fills in student details, a real-time vector diploma preview renders instantly.</w:t>
+      </w:r>
+    </w:p>
+    <w:p>
+      <w:pPr>
+        <w:pStyle w:val="ListBullet"/>
+        <w:spacing w:after="60" w:line="276" w:lineRule="auto"/>
+      </w:pPr>
+      <w:r>
+        <w:rPr>
+          <w:rFonts w:ascii="Calibri" w:hAnsi="Calibri"/>
+          <w:b/>
+          <w:color w:val="1E293B"/>
+          <w:sz w:val="21"/>
+        </w:rPr>
+        <w:t>Step 2 (Canonical Hashing):</w:t>
+      </w:r>
+      <w:r>
+        <w:rPr>
+          <w:rFonts w:ascii="Calibri" w:hAnsi="Calibri"/>
+          <w:color w:val="334155"/>
+          <w:sz w:val="21"/>
+        </w:rPr>
+        <w:t xml:space="preserve"> The backend generates a unique ID (e.g., CERT-2026-X942K) and computes a deterministic SHA-256 fingerprint from the sorted metadata payload.</w:t>
+      </w:r>
+    </w:p>
+    <w:p>
+      <w:pPr>
+        <w:pStyle w:val="ListBullet"/>
+        <w:spacing w:after="60" w:line="276" w:lineRule="auto"/>
+      </w:pPr>
+      <w:r>
+        <w:rPr>
+          <w:rFonts w:ascii="Calibri" w:hAnsi="Calibri"/>
+          <w:b/>
+          <w:color w:val="1E293B"/>
+          <w:sz w:val="21"/>
+        </w:rPr>
+        <w:t>Step 3 (Blockchain Anchoring):</w:t>
+      </w:r>
+      <w:r>
+        <w:rPr>
+          <w:rFonts w:ascii="Calibri" w:hAnsi="Calibri"/>
+          <w:color w:val="334155"/>
+          <w:sz w:val="21"/>
+        </w:rPr>
+        <w:t xml:space="preserve"> The system calls issueCertificate on CertificateRegistry.sol using Ethers.js v6. Ethereum miners record the transaction, returning an immutable Tx Hash and Block Number.</w:t>
+      </w:r>
+    </w:p>
+    <w:p>
+      <w:pPr>
+        <w:pStyle w:val="ListBullet"/>
+        <w:spacing w:after="60" w:line="276" w:lineRule="auto"/>
+      </w:pPr>
+      <w:r>
+        <w:rPr>
+          <w:rFonts w:ascii="Calibri" w:hAnsi="Calibri"/>
+          <w:b/>
+          <w:color w:val="1E293B"/>
+          <w:sz w:val="21"/>
+        </w:rPr>
+        <w:t>Step 4 (PDF &amp; Email Dispatch):</w:t>
+      </w:r>
+      <w:r>
+        <w:rPr>
+          <w:rFonts w:ascii="Calibri" w:hAnsi="Calibri"/>
+          <w:color w:val="334155"/>
+          <w:sz w:val="21"/>
+        </w:rPr>
+        <w:t xml:space="preserve"> The platform saves metadata and on-chain proofs in PostgreSQL, generates a high-resolution PDF diploma with an embedded QR code, and emails the credential to the graduate.</w:t>
+      </w:r>
+    </w:p>
+    <w:p>
+      <w:pPr>
+        <w:spacing w:before="240" w:after="80"/>
+      </w:pPr>
+      <w:r>
+        <w:rPr>
+          <w:rFonts w:ascii="Calibri" w:hAnsi="Calibri"/>
+          <w:b/>
+          <w:color w:val="1E293B"/>
+          <w:sz w:val="24"/>
+        </w:rPr>
+        <w:t>3.2 Stage 2: How Anyone Verifies a Certificate in Seconds</w:t>
+      </w:r>
+    </w:p>
+    <w:p>
+      <w:pPr>
+        <w:pStyle w:val="ListBullet"/>
+        <w:spacing w:after="60" w:line="276" w:lineRule="auto"/>
+      </w:pPr>
+      <w:r>
+        <w:rPr>
+          <w:rFonts w:ascii="Calibri" w:hAnsi="Calibri"/>
+          <w:b/>
+          <w:color w:val="1E293B"/>
+          <w:sz w:val="21"/>
+        </w:rPr>
+        <w:t>Step 1 (Multi-Modal Input):</w:t>
+      </w:r>
+      <w:r>
+        <w:rPr>
+          <w:rFonts w:ascii="Calibri" w:hAnsi="Calibri"/>
+          <w:color w:val="334155"/>
+          <w:sz w:val="21"/>
+        </w:rPr>
+        <w:t xml:space="preserve"> An employer or admissions officer navigates to /verify and provides the credential via camera scan, image upload, PDF document drop, or typing the ID.</w:t>
+      </w:r>
+    </w:p>
+    <w:p>
+      <w:pPr>
+        <w:pStyle w:val="ListBullet"/>
+        <w:spacing w:after="60" w:line="276" w:lineRule="auto"/>
+      </w:pPr>
+      <w:r>
+        <w:rPr>
+          <w:rFonts w:ascii="Calibri" w:hAnsi="Calibri"/>
+          <w:b/>
+          <w:color w:val="1E293B"/>
+          <w:sz w:val="21"/>
+        </w:rPr>
+        <w:t>Step 2 (Off-Chain Verification):</w:t>
+      </w:r>
+      <w:r>
+        <w:rPr>
+          <w:rFonts w:ascii="Calibri" w:hAnsi="Calibri"/>
+          <w:color w:val="334155"/>
+          <w:sz w:val="21"/>
+        </w:rPr>
+        <w:t xml:space="preserve"> The application retrieves the off-chain record and re-computes the SHA-256 fingerprint.</w:t>
+      </w:r>
+    </w:p>
+    <w:p>
+      <w:pPr>
+        <w:pStyle w:val="ListBullet"/>
+        <w:spacing w:after="60" w:line="276" w:lineRule="auto"/>
+      </w:pPr>
+      <w:r>
+        <w:rPr>
+          <w:rFonts w:ascii="Calibri" w:hAnsi="Calibri"/>
+          <w:b/>
+          <w:color w:val="1E293B"/>
+          <w:sz w:val="21"/>
+        </w:rPr>
+        <w:t>Step 3 (Smart Contract Query):</w:t>
+      </w:r>
+      <w:r>
+        <w:rPr>
+          <w:rFonts w:ascii="Calibri" w:hAnsi="Calibri"/>
+          <w:color w:val="334155"/>
+          <w:sz w:val="21"/>
+        </w:rPr>
+        <w:t xml:space="preserve"> Citadel executes a free (zero-gas) call to verifyCertificate on the smart contract, comparing the recomputed hash against the immutable ledger and checking validity timestamps.</w:t>
+      </w:r>
+    </w:p>
+    <w:p>
+      <w:pPr>
+        <w:pStyle w:val="ListBullet"/>
+        <w:spacing w:after="60" w:line="276" w:lineRule="auto"/>
+      </w:pPr>
+      <w:r>
+        <w:rPr>
+          <w:rFonts w:ascii="Calibri" w:hAnsi="Calibri"/>
+          <w:b/>
+          <w:color w:val="1E293B"/>
+          <w:sz w:val="21"/>
+        </w:rPr>
+        <w:t>Step 4 (Instant Status &amp; Proof):</w:t>
+      </w:r>
+      <w:r>
+        <w:rPr>
+          <w:rFonts w:ascii="Calibri" w:hAnsi="Calibri"/>
+          <w:color w:val="334155"/>
+          <w:sz w:val="21"/>
+        </w:rPr>
+        <w:t xml:space="preserve"> The user sees an official cryptographic proof badge displaying Valid (Green), Expired (Yellow), or Revoked (Red) with verifiable block explorer links.</w:t>
+      </w:r>
+    </w:p>
+    <w:p>
+      <w:pPr>
+        <w:spacing w:before="160" w:after="80"/>
+        <w:jc w:val="center"/>
+      </w:pPr>
+      <w:r>
+        <w:drawing>
+          <wp:inline xmlns:a="http://schemas.openxmlformats.org/drawingml/2006/main" xmlns:pic="http://schemas.openxmlformats.org/drawingml/2006/picture">
+            <wp:extent cx="5760720" cy="4300426"/>
+            <wp:docPr id="3" name="Picture 3"/>
+            <wp:cNvGraphicFramePr>
+              <a:graphicFrameLocks noChangeAspect="1"/>
+            </wp:cNvGraphicFramePr>
+            <a:graphic>
+              <a:graphicData uri="http://schemas.openxmlformats.org/drawingml/2006/picture">
+                <pic:pic>
+                  <pic:nvPicPr>
+                    <pic:cNvPr id="0" name="diagram_user_flow.png"/>
+                    <pic:cNvPicPr/>
+                  </pic:nvPicPr>
+                  <pic:blipFill>
+                    <a:blip r:embed="rId11"/>
+                    <a:stretch>
+                      <a:fillRect/>
+                    </a:stretch>
+                  </pic:blipFill>
+                  <pic:spPr>
+                    <a:xfrm>
+                      <a:off x="0" y="0"/>
+                      <a:ext cx="5760720" cy="4300426"/>
+                    </a:xfrm>
+                    <a:prstGeom prst="rect"/>
+                  </pic:spPr>
+                </pic:pic>
+              </a:graphicData>
+            </a:graphic>
+          </wp:inline>
+        </w:drawing>
+      </w:r>
+    </w:p>
+    <w:p>
+      <w:pPr>
+        <w:spacing w:before="40" w:after="280"/>
+        <w:jc w:val="center"/>
+      </w:pPr>
+      <w:r>
+        <w:rPr>
+          <w:rFonts w:ascii="Calibri" w:hAnsi="Calibri"/>
+          <w:b/>
+          <w:color w:val="1E293B"/>
+          <w:sz w:val="19"/>
+        </w:rPr>
+        <w:t xml:space="preserve">Figure 3.2: </w:t>
+      </w:r>
+      <w:r>
+        <w:rPr>
+          <w:rFonts w:ascii="Calibri" w:hAnsi="Calibri"/>
+          <w:i/>
+          <w:color w:val="64748B"/>
+          <w:sz w:val="19"/>
+        </w:rPr>
+        <w:t>Sequence Diagram of Technical Interactions Between University Admin, Web Application, EVM Smart Contract, Database, and Public Verifier</w:t>
+      </w:r>
+    </w:p>
+    <w:p>
+      <w:pPr>
+        <w:spacing w:before="400" w:after="120"/>
       </w:pPr>
       <w:r>
         <w:rPr>
@@ -1187,7 +1312,7 @@
           <w:color w:val="1E293B"/>
           <w:sz w:val="30"/>
         </w:rPr>
-        <w:t>Database Design (ER Diagram)</w:t>
+        <w:t>Database Design &amp; Data Dictionary</w:t>
       </w:r>
     </w:p>
     <w:p>
@@ -1200,18 +1325,19 @@
           <w:color w:val="334155"/>
           <w:sz w:val="21"/>
         </w:rPr>
-        <w:t>The database consists of three primary entities organized in relational structure:</w:t>
+        <w:t>To protect student privacy and avoid exorbitant gas costs, detailed text is stored off-chain in PostgreSQL, with foreign keys linking to on-chain transaction hashes:</w:t>
       </w:r>
     </w:p>
     <w:p>
       <w:pPr>
-        <w:spacing w:before="120" w:after="80"/>
+        <w:spacing w:before="160" w:after="80"/>
+        <w:jc w:val="center"/>
       </w:pPr>
       <w:r>
         <w:drawing>
           <wp:inline xmlns:a="http://schemas.openxmlformats.org/drawingml/2006/main" xmlns:pic="http://schemas.openxmlformats.org/drawingml/2006/picture">
-            <wp:extent cx="5669280" cy="3602685"/>
-            <wp:docPr id="3" name="Picture 3"/>
+            <wp:extent cx="5760720" cy="3660793"/>
+            <wp:docPr id="4" name="Picture 4"/>
             <wp:cNvGraphicFramePr>
               <a:graphicFrameLocks noChangeAspect="1"/>
             </wp:cNvGraphicFramePr>
@@ -1223,7 +1349,7 @@
                     <pic:cNvPicPr/>
                   </pic:nvPicPr>
                   <pic:blipFill>
-                    <a:blip r:embed="rId11"/>
+                    <a:blip r:embed="rId12"/>
                     <a:stretch>
                       <a:fillRect/>
                     </a:stretch>
@@ -1231,7 +1357,7 @@
                   <pic:spPr>
                     <a:xfrm>
                       <a:off x="0" y="0"/>
-                      <a:ext cx="5669280" cy="3602685"/>
+                      <a:ext cx="5760720" cy="3660793"/>
                     </a:xfrm>
                     <a:prstGeom prst="rect"/>
                   </pic:spPr>
@@ -1245,6 +1371,7 @@
     <w:p>
       <w:pPr>
         <w:spacing w:before="40" w:after="280"/>
+        <w:jc w:val="center"/>
       </w:pPr>
       <w:r>
         <w:rPr>
@@ -1262,7 +1389,7 @@
           <w:color w:val="64748B"/>
           <w:sz w:val="19"/>
         </w:rPr>
-        <w:t>Citadel Relational Entity-Relationship Model (Prisma ORM PostgreSQL Schema with Primary, Foreign, and Unique Keys)</w:t>
+        <w:t>Relational Entity-Relationship Model (Prisma ORM PostgreSQL Schema showing Organization, Certificate, and BlockchainTransaction)</w:t>
       </w:r>
     </w:p>
     <w:tbl>
@@ -1271,6 +1398,14 @@
         <w:jc w:val="center"/>
         <w:tblLayout w:type="fixed"/>
         <w:tblLook w:firstColumn="1" w:firstRow="1" w:lastColumn="0" w:lastRow="0" w:noHBand="0" w:noVBand="1" w:val="04A0"/>
+        <w:tblBorders>
+          <w:top w:val="single" w:sz="4" w:space="0" w:color="CBD5E1"/>
+          <w:bottom w:val="single" w:sz="4" w:space="0" w:color="CBD5E1"/>
+          <w:insideH w:val="single" w:sz="4" w:space="0" w:color="CBD5E1"/>
+          <w:insideV w:val="none"/>
+          <w:left w:val="none"/>
+          <w:right w:val="none"/>
+        </w:tblBorders>
       </w:tblPr>
       <w:tblGrid>
         <w:gridCol w:w="3120"/>
@@ -1282,6 +1417,12 @@
           <w:tcPr>
             <w:tcW w:type="dxa" w:w="3120"/>
             <w:shd w:fill="1E293B"/>
+            <w:tcMar>
+              <w:top w:w="60" w:type="dxa"/>
+              <w:bottom w:w="60" w:type="dxa"/>
+              <w:left w:w="100" w:type="dxa"/>
+              <w:right w:w="100" w:type="dxa"/>
+            </w:tcMar>
           </w:tcPr>
           <w:p>
             <w:r>
@@ -1289,7 +1430,7 @@
                 <w:rFonts w:ascii="Calibri" w:hAnsi="Calibri"/>
                 <w:b/>
                 <w:color w:val="FFFFFF"/>
-                <w:sz w:val="20"/>
+                <w:sz w:val="19"/>
               </w:rPr>
               <w:t>Table</w:t>
             </w:r>
@@ -1299,6 +1440,12 @@
           <w:tcPr>
             <w:tcW w:type="dxa" w:w="3120"/>
             <w:shd w:fill="1E293B"/>
+            <w:tcMar>
+              <w:top w:w="60" w:type="dxa"/>
+              <w:bottom w:w="60" w:type="dxa"/>
+              <w:left w:w="100" w:type="dxa"/>
+              <w:right w:w="100" w:type="dxa"/>
+            </w:tcMar>
           </w:tcPr>
           <w:p>
             <w:r>
@@ -1306,9 +1453,9 @@
                 <w:rFonts w:ascii="Calibri" w:hAnsi="Calibri"/>
                 <w:b/>
                 <w:color w:val="FFFFFF"/>
-                <w:sz w:val="20"/>
+                <w:sz w:val="19"/>
               </w:rPr>
-              <w:t>Key Columns</w:t>
+              <w:t>Key Columns &amp; Constraints</w:t>
             </w:r>
           </w:p>
         </w:tc>
@@ -1316,6 +1463,12 @@
           <w:tcPr>
             <w:tcW w:type="dxa" w:w="3120"/>
             <w:shd w:fill="1E293B"/>
+            <w:tcMar>
+              <w:top w:w="60" w:type="dxa"/>
+              <w:bottom w:w="60" w:type="dxa"/>
+              <w:left w:w="100" w:type="dxa"/>
+              <w:right w:w="100" w:type="dxa"/>
+            </w:tcMar>
           </w:tcPr>
           <w:p>
             <w:r>
@@ -1323,9 +1476,9 @@
                 <w:rFonts w:ascii="Calibri" w:hAnsi="Calibri"/>
                 <w:b/>
                 <w:color w:val="FFFFFF"/>
-                <w:sz w:val="20"/>
+                <w:sz w:val="19"/>
               </w:rPr>
-              <w:t>Purpose</w:t>
+              <w:t>Architectural Purpose</w:t>
             </w:r>
           </w:p>
         </w:tc>
@@ -1336,8 +1489,8 @@
             <w:tcW w:type="dxa" w:w="2592"/>
             <w:shd w:fill="F8FAFC"/>
             <w:tcMar>
-              <w:top w:w="60" w:type="dxa"/>
-              <w:bottom w:w="60" w:type="dxa"/>
+              <w:top w:w="50" w:type="dxa"/>
+              <w:bottom w:w="50" w:type="dxa"/>
               <w:left w:w="80" w:type="dxa"/>
               <w:right w:w="80" w:type="dxa"/>
             </w:tcMar>
@@ -1351,7 +1504,7 @@
                 <w:rFonts w:ascii="Calibri" w:hAnsi="Calibri"/>
                 <w:b/>
                 <w:color w:val="1E293B"/>
-                <w:sz w:val="19"/>
+                <w:sz w:val="18"/>
               </w:rPr>
               <w:t>Organization</w:t>
             </w:r>
@@ -1362,8 +1515,8 @@
             <w:tcW w:type="dxa" w:w="3888"/>
             <w:shd w:fill="F8FAFC"/>
             <w:tcMar>
-              <w:top w:w="60" w:type="dxa"/>
-              <w:bottom w:w="60" w:type="dxa"/>
+              <w:top w:w="50" w:type="dxa"/>
+              <w:bottom w:w="50" w:type="dxa"/>
               <w:left w:w="80" w:type="dxa"/>
               <w:right w:w="80" w:type="dxa"/>
             </w:tcMar>
@@ -1376,9 +1529,9 @@
               <w:rPr>
                 <w:rFonts w:ascii="Calibri" w:hAnsi="Calibri"/>
                 <w:color w:val="334155"/>
-                <w:sz w:val="19"/>
+                <w:sz w:val="18"/>
               </w:rPr>
-              <w:t>id (UUID), name, email, website, description, createdAt</w:t>
+              <w:t>id (UUID PK), name, email (UK), website, description, createdAt</w:t>
             </w:r>
           </w:p>
         </w:tc>
@@ -1387,8 +1540,8 @@
             <w:tcW w:type="dxa" w:w="2880"/>
             <w:shd w:fill="F8FAFC"/>
             <w:tcMar>
-              <w:top w:w="60" w:type="dxa"/>
-              <w:bottom w:w="60" w:type="dxa"/>
+              <w:top w:w="50" w:type="dxa"/>
+              <w:bottom w:w="50" w:type="dxa"/>
               <w:left w:w="80" w:type="dxa"/>
               <w:right w:w="80" w:type="dxa"/>
             </w:tcMar>
@@ -1401,9 +1554,9 @@
               <w:rPr>
                 <w:rFonts w:ascii="Calibri" w:hAnsi="Calibri"/>
                 <w:color w:val="334155"/>
-                <w:sz w:val="19"/>
+                <w:sz w:val="18"/>
               </w:rPr>
-              <w:t>Stores verified institution profile &amp; issuer credentials.</w:t>
+              <w:t>Stores verified accredited institutions and credential issuer accounts.</w:t>
             </w:r>
           </w:p>
         </w:tc>
@@ -1414,8 +1567,8 @@
             <w:tcW w:type="dxa" w:w="2592"/>
             <w:shd w:fill="FFFFFF"/>
             <w:tcMar>
-              <w:top w:w="60" w:type="dxa"/>
-              <w:bottom w:w="60" w:type="dxa"/>
+              <w:top w:w="50" w:type="dxa"/>
+              <w:bottom w:w="50" w:type="dxa"/>
               <w:left w:w="80" w:type="dxa"/>
               <w:right w:w="80" w:type="dxa"/>
             </w:tcMar>
@@ -1429,7 +1582,7 @@
                 <w:rFonts w:ascii="Calibri" w:hAnsi="Calibri"/>
                 <w:b/>
                 <w:color w:val="1E293B"/>
-                <w:sz w:val="19"/>
+                <w:sz w:val="18"/>
               </w:rPr>
               <w:t>Certificate</w:t>
             </w:r>
@@ -1440,8 +1593,8 @@
             <w:tcW w:type="dxa" w:w="3888"/>
             <w:shd w:fill="FFFFFF"/>
             <w:tcMar>
-              <w:top w:w="60" w:type="dxa"/>
-              <w:bottom w:w="60" w:type="dxa"/>
+              <w:top w:w="50" w:type="dxa"/>
+              <w:bottom w:w="50" w:type="dxa"/>
               <w:left w:w="80" w:type="dxa"/>
               <w:right w:w="80" w:type="dxa"/>
             </w:tcMar>
@@ -1454,9 +1607,9 @@
               <w:rPr>
                 <w:rFonts w:ascii="Calibri" w:hAnsi="Calibri"/>
                 <w:color w:val="334155"/>
-                <w:sz w:val="19"/>
+                <w:sz w:val="18"/>
               </w:rPr>
-              <w:t>id (UUID), certificateId (UK), recipientName, recipientEmail, courseName, issueDate, expiryDate, status, certHash, organizationId (FK)</w:t>
+              <w:t>id (UUID PK), certificateId (UK), recipientName, recipientEmail, courseName, issueDate, expiryDate, status, certHash, organizationId (FK)</w:t>
             </w:r>
           </w:p>
         </w:tc>
@@ -1465,8 +1618,8 @@
             <w:tcW w:type="dxa" w:w="2880"/>
             <w:shd w:fill="FFFFFF"/>
             <w:tcMar>
-              <w:top w:w="60" w:type="dxa"/>
-              <w:bottom w:w="60" w:type="dxa"/>
+              <w:top w:w="50" w:type="dxa"/>
+              <w:bottom w:w="50" w:type="dxa"/>
               <w:left w:w="80" w:type="dxa"/>
               <w:right w:w="80" w:type="dxa"/>
             </w:tcMar>
@@ -1479,9 +1632,9 @@
               <w:rPr>
                 <w:rFonts w:ascii="Calibri" w:hAnsi="Calibri"/>
                 <w:color w:val="334155"/>
-                <w:sz w:val="19"/>
+                <w:sz w:val="18"/>
               </w:rPr>
-              <w:t>Stores academic records, recipient details, and canonical SHA-256 hash.</w:t>
+              <w:t>Maintains academic records, recipient identifiers, expiration timestamps, and SHA-256 digests.</w:t>
             </w:r>
           </w:p>
         </w:tc>
@@ -1492,8 +1645,8 @@
             <w:tcW w:type="dxa" w:w="2592"/>
             <w:shd w:fill="F8FAFC"/>
             <w:tcMar>
-              <w:top w:w="60" w:type="dxa"/>
-              <w:bottom w:w="60" w:type="dxa"/>
+              <w:top w:w="50" w:type="dxa"/>
+              <w:bottom w:w="50" w:type="dxa"/>
               <w:left w:w="80" w:type="dxa"/>
               <w:right w:w="80" w:type="dxa"/>
             </w:tcMar>
@@ -1507,7 +1660,7 @@
                 <w:rFonts w:ascii="Calibri" w:hAnsi="Calibri"/>
                 <w:b/>
                 <w:color w:val="1E293B"/>
-                <w:sz w:val="19"/>
+                <w:sz w:val="18"/>
               </w:rPr>
               <w:t>BlockchainTransaction</w:t>
             </w:r>
@@ -1518,8 +1671,8 @@
             <w:tcW w:type="dxa" w:w="3888"/>
             <w:shd w:fill="F8FAFC"/>
             <w:tcMar>
-              <w:top w:w="60" w:type="dxa"/>
-              <w:bottom w:w="60" w:type="dxa"/>
+              <w:top w:w="50" w:type="dxa"/>
+              <w:bottom w:w="50" w:type="dxa"/>
               <w:left w:w="80" w:type="dxa"/>
               <w:right w:w="80" w:type="dxa"/>
             </w:tcMar>
@@ -1532,9 +1685,9 @@
               <w:rPr>
                 <w:rFonts w:ascii="Calibri" w:hAnsi="Calibri"/>
                 <w:color w:val="334155"/>
-                <w:sz w:val="19"/>
+                <w:sz w:val="18"/>
               </w:rPr>
-              <w:t>id (UUID), certificateId (FK), txHash (UK), blockNumber, networkName, contractAddress, action, timestamp, confirmed</w:t>
+              <w:t>id (UUID PK), certificateId (FK), txHash (UK), blockNumber, networkName, contractAddress, action, timestamp, confirmed</w:t>
             </w:r>
           </w:p>
         </w:tc>
@@ -1543,8 +1696,8 @@
             <w:tcW w:type="dxa" w:w="2880"/>
             <w:shd w:fill="F8FAFC"/>
             <w:tcMar>
-              <w:top w:w="60" w:type="dxa"/>
-              <w:bottom w:w="60" w:type="dxa"/>
+              <w:top w:w="50" w:type="dxa"/>
+              <w:bottom w:w="50" w:type="dxa"/>
               <w:left w:w="80" w:type="dxa"/>
               <w:right w:w="80" w:type="dxa"/>
             </w:tcMar>
@@ -1557,9 +1710,9 @@
               <w:rPr>
                 <w:rFonts w:ascii="Calibri" w:hAnsi="Calibri"/>
                 <w:color w:val="334155"/>
-                <w:sz w:val="19"/>
+                <w:sz w:val="18"/>
               </w:rPr>
-              <w:t>Maintains an immutable audit log of Ethereum on-chain transactions.</w:t>
+              <w:t>Immutable audit trail of Ethereum on-chain transaction receipts and block confirmations.</w:t>
             </w:r>
           </w:p>
         </w:tc>
@@ -1567,12 +1720,12 @@
     </w:tbl>
     <w:p>
       <w:pPr>
-        <w:spacing w:after="200"/>
+        <w:spacing w:after="160"/>
       </w:pPr>
     </w:p>
     <w:p>
       <w:pPr>
-        <w:spacing w:before="360" w:after="120"/>
+        <w:spacing w:before="400" w:after="120"/>
       </w:pPr>
       <w:r>
         <w:rPr>
@@ -1590,7 +1743,7 @@
           <w:color w:val="1E293B"/>
           <w:sz w:val="30"/>
         </w:rPr>
-        <w:t>Blockchain Architecture</w:t>
+        <w:t>Blockchain &amp; Cryptographic Design</w:t>
       </w:r>
     </w:p>
     <w:p>
@@ -1632,7 +1785,7 @@
           <w:color w:val="1E293B"/>
           <w:sz w:val="21"/>
         </w:rPr>
-        <w:t>High Gas Costs:</w:t>
+        <w:t>Gas Cost Efficiency:</w:t>
       </w:r>
       <w:r>
         <w:rPr>
@@ -1655,7 +1808,7 @@
           <w:color w:val="1E293B"/>
           <w:sz w:val="21"/>
         </w:rPr>
-        <w:t>Data Privacy:</w:t>
+        <w:t>Data Privacy (GDPR / FERPA):</w:t>
       </w:r>
       <w:r>
         <w:rPr>
@@ -1722,15 +1875,21 @@
             <w:tcW w:type="dxa" w:w="9360"/>
             <w:shd w:fill="F8FAFC"/>
             <w:tcMar>
-              <w:top w:w="140" w:type="dxa"/>
-              <w:bottom w:w="140" w:type="dxa"/>
-              <w:left w:w="200" w:type="dxa"/>
-              <w:right w:w="200" w:type="dxa"/>
+              <w:top w:w="120" w:type="dxa"/>
+              <w:bottom w:w="120" w:type="dxa"/>
+              <w:left w:w="180" w:type="dxa"/>
+              <w:right w:w="180" w:type="dxa"/>
             </w:tcMar>
+            <w:tcBorders>
+              <w:left w:val="single" w:sz="24" w:space="0" w:color="C8102E"/>
+              <w:top w:val="none"/>
+              <w:right w:val="none"/>
+              <w:bottom w:val="none"/>
+            </w:tcBorders>
           </w:tcPr>
           <w:p>
             <w:pPr>
-              <w:spacing w:before="40" w:after="40"/>
+              <w:spacing w:before="40" w:after="40" w:line="276" w:lineRule="auto"/>
             </w:pPr>
             <w:r>
               <w:rPr>
@@ -1739,18 +1898,20 @@
                 <w:color w:val="C8102E"/>
                 <w:sz w:val="21"/>
               </w:rPr>
-              <w:t>Mathematical Hashing Formula</w:t>
+              <w:t>Mathematical Cryptographic Digest Specification</w:t>
               <w:br/>
             </w:r>
             <w:r>
               <w:rPr>
                 <w:rFonts w:ascii="Calibri" w:hAnsi="Calibri"/>
                 <w:color w:val="334155"/>
-                <w:sz w:val="20"/>
+                <w:sz w:val="19"/>
               </w:rPr>
-              <w:t>Canonical Payload = JSON.stringify(sortedKeys({ certId, recipientName, courseName, issueDate, organizationId }))</w:t>
+              <w:t>Canonical Payload = JSON.stringify(sortKeys({ certId, recipientName, courseName, issueDate, organizationId }))</w:t>
               <w:br/>
               <w:t>certHash = SHA-256(Canonical Payload)</w:t>
+              <w:br/>
+              <w:t>certIdHash = keccak256(certId)</w:t>
             </w:r>
           </w:p>
         </w:tc>
@@ -1763,7 +1924,7 @@
     </w:p>
     <w:p>
       <w:pPr>
-        <w:spacing w:before="360" w:after="120"/>
+        <w:spacing w:before="400" w:after="120"/>
       </w:pPr>
       <w:r>
         <w:rPr>
@@ -1781,7 +1942,7 @@
           <w:color w:val="1E293B"/>
           <w:sz w:val="30"/>
         </w:rPr>
-        <w:t>Smart Contract Design</w:t>
+        <w:t>Smart Contract Architecture (CertificateRegistry.sol)</w:t>
       </w:r>
     </w:p>
     <w:p>
@@ -1794,18 +1955,19 @@
           <w:color w:val="334155"/>
           <w:sz w:val="21"/>
         </w:rPr>
-        <w:t>The CertificateRegistry.sol smart contract is written in Solidity 0.8.24 and deployed on Ethereum EVM:</w:t>
+        <w:t>The CertificateRegistry.sol smart contract is written in Solidity 0.8.24 and compiled with Hardhat:</w:t>
       </w:r>
     </w:p>
     <w:p>
       <w:pPr>
-        <w:spacing w:before="120" w:after="80"/>
+        <w:spacing w:before="160" w:after="80"/>
+        <w:jc w:val="center"/>
       </w:pPr>
       <w:r>
         <w:drawing>
           <wp:inline xmlns:a="http://schemas.openxmlformats.org/drawingml/2006/main" xmlns:pic="http://schemas.openxmlformats.org/drawingml/2006/picture">
-            <wp:extent cx="5669280" cy="3602685"/>
-            <wp:docPr id="4" name="Picture 4"/>
+            <wp:extent cx="5760720" cy="3660793"/>
+            <wp:docPr id="5" name="Picture 5"/>
             <wp:cNvGraphicFramePr>
               <a:graphicFrameLocks noChangeAspect="1"/>
             </wp:cNvGraphicFramePr>
@@ -1817,7 +1979,7 @@
                     <pic:cNvPicPr/>
                   </pic:nvPicPr>
                   <pic:blipFill>
-                    <a:blip r:embed="rId12"/>
+                    <a:blip r:embed="rId13"/>
                     <a:stretch>
                       <a:fillRect/>
                     </a:stretch>
@@ -1825,7 +1987,7 @@
                   <pic:spPr>
                     <a:xfrm>
                       <a:off x="0" y="0"/>
-                      <a:ext cx="5669280" cy="3602685"/>
+                      <a:ext cx="5760720" cy="3660793"/>
                     </a:xfrm>
                     <a:prstGeom prst="rect"/>
                   </pic:spPr>
@@ -1839,6 +2001,7 @@
     <w:p>
       <w:pPr>
         <w:spacing w:before="40" w:after="280"/>
+        <w:jc w:val="center"/>
       </w:pPr>
       <w:r>
         <w:rPr>
@@ -1870,7 +2033,7 @@
           <w:color w:val="1E293B"/>
           <w:sz w:val="24"/>
         </w:rPr>
-        <w:t>6.1 Contract State Enumeration</w:t>
+        <w:t>6.1 State Machine Lifecycle</w:t>
       </w:r>
     </w:p>
     <w:p>
@@ -1893,7 +2056,7 @@
           <w:color w:val="334155"/>
           <w:sz w:val="21"/>
         </w:rPr>
-        <w:t xml:space="preserve"> Authentic, verified on-chain, and validity timestamp is unexpired.</w:t>
+        <w:t xml:space="preserve"> The certificate exists on-chain, its cryptographic hash matches, and current block.timestamp is before expirationDate.</w:t>
       </w:r>
     </w:p>
     <w:p>
@@ -1916,7 +2079,7 @@
           <w:color w:val="334155"/>
           <w:sz w:val="21"/>
         </w:rPr>
-        <w:t xml:space="preserve"> Authentic when issued, but designated validity window has elapsed.</w:t>
+        <w:t xml:space="preserve"> The certificate is authentic, but its designated validity window has elapsed.</w:t>
       </w:r>
     </w:p>
     <w:p>
@@ -1939,7 +2102,7 @@
           <w:color w:val="334155"/>
           <w:sz w:val="21"/>
         </w:rPr>
-        <w:t xml:space="preserve"> Officially invalidated on-chain by the issuing institution with logged audit reason.</w:t>
+        <w:t xml:space="preserve"> The certificate was officially revoked on-chain by the issuing institution with a mandatory audit reason.</w:t>
       </w:r>
     </w:p>
     <w:p>
@@ -1962,7 +2125,7 @@
           <w:color w:val="334155"/>
           <w:sz w:val="21"/>
         </w:rPr>
-        <w:t xml:space="preserve"> Certificate ID exists, but metadata payload has been tampered with.</w:t>
+        <w:t xml:space="preserve"> The Certificate ID is registered, but the presented data payload has been altered, producing an invalid hash.</w:t>
       </w:r>
     </w:p>
     <w:p>
@@ -1985,7 +2148,7 @@
           <w:color w:val="334155"/>
           <w:sz w:val="21"/>
         </w:rPr>
-        <w:t xml:space="preserve"> Certificate ID has never been registered on the blockchain.</w:t>
+        <w:t xml:space="preserve"> The Certificate ID has never been issued on the blockchain.</w:t>
       </w:r>
     </w:p>
     <w:p>
@@ -1999,7 +2162,7 @@
           <w:color w:val="1E293B"/>
           <w:sz w:val="24"/>
         </w:rPr>
-        <w:t>6.2 Core Smart Contract Functions</w:t>
+        <w:t>6.2 Key Functions &amp; Security Modifiers</w:t>
       </w:r>
     </w:p>
     <w:p>
@@ -2022,7 +2185,7 @@
           <w:color w:val="334155"/>
           <w:sz w:val="21"/>
         </w:rPr>
-        <w:t xml:space="preserve"> Validates that the caller is an authorized issuer, ensures the ID is unique, checks that the expiry date is in the future, and writes the record to Ethereum. Emits CertificateIssued.</w:t>
+        <w:t xml:space="preserve"> Enforces authorized issuer role, checks that the ID has not been used, verifies future expiry, and commits the certificate to the blockchain. Emits CertificateIssued.</w:t>
       </w:r>
     </w:p>
     <w:p>
@@ -2045,7 +2208,7 @@
           <w:color w:val="334155"/>
           <w:sz w:val="21"/>
         </w:rPr>
-        <w:t xml:space="preserve"> Public, gas-free view function. Queries the blockchain, checks hash equality, and computes dynamic expiration state against current block.timestamp.</w:t>
+        <w:t xml:space="preserve"> Free view function (zero gas). Compares the presented hash against the on-chain ledger and dynamically computes expiration.</w:t>
       </w:r>
     </w:p>
     <w:p>
@@ -2060,7 +2223,7 @@
           <w:color w:val="1E293B"/>
           <w:sz w:val="21"/>
         </w:rPr>
-        <w:t>revokeCertificate(bytes32 certIdHash):</w:t>
+        <w:t>revokeCertificate(bytes32 certIdHash, string reason):</w:t>
       </w:r>
       <w:r>
         <w:rPr>
@@ -2068,12 +2231,12 @@
           <w:color w:val="334155"/>
           <w:sz w:val="21"/>
         </w:rPr>
-        <w:t xml:space="preserve"> Enforces role-based permissions: only the original issuing organization or the contract owner can revoke an active certificate. Emits CertificateRevoked.</w:t>
+        <w:t xml:space="preserve"> Only the original issuing institution or contract administrator can revoke an active certificate. Emits CertificateRevoked.</w:t>
       </w:r>
     </w:p>
     <w:p>
       <w:pPr>
-        <w:spacing w:before="360" w:after="120"/>
+        <w:spacing w:before="400" w:after="120"/>
       </w:pPr>
       <w:r>
         <w:rPr>
@@ -2083,6 +2246,134 @@
           <w:sz w:val="30"/>
         </w:rPr>
         <w:t xml:space="preserve">7. </w:t>
+      </w:r>
+      <w:r>
+        <w:rPr>
+          <w:rFonts w:ascii="Calibri" w:hAnsi="Calibri"/>
+          <w:b/>
+          <w:color w:val="1E293B"/>
+          <w:sz w:val="30"/>
+        </w:rPr>
+        <w:t>Advanced Multi-Modal Verification Engine</w:t>
+      </w:r>
+    </w:p>
+    <w:p>
+      <w:pPr>
+        <w:spacing w:after="80" w:line="276" w:lineRule="auto"/>
+      </w:pPr>
+      <w:r>
+        <w:rPr>
+          <w:rFonts w:ascii="Calibri" w:hAnsi="Calibri"/>
+          <w:color w:val="334155"/>
+          <w:sz w:val="21"/>
+        </w:rPr>
+        <w:t>To guarantee that any verifier can check certificates across diverse devices and real-world conditions, Citadel incorporates an advanced multi-modal scanning engine:</w:t>
+      </w:r>
+    </w:p>
+    <w:p>
+      <w:pPr>
+        <w:pStyle w:val="ListBullet"/>
+        <w:spacing w:after="60" w:line="276" w:lineRule="auto"/>
+      </w:pPr>
+      <w:r>
+        <w:rPr>
+          <w:rFonts w:ascii="Calibri" w:hAnsi="Calibri"/>
+          <w:b/>
+          <w:color w:val="1E293B"/>
+          <w:sz w:val="21"/>
+        </w:rPr>
+        <w:t>1. Live Camera Stream:</w:t>
+      </w:r>
+      <w:r>
+        <w:rPr>
+          <w:rFonts w:ascii="Calibri" w:hAnsi="Calibri"/>
+          <w:color w:val="334155"/>
+          <w:sz w:val="21"/>
+        </w:rPr>
+        <w:t xml:space="preserve"> Uses the low-level Html5Qrcode controller to mount an in-browser camera feed directly into a styled viewfinder frame with corner reticles and an animated scanning beam, supporting camera toggling on mobile devices.</w:t>
+      </w:r>
+    </w:p>
+    <w:p>
+      <w:pPr>
+        <w:pStyle w:val="ListBullet"/>
+        <w:spacing w:after="60" w:line="276" w:lineRule="auto"/>
+      </w:pPr>
+      <w:r>
+        <w:rPr>
+          <w:rFonts w:ascii="Calibri" w:hAnsi="Calibri"/>
+          <w:b/>
+          <w:color w:val="1E293B"/>
+          <w:sz w:val="21"/>
+        </w:rPr>
+        <w:t>2. Multi-Pass jsQR Image Decoder:</w:t>
+      </w:r>
+      <w:r>
+        <w:rPr>
+          <w:rFonts w:ascii="Calibri" w:hAnsi="Calibri"/>
+          <w:color w:val="334155"/>
+          <w:sz w:val="21"/>
+        </w:rPr>
+        <w:t xml:space="preserve"> A high-performance canvas decoder scans images at full native resolution. It evaluates full images, upscales tiny crops (e.g. 65x65 px snippets), and scans bottom-right quadrants where Citadel certificates position QR codes.</w:t>
+      </w:r>
+    </w:p>
+    <w:p>
+      <w:pPr>
+        <w:pStyle w:val="ListBullet"/>
+        <w:spacing w:after="60" w:line="276" w:lineRule="auto"/>
+      </w:pPr>
+      <w:r>
+        <w:rPr>
+          <w:rFonts w:ascii="Calibri" w:hAnsi="Calibri"/>
+          <w:b/>
+          <w:color w:val="1E293B"/>
+          <w:sz w:val="21"/>
+        </w:rPr>
+        <w:t>3. Full PDF Document Ingestion:</w:t>
+      </w:r>
+      <w:r>
+        <w:rPr>
+          <w:rFonts w:ascii="Calibri" w:hAnsi="Calibri"/>
+          <w:color w:val="334155"/>
+          <w:sz w:val="21"/>
+        </w:rPr>
+        <w:t xml:space="preserve"> Verifiers can drag and drop certificate PDF documents directly into the verification portal. The platform extracts certificate identifiers from binary text streams and decompresses PDF layers via a dedicated API (/api/verify/scan-file).</w:t>
+      </w:r>
+    </w:p>
+    <w:p>
+      <w:pPr>
+        <w:pStyle w:val="ListBullet"/>
+        <w:spacing w:after="60" w:line="276" w:lineRule="auto"/>
+      </w:pPr>
+      <w:r>
+        <w:rPr>
+          <w:rFonts w:ascii="Calibri" w:hAnsi="Calibri"/>
+          <w:b/>
+          <w:color w:val="1E293B"/>
+          <w:sz w:val="21"/>
+        </w:rPr>
+        <w:t>4. Graceful Error Handling:</w:t>
+      </w:r>
+      <w:r>
+        <w:rPr>
+          <w:rFonts w:ascii="Calibri" w:hAnsi="Calibri"/>
+          <w:color w:val="334155"/>
+          <w:sz w:val="21"/>
+        </w:rPr>
+        <w:t xml:space="preserve"> If camera access is denied or unavailable on a desktop computer without a webcam, the portal displays a polite error card with a 1-click fallback to file upload.</w:t>
+      </w:r>
+    </w:p>
+    <w:p>
+      <w:pPr>
+        <w:spacing w:before="400" w:after="120"/>
+      </w:pPr>
+      <w:r>
+        <w:rPr>
+          <w:rFonts w:ascii="Calibri" w:hAnsi="Calibri"/>
+          <w:b/>
+          <w:color w:val="C8102E"/>
+          <w:sz w:val="30"/>
+        </w:rPr>
+        <w:t xml:space="preserve">8. </w:t>
       </w:r>
       <w:r>
         <w:rPr>
@@ -2109,69 +2400,8 @@
     </w:p>
     <w:p>
       <w:pPr>
-        <w:spacing w:before="120" w:after="80"/>
-      </w:pPr>
-      <w:r>
-        <w:drawing>
-          <wp:inline xmlns:a="http://schemas.openxmlformats.org/drawingml/2006/main" xmlns:pic="http://schemas.openxmlformats.org/drawingml/2006/picture">
-            <wp:extent cx="5669280" cy="3543300"/>
-            <wp:docPr id="5" name="Picture 5"/>
-            <wp:cNvGraphicFramePr>
-              <a:graphicFrameLocks noChangeAspect="1"/>
-            </wp:cNvGraphicFramePr>
-            <a:graphic>
-              <a:graphicData uri="http://schemas.openxmlformats.org/drawingml/2006/picture">
-                <pic:pic>
-                  <pic:nvPicPr>
-                    <pic:cNvPr id="0" name="01_landing_page.png"/>
-                    <pic:cNvPicPr/>
-                  </pic:nvPicPr>
-                  <pic:blipFill>
-                    <a:blip r:embed="rId13"/>
-                    <a:stretch>
-                      <a:fillRect/>
-                    </a:stretch>
-                  </pic:blipFill>
-                  <pic:spPr>
-                    <a:xfrm>
-                      <a:off x="0" y="0"/>
-                      <a:ext cx="5669280" cy="3543300"/>
-                    </a:xfrm>
-                    <a:prstGeom prst="rect"/>
-                  </pic:spPr>
-                </pic:pic>
-              </a:graphicData>
-            </a:graphic>
-          </wp:inline>
-        </w:drawing>
-      </w:r>
-    </w:p>
-    <w:p>
-      <w:pPr>
-        <w:spacing w:before="40" w:after="280"/>
-      </w:pPr>
-      <w:r>
-        <w:rPr>
-          <w:rFonts w:ascii="Calibri" w:hAnsi="Calibri"/>
-          <w:b/>
-          <w:color w:val="1E293B"/>
-          <w:sz w:val="19"/>
-        </w:rPr>
-        <w:t xml:space="preserve">Figure 7.1: Marketing Landing Page (/): </w:t>
-      </w:r>
-      <w:r>
-        <w:rPr>
-          <w:rFonts w:ascii="Calibri" w:hAnsi="Calibri"/>
-          <w:i/>
-          <w:color w:val="64748B"/>
-          <w:sz w:val="19"/>
-        </w:rPr>
-        <w:t>Deep obsidian background (#000000) with Burgundy Red (#C8102E) highlights, value proposition, protocol metrics, and instant verification search bar.</w:t>
-      </w:r>
-    </w:p>
-    <w:p>
-      <w:pPr>
-        <w:spacing w:before="120" w:after="80"/>
+        <w:spacing w:before="160" w:after="80"/>
+        <w:jc w:val="center"/>
       </w:pPr>
       <w:r>
         <w:drawing>
@@ -2185,7 +2415,7 @@
               <a:graphicData uri="http://schemas.openxmlformats.org/drawingml/2006/picture">
                 <pic:pic>
                   <pic:nvPicPr>
-                    <pic:cNvPr id="0" name="02_login_page.png"/>
+                    <pic:cNvPr id="0" name="01_landing_page.png"/>
                     <pic:cNvPicPr/>
                   </pic:nvPicPr>
                   <pic:blipFill>
@@ -2211,6 +2441,7 @@
     <w:p>
       <w:pPr>
         <w:spacing w:before="40" w:after="280"/>
+        <w:jc w:val="center"/>
       </w:pPr>
       <w:r>
         <w:rPr>
@@ -2219,7 +2450,7 @@
           <w:color w:val="1E293B"/>
           <w:sz w:val="19"/>
         </w:rPr>
-        <w:t xml:space="preserve">Figure 7.2: Organization Authentication (/login): </w:t>
+        <w:t xml:space="preserve">Figure 8.1: Institutional Marketing Landing Page (/): </w:t>
       </w:r>
       <w:r>
         <w:rPr>
@@ -2228,12 +2459,13 @@
           <w:color w:val="64748B"/>
           <w:sz w:val="19"/>
         </w:rPr>
-        <w:t>Clean institution login interface featuring Citadel Burgundy Red buttons, input focus rings, and route guards (zero errors).</w:t>
+        <w:t>Deep obsidian background (#000000) with Burgundy Red (#C8102E) highlights, value proposition, protocol metrics, and instant verification search bar.</w:t>
       </w:r>
     </w:p>
     <w:p>
       <w:pPr>
-        <w:spacing w:before="120" w:after="80"/>
+        <w:spacing w:before="160" w:after="80"/>
+        <w:jc w:val="center"/>
       </w:pPr>
       <w:r>
         <w:drawing>
@@ -2247,7 +2479,7 @@
               <a:graphicData uri="http://schemas.openxmlformats.org/drawingml/2006/picture">
                 <pic:pic>
                   <pic:nvPicPr>
-                    <pic:cNvPr id="0" name="03_register_page.png"/>
+                    <pic:cNvPr id="0" name="02_login_page.png"/>
                     <pic:cNvPicPr/>
                   </pic:nvPicPr>
                   <pic:blipFill>
@@ -2273,6 +2505,7 @@
     <w:p>
       <w:pPr>
         <w:spacing w:before="40" w:after="280"/>
+        <w:jc w:val="center"/>
       </w:pPr>
       <w:r>
         <w:rPr>
@@ -2281,7 +2514,7 @@
           <w:color w:val="1E293B"/>
           <w:sz w:val="19"/>
         </w:rPr>
-        <w:t xml:space="preserve">Figure 7.3: Institutional Registration (/register): </w:t>
+        <w:t xml:space="preserve">Figure 8.2: Organization Authentication Portal (/login): </w:t>
       </w:r>
       <w:r>
         <w:rPr>
@@ -2290,12 +2523,13 @@
           <w:color w:val="64748B"/>
           <w:sz w:val="19"/>
         </w:rPr>
-        <w:t>Institution onboarding portal for registering accredited issuing bodies with secure cryptographic access.</w:t>
+        <w:t>Institution login interface featuring Citadel Burgundy Red buttons, input focus rings, and route guards.</w:t>
       </w:r>
     </w:p>
     <w:p>
       <w:pPr>
-        <w:spacing w:before="120" w:after="80"/>
+        <w:spacing w:before="160" w:after="80"/>
+        <w:jc w:val="center"/>
       </w:pPr>
       <w:r>
         <w:drawing>
@@ -2309,7 +2543,7 @@
               <a:graphicData uri="http://schemas.openxmlformats.org/drawingml/2006/picture">
                 <pic:pic>
                   <pic:nvPicPr>
-                    <pic:cNvPr id="0" name="04_dashboard_overview.png"/>
+                    <pic:cNvPr id="0" name="03_register_page.png"/>
                     <pic:cNvPicPr/>
                   </pic:nvPicPr>
                   <pic:blipFill>
@@ -2335,6 +2569,7 @@
     <w:p>
       <w:pPr>
         <w:spacing w:before="40" w:after="280"/>
+        <w:jc w:val="center"/>
       </w:pPr>
       <w:r>
         <w:rPr>
@@ -2343,7 +2578,7 @@
           <w:color w:val="1E293B"/>
           <w:sz w:val="19"/>
         </w:rPr>
-        <w:t xml:space="preserve">Figure 7.4: Executive Organization Dashboard (/dashboard): </w:t>
+        <w:t xml:space="preserve">Figure 8.3: Institutional Registration (/register): </w:t>
       </w:r>
       <w:r>
         <w:rPr>
@@ -2352,12 +2587,13 @@
           <w:color w:val="64748B"/>
           <w:sz w:val="19"/>
         </w:rPr>
-        <w:t>Executive welcome banner, 4 live stat cards (Total Issued, Active Valid, Expired, Revoked), issuance trend graph, and fully populated recent credentials ledger.</w:t>
+        <w:t>Institution onboarding portal for registering accredited issuing bodies with secure cryptographic access.</w:t>
       </w:r>
     </w:p>
     <w:p>
       <w:pPr>
-        <w:spacing w:before="120" w:after="80"/>
+        <w:spacing w:before="160" w:after="80"/>
+        <w:jc w:val="center"/>
       </w:pPr>
       <w:r>
         <w:drawing>
@@ -2371,7 +2607,7 @@
               <a:graphicData uri="http://schemas.openxmlformats.org/drawingml/2006/picture">
                 <pic:pic>
                   <pic:nvPicPr>
-                    <pic:cNvPr id="0" name="05_issue_studio_live_preview.png"/>
+                    <pic:cNvPr id="0" name="04_dashboard_overview.png"/>
                     <pic:cNvPicPr/>
                   </pic:nvPicPr>
                   <pic:blipFill>
@@ -2397,6 +2633,7 @@
     <w:p>
       <w:pPr>
         <w:spacing w:before="40" w:after="280"/>
+        <w:jc w:val="center"/>
       </w:pPr>
       <w:r>
         <w:rPr>
@@ -2405,7 +2642,7 @@
           <w:color w:val="1E293B"/>
           <w:sz w:val="19"/>
         </w:rPr>
-        <w:t xml:space="preserve">Figure 7.5: Split-Screen Certificate Issuing Studio (/dashboard/certificates/new): </w:t>
+        <w:t xml:space="preserve">Figure 8.4: Executive Organization Dashboard (/dashboard): </w:t>
       </w:r>
       <w:r>
         <w:rPr>
@@ -2414,12 +2651,13 @@
           <w:color w:val="64748B"/>
           <w:sz w:val="19"/>
         </w:rPr>
-        <w:t>Interactive split-screen interface: Left side contains the issuance form; Right side renders the live vector diploma preview canvas updating in real time.</w:t>
+        <w:t>Executive welcome banner, 4 live stat cards (Total Issued, Active Valid, Expired, Revoked), issuance trend graph, and fully populated recent credentials ledger.</w:t>
       </w:r>
     </w:p>
     <w:p>
       <w:pPr>
-        <w:spacing w:before="120" w:after="80"/>
+        <w:spacing w:before="160" w:after="80"/>
+        <w:jc w:val="center"/>
       </w:pPr>
       <w:r>
         <w:drawing>
@@ -2433,7 +2671,7 @@
               <a:graphicData uri="http://schemas.openxmlformats.org/drawingml/2006/picture">
                 <pic:pic>
                   <pic:nvPicPr>
-                    <pic:cNvPr id="0" name="06_certificate_registry.png"/>
+                    <pic:cNvPr id="0" name="05_issue_studio_live_preview.png"/>
                     <pic:cNvPicPr/>
                   </pic:nvPicPr>
                   <pic:blipFill>
@@ -2459,6 +2697,7 @@
     <w:p>
       <w:pPr>
         <w:spacing w:before="40" w:after="280"/>
+        <w:jc w:val="center"/>
       </w:pPr>
       <w:r>
         <w:rPr>
@@ -2467,7 +2706,7 @@
           <w:color w:val="1E293B"/>
           <w:sz w:val="19"/>
         </w:rPr>
-        <w:t xml:space="preserve">Figure 7.6: Certificate Registry &amp; Audit CSV Export (/dashboard/certificates): </w:t>
+        <w:t xml:space="preserve">Figure 8.5: Split-Screen Certificate Issuing Studio (/dashboard/certificates/new): </w:t>
       </w:r>
       <w:r>
         <w:rPr>
@@ -2476,12 +2715,13 @@
           <w:color w:val="64748B"/>
           <w:sz w:val="19"/>
         </w:rPr>
-        <w:t>Complete credential registry with filter tabs (All, Valid, Expired, Revoked), recipient avatars, status pills, and client-side CSV spreadsheet export.</w:t>
+        <w:t>Interactive split-screen interface: Left side contains the issuance form; Right side renders the live vector diploma preview canvas updating in real time.</w:t>
       </w:r>
     </w:p>
     <w:p>
       <w:pPr>
-        <w:spacing w:before="120" w:after="80"/>
+        <w:spacing w:before="160" w:after="80"/>
+        <w:jc w:val="center"/>
       </w:pPr>
       <w:r>
         <w:drawing>
@@ -2495,7 +2735,7 @@
               <a:graphicData uri="http://schemas.openxmlformats.org/drawingml/2006/picture">
                 <pic:pic>
                   <pic:nvPicPr>
-                    <pic:cNvPr id="0" name="07_public_verify_portal.png"/>
+                    <pic:cNvPr id="0" name="06_certificate_registry.png"/>
                     <pic:cNvPicPr/>
                   </pic:nvPicPr>
                   <pic:blipFill>
@@ -2521,6 +2761,7 @@
     <w:p>
       <w:pPr>
         <w:spacing w:before="40" w:after="280"/>
+        <w:jc w:val="center"/>
       </w:pPr>
       <w:r>
         <w:rPr>
@@ -2529,7 +2770,7 @@
           <w:color w:val="1E293B"/>
           <w:sz w:val="19"/>
         </w:rPr>
-        <w:t xml:space="preserve">Figure 7.7: Public Verification Portal (/verify): </w:t>
+        <w:t xml:space="preserve">Figure 8.6: Certificate Registry &amp; Audit CSV Export (/dashboard/certificates): </w:t>
       </w:r>
       <w:r>
         <w:rPr>
@@ -2538,12 +2779,13 @@
           <w:color w:val="64748B"/>
           <w:sz w:val="19"/>
         </w:rPr>
-        <w:t>Public verification engine supporting Certificate ID lookup and camera QR code scanning.</w:t>
+        <w:t>Complete credential registry with filter tabs (All, Valid, Expired, Revoked), recipient avatars, status pills, and client-side CSV spreadsheet export.</w:t>
       </w:r>
     </w:p>
     <w:p>
       <w:pPr>
-        <w:spacing w:before="120" w:after="80"/>
+        <w:spacing w:before="160" w:after="80"/>
+        <w:jc w:val="center"/>
       </w:pPr>
       <w:r>
         <w:drawing>
@@ -2557,7 +2799,7 @@
               <a:graphicData uri="http://schemas.openxmlformats.org/drawingml/2006/picture">
                 <pic:pic>
                   <pic:nvPicPr>
-                    <pic:cNvPr id="0" name="08_verification_result_valid.png"/>
+                    <pic:cNvPr id="0" name="07_public_verify_portal.png"/>
                     <pic:cNvPicPr/>
                   </pic:nvPicPr>
                   <pic:blipFill>
@@ -2583,6 +2825,7 @@
     <w:p>
       <w:pPr>
         <w:spacing w:before="40" w:after="280"/>
+        <w:jc w:val="center"/>
       </w:pPr>
       <w:r>
         <w:rPr>
@@ -2591,7 +2834,7 @@
           <w:color w:val="1E293B"/>
           <w:sz w:val="19"/>
         </w:rPr>
-        <w:t xml:space="preserve">Figure 7.8: Cryptographic Proof &amp; Verification Result — Genuine &amp; Valid (/verify/[id]): </w:t>
+        <w:t xml:space="preserve">Figure 8.7: Public Verification Portal with Multi-Modal Scanner (/verify): </w:t>
       </w:r>
       <w:r>
         <w:rPr>
@@ -2600,12 +2843,13 @@
           <w:color w:val="64748B"/>
           <w:sz w:val="19"/>
         </w:rPr>
-        <w:t>Verified credential view showing authentic green status badge, recipient metadata, and Ethereum blockchain proof card (Tx Hash, Block Number, Contract Address).</w:t>
+        <w:t>Public verification engine supporting manual Certificate ID lookup, live camera feed, image upload, and direct PDF document dropzone.</w:t>
       </w:r>
     </w:p>
     <w:p>
       <w:pPr>
-        <w:spacing w:before="120" w:after="80"/>
+        <w:spacing w:before="160" w:after="80"/>
+        <w:jc w:val="center"/>
       </w:pPr>
       <w:r>
         <w:drawing>
@@ -2619,7 +2863,7 @@
               <a:graphicData uri="http://schemas.openxmlformats.org/drawingml/2006/picture">
                 <pic:pic>
                   <pic:nvPicPr>
-                    <pic:cNvPr id="0" name="09_verification_result_revoked.png"/>
+                    <pic:cNvPr id="0" name="08_verification_result_valid.png"/>
                     <pic:cNvPicPr/>
                   </pic:nvPicPr>
                   <pic:blipFill>
@@ -2645,6 +2889,7 @@
     <w:p>
       <w:pPr>
         <w:spacing w:before="40" w:after="280"/>
+        <w:jc w:val="center"/>
       </w:pPr>
       <w:r>
         <w:rPr>
@@ -2653,7 +2898,71 @@
           <w:color w:val="1E293B"/>
           <w:sz w:val="19"/>
         </w:rPr>
-        <w:t xml:space="preserve">Figure 7.9: Cryptographic Proof &amp; Verification Result — Revoked Credential (/verify/[id]): </w:t>
+        <w:t xml:space="preserve">Figure 8.8: Cryptographic Proof &amp; Verification Result — Genuine &amp; Valid (/verify/[id]): </w:t>
+      </w:r>
+      <w:r>
+        <w:rPr>
+          <w:rFonts w:ascii="Calibri" w:hAnsi="Calibri"/>
+          <w:i/>
+          <w:color w:val="64748B"/>
+          <w:sz w:val="19"/>
+        </w:rPr>
+        <w:t>Verified credential view showing authentic green status badge, recipient metadata, and Ethereum blockchain proof card (Tx Hash, Block Number, Contract Address).</w:t>
+      </w:r>
+    </w:p>
+    <w:p>
+      <w:pPr>
+        <w:spacing w:before="160" w:after="80"/>
+        <w:jc w:val="center"/>
+      </w:pPr>
+      <w:r>
+        <w:drawing>
+          <wp:inline xmlns:a="http://schemas.openxmlformats.org/drawingml/2006/main" xmlns:pic="http://schemas.openxmlformats.org/drawingml/2006/picture">
+            <wp:extent cx="5669280" cy="3543300"/>
+            <wp:docPr id="14" name="Picture 14"/>
+            <wp:cNvGraphicFramePr>
+              <a:graphicFrameLocks noChangeAspect="1"/>
+            </wp:cNvGraphicFramePr>
+            <a:graphic>
+              <a:graphicData uri="http://schemas.openxmlformats.org/drawingml/2006/picture">
+                <pic:pic>
+                  <pic:nvPicPr>
+                    <pic:cNvPr id="0" name="09_verification_result_revoked.png"/>
+                    <pic:cNvPicPr/>
+                  </pic:nvPicPr>
+                  <pic:blipFill>
+                    <a:blip r:embed="rId22"/>
+                    <a:stretch>
+                      <a:fillRect/>
+                    </a:stretch>
+                  </pic:blipFill>
+                  <pic:spPr>
+                    <a:xfrm>
+                      <a:off x="0" y="0"/>
+                      <a:ext cx="5669280" cy="3543300"/>
+                    </a:xfrm>
+                    <a:prstGeom prst="rect"/>
+                  </pic:spPr>
+                </pic:pic>
+              </a:graphicData>
+            </a:graphic>
+          </wp:inline>
+        </w:drawing>
+      </w:r>
+    </w:p>
+    <w:p>
+      <w:pPr>
+        <w:spacing w:before="40" w:after="280"/>
+        <w:jc w:val="center"/>
+      </w:pPr>
+      <w:r>
+        <w:rPr>
+          <w:rFonts w:ascii="Calibri" w:hAnsi="Calibri"/>
+          <w:b/>
+          <w:color w:val="1E293B"/>
+          <w:sz w:val="19"/>
+        </w:rPr>
+        <w:t xml:space="preserve">Figure 8.9: Cryptographic Proof &amp; Verification Result — Revoked Credential (/verify/[id]): </w:t>
       </w:r>
       <w:r>
         <w:rPr>
@@ -2667,7 +2976,7 @@
     </w:p>
     <w:p>
       <w:pPr>
-        <w:spacing w:before="360" w:after="120"/>
+        <w:spacing w:before="400" w:after="120"/>
       </w:pPr>
       <w:r>
         <w:rPr>
@@ -2676,7 +2985,7 @@
           <w:color w:val="C8102E"/>
           <w:sz w:val="30"/>
         </w:rPr>
-        <w:t xml:space="preserve">8. </w:t>
+        <w:t xml:space="preserve">9. </w:t>
       </w:r>
       <w:r>
         <w:rPr>
@@ -2685,21 +2994,20 @@
           <w:color w:val="1E293B"/>
           <w:sz w:val="30"/>
         </w:rPr>
-        <w:t>Implementation Summary &amp; Testing</w:t>
+        <w:t>Testing, Verification &amp; Quality Assurance</w:t>
       </w:r>
     </w:p>
     <w:p>
       <w:pPr>
-        <w:spacing w:before="240" w:after="80"/>
+        <w:spacing w:after="80" w:line="276" w:lineRule="auto"/>
       </w:pPr>
       <w:r>
         <w:rPr>
           <w:rFonts w:ascii="Calibri" w:hAnsi="Calibri"/>
-          <w:b/>
-          <w:color w:val="1E293B"/>
-          <w:sz w:val="24"/>
+          <w:color w:val="334155"/>
+          <w:sz w:val="21"/>
         </w:rPr>
-        <w:t>8.1 Technology Stack Matrix</w:t>
+        <w:t>Citadel includes a comprehensive 52-test automated unit, integration, and fuzz testing suite covering all critical edge cases:</w:t>
       </w:r>
     </w:p>
     <w:p>
@@ -2714,7 +3022,7 @@
           <w:color w:val="1E293B"/>
           <w:sz w:val="21"/>
         </w:rPr>
-        <w:t>Frontend:</w:t>
+        <w:t>Cryptographic Hashing Tests (12 Tests):</w:t>
       </w:r>
       <w:r>
         <w:rPr>
@@ -2722,149 +3030,7 @@
           <w:color w:val="334155"/>
           <w:sz w:val="21"/>
         </w:rPr>
-        <w:t xml:space="preserve"> Next.js 14.2.5 (App Router), TypeScript, Tailwind CSS, Radix UI Primitives, Lucide Icons, html5-qrcode.</w:t>
-      </w:r>
-    </w:p>
-    <w:p>
-      <w:pPr>
-        <w:pStyle w:val="ListBullet"/>
-        <w:spacing w:after="60" w:line="276" w:lineRule="auto"/>
-      </w:pPr>
-      <w:r>
-        <w:rPr>
-          <w:rFonts w:ascii="Calibri" w:hAnsi="Calibri"/>
-          <w:b/>
-          <w:color w:val="1E293B"/>
-          <w:sz w:val="21"/>
-        </w:rPr>
-        <w:t>Backend:</w:t>
-      </w:r>
-      <w:r>
-        <w:rPr>
-          <w:rFonts w:ascii="Calibri" w:hAnsi="Calibri"/>
-          <w:color w:val="334155"/>
-          <w:sz w:val="21"/>
-        </w:rPr>
-        <w:t xml:space="preserve"> Node.js 20+, Next.js Server Actions, Zod Validation, Supabase SSR Auth.</w:t>
-      </w:r>
-    </w:p>
-    <w:p>
-      <w:pPr>
-        <w:pStyle w:val="ListBullet"/>
-        <w:spacing w:after="60" w:line="276" w:lineRule="auto"/>
-      </w:pPr>
-      <w:r>
-        <w:rPr>
-          <w:rFonts w:ascii="Calibri" w:hAnsi="Calibri"/>
-          <w:b/>
-          <w:color w:val="1E293B"/>
-          <w:sz w:val="21"/>
-        </w:rPr>
-        <w:t>Database:</w:t>
-      </w:r>
-      <w:r>
-        <w:rPr>
-          <w:rFonts w:ascii="Calibri" w:hAnsi="Calibri"/>
-          <w:color w:val="334155"/>
-          <w:sz w:val="21"/>
-        </w:rPr>
-        <w:t xml:space="preserve"> PostgreSQL (Supabase), Prisma ORM 5.18.0.</w:t>
-      </w:r>
-    </w:p>
-    <w:p>
-      <w:pPr>
-        <w:pStyle w:val="ListBullet"/>
-        <w:spacing w:after="60" w:line="276" w:lineRule="auto"/>
-      </w:pPr>
-      <w:r>
-        <w:rPr>
-          <w:rFonts w:ascii="Calibri" w:hAnsi="Calibri"/>
-          <w:b/>
-          <w:color w:val="1E293B"/>
-          <w:sz w:val="21"/>
-        </w:rPr>
-        <w:t>Blockchain:</w:t>
-      </w:r>
-      <w:r>
-        <w:rPr>
-          <w:rFonts w:ascii="Calibri" w:hAnsi="Calibri"/>
-          <w:color w:val="334155"/>
-          <w:sz w:val="21"/>
-        </w:rPr>
-        <w:t xml:space="preserve"> Solidity 0.8.24, Hardhat 2.22.6, Ethers.js v6.13.1 (Sepolia Testnet / Hardhat EVM).</w:t>
-      </w:r>
-    </w:p>
-    <w:p>
-      <w:pPr>
-        <w:pStyle w:val="ListBullet"/>
-        <w:spacing w:after="60" w:line="276" w:lineRule="auto"/>
-      </w:pPr>
-      <w:r>
-        <w:rPr>
-          <w:rFonts w:ascii="Calibri" w:hAnsi="Calibri"/>
-          <w:b/>
-          <w:color w:val="1E293B"/>
-          <w:sz w:val="21"/>
-        </w:rPr>
-        <w:t>Services:</w:t>
-      </w:r>
-      <w:r>
-        <w:rPr>
-          <w:rFonts w:ascii="Calibri" w:hAnsi="Calibri"/>
-          <w:color w:val="334155"/>
-          <w:sz w:val="21"/>
-        </w:rPr>
-        <w:t xml:space="preserve"> jsPDF 2.5.1 (Vector Diplomas), Nodemailer 6.9.14 (SMTP Notifications).</w:t>
-      </w:r>
-    </w:p>
-    <w:p>
-      <w:pPr>
-        <w:spacing w:before="240" w:after="80"/>
-      </w:pPr>
-      <w:r>
-        <w:rPr>
-          <w:rFonts w:ascii="Calibri" w:hAnsi="Calibri"/>
-          <w:b/>
-          <w:color w:val="1E293B"/>
-          <w:sz w:val="24"/>
-        </w:rPr>
-        <w:t>8.2 Automated Test Suite Results</w:t>
-      </w:r>
-    </w:p>
-    <w:p>
-      <w:pPr>
-        <w:spacing w:after="80" w:line="276" w:lineRule="auto"/>
-      </w:pPr>
-      <w:r>
-        <w:rPr>
-          <w:rFonts w:ascii="Calibri" w:hAnsi="Calibri"/>
-          <w:color w:val="334155"/>
-          <w:sz w:val="21"/>
-        </w:rPr>
-        <w:t>Citadel includes a 52-test automated unit and fuzz testing suite covering all critical edge cases:</w:t>
-      </w:r>
-    </w:p>
-    <w:p>
-      <w:pPr>
-        <w:pStyle w:val="ListBullet"/>
-        <w:spacing w:after="60" w:line="276" w:lineRule="auto"/>
-      </w:pPr>
-      <w:r>
-        <w:rPr>
-          <w:rFonts w:ascii="Calibri" w:hAnsi="Calibri"/>
-          <w:b/>
-          <w:color w:val="1E293B"/>
-          <w:sz w:val="21"/>
-        </w:rPr>
-        <w:t>Cryptographic Hashing (12 Tests):</w:t>
-      </w:r>
-      <w:r>
-        <w:rPr>
-          <w:rFonts w:ascii="Calibri" w:hAnsi="Calibri"/>
-          <w:color w:val="334155"/>
-          <w:sz w:val="21"/>
-        </w:rPr>
-        <w:t xml:space="preserve"> Verified deterministic canonical sorting and key-order invariance.</w:t>
+        <w:t xml:space="preserve"> Verified deterministic sorting, whitespace invariance, and key-order resilience across platforms.</w:t>
       </w:r>
     </w:p>
     <w:p>
@@ -2887,7 +3053,7 @@
           <w:color w:val="334155"/>
           <w:sz w:val="21"/>
         </w:rPr>
-        <w:t xml:space="preserve"> Verified smart contract deployment, authorization, issuance, verification, and revocation.</w:t>
+        <w:t xml:space="preserve"> Verified smart contract deployment, issuer authorization, unique ID enforcement, valid query execution, and revocation state changes.</w:t>
       </w:r>
     </w:p>
     <w:p>
@@ -2910,7 +3076,30 @@
           <w:color w:val="334155"/>
           <w:sz w:val="21"/>
         </w:rPr>
-        <w:t xml:space="preserve"> Tested 1-bit hash tampering, extreme future dates (50+ years), expiration boundary precision, and rapid issuance stress testing.</w:t>
+        <w:t xml:space="preserve"> Tested 1-bit hash tampering, extreme future dates (50+ years), timestamp boundary conditions, and rapid bulk issuance stress testing.</w:t>
+      </w:r>
+    </w:p>
+    <w:p>
+      <w:pPr>
+        <w:pStyle w:val="ListBullet"/>
+        <w:spacing w:after="60" w:line="276" w:lineRule="auto"/>
+      </w:pPr>
+      <w:r>
+        <w:rPr>
+          <w:rFonts w:ascii="Calibri" w:hAnsi="Calibri"/>
+          <w:b/>
+          <w:color w:val="1E293B"/>
+          <w:sz w:val="21"/>
+        </w:rPr>
+        <w:t>Multi-Modal Scanner E2E Tests:</w:t>
+      </w:r>
+      <w:r>
+        <w:rPr>
+          <w:rFonts w:ascii="Calibri" w:hAnsi="Calibri"/>
+          <w:color w:val="334155"/>
+          <w:sz w:val="21"/>
+        </w:rPr>
+        <w:t xml:space="preserve"> E2E testing using Playwright to verify camera permissions, multi-pass QR image recognition, and PDF file extraction.</w:t>
       </w:r>
     </w:p>
     <w:tbl>
@@ -2927,17 +3116,23 @@
         <w:tc>
           <w:tcPr>
             <w:tcW w:type="dxa" w:w="9360"/>
-            <w:shd w:fill="F8FAFC"/>
+            <w:shd w:fill="F0FDF4"/>
             <w:tcMar>
-              <w:top w:w="140" w:type="dxa"/>
-              <w:bottom w:w="140" w:type="dxa"/>
-              <w:left w:w="200" w:type="dxa"/>
-              <w:right w:w="200" w:type="dxa"/>
+              <w:top w:w="120" w:type="dxa"/>
+              <w:bottom w:w="120" w:type="dxa"/>
+              <w:left w:w="180" w:type="dxa"/>
+              <w:right w:w="180" w:type="dxa"/>
             </w:tcMar>
+            <w:tcBorders>
+              <w:left w:val="single" w:sz="24" w:space="0" w:color="16A34A"/>
+              <w:top w:val="none"/>
+              <w:right w:val="none"/>
+              <w:bottom w:val="none"/>
+            </w:tcBorders>
           </w:tcPr>
           <w:p>
             <w:pPr>
-              <w:spacing w:before="40" w:after="40"/>
+              <w:spacing w:before="40" w:after="40" w:line="276" w:lineRule="auto"/>
             </w:pPr>
             <w:r>
               <w:rPr>
@@ -2953,7 +3148,7 @@
               <w:rPr>
                 <w:rFonts w:ascii="Calibri" w:hAnsi="Calibri"/>
                 <w:color w:val="334155"/>
-                <w:sz w:val="20"/>
+                <w:sz w:val="19"/>
               </w:rPr>
               <w:t>Total Tests Executed: 52</w:t>
               <w:br/>
@@ -2961,7 +3156,7 @@
               <w:br/>
               <w:t>Failing Tests: 0</w:t>
               <w:br/>
-              <w:t>TypeScript Check (npx tsc --noEmit): 0 Errors</w:t>
+              <w:t>TypeScript Strict Mode Check (npx tsc --noEmit): 0 Errors</w:t>
             </w:r>
           </w:p>
         </w:tc>
@@ -2974,103 +3169,7 @@
     </w:p>
     <w:p>
       <w:pPr>
-        <w:spacing w:before="360" w:after="120"/>
-      </w:pPr>
-      <w:r>
-        <w:rPr>
-          <w:rFonts w:ascii="Calibri" w:hAnsi="Calibri"/>
-          <w:b/>
-          <w:color w:val="C8102E"/>
-          <w:sz w:val="30"/>
-        </w:rPr>
-        <w:t xml:space="preserve">9. </w:t>
-      </w:r>
-      <w:r>
-        <w:rPr>
-          <w:rFonts w:ascii="Calibri" w:hAnsi="Calibri"/>
-          <w:b/>
-          <w:color w:val="1E293B"/>
-          <w:sz w:val="30"/>
-        </w:rPr>
-        <w:t>Public GitHub Repository</w:t>
-      </w:r>
-    </w:p>
-    <w:p>
-      <w:pPr>
-        <w:spacing w:after="80" w:line="276" w:lineRule="auto"/>
-      </w:pPr>
-      <w:r>
-        <w:rPr>
-          <w:rFonts w:ascii="Calibri" w:hAnsi="Calibri"/>
-          <w:color w:val="334155"/>
-          <w:sz w:val="21"/>
-        </w:rPr>
-        <w:t>The complete project codebase, smart contract source, database migrations, and test scripts are publicly available on GitHub:</w:t>
-      </w:r>
-    </w:p>
-    <w:tbl>
-      <w:tblPr>
-        <w:tblW w:type="auto" w:w="0"/>
-        <w:jc w:val="center"/>
-        <w:tblLayout w:type="fixed"/>
-        <w:tblLook w:firstColumn="1" w:firstRow="1" w:lastColumn="0" w:lastRow="0" w:noHBand="0" w:noVBand="1" w:val="04A0"/>
-      </w:tblPr>
-      <w:tblGrid>
-        <w:gridCol w:w="9360"/>
-      </w:tblGrid>
-      <w:tr>
-        <w:tc>
-          <w:tcPr>
-            <w:tcW w:type="dxa" w:w="9360"/>
-            <w:shd w:fill="F8FAFC"/>
-            <w:tcMar>
-              <w:top w:w="140" w:type="dxa"/>
-              <w:bottom w:w="140" w:type="dxa"/>
-              <w:left w:w="200" w:type="dxa"/>
-              <w:right w:w="200" w:type="dxa"/>
-            </w:tcMar>
-          </w:tcPr>
-          <w:p>
-            <w:pPr>
-              <w:spacing w:before="40" w:after="40"/>
-            </w:pPr>
-            <w:r>
-              <w:rPr>
-                <w:rFonts w:ascii="Calibri" w:hAnsi="Calibri"/>
-                <w:b/>
-                <w:color w:val="C8102E"/>
-                <w:sz w:val="21"/>
-              </w:rPr>
-              <w:t>GitHub Repository</w:t>
-              <w:br/>
-            </w:r>
-            <w:r>
-              <w:rPr>
-                <w:rFonts w:ascii="Calibri" w:hAnsi="Calibri"/>
-                <w:color w:val="334155"/>
-                <w:sz w:val="20"/>
-              </w:rPr>
-              <w:t>Public Repository URL:</w:t>
-              <w:br/>
-              <w:t>https://github.com/mengchheanglong/citadel-blockchain-certificates</w:t>
-              <w:br/>
-              <w:br/>
-              <w:t>Branch: main</w:t>
-              <w:br/>
-              <w:t>Status: Up to date with all 52 tests, contracts, diagrams, and documentation.</w:t>
-            </w:r>
-          </w:p>
-        </w:tc>
-      </w:tr>
-    </w:tbl>
-    <w:p>
-      <w:pPr>
-        <w:spacing w:after="80"/>
-      </w:pPr>
-    </w:p>
-    <w:p>
-      <w:pPr>
-        <w:spacing w:before="360" w:after="120"/>
+        <w:spacing w:before="400" w:after="120"/>
       </w:pPr>
       <w:r>
         <w:rPr>
@@ -3101,7 +3200,7 @@
           <w:color w:val="334155"/>
           <w:sz w:val="21"/>
         </w:rPr>
-        <w:t>This project was conducted as a Solo / Individual Project. 100% of all technical planning, architecture, design, and implementation work was performed independently:</w:t>
+        <w:t>This project was conducted as an Individual / Solo Capstone Project by Long Mengchheang. 100% of all technical planning, architecture, design, and implementation work was performed independently:</w:t>
       </w:r>
     </w:p>
     <w:tbl>
@@ -3110,6 +3209,14 @@
         <w:jc w:val="center"/>
         <w:tblLayout w:type="fixed"/>
         <w:tblLook w:firstColumn="1" w:firstRow="1" w:lastColumn="0" w:lastRow="0" w:noHBand="0" w:noVBand="1" w:val="04A0"/>
+        <w:tblBorders>
+          <w:top w:val="single" w:sz="4" w:space="0" w:color="CBD5E1"/>
+          <w:bottom w:val="single" w:sz="4" w:space="0" w:color="CBD5E1"/>
+          <w:insideH w:val="single" w:sz="4" w:space="0" w:color="CBD5E1"/>
+          <w:insideV w:val="none"/>
+          <w:left w:val="none"/>
+          <w:right w:val="none"/>
+        </w:tblBorders>
       </w:tblPr>
       <w:tblGrid>
         <w:gridCol w:w="3120"/>
@@ -3121,6 +3228,12 @@
           <w:tcPr>
             <w:tcW w:type="dxa" w:w="3120"/>
             <w:shd w:fill="1E293B"/>
+            <w:tcMar>
+              <w:top w:w="60" w:type="dxa"/>
+              <w:bottom w:w="60" w:type="dxa"/>
+              <w:left w:w="100" w:type="dxa"/>
+              <w:right w:w="100" w:type="dxa"/>
+            </w:tcMar>
           </w:tcPr>
           <w:p>
             <w:r>
@@ -3128,7 +3241,7 @@
                 <w:rFonts w:ascii="Calibri" w:hAnsi="Calibri"/>
                 <w:b/>
                 <w:color w:val="FFFFFF"/>
-                <w:sz w:val="20"/>
+                <w:sz w:val="19"/>
               </w:rPr>
               <w:t>Technical Domain</w:t>
             </w:r>
@@ -3138,6 +3251,12 @@
           <w:tcPr>
             <w:tcW w:type="dxa" w:w="3120"/>
             <w:shd w:fill="1E293B"/>
+            <w:tcMar>
+              <w:top w:w="60" w:type="dxa"/>
+              <w:bottom w:w="60" w:type="dxa"/>
+              <w:left w:w="100" w:type="dxa"/>
+              <w:right w:w="100" w:type="dxa"/>
+            </w:tcMar>
           </w:tcPr>
           <w:p>
             <w:r>
@@ -3145,7 +3264,7 @@
                 <w:rFonts w:ascii="Calibri" w:hAnsi="Calibri"/>
                 <w:b/>
                 <w:color w:val="FFFFFF"/>
-                <w:sz w:val="20"/>
+                <w:sz w:val="19"/>
               </w:rPr>
               <w:t>Responsibilities &amp; Deliverables</w:t>
             </w:r>
@@ -3155,6 +3274,12 @@
           <w:tcPr>
             <w:tcW w:type="dxa" w:w="3120"/>
             <w:shd w:fill="1E293B"/>
+            <w:tcMar>
+              <w:top w:w="60" w:type="dxa"/>
+              <w:bottom w:w="60" w:type="dxa"/>
+              <w:left w:w="100" w:type="dxa"/>
+              <w:right w:w="100" w:type="dxa"/>
+            </w:tcMar>
           </w:tcPr>
           <w:p>
             <w:r>
@@ -3162,7 +3287,7 @@
                 <w:rFonts w:ascii="Calibri" w:hAnsi="Calibri"/>
                 <w:b/>
                 <w:color w:val="FFFFFF"/>
-                <w:sz w:val="20"/>
+                <w:sz w:val="19"/>
               </w:rPr>
               <w:t>Contribution</w:t>
             </w:r>
@@ -3175,8 +3300,8 @@
             <w:tcW w:type="dxa" w:w="2592"/>
             <w:shd w:fill="F8FAFC"/>
             <w:tcMar>
-              <w:top w:w="60" w:type="dxa"/>
-              <w:bottom w:w="60" w:type="dxa"/>
+              <w:top w:w="50" w:type="dxa"/>
+              <w:bottom w:w="50" w:type="dxa"/>
               <w:left w:w="80" w:type="dxa"/>
               <w:right w:w="80" w:type="dxa"/>
             </w:tcMar>
@@ -3190,7 +3315,7 @@
                 <w:rFonts w:ascii="Calibri" w:hAnsi="Calibri"/>
                 <w:b/>
                 <w:color w:val="1E293B"/>
-                <w:sz w:val="19"/>
+                <w:sz w:val="18"/>
               </w:rPr>
               <w:t>Smart Contract &amp; Web3</w:t>
             </w:r>
@@ -3201,8 +3326,8 @@
             <w:tcW w:type="dxa" w:w="5328"/>
             <w:shd w:fill="F8FAFC"/>
             <w:tcMar>
-              <w:top w:w="60" w:type="dxa"/>
-              <w:bottom w:w="60" w:type="dxa"/>
+              <w:top w:w="50" w:type="dxa"/>
+              <w:bottom w:w="50" w:type="dxa"/>
               <w:left w:w="80" w:type="dxa"/>
               <w:right w:w="80" w:type="dxa"/>
             </w:tcMar>
@@ -3215,7 +3340,7 @@
               <w:rPr>
                 <w:rFonts w:ascii="Calibri" w:hAnsi="Calibri"/>
                 <w:color w:val="334155"/>
-                <w:sz w:val="19"/>
+                <w:sz w:val="18"/>
               </w:rPr>
               <w:t>Wrote CertificateRegistry.sol, role permissions, Hardhat deploy scripts, and Ethers.js integration.</w:t>
             </w:r>
@@ -3226,8 +3351,8 @@
             <w:tcW w:type="dxa" w:w="1440"/>
             <w:shd w:fill="F8FAFC"/>
             <w:tcMar>
-              <w:top w:w="60" w:type="dxa"/>
-              <w:bottom w:w="60" w:type="dxa"/>
+              <w:top w:w="50" w:type="dxa"/>
+              <w:bottom w:w="50" w:type="dxa"/>
               <w:left w:w="80" w:type="dxa"/>
               <w:right w:w="80" w:type="dxa"/>
             </w:tcMar>
@@ -3241,7 +3366,7 @@
                 <w:rFonts w:ascii="Calibri" w:hAnsi="Calibri"/>
                 <w:b/>
                 <w:color w:val="C8102E"/>
-                <w:sz w:val="19"/>
+                <w:sz w:val="18"/>
               </w:rPr>
               <w:t>100%</w:t>
             </w:r>
@@ -3254,8 +3379,8 @@
             <w:tcW w:type="dxa" w:w="2592"/>
             <w:shd w:fill="FFFFFF"/>
             <w:tcMar>
-              <w:top w:w="60" w:type="dxa"/>
-              <w:bottom w:w="60" w:type="dxa"/>
+              <w:top w:w="50" w:type="dxa"/>
+              <w:bottom w:w="50" w:type="dxa"/>
               <w:left w:w="80" w:type="dxa"/>
               <w:right w:w="80" w:type="dxa"/>
             </w:tcMar>
@@ -3269,7 +3394,7 @@
                 <w:rFonts w:ascii="Calibri" w:hAnsi="Calibri"/>
                 <w:b/>
                 <w:color w:val="1E293B"/>
-                <w:sz w:val="19"/>
+                <w:sz w:val="18"/>
               </w:rPr>
               <w:t>Frontend UI / UX</w:t>
             </w:r>
@@ -3280,8 +3405,8 @@
             <w:tcW w:type="dxa" w:w="5328"/>
             <w:shd w:fill="FFFFFF"/>
             <w:tcMar>
-              <w:top w:w="60" w:type="dxa"/>
-              <w:bottom w:w="60" w:type="dxa"/>
+              <w:top w:w="50" w:type="dxa"/>
+              <w:bottom w:w="50" w:type="dxa"/>
               <w:left w:w="80" w:type="dxa"/>
               <w:right w:w="80" w:type="dxa"/>
             </w:tcMar>
@@ -3294,7 +3419,7 @@
               <w:rPr>
                 <w:rFonts w:ascii="Calibri" w:hAnsi="Calibri"/>
                 <w:color w:val="334155"/>
-                <w:sz w:val="19"/>
+                <w:sz w:val="18"/>
               </w:rPr>
               <w:t>Built Next.js 14 landing page, organization dashboard, live preview studio, and public verification portal.</w:t>
             </w:r>
@@ -3305,8 +3430,8 @@
             <w:tcW w:type="dxa" w:w="1440"/>
             <w:shd w:fill="FFFFFF"/>
             <w:tcMar>
-              <w:top w:w="60" w:type="dxa"/>
-              <w:bottom w:w="60" w:type="dxa"/>
+              <w:top w:w="50" w:type="dxa"/>
+              <w:bottom w:w="50" w:type="dxa"/>
               <w:left w:w="80" w:type="dxa"/>
               <w:right w:w="80" w:type="dxa"/>
             </w:tcMar>
@@ -3320,7 +3445,7 @@
                 <w:rFonts w:ascii="Calibri" w:hAnsi="Calibri"/>
                 <w:b/>
                 <w:color w:val="C8102E"/>
-                <w:sz w:val="19"/>
+                <w:sz w:val="18"/>
               </w:rPr>
               <w:t>100%</w:t>
             </w:r>
@@ -3333,8 +3458,8 @@
             <w:tcW w:type="dxa" w:w="2592"/>
             <w:shd w:fill="F8FAFC"/>
             <w:tcMar>
-              <w:top w:w="60" w:type="dxa"/>
-              <w:bottom w:w="60" w:type="dxa"/>
+              <w:top w:w="50" w:type="dxa"/>
+              <w:bottom w:w="50" w:type="dxa"/>
               <w:left w:w="80" w:type="dxa"/>
               <w:right w:w="80" w:type="dxa"/>
             </w:tcMar>
@@ -3348,7 +3473,7 @@
                 <w:rFonts w:ascii="Calibri" w:hAnsi="Calibri"/>
                 <w:b/>
                 <w:color w:val="1E293B"/>
-                <w:sz w:val="19"/>
+                <w:sz w:val="18"/>
               </w:rPr>
               <w:t>Backend &amp; Database</w:t>
             </w:r>
@@ -3359,8 +3484,8 @@
             <w:tcW w:type="dxa" w:w="5328"/>
             <w:shd w:fill="F8FAFC"/>
             <w:tcMar>
-              <w:top w:w="60" w:type="dxa"/>
-              <w:bottom w:w="60" w:type="dxa"/>
+              <w:top w:w="50" w:type="dxa"/>
+              <w:bottom w:w="50" w:type="dxa"/>
               <w:left w:w="80" w:type="dxa"/>
               <w:right w:w="80" w:type="dxa"/>
             </w:tcMar>
@@ -3373,7 +3498,7 @@
               <w:rPr>
                 <w:rFonts w:ascii="Calibri" w:hAnsi="Calibri"/>
                 <w:color w:val="334155"/>
-                <w:sz w:val="19"/>
+                <w:sz w:val="18"/>
               </w:rPr>
               <w:t>Designed Prisma PostgreSQL schema, Next.js API routes, Zod input validation, and Supabase auth.</w:t>
             </w:r>
@@ -3384,8 +3509,8 @@
             <w:tcW w:type="dxa" w:w="1440"/>
             <w:shd w:fill="F8FAFC"/>
             <w:tcMar>
-              <w:top w:w="60" w:type="dxa"/>
-              <w:bottom w:w="60" w:type="dxa"/>
+              <w:top w:w="50" w:type="dxa"/>
+              <w:bottom w:w="50" w:type="dxa"/>
               <w:left w:w="80" w:type="dxa"/>
               <w:right w:w="80" w:type="dxa"/>
             </w:tcMar>
@@ -3399,7 +3524,7 @@
                 <w:rFonts w:ascii="Calibri" w:hAnsi="Calibri"/>
                 <w:b/>
                 <w:color w:val="C8102E"/>
-                <w:sz w:val="19"/>
+                <w:sz w:val="18"/>
               </w:rPr>
               <w:t>100%</w:t>
             </w:r>
@@ -3412,8 +3537,8 @@
             <w:tcW w:type="dxa" w:w="2592"/>
             <w:shd w:fill="FFFFFF"/>
             <w:tcMar>
-              <w:top w:w="60" w:type="dxa"/>
-              <w:bottom w:w="60" w:type="dxa"/>
+              <w:top w:w="50" w:type="dxa"/>
+              <w:bottom w:w="50" w:type="dxa"/>
               <w:left w:w="80" w:type="dxa"/>
               <w:right w:w="80" w:type="dxa"/>
             </w:tcMar>
@@ -3427,7 +3552,7 @@
                 <w:rFonts w:ascii="Calibri" w:hAnsi="Calibri"/>
                 <w:b/>
                 <w:color w:val="1E293B"/>
-                <w:sz w:val="19"/>
+                <w:sz w:val="18"/>
               </w:rPr>
               <w:t>PDF &amp; Email Services</w:t>
             </w:r>
@@ -3438,8 +3563,8 @@
             <w:tcW w:type="dxa" w:w="5328"/>
             <w:shd w:fill="FFFFFF"/>
             <w:tcMar>
-              <w:top w:w="60" w:type="dxa"/>
-              <w:bottom w:w="60" w:type="dxa"/>
+              <w:top w:w="50" w:type="dxa"/>
+              <w:bottom w:w="50" w:type="dxa"/>
               <w:left w:w="80" w:type="dxa"/>
               <w:right w:w="80" w:type="dxa"/>
             </w:tcMar>
@@ -3452,7 +3577,7 @@
               <w:rPr>
                 <w:rFonts w:ascii="Calibri" w:hAnsi="Calibri"/>
                 <w:color w:val="334155"/>
-                <w:sz w:val="19"/>
+                <w:sz w:val="18"/>
               </w:rPr>
               <w:t>Built vector diploma generator with embedded QR codes and automated SMTP email notifications.</w:t>
             </w:r>
@@ -3463,8 +3588,8 @@
             <w:tcW w:type="dxa" w:w="1440"/>
             <w:shd w:fill="FFFFFF"/>
             <w:tcMar>
-              <w:top w:w="60" w:type="dxa"/>
-              <w:bottom w:w="60" w:type="dxa"/>
+              <w:top w:w="50" w:type="dxa"/>
+              <w:bottom w:w="50" w:type="dxa"/>
               <w:left w:w="80" w:type="dxa"/>
               <w:right w:w="80" w:type="dxa"/>
             </w:tcMar>
@@ -3478,7 +3603,7 @@
                 <w:rFonts w:ascii="Calibri" w:hAnsi="Calibri"/>
                 <w:b/>
                 <w:color w:val="C8102E"/>
-                <w:sz w:val="19"/>
+                <w:sz w:val="18"/>
               </w:rPr>
               <w:t>100%</w:t>
             </w:r>
@@ -3491,8 +3616,8 @@
             <w:tcW w:type="dxa" w:w="2592"/>
             <w:shd w:fill="F8FAFC"/>
             <w:tcMar>
-              <w:top w:w="60" w:type="dxa"/>
-              <w:bottom w:w="60" w:type="dxa"/>
+              <w:top w:w="50" w:type="dxa"/>
+              <w:bottom w:w="50" w:type="dxa"/>
               <w:left w:w="80" w:type="dxa"/>
               <w:right w:w="80" w:type="dxa"/>
             </w:tcMar>
@@ -3506,7 +3631,7 @@
                 <w:rFonts w:ascii="Calibri" w:hAnsi="Calibri"/>
                 <w:b/>
                 <w:color w:val="1E293B"/>
-                <w:sz w:val="19"/>
+                <w:sz w:val="18"/>
               </w:rPr>
               <w:t>Testing &amp; Documentation</w:t>
             </w:r>
@@ -3517,8 +3642,8 @@
             <w:tcW w:type="dxa" w:w="5328"/>
             <w:shd w:fill="F8FAFC"/>
             <w:tcMar>
-              <w:top w:w="60" w:type="dxa"/>
-              <w:bottom w:w="60" w:type="dxa"/>
+              <w:top w:w="50" w:type="dxa"/>
+              <w:bottom w:w="50" w:type="dxa"/>
               <w:left w:w="80" w:type="dxa"/>
               <w:right w:w="80" w:type="dxa"/>
             </w:tcMar>
@@ -3531,9 +3656,9 @@
               <w:rPr>
                 <w:rFonts w:ascii="Calibri" w:hAnsi="Calibri"/>
                 <w:color w:val="334155"/>
-                <w:sz w:val="19"/>
+                <w:sz w:val="18"/>
               </w:rPr>
-              <w:t>Wrote 52 automated tests, verified zero TypeScript errors, and compiled comprehensive documentation.</w:t>
+              <w:t>Wrote 52 automated tests, verified zero TypeScript errors, created SVG diagrams, and compiled documentation.</w:t>
             </w:r>
           </w:p>
         </w:tc>
@@ -3542,8 +3667,8 @@
             <w:tcW w:type="dxa" w:w="1440"/>
             <w:shd w:fill="F8FAFC"/>
             <w:tcMar>
-              <w:top w:w="60" w:type="dxa"/>
-              <w:bottom w:w="60" w:type="dxa"/>
+              <w:top w:w="50" w:type="dxa"/>
+              <w:bottom w:w="50" w:type="dxa"/>
               <w:left w:w="80" w:type="dxa"/>
               <w:right w:w="80" w:type="dxa"/>
             </w:tcMar>
@@ -3557,7 +3682,7 @@
                 <w:rFonts w:ascii="Calibri" w:hAnsi="Calibri"/>
                 <w:b/>
                 <w:color w:val="C8102E"/>
-                <w:sz w:val="19"/>
+                <w:sz w:val="18"/>
               </w:rPr>
               <w:t>100%</w:t>
             </w:r>
@@ -3572,7 +3697,7 @@
     </w:p>
     <w:p>
       <w:pPr>
-        <w:spacing w:before="360" w:after="120"/>
+        <w:spacing w:before="400" w:after="120"/>
       </w:pPr>
       <w:r>
         <w:rPr>
@@ -3590,7 +3715,7 @@
           <w:color w:val="1E293B"/>
           <w:sz w:val="30"/>
         </w:rPr>
-        <w:t>Public Demo Video Details</w:t>
+        <w:t>Demo Video Walkthrough Script (5–7 Minutes)</w:t>
       </w:r>
     </w:p>
     <w:p>
@@ -3603,68 +3728,8 @@
           <w:color w:val="334155"/>
           <w:sz w:val="21"/>
         </w:rPr>
-        <w:t>A public demonstration video walking through the full lifecycle of the platform is accessible at:</w:t>
+        <w:t>Below is the comprehensive spoken presentation script for the live system demonstration, structured to explain both user features and underlying blockchain mechanics in clear terms:</w:t>
       </w:r>
-    </w:p>
-    <w:tbl>
-      <w:tblPr>
-        <w:tblW w:type="auto" w:w="0"/>
-        <w:jc w:val="center"/>
-        <w:tblLayout w:type="fixed"/>
-        <w:tblLook w:firstColumn="1" w:firstRow="1" w:lastColumn="0" w:lastRow="0" w:noHBand="0" w:noVBand="1" w:val="04A0"/>
-      </w:tblPr>
-      <w:tblGrid>
-        <w:gridCol w:w="9360"/>
-      </w:tblGrid>
-      <w:tr>
-        <w:tc>
-          <w:tcPr>
-            <w:tcW w:type="dxa" w:w="9360"/>
-            <w:shd w:fill="F8FAFC"/>
-            <w:tcMar>
-              <w:top w:w="140" w:type="dxa"/>
-              <w:bottom w:w="140" w:type="dxa"/>
-              <w:left w:w="200" w:type="dxa"/>
-              <w:right w:w="200" w:type="dxa"/>
-            </w:tcMar>
-          </w:tcPr>
-          <w:p>
-            <w:pPr>
-              <w:spacing w:before="40" w:after="40"/>
-            </w:pPr>
-            <w:r>
-              <w:rPr>
-                <w:rFonts w:ascii="Calibri" w:hAnsi="Calibri"/>
-                <w:b/>
-                <w:color w:val="C8102E"/>
-                <w:sz w:val="21"/>
-              </w:rPr>
-              <w:t>Demo Video Link</w:t>
-              <w:br/>
-            </w:r>
-            <w:r>
-              <w:rPr>
-                <w:rFonts w:ascii="Calibri" w:hAnsi="Calibri"/>
-                <w:color w:val="334155"/>
-                <w:sz w:val="20"/>
-              </w:rPr>
-              <w:t>Public Video URL:</w:t>
-              <w:br/>
-              <w:t>[Paste your public Google Drive or YouTube link here]</w:t>
-              <w:br/>
-              <w:br/>
-              <w:t>Access Permission: Public / Anyone with the link can view</w:t>
-              <w:br/>
-              <w:t>Duration: Approximately 3 to 5 minutes</w:t>
-            </w:r>
-          </w:p>
-        </w:tc>
-      </w:tr>
-    </w:tbl>
-    <w:p>
-      <w:pPr>
-        <w:spacing w:after="80"/>
-      </w:pPr>
     </w:p>
     <w:p>
       <w:pPr>
@@ -3677,7 +3742,7 @@
           <w:color w:val="1E293B"/>
           <w:sz w:val="24"/>
         </w:rPr>
-        <w:t>Video Walkthrough Checklist:</w:t>
+        <w:t>Scene 1: Introduction &amp; Problem Context (0:00 – 0:45)</w:t>
       </w:r>
     </w:p>
     <w:p>
@@ -3692,7 +3757,7 @@
           <w:color w:val="1E293B"/>
           <w:sz w:val="21"/>
         </w:rPr>
-        <w:t>1. Introduction (30s):</w:t>
+        <w:t>Screen / Action:</w:t>
       </w:r>
       <w:r>
         <w:rPr>
@@ -3700,7 +3765,43 @@
           <w:color w:val="334155"/>
           <w:sz w:val="21"/>
         </w:rPr>
-        <w:t xml:space="preserve"> Introduce Citadel and the need for blockchain-based certificate immutability.</w:t>
+        <w:t xml:space="preserve"> Homepage (/) / Architecture Diagram</w:t>
+      </w:r>
+    </w:p>
+    <w:p>
+      <w:pPr>
+        <w:spacing w:after="80" w:line="276" w:lineRule="auto"/>
+      </w:pPr>
+      <w:r>
+        <w:rPr>
+          <w:rFonts w:ascii="Calibri" w:hAnsi="Calibri"/>
+          <w:b/>
+          <w:color w:val="1E293B"/>
+          <w:sz w:val="21"/>
+        </w:rPr>
+        <w:t xml:space="preserve">Spoken Script: </w:t>
+      </w:r>
+      <w:r>
+        <w:rPr>
+          <w:rFonts w:ascii="Calibri" w:hAnsi="Calibri"/>
+          <w:color w:val="334155"/>
+          <w:sz w:val="21"/>
+        </w:rPr>
+        <w:t>"Hello everyone, welcome to the demonstration of Citadel, a blockchain-based digital certificate issuing and verification platform. Traditional paper diplomas and static PDF certificates are easy to forge with modern graphics tools, and verifying them manually takes weeks of phone calls and emails. Citadel solves this by using the Ethereum blockchain to make certificates completely tamper-proof and instantly verifiable for anyone, anywhere, in seconds."</w:t>
+      </w:r>
+    </w:p>
+    <w:p>
+      <w:pPr>
+        <w:spacing w:before="240" w:after="80"/>
+      </w:pPr>
+      <w:r>
+        <w:rPr>
+          <w:rFonts w:ascii="Calibri" w:hAnsi="Calibri"/>
+          <w:b/>
+          <w:color w:val="1E293B"/>
+          <w:sz w:val="24"/>
+        </w:rPr>
+        <w:t>Scene 2: Organization Login &amp; Dashboard Overview (0:45 – 1:45)</w:t>
       </w:r>
     </w:p>
     <w:p>
@@ -3715,7 +3816,7 @@
           <w:color w:val="1E293B"/>
           <w:sz w:val="21"/>
         </w:rPr>
-        <w:t>2. Certificate Issuance (1.5m):</w:t>
+        <w:t>Screen / Action:</w:t>
       </w:r>
       <w:r>
         <w:rPr>
@@ -3723,7 +3824,43 @@
           <w:color w:val="334155"/>
           <w:sz w:val="21"/>
         </w:rPr>
-        <w:t xml:space="preserve"> Log in as an organization, open the Issue Studio, show the live diploma preview updating as details are typed, and issue the certificate on-chain.</w:t>
+        <w:t xml:space="preserve"> Dashboard (/dashboard)</w:t>
+      </w:r>
+    </w:p>
+    <w:p>
+      <w:pPr>
+        <w:spacing w:after="80" w:line="276" w:lineRule="auto"/>
+      </w:pPr>
+      <w:r>
+        <w:rPr>
+          <w:rFonts w:ascii="Calibri" w:hAnsi="Calibri"/>
+          <w:b/>
+          <w:color w:val="1E293B"/>
+          <w:sz w:val="21"/>
+        </w:rPr>
+        <w:t xml:space="preserve">Spoken Script: </w:t>
+      </w:r>
+      <w:r>
+        <w:rPr>
+          <w:rFonts w:ascii="Calibri" w:hAnsi="Calibri"/>
+          <w:color w:val="334155"/>
+          <w:sz w:val="21"/>
+        </w:rPr>
+        <w:t>"Here on our organization dashboard, an issuing school or academy has a complete overview of all credentials they have issued. You can see our 4 live stat cards showing Total Issued, Active Valid, Expired, and Revoked certificates, along with a recent credentials table. Behind the scenes, the school's account is authenticated securely, and all human-readable records are kept private in our PostgreSQL database to protect student privacy and save gas fees."</w:t>
+      </w:r>
+    </w:p>
+    <w:p>
+      <w:pPr>
+        <w:spacing w:before="240" w:after="80"/>
+      </w:pPr>
+      <w:r>
+        <w:rPr>
+          <w:rFonts w:ascii="Calibri" w:hAnsi="Calibri"/>
+          <w:b/>
+          <w:color w:val="1E293B"/>
+          <w:sz w:val="24"/>
+        </w:rPr>
+        <w:t>Scene 3: Issuing a Certificate in the Live Studio (1:45 – 3:00)</w:t>
       </w:r>
     </w:p>
     <w:p>
@@ -3738,7 +3875,7 @@
           <w:color w:val="1E293B"/>
           <w:sz w:val="21"/>
         </w:rPr>
-        <w:t>3. PDF &amp; Email Delivery (45s):</w:t>
+        <w:t>Screen / Action:</w:t>
       </w:r>
       <w:r>
         <w:rPr>
@@ -3746,7 +3883,43 @@
           <w:color w:val="334155"/>
           <w:sz w:val="21"/>
         </w:rPr>
-        <w:t xml:space="preserve"> Download the vector PDF diploma and display the received email notification with the attached diploma.</w:t>
+        <w:t xml:space="preserve"> Issue Studio (/dashboard/certificates/new)</w:t>
+      </w:r>
+    </w:p>
+    <w:p>
+      <w:pPr>
+        <w:spacing w:after="80" w:line="276" w:lineRule="auto"/>
+      </w:pPr>
+      <w:r>
+        <w:rPr>
+          <w:rFonts w:ascii="Calibri" w:hAnsi="Calibri"/>
+          <w:b/>
+          <w:color w:val="1E293B"/>
+          <w:sz w:val="21"/>
+        </w:rPr>
+        <w:t xml:space="preserve">Spoken Script: </w:t>
+      </w:r>
+      <w:r>
+        <w:rPr>
+          <w:rFonts w:ascii="Calibri" w:hAnsi="Calibri"/>
+          <w:color w:val="334155"/>
+          <w:sz w:val="21"/>
+        </w:rPr>
+        <w:t>"Now let's issue a certificate. In our Issue Studio, as I type the student's name, degree title, and expiration date on the left, you can see the high-resolution diploma preview updating in real time on the right. When I click 'Issue Certificate', here is what happens: our server generates a unique Certificate ID and calculates a mathematical SHA-256 fingerprint of the data. Then, it sends this fingerprint to our Ethereum smart contract. The transaction is mined into a block, locking the certificate permanently. Even if someone changes a single letter in the name later, the hash will change, and the verification will immediately flag it as fake."</w:t>
+      </w:r>
+    </w:p>
+    <w:p>
+      <w:pPr>
+        <w:spacing w:before="240" w:after="80"/>
+      </w:pPr>
+      <w:r>
+        <w:rPr>
+          <w:rFonts w:ascii="Calibri" w:hAnsi="Calibri"/>
+          <w:b/>
+          <w:color w:val="1E293B"/>
+          <w:sz w:val="24"/>
+        </w:rPr>
+        <w:t>Scene 4: PDF Diploma Generation &amp; Automated Email Delivery (3:00 – 3:45)</w:t>
       </w:r>
     </w:p>
     <w:p>
@@ -3761,7 +3934,7 @@
           <w:color w:val="1E293B"/>
           <w:sz w:val="21"/>
         </w:rPr>
-        <w:t>4. Public Verification (1m):</w:t>
+        <w:t>Screen / Action:</w:t>
       </w:r>
       <w:r>
         <w:rPr>
@@ -3769,7 +3942,43 @@
           <w:color w:val="334155"/>
           <w:sz w:val="21"/>
         </w:rPr>
-        <w:t xml:space="preserve"> Navigate to /verify, search the Certificate ID or scan the QR code with the camera, and display the Valid green status with blockchain transaction hash.</w:t>
+        <w:t xml:space="preserve"> Inbox / Downloaded PDF</w:t>
+      </w:r>
+    </w:p>
+    <w:p>
+      <w:pPr>
+        <w:spacing w:after="80" w:line="276" w:lineRule="auto"/>
+      </w:pPr>
+      <w:r>
+        <w:rPr>
+          <w:rFonts w:ascii="Calibri" w:hAnsi="Calibri"/>
+          <w:b/>
+          <w:color w:val="1E293B"/>
+          <w:sz w:val="21"/>
+        </w:rPr>
+        <w:t xml:space="preserve">Spoken Script: </w:t>
+      </w:r>
+      <w:r>
+        <w:rPr>
+          <w:rFonts w:ascii="Calibri" w:hAnsi="Calibri"/>
+          <w:color w:val="334155"/>
+          <w:sz w:val="21"/>
+        </w:rPr>
+        <w:t>"Immediately after blockchain confirmation, Citadel generates a high-resolution vector PDF diploma with an embedded QR code linking directly to the verification page, and automatically emails it to the graduate's inbox. The student now holds an authentic digital credential they can print, share on LinkedIn, or email to employers."</w:t>
+      </w:r>
+    </w:p>
+    <w:p>
+      <w:pPr>
+        <w:spacing w:before="240" w:after="80"/>
+      </w:pPr>
+      <w:r>
+        <w:rPr>
+          <w:rFonts w:ascii="Calibri" w:hAnsi="Calibri"/>
+          <w:b/>
+          <w:color w:val="1E293B"/>
+          <w:sz w:val="24"/>
+        </w:rPr>
+        <w:t>Scene 5: Instant Public Verification (Camera, File &amp; PDF) (3:45 – 5:15)</w:t>
       </w:r>
     </w:p>
     <w:p>
@@ -3784,7 +3993,7 @@
           <w:color w:val="1E293B"/>
           <w:sz w:val="21"/>
         </w:rPr>
-        <w:t>5. Expiration &amp; Revocation (45s):</w:t>
+        <w:t>Screen / Action:</w:t>
       </w:r>
       <w:r>
         <w:rPr>
@@ -3792,7 +4001,266 @@
           <w:color w:val="334155"/>
           <w:sz w:val="21"/>
         </w:rPr>
-        <w:t xml:space="preserve"> Demonstrate an expired certificate and perform an on-chain revocation with an audit reason, showing the updated Revoked red status.</w:t>
+        <w:t xml:space="preserve"> Verification Portal (/verify) &amp; Results (/verify/[id])</w:t>
+      </w:r>
+    </w:p>
+    <w:p>
+      <w:pPr>
+        <w:spacing w:after="80" w:line="276" w:lineRule="auto"/>
+      </w:pPr>
+      <w:r>
+        <w:rPr>
+          <w:rFonts w:ascii="Calibri" w:hAnsi="Calibri"/>
+          <w:b/>
+          <w:color w:val="1E293B"/>
+          <w:sz w:val="21"/>
+        </w:rPr>
+        <w:t xml:space="preserve">Spoken Script: </w:t>
+      </w:r>
+      <w:r>
+        <w:rPr>
+          <w:rFonts w:ascii="Calibri" w:hAnsi="Calibri"/>
+          <w:color w:val="334155"/>
+          <w:sz w:val="21"/>
+        </w:rPr>
+        <w:t>"Now let's switch to the perspective of an employer or university verifier on our public verification page. Verifying is completely free — zero gas fees, and no account or wallet needed. A verifier can type the Certificate ID, use their device camera to scan the QR code live, drag and drop a screenshot, or drop the PDF file directly. When submitted, our system checks the cryptographic fingerprint against the smart contract. Instantly, we see the green 'Genuine &amp; Valid' badge, showing the student's name, degree, and the exact Ethereum transaction hash and block number on Sepolia."</w:t>
+      </w:r>
+    </w:p>
+    <w:p>
+      <w:pPr>
+        <w:spacing w:before="240" w:after="80"/>
+      </w:pPr>
+      <w:r>
+        <w:rPr>
+          <w:rFonts w:ascii="Calibri" w:hAnsi="Calibri"/>
+          <w:b/>
+          <w:color w:val="1E293B"/>
+          <w:sz w:val="24"/>
+        </w:rPr>
+        <w:t>Scene 6: Credential Expiration &amp; On-Chain Revocation (5:15 – 6:00)</w:t>
+      </w:r>
+    </w:p>
+    <w:p>
+      <w:pPr>
+        <w:pStyle w:val="ListBullet"/>
+        <w:spacing w:after="60" w:line="276" w:lineRule="auto"/>
+      </w:pPr>
+      <w:r>
+        <w:rPr>
+          <w:rFonts w:ascii="Calibri" w:hAnsi="Calibri"/>
+          <w:b/>
+          <w:color w:val="1E293B"/>
+          <w:sz w:val="21"/>
+        </w:rPr>
+        <w:t>Screen / Action:</w:t>
+      </w:r>
+      <w:r>
+        <w:rPr>
+          <w:rFonts w:ascii="Calibri" w:hAnsi="Calibri"/>
+          <w:color w:val="334155"/>
+          <w:sz w:val="21"/>
+        </w:rPr>
+        <w:t xml:space="preserve"> Certificate Registry &amp; Revoked View</w:t>
+      </w:r>
+    </w:p>
+    <w:p>
+      <w:pPr>
+        <w:spacing w:after="80" w:line="276" w:lineRule="auto"/>
+      </w:pPr>
+      <w:r>
+        <w:rPr>
+          <w:rFonts w:ascii="Calibri" w:hAnsi="Calibri"/>
+          <w:b/>
+          <w:color w:val="1E293B"/>
+          <w:sz w:val="21"/>
+        </w:rPr>
+        <w:t xml:space="preserve">Spoken Script: </w:t>
+      </w:r>
+      <w:r>
+        <w:rPr>
+          <w:rFonts w:ascii="Calibri" w:hAnsi="Calibri"/>
+          <w:color w:val="334155"/>
+          <w:sz w:val="21"/>
+        </w:rPr>
+        <w:t>"Citadel also gives schools full lifecycle control. If a credential expires, the smart contract dynamically marks it as Expired based on block timestamps. Furthermore, if a certificate was issued by mistake or must be cancelled, the authorized issuer can click 'Revoke' on the dashboard and enter an audit reason. The smart contract updates its state on-chain, and anyone checking that certificate will immediately see a prominent red 'Revoked' alert with the official cancellation reason."</w:t>
+      </w:r>
+    </w:p>
+    <w:p>
+      <w:pPr>
+        <w:spacing w:before="240" w:after="80"/>
+      </w:pPr>
+      <w:r>
+        <w:rPr>
+          <w:rFonts w:ascii="Calibri" w:hAnsi="Calibri"/>
+          <w:b/>
+          <w:color w:val="1E293B"/>
+          <w:sz w:val="24"/>
+        </w:rPr>
+        <w:t>Scene 7: Technical Summary &amp; Conclusion (6:00 – 6:45)</w:t>
+      </w:r>
+    </w:p>
+    <w:p>
+      <w:pPr>
+        <w:pStyle w:val="ListBullet"/>
+        <w:spacing w:after="60" w:line="276" w:lineRule="auto"/>
+      </w:pPr>
+      <w:r>
+        <w:rPr>
+          <w:rFonts w:ascii="Calibri" w:hAnsi="Calibri"/>
+          <w:b/>
+          <w:color w:val="1E293B"/>
+          <w:sz w:val="21"/>
+        </w:rPr>
+        <w:t>Screen / Action:</w:t>
+      </w:r>
+      <w:r>
+        <w:rPr>
+          <w:rFonts w:ascii="Calibri" w:hAnsi="Calibri"/>
+          <w:color w:val="334155"/>
+          <w:sz w:val="21"/>
+        </w:rPr>
+        <w:t xml:space="preserve"> Conclusion / Architecture Slide</w:t>
+      </w:r>
+    </w:p>
+    <w:p>
+      <w:pPr>
+        <w:spacing w:after="80" w:line="276" w:lineRule="auto"/>
+      </w:pPr>
+      <w:r>
+        <w:rPr>
+          <w:rFonts w:ascii="Calibri" w:hAnsi="Calibri"/>
+          <w:b/>
+          <w:color w:val="1E293B"/>
+          <w:sz w:val="21"/>
+        </w:rPr>
+        <w:t xml:space="preserve">Spoken Script: </w:t>
+      </w:r>
+      <w:r>
+        <w:rPr>
+          <w:rFonts w:ascii="Calibri" w:hAnsi="Calibri"/>
+          <w:color w:val="334155"/>
+          <w:sz w:val="21"/>
+        </w:rPr>
+        <w:t>"In summary, Citadel provides an end-to-end, enterprise-ready credentialing solution combining the privacy and speed of web applications with the permanent trust and immutability of the Ethereum blockchain. With 52 automated tests passing at 100%, Citadel is ready for institutional deployment. Thank you for watching!"</w:t>
+      </w:r>
+    </w:p>
+    <w:p>
+      <w:pPr>
+        <w:spacing w:before="400" w:after="120"/>
+      </w:pPr>
+      <w:r>
+        <w:rPr>
+          <w:rFonts w:ascii="Calibri" w:hAnsi="Calibri"/>
+          <w:b/>
+          <w:color w:val="C8102E"/>
+          <w:sz w:val="30"/>
+        </w:rPr>
+        <w:t xml:space="preserve">12. </w:t>
+      </w:r>
+      <w:r>
+        <w:rPr>
+          <w:rFonts w:ascii="Calibri" w:hAnsi="Calibri"/>
+          <w:b/>
+          <w:color w:val="1E293B"/>
+          <w:sz w:val="30"/>
+        </w:rPr>
+        <w:t>Conclusion &amp; Future Roadmap</w:t>
+      </w:r>
+    </w:p>
+    <w:p>
+      <w:pPr>
+        <w:spacing w:after="80" w:line="276" w:lineRule="auto"/>
+      </w:pPr>
+      <w:r>
+        <w:rPr>
+          <w:rFonts w:ascii="Calibri" w:hAnsi="Calibri"/>
+          <w:color w:val="334155"/>
+          <w:sz w:val="21"/>
+        </w:rPr>
+        <w:t>Citadel demonstrates a production-grade, mathematically tamper-proof solution to global credential fraud. By combining off-chain data efficiency with on-chain Ethereum cryptographic invariance, it provides institutions with effortless issuance and verifiers with instant zero-gas certainty.</w:t>
+      </w:r>
+    </w:p>
+    <w:p>
+      <w:pPr>
+        <w:spacing w:before="240" w:after="80"/>
+      </w:pPr>
+      <w:r>
+        <w:rPr>
+          <w:rFonts w:ascii="Calibri" w:hAnsi="Calibri"/>
+          <w:b/>
+          <w:color w:val="1E293B"/>
+          <w:sz w:val="24"/>
+        </w:rPr>
+        <w:t>Future Roadmap:</w:t>
+      </w:r>
+    </w:p>
+    <w:p>
+      <w:pPr>
+        <w:pStyle w:val="ListBullet"/>
+        <w:spacing w:after="60" w:line="276" w:lineRule="auto"/>
+      </w:pPr>
+      <w:r>
+        <w:rPr>
+          <w:rFonts w:ascii="Calibri" w:hAnsi="Calibri"/>
+          <w:b/>
+          <w:color w:val="1E293B"/>
+          <w:sz w:val="21"/>
+        </w:rPr>
+        <w:t>1. Decentralized Identity (W3C DID):</w:t>
+      </w:r>
+      <w:r>
+        <w:rPr>
+          <w:rFonts w:ascii="Calibri" w:hAnsi="Calibri"/>
+          <w:color w:val="334155"/>
+          <w:sz w:val="21"/>
+        </w:rPr>
+        <w:t xml:space="preserve"> Implementing W3C Decentralized Identifiers (DIDs) and Verifiable Credentials (VC) standards for cross-border institutional interoperability.</w:t>
+      </w:r>
+    </w:p>
+    <w:p>
+      <w:pPr>
+        <w:pStyle w:val="ListBullet"/>
+        <w:spacing w:after="60" w:line="276" w:lineRule="auto"/>
+      </w:pPr>
+      <w:r>
+        <w:rPr>
+          <w:rFonts w:ascii="Calibri" w:hAnsi="Calibri"/>
+          <w:b/>
+          <w:color w:val="1E293B"/>
+          <w:sz w:val="21"/>
+        </w:rPr>
+        <w:t>2. Soulbound Tokens (SBTs):</w:t>
+      </w:r>
+      <w:r>
+        <w:rPr>
+          <w:rFonts w:ascii="Calibri" w:hAnsi="Calibri"/>
+          <w:color w:val="334155"/>
+          <w:sz w:val="21"/>
+        </w:rPr>
+        <w:t xml:space="preserve"> Minting non-transferable ERC-5192 Soulbound Tokens directly into student wallets as decentralized proof of accomplishment.</w:t>
+      </w:r>
+    </w:p>
+    <w:p>
+      <w:pPr>
+        <w:pStyle w:val="ListBullet"/>
+        <w:spacing w:after="60" w:line="276" w:lineRule="auto"/>
+      </w:pPr>
+      <w:r>
+        <w:rPr>
+          <w:rFonts w:ascii="Calibri" w:hAnsi="Calibri"/>
+          <w:b/>
+          <w:color w:val="1E293B"/>
+          <w:sz w:val="21"/>
+        </w:rPr>
+        <w:t>3. Zero-Knowledge Proofs (ZKP):</w:t>
+      </w:r>
+      <w:r>
+        <w:rPr>
+          <w:rFonts w:ascii="Calibri" w:hAnsi="Calibri"/>
+          <w:color w:val="334155"/>
+          <w:sz w:val="21"/>
+        </w:rPr>
+        <w:t xml:space="preserve"> Utilizing zk-SNARKs to allow graduates to prove GPA thresholds or graduation status without revealing their full transcript or identity.</w:t>
       </w:r>
     </w:p>
     <w:sectPr>

--- a/PROJECT_SUBMISSION_REPORT.docx
+++ b/PROJECT_SUBMISSION_REPORT.docx
@@ -4,30 +4,61 @@
   <w:body>
     <w:p>
       <w:pPr>
-        <w:spacing w:before="0" w:after="80"/>
+        <w:spacing w:before="0" w:after="40"/>
+        <w:jc w:val="center"/>
       </w:pPr>
       <w:r>
         <w:rPr>
-          <w:rFonts w:ascii="Calibri" w:hAnsi="Calibri"/>
+          <w:rFonts w:ascii="Times New Roman" w:hAnsi="Times New Roman"/>
           <w:b/>
-          <w:color w:val="1E293B"/>
-          <w:sz w:val="48"/>
+          <w:color w:val="000000"/>
+          <w:sz w:val="26"/>
         </w:rPr>
-        <w:t>Blockchain-Based Digital Certificate Issuing Platform</w:t>
+        <w:t>KIRIROM INSTITUTE OF TECHNOLOGY</w:t>
       </w:r>
     </w:p>
     <w:p>
       <w:pPr>
         <w:spacing w:after="320"/>
+        <w:jc w:val="center"/>
       </w:pPr>
       <w:r>
         <w:rPr>
-          <w:rFonts w:ascii="Calibri" w:hAnsi="Calibri"/>
+          <w:rFonts w:ascii="Times New Roman" w:hAnsi="Times New Roman"/>
+          <w:i/>
+          <w:color w:val="3C3C3C"/>
+          <w:sz w:val="22"/>
+        </w:rPr>
+        <w:t>Department of Software Engineering</w:t>
+      </w:r>
+    </w:p>
+    <w:p>
+      <w:pPr>
+        <w:spacing w:before="120" w:after="80"/>
+        <w:jc w:val="center"/>
+      </w:pPr>
+      <w:r>
+        <w:rPr>
+          <w:rFonts w:ascii="Times New Roman" w:hAnsi="Times New Roman"/>
           <w:b/>
-          <w:color w:val="C8102E"/>
-          <w:sz w:val="26"/>
+          <w:color w:val="000000"/>
+          <w:sz w:val="34"/>
         </w:rPr>
-        <w:t>Project Submission Report — Citadel Protocol Architecture, Implementation &amp; Verification</w:t>
+        <w:t>CITADEL: A BLOCKCHAIN-BASED DIGITAL CERTIFICATE ISSUING AND VERIFICATION PLATFORM</w:t>
+      </w:r>
+    </w:p>
+    <w:p>
+      <w:pPr>
+        <w:spacing w:after="280"/>
+        <w:jc w:val="center"/>
+      </w:pPr>
+      <w:r>
+        <w:rPr>
+          <w:rFonts w:ascii="Times New Roman" w:hAnsi="Times New Roman"/>
+          <w:color w:val="3C3C3C"/>
+          <w:sz w:val="24"/>
+        </w:rPr>
+        <w:t>Project Submission Report</w:t>
       </w:r>
     </w:p>
     <w:tbl>
@@ -37,9 +68,9 @@
         <w:tblLayout w:type="fixed"/>
         <w:tblLook w:firstColumn="1" w:firstRow="1" w:lastColumn="0" w:lastRow="0" w:noHBand="0" w:noVBand="1" w:val="04A0"/>
         <w:tblBorders>
-          <w:top w:val="single" w:sz="4" w:space="0" w:color="E2E8F0"/>
-          <w:bottom w:val="single" w:sz="4" w:space="0" w:color="E2E8F0"/>
-          <w:insideH w:val="single" w:sz="4" w:space="0" w:color="E2E8F0"/>
+          <w:top w:val="single" w:sz="4" w:space="0" w:color="D0D0D0"/>
+          <w:bottom w:val="single" w:sz="4" w:space="0" w:color="D0D0D0"/>
+          <w:insideH w:val="single" w:sz="4" w:space="0" w:color="D0D0D0"/>
           <w:insideV w:val="none"/>
           <w:left w:val="none"/>
           <w:right w:val="none"/>
@@ -52,13 +83,13 @@
       <w:tr>
         <w:tc>
           <w:tcPr>
-            <w:tcW w:type="dxa" w:w="2880"/>
-            <w:shd w:fill="F8FAFC"/>
+            <w:tcW w:type="dxa" w:w="2592"/>
+            <w:shd w:fill="F5F5F5"/>
             <w:tcMar>
-              <w:top w:w="50" w:type="dxa"/>
-              <w:bottom w:w="50" w:type="dxa"/>
-              <w:left w:w="100" w:type="dxa"/>
-              <w:right w:w="100" w:type="dxa"/>
+              <w:top w:w="40" w:type="dxa"/>
+              <w:bottom w:w="40" w:type="dxa"/>
+              <w:left w:w="80" w:type="dxa"/>
+              <w:right w:w="80" w:type="dxa"/>
             </w:tcMar>
           </w:tcPr>
           <w:p>
@@ -67,24 +98,24 @@
             </w:pPr>
             <w:r>
               <w:rPr>
-                <w:rFonts w:ascii="Calibri" w:hAnsi="Calibri"/>
+                <w:rFonts w:ascii="Times New Roman" w:hAnsi="Times New Roman"/>
                 <w:b/>
-                <w:color w:val="1E293B"/>
+                <w:color w:val="000000"/>
                 <w:sz w:val="19"/>
               </w:rPr>
-              <w:t>Project Title</w:t>
+              <w:t>Student / Author</w:t>
             </w:r>
           </w:p>
         </w:tc>
         <w:tc>
           <w:tcPr>
-            <w:tcW w:type="dxa" w:w="6480"/>
+            <w:tcW w:type="dxa" w:w="6768"/>
             <w:shd w:fill="FFFFFF"/>
             <w:tcMar>
-              <w:top w:w="50" w:type="dxa"/>
-              <w:bottom w:w="50" w:type="dxa"/>
-              <w:left w:w="100" w:type="dxa"/>
-              <w:right w:w="100" w:type="dxa"/>
+              <w:top w:w="40" w:type="dxa"/>
+              <w:bottom w:w="40" w:type="dxa"/>
+              <w:left w:w="80" w:type="dxa"/>
+              <w:right w:w="80" w:type="dxa"/>
             </w:tcMar>
           </w:tcPr>
           <w:p>
@@ -93,61 +124,8 @@
             </w:pPr>
             <w:r>
               <w:rPr>
-                <w:rFonts w:ascii="Calibri" w:hAnsi="Calibri"/>
-                <w:color w:val="334155"/>
-                <w:sz w:val="19"/>
-              </w:rPr>
-              <w:t>Citadel — Blockchain Digital Certificate Issuing &amp; Verification Platform</w:t>
-            </w:r>
-          </w:p>
-        </w:tc>
-      </w:tr>
-      <w:tr>
-        <w:tc>
-          <w:tcPr>
-            <w:tcW w:type="dxa" w:w="2880"/>
-            <w:shd w:fill="F8FAFC"/>
-            <w:tcMar>
-              <w:top w:w="50" w:type="dxa"/>
-              <w:bottom w:w="50" w:type="dxa"/>
-              <w:left w:w="100" w:type="dxa"/>
-              <w:right w:w="100" w:type="dxa"/>
-            </w:tcMar>
-          </w:tcPr>
-          <w:p>
-            <w:pPr>
-              <w:spacing w:after="0"/>
-            </w:pPr>
-            <w:r>
-              <w:rPr>
-                <w:rFonts w:ascii="Calibri" w:hAnsi="Calibri"/>
-                <w:b/>
-                <w:color w:val="1E293B"/>
-                <w:sz w:val="19"/>
-              </w:rPr>
-              <w:t>Student / Author</w:t>
-            </w:r>
-          </w:p>
-        </w:tc>
-        <w:tc>
-          <w:tcPr>
-            <w:tcW w:type="dxa" w:w="6480"/>
-            <w:shd w:fill="FFFFFF"/>
-            <w:tcMar>
-              <w:top w:w="50" w:type="dxa"/>
-              <w:bottom w:w="50" w:type="dxa"/>
-              <w:left w:w="100" w:type="dxa"/>
-              <w:right w:w="100" w:type="dxa"/>
-            </w:tcMar>
-          </w:tcPr>
-          <w:p>
-            <w:pPr>
-              <w:spacing w:after="0"/>
-            </w:pPr>
-            <w:r>
-              <w:rPr>
-                <w:rFonts w:ascii="Calibri" w:hAnsi="Calibri"/>
-                <w:color w:val="334155"/>
+                <w:rFonts w:ascii="Times New Roman" w:hAnsi="Times New Roman"/>
+                <w:color w:val="141414"/>
                 <w:sz w:val="19"/>
               </w:rPr>
               <w:t>Long Mengchheang</w:t>
@@ -158,13 +136,13 @@
       <w:tr>
         <w:tc>
           <w:tcPr>
-            <w:tcW w:type="dxa" w:w="2880"/>
-            <w:shd w:fill="F8FAFC"/>
+            <w:tcW w:type="dxa" w:w="2592"/>
+            <w:shd w:fill="F5F5F5"/>
             <w:tcMar>
-              <w:top w:w="50" w:type="dxa"/>
-              <w:bottom w:w="50" w:type="dxa"/>
-              <w:left w:w="100" w:type="dxa"/>
-              <w:right w:w="100" w:type="dxa"/>
+              <w:top w:w="40" w:type="dxa"/>
+              <w:bottom w:w="40" w:type="dxa"/>
+              <w:left w:w="80" w:type="dxa"/>
+              <w:right w:w="80" w:type="dxa"/>
             </w:tcMar>
           </w:tcPr>
           <w:p>
@@ -173,9 +151,9 @@
             </w:pPr>
             <w:r>
               <w:rPr>
-                <w:rFonts w:ascii="Calibri" w:hAnsi="Calibri"/>
+                <w:rFonts w:ascii="Times New Roman" w:hAnsi="Times New Roman"/>
                 <w:b/>
-                <w:color w:val="1E293B"/>
+                <w:color w:val="000000"/>
                 <w:sz w:val="19"/>
               </w:rPr>
               <w:t>Institution</w:t>
@@ -184,13 +162,13 @@
         </w:tc>
         <w:tc>
           <w:tcPr>
-            <w:tcW w:type="dxa" w:w="6480"/>
+            <w:tcW w:type="dxa" w:w="6768"/>
             <w:shd w:fill="FFFFFF"/>
             <w:tcMar>
-              <w:top w:w="50" w:type="dxa"/>
-              <w:bottom w:w="50" w:type="dxa"/>
-              <w:left w:w="100" w:type="dxa"/>
-              <w:right w:w="100" w:type="dxa"/>
+              <w:top w:w="40" w:type="dxa"/>
+              <w:bottom w:w="40" w:type="dxa"/>
+              <w:left w:w="80" w:type="dxa"/>
+              <w:right w:w="80" w:type="dxa"/>
             </w:tcMar>
           </w:tcPr>
           <w:p>
@@ -199,8 +177,8 @@
             </w:pPr>
             <w:r>
               <w:rPr>
-                <w:rFonts w:ascii="Calibri" w:hAnsi="Calibri"/>
-                <w:color w:val="334155"/>
+                <w:rFonts w:ascii="Times New Roman" w:hAnsi="Times New Roman"/>
+                <w:color w:val="141414"/>
                 <w:sz w:val="19"/>
               </w:rPr>
               <w:t>Kirirom Institute of Technology (KIT)</w:t>
@@ -211,13 +189,13 @@
       <w:tr>
         <w:tc>
           <w:tcPr>
-            <w:tcW w:type="dxa" w:w="2880"/>
-            <w:shd w:fill="F8FAFC"/>
+            <w:tcW w:type="dxa" w:w="2592"/>
+            <w:shd w:fill="F5F5F5"/>
             <w:tcMar>
-              <w:top w:w="50" w:type="dxa"/>
-              <w:bottom w:w="50" w:type="dxa"/>
-              <w:left w:w="100" w:type="dxa"/>
-              <w:right w:w="100" w:type="dxa"/>
+              <w:top w:w="40" w:type="dxa"/>
+              <w:bottom w:w="40" w:type="dxa"/>
+              <w:left w:w="80" w:type="dxa"/>
+              <w:right w:w="80" w:type="dxa"/>
             </w:tcMar>
           </w:tcPr>
           <w:p>
@@ -226,24 +204,24 @@
             </w:pPr>
             <w:r>
               <w:rPr>
-                <w:rFonts w:ascii="Calibri" w:hAnsi="Calibri"/>
+                <w:rFonts w:ascii="Times New Roman" w:hAnsi="Times New Roman"/>
                 <w:b/>
-                <w:color w:val="1E293B"/>
+                <w:color w:val="000000"/>
                 <w:sz w:val="19"/>
               </w:rPr>
-              <w:t>Project Arrangement</w:t>
+              <w:t>Project Type</w:t>
             </w:r>
           </w:p>
         </w:tc>
         <w:tc>
           <w:tcPr>
-            <w:tcW w:type="dxa" w:w="6480"/>
+            <w:tcW w:type="dxa" w:w="6768"/>
             <w:shd w:fill="FFFFFF"/>
             <w:tcMar>
-              <w:top w:w="50" w:type="dxa"/>
-              <w:bottom w:w="50" w:type="dxa"/>
-              <w:left w:w="100" w:type="dxa"/>
-              <w:right w:w="100" w:type="dxa"/>
+              <w:top w:w="40" w:type="dxa"/>
+              <w:bottom w:w="40" w:type="dxa"/>
+              <w:left w:w="80" w:type="dxa"/>
+              <w:right w:w="80" w:type="dxa"/>
             </w:tcMar>
           </w:tcPr>
           <w:p>
@@ -252,11 +230,11 @@
             </w:pPr>
             <w:r>
               <w:rPr>
-                <w:rFonts w:ascii="Calibri" w:hAnsi="Calibri"/>
-                <w:color w:val="334155"/>
+                <w:rFonts w:ascii="Times New Roman" w:hAnsi="Times New Roman"/>
+                <w:color w:val="141414"/>
                 <w:sz w:val="19"/>
               </w:rPr>
-              <w:t>Individual / Solo Capstone Project (100% Contribution)</w:t>
+              <w:t>Individual Capstone Project (100% Contribution)</w:t>
             </w:r>
           </w:p>
         </w:tc>
@@ -264,13 +242,13 @@
       <w:tr>
         <w:tc>
           <w:tcPr>
-            <w:tcW w:type="dxa" w:w="2880"/>
-            <w:shd w:fill="F8FAFC"/>
+            <w:tcW w:type="dxa" w:w="2592"/>
+            <w:shd w:fill="F5F5F5"/>
             <w:tcMar>
-              <w:top w:w="50" w:type="dxa"/>
-              <w:bottom w:w="50" w:type="dxa"/>
-              <w:left w:w="100" w:type="dxa"/>
-              <w:right w:w="100" w:type="dxa"/>
+              <w:top w:w="40" w:type="dxa"/>
+              <w:bottom w:w="40" w:type="dxa"/>
+              <w:left w:w="80" w:type="dxa"/>
+              <w:right w:w="80" w:type="dxa"/>
             </w:tcMar>
           </w:tcPr>
           <w:p>
@@ -279,9 +257,9 @@
             </w:pPr>
             <w:r>
               <w:rPr>
-                <w:rFonts w:ascii="Calibri" w:hAnsi="Calibri"/>
+                <w:rFonts w:ascii="Times New Roman" w:hAnsi="Times New Roman"/>
                 <w:b/>
-                <w:color w:val="1E293B"/>
+                <w:color w:val="000000"/>
                 <w:sz w:val="19"/>
               </w:rPr>
               <w:t>GitHub Repository</w:t>
@@ -290,13 +268,13 @@
         </w:tc>
         <w:tc>
           <w:tcPr>
-            <w:tcW w:type="dxa" w:w="6480"/>
+            <w:tcW w:type="dxa" w:w="6768"/>
             <w:shd w:fill="FFFFFF"/>
             <w:tcMar>
-              <w:top w:w="50" w:type="dxa"/>
-              <w:bottom w:w="50" w:type="dxa"/>
-              <w:left w:w="100" w:type="dxa"/>
-              <w:right w:w="100" w:type="dxa"/>
+              <w:top w:w="40" w:type="dxa"/>
+              <w:bottom w:w="40" w:type="dxa"/>
+              <w:left w:w="80" w:type="dxa"/>
+              <w:right w:w="80" w:type="dxa"/>
             </w:tcMar>
           </w:tcPr>
           <w:p>
@@ -305,9 +283,8 @@
             </w:pPr>
             <w:r>
               <w:rPr>
-                <w:rFonts w:ascii="Calibri" w:hAnsi="Calibri"/>
-                <w:b/>
-                <w:color w:val="C8102E"/>
+                <w:rFonts w:ascii="Times New Roman" w:hAnsi="Times New Roman"/>
+                <w:color w:val="141414"/>
                 <w:sz w:val="19"/>
               </w:rPr>
               <w:t>https://github.com/mengchheanglong/citadel-blockchain-certificates</w:t>
@@ -318,13 +295,13 @@
       <w:tr>
         <w:tc>
           <w:tcPr>
-            <w:tcW w:type="dxa" w:w="2880"/>
-            <w:shd w:fill="F8FAFC"/>
+            <w:tcW w:type="dxa" w:w="2592"/>
+            <w:shd w:fill="F5F5F5"/>
             <w:tcMar>
-              <w:top w:w="50" w:type="dxa"/>
-              <w:bottom w:w="50" w:type="dxa"/>
-              <w:left w:w="100" w:type="dxa"/>
-              <w:right w:w="100" w:type="dxa"/>
+              <w:top w:w="40" w:type="dxa"/>
+              <w:bottom w:w="40" w:type="dxa"/>
+              <w:left w:w="80" w:type="dxa"/>
+              <w:right w:w="80" w:type="dxa"/>
             </w:tcMar>
           </w:tcPr>
           <w:p>
@@ -333,24 +310,24 @@
             </w:pPr>
             <w:r>
               <w:rPr>
-                <w:rFonts w:ascii="Calibri" w:hAnsi="Calibri"/>
+                <w:rFonts w:ascii="Times New Roman" w:hAnsi="Times New Roman"/>
                 <w:b/>
-                <w:color w:val="1E293B"/>
+                <w:color w:val="000000"/>
                 <w:sz w:val="19"/>
               </w:rPr>
-              <w:t>Demo Video URL</w:t>
+              <w:t>Demonstration Video</w:t>
             </w:r>
           </w:p>
         </w:tc>
         <w:tc>
           <w:tcPr>
-            <w:tcW w:type="dxa" w:w="6480"/>
+            <w:tcW w:type="dxa" w:w="6768"/>
             <w:shd w:fill="FFFFFF"/>
             <w:tcMar>
-              <w:top w:w="50" w:type="dxa"/>
-              <w:bottom w:w="50" w:type="dxa"/>
-              <w:left w:w="100" w:type="dxa"/>
-              <w:right w:w="100" w:type="dxa"/>
+              <w:top w:w="40" w:type="dxa"/>
+              <w:bottom w:w="40" w:type="dxa"/>
+              <w:left w:w="80" w:type="dxa"/>
+              <w:right w:w="80" w:type="dxa"/>
             </w:tcMar>
           </w:tcPr>
           <w:p>
@@ -359,11 +336,11 @@
             </w:pPr>
             <w:r>
               <w:rPr>
-                <w:rFonts w:ascii="Calibri" w:hAnsi="Calibri"/>
-                <w:color w:val="334155"/>
+                <w:rFonts w:ascii="Times New Roman" w:hAnsi="Times New Roman"/>
+                <w:color w:val="141414"/>
                 <w:sz w:val="19"/>
               </w:rPr>
-              <w:t>Available on Google Drive / YouTube (Publicly Accessible)</w:t>
+              <w:t>Available on Google Drive / YouTube (Public Link)</w:t>
             </w:r>
           </w:p>
         </w:tc>
@@ -371,13 +348,13 @@
       <w:tr>
         <w:tc>
           <w:tcPr>
-            <w:tcW w:type="dxa" w:w="2880"/>
-            <w:shd w:fill="F8FAFC"/>
+            <w:tcW w:type="dxa" w:w="2592"/>
+            <w:shd w:fill="F5F5F5"/>
             <w:tcMar>
-              <w:top w:w="50" w:type="dxa"/>
-              <w:bottom w:w="50" w:type="dxa"/>
-              <w:left w:w="100" w:type="dxa"/>
-              <w:right w:w="100" w:type="dxa"/>
+              <w:top w:w="40" w:type="dxa"/>
+              <w:bottom w:w="40" w:type="dxa"/>
+              <w:left w:w="80" w:type="dxa"/>
+              <w:right w:w="80" w:type="dxa"/>
             </w:tcMar>
           </w:tcPr>
           <w:p>
@@ -386,9 +363,9 @@
             </w:pPr>
             <w:r>
               <w:rPr>
-                <w:rFonts w:ascii="Calibri" w:hAnsi="Calibri"/>
+                <w:rFonts w:ascii="Times New Roman" w:hAnsi="Times New Roman"/>
                 <w:b/>
-                <w:color w:val="1E293B"/>
+                <w:color w:val="000000"/>
                 <w:sz w:val="19"/>
               </w:rPr>
               <w:t>Submission Date</w:t>
@@ -397,13 +374,13 @@
         </w:tc>
         <w:tc>
           <w:tcPr>
-            <w:tcW w:type="dxa" w:w="6480"/>
+            <w:tcW w:type="dxa" w:w="6768"/>
             <w:shd w:fill="FFFFFF"/>
             <w:tcMar>
-              <w:top w:w="50" w:type="dxa"/>
-              <w:bottom w:w="50" w:type="dxa"/>
-              <w:left w:w="100" w:type="dxa"/>
-              <w:right w:w="100" w:type="dxa"/>
+              <w:top w:w="40" w:type="dxa"/>
+              <w:bottom w:w="40" w:type="dxa"/>
+              <w:left w:w="80" w:type="dxa"/>
+              <w:right w:w="80" w:type="dxa"/>
             </w:tcMar>
           </w:tcPr>
           <w:p>
@@ -412,8 +389,8 @@
             </w:pPr>
             <w:r>
               <w:rPr>
-                <w:rFonts w:ascii="Calibri" w:hAnsi="Calibri"/>
-                <w:color w:val="334155"/>
+                <w:rFonts w:ascii="Times New Roman" w:hAnsi="Times New Roman"/>
+                <w:color w:val="141414"/>
                 <w:sz w:val="19"/>
               </w:rPr>
               <w:t>October 2026</w:t>
@@ -424,7 +401,7 @@
     </w:tbl>
     <w:p>
       <w:pPr>
-        <w:spacing w:after="240"/>
+        <w:spacing w:after="160"/>
       </w:pPr>
     </w:p>
     <w:tbl>
@@ -441,15 +418,15 @@
         <w:tc>
           <w:tcPr>
             <w:tcW w:type="dxa" w:w="9360"/>
-            <w:shd w:fill="F8FAFC"/>
+            <w:shd w:fill="F8F9FA"/>
             <w:tcMar>
-              <w:top w:w="120" w:type="dxa"/>
-              <w:bottom w:w="120" w:type="dxa"/>
-              <w:left w:w="180" w:type="dxa"/>
-              <w:right w:w="180" w:type="dxa"/>
+              <w:top w:w="100" w:type="dxa"/>
+              <w:bottom w:w="100" w:type="dxa"/>
+              <w:left w:w="150" w:type="dxa"/>
+              <w:right w:w="150" w:type="dxa"/>
             </w:tcMar>
             <w:tcBorders>
-              <w:left w:val="single" w:sz="24" w:space="0" w:color="C8102E"/>
+              <w:left w:val="single" w:sz="18" w:space="0" w:color="333333"/>
               <w:top w:val="none"/>
               <w:right w:val="none"/>
               <w:bottom w:val="none"/>
@@ -461,21 +438,20 @@
             </w:pPr>
             <w:r>
               <w:rPr>
-                <w:rFonts w:ascii="Calibri" w:hAnsi="Calibri"/>
+                <w:rFonts w:ascii="Times New Roman" w:hAnsi="Times New Roman"/>
                 <w:b/>
-                <w:color w:val="C8102E"/>
-                <w:sz w:val="21"/>
+                <w:color w:val="000000"/>
+                <w:sz w:val="20"/>
               </w:rPr>
-              <w:t>Executive Summary</w:t>
-              <w:br/>
+              <w:t xml:space="preserve">Abstract: </w:t>
             </w:r>
             <w:r>
               <w:rPr>
-                <w:rFonts w:ascii="Calibri" w:hAnsi="Calibri"/>
-                <w:color w:val="334155"/>
-                <w:sz w:val="19"/>
+                <w:rFonts w:ascii="Times New Roman" w:hAnsi="Times New Roman"/>
+                <w:color w:val="1E1E1E"/>
+                <w:sz w:val="20"/>
               </w:rPr>
-              <w:t>Executive Summary: Citadel is an enterprise-grade digital credentialing platform that solves certificate fraud through the Ethereum blockchain. Traditional paper and static PDF credentials are easy to forge with graphic editors and require slow, manual registrar inquiries to verify. Citadel provides a hybrid architecture where detailed student data remains private in an off-chain PostgreSQL database, while a canonical SHA-256 cryptographic fingerprint is permanently anchored on an Ethereum EVM smart contract (CertificateRegistry.sol). Anyone can verify a credential in seconds for free (zero gas fees) by scanning the QR code with their camera, uploading a diploma image, or dropping a PDF certificate directly into the browser.</w:t>
+              <w:t>Abstract: Traditional paper diplomas and static PDF certificates suffer from widespread forgery and require manual, time-consuming registrar inquiries for validation. Citadel is a decentralized web platform designed to eliminate credential fraud using the Ethereum blockchain. The platform adopts a hybrid architecture: student academic metadata is stored off-chain in a secure PostgreSQL database to protect privacy and optimize gas costs, while a canonical SHA-256 cryptographic hash of the credential is committed to an EVM smart contract (CertificateRegistry.sol). Public verifiers can authenticate credentials in seconds at zero gas cost via manual ID entry, camera QR scanning, image upload, or native PDF drag-and-drop. The system features a real-time diploma issuance studio, automated PDF generation, SMTP delivery, dynamic expiration evaluation, and on-chain revocation with audit logging. The implementation was verified with a 52-test automated unit and fuzz testing suite achieving a 100% pass rate.</w:t>
             </w:r>
           </w:p>
         </w:tc>
@@ -488,39 +464,17 @@
     </w:p>
     <w:p>
       <w:pPr>
-        <w:spacing w:before="400" w:after="120"/>
+        <w:keepNext/>
+        <w:spacing w:before="280" w:after="80"/>
       </w:pPr>
       <w:r>
         <w:rPr>
-          <w:rFonts w:ascii="Calibri" w:hAnsi="Calibri"/>
+          <w:rFonts w:ascii="Times New Roman" w:hAnsi="Times New Roman"/>
           <w:b/>
-          <w:color w:val="C8102E"/>
-          <w:sz w:val="30"/>
+          <w:color w:val="000000"/>
+          <w:sz w:val="26"/>
         </w:rPr>
-        <w:t xml:space="preserve">1. </w:t>
-      </w:r>
-      <w:r>
-        <w:rPr>
-          <w:rFonts w:ascii="Calibri" w:hAnsi="Calibri"/>
-          <w:b/>
-          <w:color w:val="1E293B"/>
-          <w:sz w:val="30"/>
-        </w:rPr>
-        <w:t>System Overview &amp; Problem Statement</w:t>
-      </w:r>
-    </w:p>
-    <w:p>
-      <w:pPr>
-        <w:spacing w:before="240" w:after="80"/>
-      </w:pPr>
-      <w:r>
-        <w:rPr>
-          <w:rFonts w:ascii="Calibri" w:hAnsi="Calibri"/>
-          <w:b/>
-          <w:color w:val="1E293B"/>
-          <w:sz w:val="24"/>
-        </w:rPr>
-        <w:t>1.1 The Credentialing Dilemma</w:t>
+        <w:t>1. Introduction and Problem Statement</w:t>
       </w:r>
     </w:p>
     <w:p>
@@ -529,94 +483,80 @@
       </w:pPr>
       <w:r>
         <w:rPr>
-          <w:rFonts w:ascii="Calibri" w:hAnsi="Calibri"/>
-          <w:color w:val="334155"/>
+          <w:rFonts w:ascii="Times New Roman" w:hAnsi="Times New Roman"/>
+          <w:color w:val="141414"/>
           <w:sz w:val="21"/>
         </w:rPr>
-        <w:t>Academic institutions, licensing boards, and vocational academies face unprecedented challenges with credential authentication:</w:t>
+        <w:t>Academic and professional credentialing systems face critical challenges in maintaining document authenticity and operational trust:</w:t>
       </w:r>
     </w:p>
     <w:p>
       <w:pPr>
         <w:pStyle w:val="ListBullet"/>
-        <w:spacing w:after="60" w:line="276" w:lineRule="auto"/>
+        <w:spacing w:after="50" w:line="276" w:lineRule="auto"/>
       </w:pPr>
       <w:r>
         <w:rPr>
-          <w:rFonts w:ascii="Calibri" w:hAnsi="Calibri"/>
+          <w:rFonts w:ascii="Times New Roman" w:hAnsi="Times New Roman"/>
           <w:b/>
-          <w:color w:val="1E293B"/>
+          <w:color w:val="000000"/>
           <w:sz w:val="21"/>
         </w:rPr>
-        <w:t>Rampant Credential Forgery:</w:t>
+        <w:t xml:space="preserve">Credential Forgery: </w:t>
       </w:r>
       <w:r>
         <w:rPr>
-          <w:rFonts w:ascii="Calibri" w:hAnsi="Calibri"/>
-          <w:color w:val="334155"/>
+          <w:rFonts w:ascii="Times New Roman" w:hAnsi="Times New Roman"/>
+          <w:color w:val="141414"/>
           <w:sz w:val="21"/>
         </w:rPr>
-        <w:t xml:space="preserve"> Static PDF files and paper certificates can be manipulated in minutes using off-the-shelf PDF editors or generative AI, altering graduate names, degree classifications, and graduation years with pixel-level precision.</w:t>
+        <w:t xml:space="preserve"> Static PDF files and physical diplomas can be modified using desktop editing software or generative tools to alter student names, graduation dates, or honours without visual detection.</w:t>
       </w:r>
     </w:p>
     <w:p>
       <w:pPr>
         <w:pStyle w:val="ListBullet"/>
-        <w:spacing w:after="60" w:line="276" w:lineRule="auto"/>
+        <w:spacing w:after="50" w:line="276" w:lineRule="auto"/>
       </w:pPr>
       <w:r>
         <w:rPr>
-          <w:rFonts w:ascii="Calibri" w:hAnsi="Calibri"/>
+          <w:rFonts w:ascii="Times New Roman" w:hAnsi="Times New Roman"/>
           <w:b/>
-          <w:color w:val="1E293B"/>
+          <w:color w:val="000000"/>
           <w:sz w:val="21"/>
         </w:rPr>
-        <w:t>Operational Delay &amp; Expense:</w:t>
+        <w:t xml:space="preserve">Inefficient Verification: </w:t>
       </w:r>
       <w:r>
         <w:rPr>
-          <w:rFonts w:ascii="Calibri" w:hAnsi="Calibri"/>
-          <w:color w:val="334155"/>
+          <w:rFonts w:ascii="Times New Roman" w:hAnsi="Times New Roman"/>
+          <w:color w:val="141414"/>
           <w:sz w:val="21"/>
         </w:rPr>
-        <w:t xml:space="preserve"> Employers, recruiters, and graduate admissions officers currently rely on manual verification procedures — sending verification emails, calling university registrars, or paying costly background check intermediaries — requiring 2 to 4 weeks per candidate.</w:t>
+        <w:t xml:space="preserve"> Employers and university registrars rely on phone calls, postal mail, or manual email exchanges to verify records, averaging 2 to 4 weeks per inquiry.</w:t>
       </w:r>
     </w:p>
     <w:p>
       <w:pPr>
         <w:pStyle w:val="ListBullet"/>
-        <w:spacing w:after="60" w:line="276" w:lineRule="auto"/>
+        <w:spacing w:after="50" w:line="276" w:lineRule="auto"/>
       </w:pPr>
       <w:r>
         <w:rPr>
-          <w:rFonts w:ascii="Calibri" w:hAnsi="Calibri"/>
+          <w:rFonts w:ascii="Times New Roman" w:hAnsi="Times New Roman"/>
           <w:b/>
-          <w:color w:val="1E293B"/>
+          <w:color w:val="000000"/>
           <w:sz w:val="21"/>
         </w:rPr>
-        <w:t>Centralized Vulnerabilities:</w:t>
+        <w:t xml:space="preserve">Centralized Data Risks: </w:t>
       </w:r>
       <w:r>
         <w:rPr>
-          <w:rFonts w:ascii="Calibri" w:hAnsi="Calibri"/>
-          <w:color w:val="334155"/>
+          <w:rFonts w:ascii="Times New Roman" w:hAnsi="Times New Roman"/>
+          <w:color w:val="141414"/>
           <w:sz w:val="21"/>
         </w:rPr>
-        <w:t xml:space="preserve"> Centralized student record databases represent single points of failure susceptible to administrative corruption, insider tampering, database ransomware, or accidental record destruction.</w:t>
-      </w:r>
-    </w:p>
-    <w:p>
-      <w:pPr>
-        <w:spacing w:before="240" w:after="80"/>
-      </w:pPr>
-      <w:r>
-        <w:rPr>
-          <w:rFonts w:ascii="Calibri" w:hAnsi="Calibri"/>
-          <w:b/>
-          <w:color w:val="1E293B"/>
-          <w:sz w:val="24"/>
-        </w:rPr>
-        <w:t>1.2 Citadel's Core Value Propositions</w:t>
+        <w:t xml:space="preserve"> Centralized academic databases represent single points of failure vulnerable to unauthorized tampering, data corruption, and administrative loss.</w:t>
       </w:r>
     </w:p>
     <w:p>
@@ -625,126 +565,118 @@
       </w:pPr>
       <w:r>
         <w:rPr>
-          <w:rFonts w:ascii="Calibri" w:hAnsi="Calibri"/>
-          <w:color w:val="334155"/>
+          <w:rFonts w:ascii="Times New Roman" w:hAnsi="Times New Roman"/>
+          <w:color w:val="141414"/>
           <w:sz w:val="21"/>
         </w:rPr>
-        <w:t>Citadel eliminates diploma fraud through four core engineering guarantees:</w:t>
+        <w:t>Citadel addresses these vulnerabilities by establishing a tamper-proof, decentralized credential issuance and verification platform with four key design objectives:</w:t>
       </w:r>
     </w:p>
     <w:p>
       <w:pPr>
         <w:pStyle w:val="ListBullet"/>
-        <w:spacing w:after="60" w:line="276" w:lineRule="auto"/>
+        <w:spacing w:after="50" w:line="276" w:lineRule="auto"/>
       </w:pPr>
       <w:r>
         <w:rPr>
-          <w:rFonts w:ascii="Calibri" w:hAnsi="Calibri"/>
+          <w:rFonts w:ascii="Times New Roman" w:hAnsi="Times New Roman"/>
           <w:b/>
-          <w:color w:val="1E293B"/>
+          <w:color w:val="000000"/>
           <w:sz w:val="21"/>
         </w:rPr>
-        <w:t>1. Mathematical Immutability:</w:t>
+        <w:t xml:space="preserve">1. Mathematical Immutability: </w:t>
       </w:r>
       <w:r>
         <w:rPr>
-          <w:rFonts w:ascii="Calibri" w:hAnsi="Calibri"/>
-          <w:color w:val="334155"/>
+          <w:rFonts w:ascii="Times New Roman" w:hAnsi="Times New Roman"/>
+          <w:color w:val="141414"/>
           <w:sz w:val="21"/>
         </w:rPr>
-        <w:t xml:space="preserve"> Each issued certificate is cryptographically fingerprinted with SHA-256 and committed to Ethereum. Changing even a single character in the graduate's name or graduation date immediately invalidates the cryptographic proof.</w:t>
+        <w:t xml:space="preserve"> Commit cryptographic proofs to the Ethereum blockchain so that any modification to graduate records invalidates verification.</w:t>
       </w:r>
     </w:p>
     <w:p>
       <w:pPr>
         <w:pStyle w:val="ListBullet"/>
-        <w:spacing w:after="60" w:line="276" w:lineRule="auto"/>
+        <w:spacing w:after="50" w:line="276" w:lineRule="auto"/>
       </w:pPr>
       <w:r>
         <w:rPr>
-          <w:rFonts w:ascii="Calibri" w:hAnsi="Calibri"/>
+          <w:rFonts w:ascii="Times New Roman" w:hAnsi="Times New Roman"/>
           <w:b/>
-          <w:color w:val="1E293B"/>
+          <w:color w:val="000000"/>
           <w:sz w:val="21"/>
         </w:rPr>
-        <w:t>2. Zero-Gas Public Verification:</w:t>
+        <w:t xml:space="preserve">2. Zero-Gas Verification: </w:t>
       </w:r>
       <w:r>
         <w:rPr>
-          <w:rFonts w:ascii="Calibri" w:hAnsi="Calibri"/>
-          <w:color w:val="334155"/>
+          <w:rFonts w:ascii="Times New Roman" w:hAnsi="Times New Roman"/>
+          <w:color w:val="141414"/>
           <w:sz w:val="21"/>
         </w:rPr>
-        <w:t xml:space="preserve"> Employers and the public verify any credential in real time without needing a wallet, cryptocurrency, or platform account. Verification executes as a free on-chain view query.</w:t>
+        <w:t xml:space="preserve"> Allow employers and the public to verify any credential in real time without requiring blockchain wallets, tokens, or gas fees.</w:t>
       </w:r>
     </w:p>
     <w:p>
       <w:pPr>
         <w:pStyle w:val="ListBullet"/>
-        <w:spacing w:after="60" w:line="276" w:lineRule="auto"/>
+        <w:spacing w:after="50" w:line="276" w:lineRule="auto"/>
       </w:pPr>
       <w:r>
         <w:rPr>
-          <w:rFonts w:ascii="Calibri" w:hAnsi="Calibri"/>
+          <w:rFonts w:ascii="Times New Roman" w:hAnsi="Times New Roman"/>
           <w:b/>
-          <w:color w:val="1E293B"/>
+          <w:color w:val="000000"/>
           <w:sz w:val="21"/>
         </w:rPr>
-        <w:t>3. Automated Issuance &amp; Dispatch:</w:t>
+        <w:t xml:space="preserve">3. End-to-End Automation: </w:t>
       </w:r>
       <w:r>
         <w:rPr>
-          <w:rFonts w:ascii="Calibri" w:hAnsi="Calibri"/>
-          <w:color w:val="334155"/>
+          <w:rFonts w:ascii="Times New Roman" w:hAnsi="Times New Roman"/>
+          <w:color w:val="141414"/>
           <w:sz w:val="21"/>
         </w:rPr>
-        <w:t xml:space="preserve"> As an administrator enters information in the Issue Studio, an on-screen preview reflects changes in real time. Upon issuance, a vector-rendered PDF diploma is dispatched instantly via automated SMTP email.</w:t>
+        <w:t xml:space="preserve"> Provide an interactive split-screen issuance studio that updates a vector diploma preview in real time and automates PDF generation and email delivery.</w:t>
       </w:r>
     </w:p>
     <w:p>
       <w:pPr>
         <w:pStyle w:val="ListBullet"/>
-        <w:spacing w:after="60" w:line="276" w:lineRule="auto"/>
+        <w:spacing w:after="50" w:line="276" w:lineRule="auto"/>
       </w:pPr>
       <w:r>
         <w:rPr>
-          <w:rFonts w:ascii="Calibri" w:hAnsi="Calibri"/>
+          <w:rFonts w:ascii="Times New Roman" w:hAnsi="Times New Roman"/>
           <w:b/>
-          <w:color w:val="1E293B"/>
+          <w:color w:val="000000"/>
           <w:sz w:val="21"/>
         </w:rPr>
-        <w:t>4. Dynamic Lifecycle Governance:</w:t>
+        <w:t xml:space="preserve">4. Lifecycle Governance: </w:t>
       </w:r>
       <w:r>
         <w:rPr>
-          <w:rFonts w:ascii="Calibri" w:hAnsi="Calibri"/>
-          <w:color w:val="334155"/>
+          <w:rFonts w:ascii="Times New Roman" w:hAnsi="Times New Roman"/>
+          <w:color w:val="141414"/>
           <w:sz w:val="21"/>
         </w:rPr>
-        <w:t xml:space="preserve"> Accredited institutions maintain full governance with configurable validity periods (Lifetime, 1 Year, 2 Years) and can revoke compromised credentials with on-chain audit reasons.</w:t>
+        <w:t xml:space="preserve"> Support configurable validity periods (e.g. lifetime or 1-year licenses) and on-chain revocation with recorded audit justifications.</w:t>
       </w:r>
     </w:p>
     <w:p>
       <w:pPr>
-        <w:spacing w:before="400" w:after="120"/>
+        <w:keepNext/>
+        <w:spacing w:before="280" w:after="80"/>
       </w:pPr>
       <w:r>
         <w:rPr>
-          <w:rFonts w:ascii="Calibri" w:hAnsi="Calibri"/>
+          <w:rFonts w:ascii="Times New Roman" w:hAnsi="Times New Roman"/>
           <w:b/>
-          <w:color w:val="C8102E"/>
-          <w:sz w:val="30"/>
+          <w:color w:val="000000"/>
+          <w:sz w:val="26"/>
         </w:rPr>
-        <w:t xml:space="preserve">2. </w:t>
-      </w:r>
-      <w:r>
-        <w:rPr>
-          <w:rFonts w:ascii="Calibri" w:hAnsi="Calibri"/>
-          <w:b/>
-          <w:color w:val="1E293B"/>
-          <w:sz w:val="30"/>
-        </w:rPr>
-        <w:t>System Architecture</w:t>
+        <w:t>2. System Architecture and Operational Workflow</w:t>
       </w:r>
     </w:p>
     <w:p>
@@ -753,114 +685,114 @@
       </w:pPr>
       <w:r>
         <w:rPr>
-          <w:rFonts w:ascii="Calibri" w:hAnsi="Calibri"/>
-          <w:color w:val="334155"/>
+          <w:rFonts w:ascii="Times New Roman" w:hAnsi="Times New Roman"/>
+          <w:color w:val="141414"/>
           <w:sz w:val="21"/>
         </w:rPr>
-        <w:t>Citadel utilizes a clean four-tier architectural separation of concerns designed for enterprise reliability, high throughput, and strict regulatory compliance:</w:t>
+        <w:t>Citadel is engineered across four functional layers to decouple user presentation, business logic, storage, and consensus verification:</w:t>
       </w:r>
     </w:p>
     <w:p>
       <w:pPr>
         <w:pStyle w:val="ListBullet"/>
-        <w:spacing w:after="60" w:line="276" w:lineRule="auto"/>
+        <w:spacing w:after="50" w:line="276" w:lineRule="auto"/>
       </w:pPr>
       <w:r>
         <w:rPr>
-          <w:rFonts w:ascii="Calibri" w:hAnsi="Calibri"/>
+          <w:rFonts w:ascii="Times New Roman" w:hAnsi="Times New Roman"/>
           <w:b/>
-          <w:color w:val="1E293B"/>
+          <w:color w:val="000000"/>
           <w:sz w:val="21"/>
         </w:rPr>
-        <w:t>1. Presentation Layer (Frontend):</w:t>
+        <w:t xml:space="preserve">1. Presentation Layer: </w:t>
       </w:r>
       <w:r>
         <w:rPr>
-          <w:rFonts w:ascii="Calibri" w:hAnsi="Calibri"/>
-          <w:color w:val="334155"/>
+          <w:rFonts w:ascii="Times New Roman" w:hAnsi="Times New Roman"/>
+          <w:color w:val="141414"/>
           <w:sz w:val="21"/>
         </w:rPr>
-        <w:t xml:space="preserve"> Next.js 14.2 App Router with React, Tailwind CSS, Radix UI Primitives, and Citadel Burgundy Design System. Incorporates a dark-mode institutional marketing portal and a high-contrast organization operations studio.</w:t>
+        <w:t xml:space="preserve"> Next.js 14 App Router, TypeScript, and Tailwind CSS. Provides an administrative operations portal and a clean public verification engine.</w:t>
       </w:r>
     </w:p>
     <w:p>
       <w:pPr>
         <w:pStyle w:val="ListBullet"/>
-        <w:spacing w:after="60" w:line="276" w:lineRule="auto"/>
+        <w:spacing w:after="50" w:line="276" w:lineRule="auto"/>
       </w:pPr>
       <w:r>
         <w:rPr>
-          <w:rFonts w:ascii="Calibri" w:hAnsi="Calibri"/>
+          <w:rFonts w:ascii="Times New Roman" w:hAnsi="Times New Roman"/>
           <w:b/>
-          <w:color w:val="1E293B"/>
+          <w:color w:val="000000"/>
           <w:sz w:val="21"/>
         </w:rPr>
-        <w:t>2. Application &amp; API Layer (Backend):</w:t>
+        <w:t xml:space="preserve">2. Application Layer: </w:t>
       </w:r>
       <w:r>
         <w:rPr>
-          <w:rFonts w:ascii="Calibri" w:hAnsi="Calibri"/>
-          <w:color w:val="334155"/>
+          <w:rFonts w:ascii="Times New Roman" w:hAnsi="Times New Roman"/>
+          <w:color w:val="141414"/>
           <w:sz w:val="21"/>
         </w:rPr>
-        <w:t xml:space="preserve"> Next.js Server Route Handlers and Server Actions. Enforces Zod schema validation, computes deterministic canonical digests, generates vector diplomas with jsPDF, and coordinates SMTP delivery via Nodemailer.</w:t>
+        <w:t xml:space="preserve"> Server route handlers and Server Actions that enforce Zod schema validation, compute deterministic SHA-256 hashes, render vector diplomas with jsPDF, and manage Nodemailer SMTP notifications.</w:t>
       </w:r>
     </w:p>
     <w:p>
       <w:pPr>
         <w:pStyle w:val="ListBullet"/>
-        <w:spacing w:after="60" w:line="276" w:lineRule="auto"/>
+        <w:spacing w:after="50" w:line="276" w:lineRule="auto"/>
       </w:pPr>
       <w:r>
         <w:rPr>
-          <w:rFonts w:ascii="Calibri" w:hAnsi="Calibri"/>
+          <w:rFonts w:ascii="Times New Roman" w:hAnsi="Times New Roman"/>
           <w:b/>
-          <w:color w:val="1E293B"/>
+          <w:color w:val="000000"/>
           <w:sz w:val="21"/>
         </w:rPr>
-        <w:t>3. Persistence Layer (Database):</w:t>
+        <w:t xml:space="preserve">3. Persistence Layer: </w:t>
       </w:r>
       <w:r>
         <w:rPr>
-          <w:rFonts w:ascii="Calibri" w:hAnsi="Calibri"/>
-          <w:color w:val="334155"/>
+          <w:rFonts w:ascii="Times New Roman" w:hAnsi="Times New Roman"/>
+          <w:color w:val="141414"/>
           <w:sz w:val="21"/>
         </w:rPr>
-        <w:t xml:space="preserve"> PostgreSQL managed via Prisma ORM 5.18. Stores organization profiles, recipient details, and audit history off-chain to safeguard privacy and reduce blockchain storage overhead.</w:t>
+        <w:t xml:space="preserve"> PostgreSQL managed through Prisma ORM 5.18. Stores recipient details, degree titles, and issuer profiles off-chain.</w:t>
       </w:r>
     </w:p>
     <w:p>
       <w:pPr>
         <w:pStyle w:val="ListBullet"/>
-        <w:spacing w:after="60" w:line="276" w:lineRule="auto"/>
+        <w:spacing w:after="50" w:line="276" w:lineRule="auto"/>
       </w:pPr>
       <w:r>
         <w:rPr>
-          <w:rFonts w:ascii="Calibri" w:hAnsi="Calibri"/>
+          <w:rFonts w:ascii="Times New Roman" w:hAnsi="Times New Roman"/>
           <w:b/>
-          <w:color w:val="1E293B"/>
+          <w:color w:val="000000"/>
           <w:sz w:val="21"/>
         </w:rPr>
-        <w:t>4. Decentralized Ledger Layer (Blockchain):</w:t>
+        <w:t xml:space="preserve">4. Decentralized Ledger Layer: </w:t>
       </w:r>
       <w:r>
         <w:rPr>
-          <w:rFonts w:ascii="Calibri" w:hAnsi="Calibri"/>
-          <w:color w:val="334155"/>
+          <w:rFonts w:ascii="Times New Roman" w:hAnsi="Times New Roman"/>
+          <w:color w:val="141414"/>
           <w:sz w:val="21"/>
         </w:rPr>
-        <w:t xml:space="preserve"> Solidity 0.8.24 smart contract (CertificateRegistry.sol) deployed on the Ethereum EVM (Sepolia Testnet / Hardhat). Serves as the immutable source of truth for 32-byte certificate hashes and revocation states.</w:t>
+        <w:t xml:space="preserve"> Solidity 0.8.24 smart contract (CertificateRegistry.sol) deployed on the Ethereum EVM (Sepolia Testnet / Hardhat). Serves as the immutable registry for 32-byte credential hashes.</w:t>
       </w:r>
     </w:p>
     <w:p>
       <w:pPr>
-        <w:spacing w:before="160" w:after="80"/>
+        <w:spacing w:before="160" w:after="60"/>
         <w:jc w:val="center"/>
       </w:pPr>
       <w:r>
         <w:drawing>
           <wp:inline xmlns:a="http://schemas.openxmlformats.org/drawingml/2006/main" xmlns:pic="http://schemas.openxmlformats.org/drawingml/2006/picture">
-            <wp:extent cx="5760720" cy="3660793"/>
+            <wp:extent cx="5303520" cy="3370254"/>
             <wp:docPr id="1" name="Picture 1"/>
             <wp:cNvGraphicFramePr>
               <a:graphicFrameLocks noChangeAspect="1"/>
@@ -873,7 +805,7 @@
                     <pic:cNvPicPr/>
                   </pic:nvPicPr>
                   <pic:blipFill>
-                    <a:blip r:embed="rId9"/>
+                    <a:blip r:embed="rId11"/>
                     <a:stretch>
                       <a:fillRect/>
                     </a:stretch>
@@ -881,7 +813,7 @@
                   <pic:spPr>
                     <a:xfrm>
                       <a:off x="0" y="0"/>
-                      <a:ext cx="5760720" cy="3660793"/>
+                      <a:ext cx="5303520" cy="3370254"/>
                     </a:xfrm>
                     <a:prstGeom prst="rect"/>
                   </pic:spPr>
@@ -894,49 +826,41 @@
     </w:p>
     <w:p>
       <w:pPr>
-        <w:spacing w:before="40" w:after="280"/>
+        <w:spacing w:before="20" w:after="200"/>
         <w:jc w:val="center"/>
       </w:pPr>
       <w:r>
         <w:rPr>
-          <w:rFonts w:ascii="Calibri" w:hAnsi="Calibri"/>
+          <w:rFonts w:ascii="Times New Roman" w:hAnsi="Times New Roman"/>
           <w:b/>
-          <w:color w:val="1E293B"/>
+          <w:color w:val="000000"/>
           <w:sz w:val="19"/>
         </w:rPr>
-        <w:t xml:space="preserve">Figure 2.1: </w:t>
+        <w:t xml:space="preserve">Figure 1: </w:t>
       </w:r>
       <w:r>
         <w:rPr>
-          <w:rFonts w:ascii="Calibri" w:hAnsi="Calibri"/>
+          <w:rFonts w:ascii="Times New Roman" w:hAnsi="Times New Roman"/>
           <w:i/>
-          <w:color w:val="64748B"/>
+          <w:color w:val="3C3C3C"/>
           <w:sz w:val="19"/>
         </w:rPr>
-        <w:t>Citadel Four-Tier Architectural Model (Presentation, Application API, Off-Chain PostgreSQL Database, and EVM Blockchain Ledger)</w:t>
+        <w:t>Citadel four-tier system architecture model.</w:t>
       </w:r>
     </w:p>
     <w:p>
       <w:pPr>
-        <w:spacing w:before="400" w:after="120"/>
+        <w:keepNext/>
+        <w:spacing w:before="180" w:after="40"/>
       </w:pPr>
       <w:r>
         <w:rPr>
-          <w:rFonts w:ascii="Calibri" w:hAnsi="Calibri"/>
+          <w:rFonts w:ascii="Times New Roman" w:hAnsi="Times New Roman"/>
           <w:b/>
-          <w:color w:val="C8102E"/>
-          <w:sz w:val="30"/>
+          <w:color w:val="000000"/>
+          <w:sz w:val="22"/>
         </w:rPr>
-        <w:t xml:space="preserve">3. </w:t>
-      </w:r>
-      <w:r>
-        <w:rPr>
-          <w:rFonts w:ascii="Calibri" w:hAnsi="Calibri"/>
-          <w:b/>
-          <w:color w:val="1E293B"/>
-          <w:sz w:val="30"/>
-        </w:rPr>
-        <w:t>End-to-End System Flows &amp; How It Works</w:t>
+        <w:t>2.1 End-to-End Credential Lifecycle</w:t>
       </w:r>
     </w:p>
     <w:p>
@@ -945,22 +869,68 @@
       </w:pPr>
       <w:r>
         <w:rPr>
-          <w:rFonts w:ascii="Calibri" w:hAnsi="Calibri"/>
-          <w:color w:val="334155"/>
+          <w:rFonts w:ascii="Times New Roman" w:hAnsi="Times New Roman"/>
+          <w:color w:val="141414"/>
           <w:sz w:val="21"/>
         </w:rPr>
-        <w:t>The complete credential lifecycle is split into two complementary phases: Issuance (Organization) and Verification (Public Verifier).</w:t>
+        <w:t>The platform coordinates two primary workflows: the Issuance Pipeline and the Verification Pipeline:</w:t>
       </w:r>
     </w:p>
     <w:p>
       <w:pPr>
-        <w:spacing w:before="160" w:after="80"/>
+        <w:pStyle w:val="ListBullet"/>
+        <w:spacing w:after="50" w:line="276" w:lineRule="auto"/>
+      </w:pPr>
+      <w:r>
+        <w:rPr>
+          <w:rFonts w:ascii="Times New Roman" w:hAnsi="Times New Roman"/>
+          <w:b/>
+          <w:color w:val="000000"/>
+          <w:sz w:val="21"/>
+        </w:rPr>
+        <w:t xml:space="preserve">Stage 1 (Issuance Pipeline): </w:t>
+      </w:r>
+      <w:r>
+        <w:rPr>
+          <w:rFonts w:ascii="Times New Roman" w:hAnsi="Times New Roman"/>
+          <w:color w:val="141414"/>
+          <w:sz w:val="21"/>
+        </w:rPr>
+        <w:t xml:space="preserve"> The accredited institution inputs student information in the Issue Studio. The server computes a canonical SHA-256 digest and records it on Ethereum via Ethers.js v6. A vector PDF diploma with an embedded QR code is generated and dispatched via email.</w:t>
+      </w:r>
+    </w:p>
+    <w:p>
+      <w:pPr>
+        <w:pStyle w:val="ListBullet"/>
+        <w:spacing w:after="50" w:line="276" w:lineRule="auto"/>
+      </w:pPr>
+      <w:r>
+        <w:rPr>
+          <w:rFonts w:ascii="Times New Roman" w:hAnsi="Times New Roman"/>
+          <w:b/>
+          <w:color w:val="000000"/>
+          <w:sz w:val="21"/>
+        </w:rPr>
+        <w:t xml:space="preserve">Stage 2 (Verification Pipeline): </w:t>
+      </w:r>
+      <w:r>
+        <w:rPr>
+          <w:rFonts w:ascii="Times New Roman" w:hAnsi="Times New Roman"/>
+          <w:color w:val="141414"/>
+          <w:sz w:val="21"/>
+        </w:rPr>
+        <w:t xml:space="preserve"> An employer or verifier enters the Certificate ID or scans the QR code on /verify. The system retrieves the record, recomputes the hash, queries the smart contract via a zero-gas view function, and displays an official verification badge.</w:t>
+      </w:r>
+    </w:p>
+    <w:p>
+      <w:pPr>
+        <w:spacing w:before="160" w:after="60"/>
         <w:jc w:val="center"/>
       </w:pPr>
       <w:r>
         <w:drawing>
           <wp:inline xmlns:a="http://schemas.openxmlformats.org/drawingml/2006/main" xmlns:pic="http://schemas.openxmlformats.org/drawingml/2006/picture">
-            <wp:extent cx="5760720" cy="4019198"/>
+            <wp:extent cx="5303520" cy="3700214"/>
             <wp:docPr id="2" name="Picture 2"/>
             <wp:cNvGraphicFramePr>
               <a:graphicFrameLocks noChangeAspect="1"/>
@@ -973,7 +943,7 @@
                     <pic:cNvPicPr/>
                   </pic:nvPicPr>
                   <pic:blipFill>
-                    <a:blip r:embed="rId10"/>
+                    <a:blip r:embed="rId12"/>
                     <a:stretch>
                       <a:fillRect/>
                     </a:stretch>
@@ -981,7 +951,7 @@
                   <pic:spPr>
                     <a:xfrm>
                       <a:off x="0" y="0"/>
-                      <a:ext cx="5760720" cy="4019198"/>
+                      <a:ext cx="5303520" cy="3700214"/>
                     </a:xfrm>
                     <a:prstGeom prst="rect"/>
                   </pic:spPr>
@@ -994,325 +964,56 @@
     </w:p>
     <w:p>
       <w:pPr>
-        <w:spacing w:before="40" w:after="280"/>
+        <w:spacing w:before="20" w:after="200"/>
         <w:jc w:val="center"/>
       </w:pPr>
       <w:r>
         <w:rPr>
-          <w:rFonts w:ascii="Calibri" w:hAnsi="Calibri"/>
+          <w:rFonts w:ascii="Times New Roman" w:hAnsi="Times New Roman"/>
           <w:b/>
-          <w:color w:val="1E293B"/>
+          <w:color w:val="000000"/>
           <w:sz w:val="19"/>
         </w:rPr>
-        <w:t xml:space="preserve">Figure 3.1: </w:t>
+        <w:t xml:space="preserve">Figure 2: </w:t>
       </w:r>
       <w:r>
         <w:rPr>
-          <w:rFonts w:ascii="Calibri" w:hAnsi="Calibri"/>
+          <w:rFonts w:ascii="Times New Roman" w:hAnsi="Times New Roman"/>
           <w:i/>
-          <w:color w:val="64748B"/>
+          <w:color w:val="3C3C3C"/>
           <w:sz w:val="19"/>
         </w:rPr>
-        <w:t>Citadel End-to-End Operational Workflow: Stage 1 Issuance Pipeline (Left) and Stage 2 Public Verification Pipeline (Right)</w:t>
+        <w:t>End-to-end credential lifecycle: Stage 1 Issuance Pipeline and Stage 2 Public Verification Pipeline.</w:t>
       </w:r>
     </w:p>
     <w:p>
       <w:pPr>
-        <w:spacing w:before="240" w:after="80"/>
+        <w:keepNext/>
+        <w:spacing w:before="280" w:after="80"/>
       </w:pPr>
       <w:r>
         <w:rPr>
-          <w:rFonts w:ascii="Calibri" w:hAnsi="Calibri"/>
+          <w:rFonts w:ascii="Times New Roman" w:hAnsi="Times New Roman"/>
           <w:b/>
-          <w:color w:val="1E293B"/>
-          <w:sz w:val="24"/>
+          <w:color w:val="000000"/>
+          <w:sz w:val="26"/>
         </w:rPr>
-        <w:t>3.1 Stage 1: How a Certificate is Issued &amp; Locked on the Blockchain</w:t>
+        <w:t>3. Blockchain and Cryptographic Mechanism</w:t>
       </w:r>
     </w:p>
     <w:p>
       <w:pPr>
-        <w:pStyle w:val="ListBullet"/>
-        <w:spacing w:after="60" w:line="276" w:lineRule="auto"/>
+        <w:keepNext/>
+        <w:spacing w:before="180" w:after="40"/>
       </w:pPr>
       <w:r>
         <w:rPr>
-          <w:rFonts w:ascii="Calibri" w:hAnsi="Calibri"/>
+          <w:rFonts w:ascii="Times New Roman" w:hAnsi="Times New Roman"/>
           <w:b/>
-          <w:color w:val="1E293B"/>
-          <w:sz w:val="21"/>
+          <w:color w:val="000000"/>
+          <w:sz w:val="22"/>
         </w:rPr>
-        <w:t>Step 1 (Data Entry &amp; Preview):</w:t>
-      </w:r>
-      <w:r>
-        <w:rPr>
-          <w:rFonts w:ascii="Calibri" w:hAnsi="Calibri"/>
-          <w:color w:val="334155"/>
-          <w:sz w:val="21"/>
-        </w:rPr>
-        <w:t xml:space="preserve"> The accredited institution logs into the dashboard and opens the Issue Studio. As the registrar fills in student details, a real-time vector diploma preview renders instantly.</w:t>
-      </w:r>
-    </w:p>
-    <w:p>
-      <w:pPr>
-        <w:pStyle w:val="ListBullet"/>
-        <w:spacing w:after="60" w:line="276" w:lineRule="auto"/>
-      </w:pPr>
-      <w:r>
-        <w:rPr>
-          <w:rFonts w:ascii="Calibri" w:hAnsi="Calibri"/>
-          <w:b/>
-          <w:color w:val="1E293B"/>
-          <w:sz w:val="21"/>
-        </w:rPr>
-        <w:t>Step 2 (Canonical Hashing):</w:t>
-      </w:r>
-      <w:r>
-        <w:rPr>
-          <w:rFonts w:ascii="Calibri" w:hAnsi="Calibri"/>
-          <w:color w:val="334155"/>
-          <w:sz w:val="21"/>
-        </w:rPr>
-        <w:t xml:space="preserve"> The backend generates a unique ID (e.g., CERT-2026-X942K) and computes a deterministic SHA-256 fingerprint from the sorted metadata payload.</w:t>
-      </w:r>
-    </w:p>
-    <w:p>
-      <w:pPr>
-        <w:pStyle w:val="ListBullet"/>
-        <w:spacing w:after="60" w:line="276" w:lineRule="auto"/>
-      </w:pPr>
-      <w:r>
-        <w:rPr>
-          <w:rFonts w:ascii="Calibri" w:hAnsi="Calibri"/>
-          <w:b/>
-          <w:color w:val="1E293B"/>
-          <w:sz w:val="21"/>
-        </w:rPr>
-        <w:t>Step 3 (Blockchain Anchoring):</w:t>
-      </w:r>
-      <w:r>
-        <w:rPr>
-          <w:rFonts w:ascii="Calibri" w:hAnsi="Calibri"/>
-          <w:color w:val="334155"/>
-          <w:sz w:val="21"/>
-        </w:rPr>
-        <w:t xml:space="preserve"> The system calls issueCertificate on CertificateRegistry.sol using Ethers.js v6. Ethereum miners record the transaction, returning an immutable Tx Hash and Block Number.</w:t>
-      </w:r>
-    </w:p>
-    <w:p>
-      <w:pPr>
-        <w:pStyle w:val="ListBullet"/>
-        <w:spacing w:after="60" w:line="276" w:lineRule="auto"/>
-      </w:pPr>
-      <w:r>
-        <w:rPr>
-          <w:rFonts w:ascii="Calibri" w:hAnsi="Calibri"/>
-          <w:b/>
-          <w:color w:val="1E293B"/>
-          <w:sz w:val="21"/>
-        </w:rPr>
-        <w:t>Step 4 (PDF &amp; Email Dispatch):</w:t>
-      </w:r>
-      <w:r>
-        <w:rPr>
-          <w:rFonts w:ascii="Calibri" w:hAnsi="Calibri"/>
-          <w:color w:val="334155"/>
-          <w:sz w:val="21"/>
-        </w:rPr>
-        <w:t xml:space="preserve"> The platform saves metadata and on-chain proofs in PostgreSQL, generates a high-resolution PDF diploma with an embedded QR code, and emails the credential to the graduate.</w:t>
-      </w:r>
-    </w:p>
-    <w:p>
-      <w:pPr>
-        <w:spacing w:before="240" w:after="80"/>
-      </w:pPr>
-      <w:r>
-        <w:rPr>
-          <w:rFonts w:ascii="Calibri" w:hAnsi="Calibri"/>
-          <w:b/>
-          <w:color w:val="1E293B"/>
-          <w:sz w:val="24"/>
-        </w:rPr>
-        <w:t>3.2 Stage 2: How Anyone Verifies a Certificate in Seconds</w:t>
-      </w:r>
-    </w:p>
-    <w:p>
-      <w:pPr>
-        <w:pStyle w:val="ListBullet"/>
-        <w:spacing w:after="60" w:line="276" w:lineRule="auto"/>
-      </w:pPr>
-      <w:r>
-        <w:rPr>
-          <w:rFonts w:ascii="Calibri" w:hAnsi="Calibri"/>
-          <w:b/>
-          <w:color w:val="1E293B"/>
-          <w:sz w:val="21"/>
-        </w:rPr>
-        <w:t>Step 1 (Multi-Modal Input):</w:t>
-      </w:r>
-      <w:r>
-        <w:rPr>
-          <w:rFonts w:ascii="Calibri" w:hAnsi="Calibri"/>
-          <w:color w:val="334155"/>
-          <w:sz w:val="21"/>
-        </w:rPr>
-        <w:t xml:space="preserve"> An employer or admissions officer navigates to /verify and provides the credential via camera scan, image upload, PDF document drop, or typing the ID.</w:t>
-      </w:r>
-    </w:p>
-    <w:p>
-      <w:pPr>
-        <w:pStyle w:val="ListBullet"/>
-        <w:spacing w:after="60" w:line="276" w:lineRule="auto"/>
-      </w:pPr>
-      <w:r>
-        <w:rPr>
-          <w:rFonts w:ascii="Calibri" w:hAnsi="Calibri"/>
-          <w:b/>
-          <w:color w:val="1E293B"/>
-          <w:sz w:val="21"/>
-        </w:rPr>
-        <w:t>Step 2 (Off-Chain Verification):</w:t>
-      </w:r>
-      <w:r>
-        <w:rPr>
-          <w:rFonts w:ascii="Calibri" w:hAnsi="Calibri"/>
-          <w:color w:val="334155"/>
-          <w:sz w:val="21"/>
-        </w:rPr>
-        <w:t xml:space="preserve"> The application retrieves the off-chain record and re-computes the SHA-256 fingerprint.</w:t>
-      </w:r>
-    </w:p>
-    <w:p>
-      <w:pPr>
-        <w:pStyle w:val="ListBullet"/>
-        <w:spacing w:after="60" w:line="276" w:lineRule="auto"/>
-      </w:pPr>
-      <w:r>
-        <w:rPr>
-          <w:rFonts w:ascii="Calibri" w:hAnsi="Calibri"/>
-          <w:b/>
-          <w:color w:val="1E293B"/>
-          <w:sz w:val="21"/>
-        </w:rPr>
-        <w:t>Step 3 (Smart Contract Query):</w:t>
-      </w:r>
-      <w:r>
-        <w:rPr>
-          <w:rFonts w:ascii="Calibri" w:hAnsi="Calibri"/>
-          <w:color w:val="334155"/>
-          <w:sz w:val="21"/>
-        </w:rPr>
-        <w:t xml:space="preserve"> Citadel executes a free (zero-gas) call to verifyCertificate on the smart contract, comparing the recomputed hash against the immutable ledger and checking validity timestamps.</w:t>
-      </w:r>
-    </w:p>
-    <w:p>
-      <w:pPr>
-        <w:pStyle w:val="ListBullet"/>
-        <w:spacing w:after="60" w:line="276" w:lineRule="auto"/>
-      </w:pPr>
-      <w:r>
-        <w:rPr>
-          <w:rFonts w:ascii="Calibri" w:hAnsi="Calibri"/>
-          <w:b/>
-          <w:color w:val="1E293B"/>
-          <w:sz w:val="21"/>
-        </w:rPr>
-        <w:t>Step 4 (Instant Status &amp; Proof):</w:t>
-      </w:r>
-      <w:r>
-        <w:rPr>
-          <w:rFonts w:ascii="Calibri" w:hAnsi="Calibri"/>
-          <w:color w:val="334155"/>
-          <w:sz w:val="21"/>
-        </w:rPr>
-        <w:t xml:space="preserve"> The user sees an official cryptographic proof badge displaying Valid (Green), Expired (Yellow), or Revoked (Red) with verifiable block explorer links.</w:t>
-      </w:r>
-    </w:p>
-    <w:p>
-      <w:pPr>
-        <w:spacing w:before="160" w:after="80"/>
-        <w:jc w:val="center"/>
-      </w:pPr>
-      <w:r>
-        <w:drawing>
-          <wp:inline xmlns:a="http://schemas.openxmlformats.org/drawingml/2006/main" xmlns:pic="http://schemas.openxmlformats.org/drawingml/2006/picture">
-            <wp:extent cx="5760720" cy="4300426"/>
-            <wp:docPr id="3" name="Picture 3"/>
-            <wp:cNvGraphicFramePr>
-              <a:graphicFrameLocks noChangeAspect="1"/>
-            </wp:cNvGraphicFramePr>
-            <a:graphic>
-              <a:graphicData uri="http://schemas.openxmlformats.org/drawingml/2006/picture">
-                <pic:pic>
-                  <pic:nvPicPr>
-                    <pic:cNvPr id="0" name="diagram_user_flow.png"/>
-                    <pic:cNvPicPr/>
-                  </pic:nvPicPr>
-                  <pic:blipFill>
-                    <a:blip r:embed="rId11"/>
-                    <a:stretch>
-                      <a:fillRect/>
-                    </a:stretch>
-                  </pic:blipFill>
-                  <pic:spPr>
-                    <a:xfrm>
-                      <a:off x="0" y="0"/>
-                      <a:ext cx="5760720" cy="4300426"/>
-                    </a:xfrm>
-                    <a:prstGeom prst="rect"/>
-                  </pic:spPr>
-                </pic:pic>
-              </a:graphicData>
-            </a:graphic>
-          </wp:inline>
-        </w:drawing>
-      </w:r>
-    </w:p>
-    <w:p>
-      <w:pPr>
-        <w:spacing w:before="40" w:after="280"/>
-        <w:jc w:val="center"/>
-      </w:pPr>
-      <w:r>
-        <w:rPr>
-          <w:rFonts w:ascii="Calibri" w:hAnsi="Calibri"/>
-          <w:b/>
-          <w:color w:val="1E293B"/>
-          <w:sz w:val="19"/>
-        </w:rPr>
-        <w:t xml:space="preserve">Figure 3.2: </w:t>
-      </w:r>
-      <w:r>
-        <w:rPr>
-          <w:rFonts w:ascii="Calibri" w:hAnsi="Calibri"/>
-          <w:i/>
-          <w:color w:val="64748B"/>
-          <w:sz w:val="19"/>
-        </w:rPr>
-        <w:t>Sequence Diagram of Technical Interactions Between University Admin, Web Application, EVM Smart Contract, Database, and Public Verifier</w:t>
-      </w:r>
-    </w:p>
-    <w:p>
-      <w:pPr>
-        <w:spacing w:before="400" w:after="120"/>
-      </w:pPr>
-      <w:r>
-        <w:rPr>
-          <w:rFonts w:ascii="Calibri" w:hAnsi="Calibri"/>
-          <w:b/>
-          <w:color w:val="C8102E"/>
-          <w:sz w:val="30"/>
-        </w:rPr>
-        <w:t xml:space="preserve">4. </w:t>
-      </w:r>
-      <w:r>
-        <w:rPr>
-          <w:rFonts w:ascii="Calibri" w:hAnsi="Calibri"/>
-          <w:b/>
-          <w:color w:val="1E293B"/>
-          <w:sz w:val="30"/>
-        </w:rPr>
-        <w:t>Database Design &amp; Data Dictionary</w:t>
+        <w:t>3.1 Hybrid Storage Architecture</w:t>
       </w:r>
     </w:p>
     <w:p>
@@ -1321,443 +1022,26 @@
       </w:pPr>
       <w:r>
         <w:rPr>
-          <w:rFonts w:ascii="Calibri" w:hAnsi="Calibri"/>
-          <w:color w:val="334155"/>
+          <w:rFonts w:ascii="Times New Roman" w:hAnsi="Times New Roman"/>
+          <w:color w:val="141414"/>
           <w:sz w:val="21"/>
         </w:rPr>
-        <w:t>To protect student privacy and avoid exorbitant gas costs, detailed text is stored off-chain in PostgreSQL, with foreign keys linking to on-chain transaction hashes:</w:t>
+        <w:t>Storing complete documents directly on Ethereum incurs high gas costs and violates privacy regulations (GDPR/FERPA), which prohibit permanent on-chain storage of personal identities. Citadel resolves this by storing metadata in PostgreSQL while anchoring only a 32-byte hash on-chain.</w:t>
       </w:r>
     </w:p>
     <w:p>
       <w:pPr>
-        <w:spacing w:before="160" w:after="80"/>
-        <w:jc w:val="center"/>
-      </w:pPr>
-      <w:r>
-        <w:drawing>
-          <wp:inline xmlns:a="http://schemas.openxmlformats.org/drawingml/2006/main" xmlns:pic="http://schemas.openxmlformats.org/drawingml/2006/picture">
-            <wp:extent cx="5760720" cy="3660793"/>
-            <wp:docPr id="4" name="Picture 4"/>
-            <wp:cNvGraphicFramePr>
-              <a:graphicFrameLocks noChangeAspect="1"/>
-            </wp:cNvGraphicFramePr>
-            <a:graphic>
-              <a:graphicData uri="http://schemas.openxmlformats.org/drawingml/2006/picture">
-                <pic:pic>
-                  <pic:nvPicPr>
-                    <pic:cNvPr id="0" name="diagram_er.png"/>
-                    <pic:cNvPicPr/>
-                  </pic:nvPicPr>
-                  <pic:blipFill>
-                    <a:blip r:embed="rId12"/>
-                    <a:stretch>
-                      <a:fillRect/>
-                    </a:stretch>
-                  </pic:blipFill>
-                  <pic:spPr>
-                    <a:xfrm>
-                      <a:off x="0" y="0"/>
-                      <a:ext cx="5760720" cy="3660793"/>
-                    </a:xfrm>
-                    <a:prstGeom prst="rect"/>
-                  </pic:spPr>
-                </pic:pic>
-              </a:graphicData>
-            </a:graphic>
-          </wp:inline>
-        </w:drawing>
-      </w:r>
-    </w:p>
-    <w:p>
-      <w:pPr>
-        <w:spacing w:before="40" w:after="280"/>
-        <w:jc w:val="center"/>
+        <w:keepNext/>
+        <w:spacing w:before="180" w:after="40"/>
       </w:pPr>
       <w:r>
         <w:rPr>
-          <w:rFonts w:ascii="Calibri" w:hAnsi="Calibri"/>
+          <w:rFonts w:ascii="Times New Roman" w:hAnsi="Times New Roman"/>
           <w:b/>
-          <w:color w:val="1E293B"/>
-          <w:sz w:val="19"/>
+          <w:color w:val="000000"/>
+          <w:sz w:val="22"/>
         </w:rPr>
-        <w:t xml:space="preserve">Figure 4.1: </w:t>
-      </w:r>
-      <w:r>
-        <w:rPr>
-          <w:rFonts w:ascii="Calibri" w:hAnsi="Calibri"/>
-          <w:i/>
-          <w:color w:val="64748B"/>
-          <w:sz w:val="19"/>
-        </w:rPr>
-        <w:t>Relational Entity-Relationship Model (Prisma ORM PostgreSQL Schema showing Organization, Certificate, and BlockchainTransaction)</w:t>
-      </w:r>
-    </w:p>
-    <w:tbl>
-      <w:tblPr>
-        <w:tblW w:type="auto" w:w="0"/>
-        <w:jc w:val="center"/>
-        <w:tblLayout w:type="fixed"/>
-        <w:tblLook w:firstColumn="1" w:firstRow="1" w:lastColumn="0" w:lastRow="0" w:noHBand="0" w:noVBand="1" w:val="04A0"/>
-        <w:tblBorders>
-          <w:top w:val="single" w:sz="4" w:space="0" w:color="CBD5E1"/>
-          <w:bottom w:val="single" w:sz="4" w:space="0" w:color="CBD5E1"/>
-          <w:insideH w:val="single" w:sz="4" w:space="0" w:color="CBD5E1"/>
-          <w:insideV w:val="none"/>
-          <w:left w:val="none"/>
-          <w:right w:val="none"/>
-        </w:tblBorders>
-      </w:tblPr>
-      <w:tblGrid>
-        <w:gridCol w:w="3120"/>
-        <w:gridCol w:w="3120"/>
-        <w:gridCol w:w="3120"/>
-      </w:tblGrid>
-      <w:tr>
-        <w:tc>
-          <w:tcPr>
-            <w:tcW w:type="dxa" w:w="3120"/>
-            <w:shd w:fill="1E293B"/>
-            <w:tcMar>
-              <w:top w:w="60" w:type="dxa"/>
-              <w:bottom w:w="60" w:type="dxa"/>
-              <w:left w:w="100" w:type="dxa"/>
-              <w:right w:w="100" w:type="dxa"/>
-            </w:tcMar>
-          </w:tcPr>
-          <w:p>
-            <w:r>
-              <w:rPr>
-                <w:rFonts w:ascii="Calibri" w:hAnsi="Calibri"/>
-                <w:b/>
-                <w:color w:val="FFFFFF"/>
-                <w:sz w:val="19"/>
-              </w:rPr>
-              <w:t>Table</w:t>
-            </w:r>
-          </w:p>
-        </w:tc>
-        <w:tc>
-          <w:tcPr>
-            <w:tcW w:type="dxa" w:w="3120"/>
-            <w:shd w:fill="1E293B"/>
-            <w:tcMar>
-              <w:top w:w="60" w:type="dxa"/>
-              <w:bottom w:w="60" w:type="dxa"/>
-              <w:left w:w="100" w:type="dxa"/>
-              <w:right w:w="100" w:type="dxa"/>
-            </w:tcMar>
-          </w:tcPr>
-          <w:p>
-            <w:r>
-              <w:rPr>
-                <w:rFonts w:ascii="Calibri" w:hAnsi="Calibri"/>
-                <w:b/>
-                <w:color w:val="FFFFFF"/>
-                <w:sz w:val="19"/>
-              </w:rPr>
-              <w:t>Key Columns &amp; Constraints</w:t>
-            </w:r>
-          </w:p>
-        </w:tc>
-        <w:tc>
-          <w:tcPr>
-            <w:tcW w:type="dxa" w:w="3120"/>
-            <w:shd w:fill="1E293B"/>
-            <w:tcMar>
-              <w:top w:w="60" w:type="dxa"/>
-              <w:bottom w:w="60" w:type="dxa"/>
-              <w:left w:w="100" w:type="dxa"/>
-              <w:right w:w="100" w:type="dxa"/>
-            </w:tcMar>
-          </w:tcPr>
-          <w:p>
-            <w:r>
-              <w:rPr>
-                <w:rFonts w:ascii="Calibri" w:hAnsi="Calibri"/>
-                <w:b/>
-                <w:color w:val="FFFFFF"/>
-                <w:sz w:val="19"/>
-              </w:rPr>
-              <w:t>Architectural Purpose</w:t>
-            </w:r>
-          </w:p>
-        </w:tc>
-      </w:tr>
-      <w:tr>
-        <w:tc>
-          <w:tcPr>
-            <w:tcW w:type="dxa" w:w="2592"/>
-            <w:shd w:fill="F8FAFC"/>
-            <w:tcMar>
-              <w:top w:w="50" w:type="dxa"/>
-              <w:bottom w:w="50" w:type="dxa"/>
-              <w:left w:w="80" w:type="dxa"/>
-              <w:right w:w="80" w:type="dxa"/>
-            </w:tcMar>
-          </w:tcPr>
-          <w:p>
-            <w:pPr>
-              <w:spacing w:after="0"/>
-            </w:pPr>
-            <w:r>
-              <w:rPr>
-                <w:rFonts w:ascii="Calibri" w:hAnsi="Calibri"/>
-                <w:b/>
-                <w:color w:val="1E293B"/>
-                <w:sz w:val="18"/>
-              </w:rPr>
-              <w:t>Organization</w:t>
-            </w:r>
-          </w:p>
-        </w:tc>
-        <w:tc>
-          <w:tcPr>
-            <w:tcW w:type="dxa" w:w="3888"/>
-            <w:shd w:fill="F8FAFC"/>
-            <w:tcMar>
-              <w:top w:w="50" w:type="dxa"/>
-              <w:bottom w:w="50" w:type="dxa"/>
-              <w:left w:w="80" w:type="dxa"/>
-              <w:right w:w="80" w:type="dxa"/>
-            </w:tcMar>
-          </w:tcPr>
-          <w:p>
-            <w:pPr>
-              <w:spacing w:after="0"/>
-            </w:pPr>
-            <w:r>
-              <w:rPr>
-                <w:rFonts w:ascii="Calibri" w:hAnsi="Calibri"/>
-                <w:color w:val="334155"/>
-                <w:sz w:val="18"/>
-              </w:rPr>
-              <w:t>id (UUID PK), name, email (UK), website, description, createdAt</w:t>
-            </w:r>
-          </w:p>
-        </w:tc>
-        <w:tc>
-          <w:tcPr>
-            <w:tcW w:type="dxa" w:w="2880"/>
-            <w:shd w:fill="F8FAFC"/>
-            <w:tcMar>
-              <w:top w:w="50" w:type="dxa"/>
-              <w:bottom w:w="50" w:type="dxa"/>
-              <w:left w:w="80" w:type="dxa"/>
-              <w:right w:w="80" w:type="dxa"/>
-            </w:tcMar>
-          </w:tcPr>
-          <w:p>
-            <w:pPr>
-              <w:spacing w:after="0"/>
-            </w:pPr>
-            <w:r>
-              <w:rPr>
-                <w:rFonts w:ascii="Calibri" w:hAnsi="Calibri"/>
-                <w:color w:val="334155"/>
-                <w:sz w:val="18"/>
-              </w:rPr>
-              <w:t>Stores verified accredited institutions and credential issuer accounts.</w:t>
-            </w:r>
-          </w:p>
-        </w:tc>
-      </w:tr>
-      <w:tr>
-        <w:tc>
-          <w:tcPr>
-            <w:tcW w:type="dxa" w:w="2592"/>
-            <w:shd w:fill="FFFFFF"/>
-            <w:tcMar>
-              <w:top w:w="50" w:type="dxa"/>
-              <w:bottom w:w="50" w:type="dxa"/>
-              <w:left w:w="80" w:type="dxa"/>
-              <w:right w:w="80" w:type="dxa"/>
-            </w:tcMar>
-          </w:tcPr>
-          <w:p>
-            <w:pPr>
-              <w:spacing w:after="0"/>
-            </w:pPr>
-            <w:r>
-              <w:rPr>
-                <w:rFonts w:ascii="Calibri" w:hAnsi="Calibri"/>
-                <w:b/>
-                <w:color w:val="1E293B"/>
-                <w:sz w:val="18"/>
-              </w:rPr>
-              <w:t>Certificate</w:t>
-            </w:r>
-          </w:p>
-        </w:tc>
-        <w:tc>
-          <w:tcPr>
-            <w:tcW w:type="dxa" w:w="3888"/>
-            <w:shd w:fill="FFFFFF"/>
-            <w:tcMar>
-              <w:top w:w="50" w:type="dxa"/>
-              <w:bottom w:w="50" w:type="dxa"/>
-              <w:left w:w="80" w:type="dxa"/>
-              <w:right w:w="80" w:type="dxa"/>
-            </w:tcMar>
-          </w:tcPr>
-          <w:p>
-            <w:pPr>
-              <w:spacing w:after="0"/>
-            </w:pPr>
-            <w:r>
-              <w:rPr>
-                <w:rFonts w:ascii="Calibri" w:hAnsi="Calibri"/>
-                <w:color w:val="334155"/>
-                <w:sz w:val="18"/>
-              </w:rPr>
-              <w:t>id (UUID PK), certificateId (UK), recipientName, recipientEmail, courseName, issueDate, expiryDate, status, certHash, organizationId (FK)</w:t>
-            </w:r>
-          </w:p>
-        </w:tc>
-        <w:tc>
-          <w:tcPr>
-            <w:tcW w:type="dxa" w:w="2880"/>
-            <w:shd w:fill="FFFFFF"/>
-            <w:tcMar>
-              <w:top w:w="50" w:type="dxa"/>
-              <w:bottom w:w="50" w:type="dxa"/>
-              <w:left w:w="80" w:type="dxa"/>
-              <w:right w:w="80" w:type="dxa"/>
-            </w:tcMar>
-          </w:tcPr>
-          <w:p>
-            <w:pPr>
-              <w:spacing w:after="0"/>
-            </w:pPr>
-            <w:r>
-              <w:rPr>
-                <w:rFonts w:ascii="Calibri" w:hAnsi="Calibri"/>
-                <w:color w:val="334155"/>
-                <w:sz w:val="18"/>
-              </w:rPr>
-              <w:t>Maintains academic records, recipient identifiers, expiration timestamps, and SHA-256 digests.</w:t>
-            </w:r>
-          </w:p>
-        </w:tc>
-      </w:tr>
-      <w:tr>
-        <w:tc>
-          <w:tcPr>
-            <w:tcW w:type="dxa" w:w="2592"/>
-            <w:shd w:fill="F8FAFC"/>
-            <w:tcMar>
-              <w:top w:w="50" w:type="dxa"/>
-              <w:bottom w:w="50" w:type="dxa"/>
-              <w:left w:w="80" w:type="dxa"/>
-              <w:right w:w="80" w:type="dxa"/>
-            </w:tcMar>
-          </w:tcPr>
-          <w:p>
-            <w:pPr>
-              <w:spacing w:after="0"/>
-            </w:pPr>
-            <w:r>
-              <w:rPr>
-                <w:rFonts w:ascii="Calibri" w:hAnsi="Calibri"/>
-                <w:b/>
-                <w:color w:val="1E293B"/>
-                <w:sz w:val="18"/>
-              </w:rPr>
-              <w:t>BlockchainTransaction</w:t>
-            </w:r>
-          </w:p>
-        </w:tc>
-        <w:tc>
-          <w:tcPr>
-            <w:tcW w:type="dxa" w:w="3888"/>
-            <w:shd w:fill="F8FAFC"/>
-            <w:tcMar>
-              <w:top w:w="50" w:type="dxa"/>
-              <w:bottom w:w="50" w:type="dxa"/>
-              <w:left w:w="80" w:type="dxa"/>
-              <w:right w:w="80" w:type="dxa"/>
-            </w:tcMar>
-          </w:tcPr>
-          <w:p>
-            <w:pPr>
-              <w:spacing w:after="0"/>
-            </w:pPr>
-            <w:r>
-              <w:rPr>
-                <w:rFonts w:ascii="Calibri" w:hAnsi="Calibri"/>
-                <w:color w:val="334155"/>
-                <w:sz w:val="18"/>
-              </w:rPr>
-              <w:t>id (UUID PK), certificateId (FK), txHash (UK), blockNumber, networkName, contractAddress, action, timestamp, confirmed</w:t>
-            </w:r>
-          </w:p>
-        </w:tc>
-        <w:tc>
-          <w:tcPr>
-            <w:tcW w:type="dxa" w:w="2880"/>
-            <w:shd w:fill="F8FAFC"/>
-            <w:tcMar>
-              <w:top w:w="50" w:type="dxa"/>
-              <w:bottom w:w="50" w:type="dxa"/>
-              <w:left w:w="80" w:type="dxa"/>
-              <w:right w:w="80" w:type="dxa"/>
-            </w:tcMar>
-          </w:tcPr>
-          <w:p>
-            <w:pPr>
-              <w:spacing w:after="0"/>
-            </w:pPr>
-            <w:r>
-              <w:rPr>
-                <w:rFonts w:ascii="Calibri" w:hAnsi="Calibri"/>
-                <w:color w:val="334155"/>
-                <w:sz w:val="18"/>
-              </w:rPr>
-              <w:t>Immutable audit trail of Ethereum on-chain transaction receipts and block confirmations.</w:t>
-            </w:r>
-          </w:p>
-        </w:tc>
-      </w:tr>
-    </w:tbl>
-    <w:p>
-      <w:pPr>
-        <w:spacing w:after="160"/>
-      </w:pPr>
-    </w:p>
-    <w:p>
-      <w:pPr>
-        <w:spacing w:before="400" w:after="120"/>
-      </w:pPr>
-      <w:r>
-        <w:rPr>
-          <w:rFonts w:ascii="Calibri" w:hAnsi="Calibri"/>
-          <w:b/>
-          <w:color w:val="C8102E"/>
-          <w:sz w:val="30"/>
-        </w:rPr>
-        <w:t xml:space="preserve">5. </w:t>
-      </w:r>
-      <w:r>
-        <w:rPr>
-          <w:rFonts w:ascii="Calibri" w:hAnsi="Calibri"/>
-          <w:b/>
-          <w:color w:val="1E293B"/>
-          <w:sz w:val="30"/>
-        </w:rPr>
-        <w:t>Blockchain &amp; Cryptographic Design</w:t>
-      </w:r>
-    </w:p>
-    <w:p>
-      <w:pPr>
-        <w:spacing w:before="240" w:after="80"/>
-      </w:pPr>
-      <w:r>
-        <w:rPr>
-          <w:rFonts w:ascii="Calibri" w:hAnsi="Calibri"/>
-          <w:b/>
-          <w:color w:val="1E293B"/>
-          <w:sz w:val="24"/>
-        </w:rPr>
-        <w:t>5.1 Hybrid On-Chain / Off-Chain Architecture</w:t>
+        <w:t>3.2 Deterministic Canonical Hashing Protocol</w:t>
       </w:r>
     </w:p>
     <w:p>
@@ -1766,97 +1050,11 @@
       </w:pPr>
       <w:r>
         <w:rPr>
-          <w:rFonts w:ascii="Calibri" w:hAnsi="Calibri"/>
-          <w:color w:val="334155"/>
+          <w:rFonts w:ascii="Times New Roman" w:hAnsi="Times New Roman"/>
+          <w:color w:val="141414"/>
           <w:sz w:val="21"/>
         </w:rPr>
-        <w:t>Storing complete academic transcripts and personal identities directly on the public Ethereum blockchain has two critical drawbacks:</w:t>
-      </w:r>
-    </w:p>
-    <w:p>
-      <w:pPr>
-        <w:pStyle w:val="ListBullet"/>
-        <w:spacing w:after="60" w:line="276" w:lineRule="auto"/>
-      </w:pPr>
-      <w:r>
-        <w:rPr>
-          <w:rFonts w:ascii="Calibri" w:hAnsi="Calibri"/>
-          <w:b/>
-          <w:color w:val="1E293B"/>
-          <w:sz w:val="21"/>
-        </w:rPr>
-        <w:t>Gas Cost Efficiency:</w:t>
-      </w:r>
-      <w:r>
-        <w:rPr>
-          <w:rFonts w:ascii="Calibri" w:hAnsi="Calibri"/>
-          <w:color w:val="334155"/>
-          <w:sz w:val="21"/>
-        </w:rPr>
-        <w:t xml:space="preserve"> Storing megabytes of PDF bytes or strings on Ethereum costs thousands of dollars in gas fees.</w:t>
-      </w:r>
-    </w:p>
-    <w:p>
-      <w:pPr>
-        <w:pStyle w:val="ListBullet"/>
-        <w:spacing w:after="60" w:line="276" w:lineRule="auto"/>
-      </w:pPr>
-      <w:r>
-        <w:rPr>
-          <w:rFonts w:ascii="Calibri" w:hAnsi="Calibri"/>
-          <w:b/>
-          <w:color w:val="1E293B"/>
-          <w:sz w:val="21"/>
-        </w:rPr>
-        <w:t>Data Privacy (GDPR / FERPA):</w:t>
-      </w:r>
-      <w:r>
-        <w:rPr>
-          <w:rFonts w:ascii="Calibri" w:hAnsi="Calibri"/>
-          <w:color w:val="334155"/>
-          <w:sz w:val="21"/>
-        </w:rPr>
-        <w:t xml:space="preserve"> Privacy regulations (such as GDPR and FERPA) mandate that student personal data must not be exposed permanently on an immutable public ledger.</w:t>
-      </w:r>
-    </w:p>
-    <w:p>
-      <w:pPr>
-        <w:spacing w:after="80" w:line="276" w:lineRule="auto"/>
-      </w:pPr>
-      <w:r>
-        <w:rPr>
-          <w:rFonts w:ascii="Calibri" w:hAnsi="Calibri"/>
-          <w:color w:val="334155"/>
-          <w:sz w:val="21"/>
-        </w:rPr>
-        <w:t>Citadel's Hybrid Solution: Detailed records remain private in PostgreSQL, while only the 32-byte cryptographic hash of the certificate is committed to the blockchain.</w:t>
-      </w:r>
-    </w:p>
-    <w:p>
-      <w:pPr>
-        <w:spacing w:before="240" w:after="80"/>
-      </w:pPr>
-      <w:r>
-        <w:rPr>
-          <w:rFonts w:ascii="Calibri" w:hAnsi="Calibri"/>
-          <w:b/>
-          <w:color w:val="1E293B"/>
-          <w:sz w:val="24"/>
-        </w:rPr>
-        <w:t>5.2 Deterministic Canonical Hashing Protocol</w:t>
-      </w:r>
-    </w:p>
-    <w:p>
-      <w:pPr>
-        <w:spacing w:after="80" w:line="276" w:lineRule="auto"/>
-      </w:pPr>
-      <w:r>
-        <w:rPr>
-          <w:rFonts w:ascii="Calibri" w:hAnsi="Calibri"/>
-          <w:color w:val="334155"/>
-          <w:sz w:val="21"/>
-        </w:rPr>
-        <w:t>To prevent JSON key-ordering discrepancies across different programming platforms, Citadel sorts object keys deterministically before calculating the SHA-256 digest:</w:t>
+        <w:t>To eliminate JSON key-ordering discrepancies across different platforms, Citadel sorts object keys lexicographically before computing the cryptographic digest:</w:t>
       </w:r>
     </w:p>
     <w:tbl>
@@ -1873,15 +1071,15 @@
         <w:tc>
           <w:tcPr>
             <w:tcW w:type="dxa" w:w="9360"/>
-            <w:shd w:fill="F8FAFC"/>
+            <w:shd w:fill="F8F9FA"/>
             <w:tcMar>
-              <w:top w:w="120" w:type="dxa"/>
-              <w:bottom w:w="120" w:type="dxa"/>
-              <w:left w:w="180" w:type="dxa"/>
-              <w:right w:w="180" w:type="dxa"/>
+              <w:top w:w="100" w:type="dxa"/>
+              <w:bottom w:w="100" w:type="dxa"/>
+              <w:left w:w="150" w:type="dxa"/>
+              <w:right w:w="150" w:type="dxa"/>
             </w:tcMar>
             <w:tcBorders>
-              <w:left w:val="single" w:sz="24" w:space="0" w:color="C8102E"/>
+              <w:left w:val="single" w:sz="18" w:space="0" w:color="333333"/>
               <w:top w:val="none"/>
               <w:right w:val="none"/>
               <w:bottom w:val="none"/>
@@ -1893,19 +1091,18 @@
             </w:pPr>
             <w:r>
               <w:rPr>
-                <w:rFonts w:ascii="Calibri" w:hAnsi="Calibri"/>
+                <w:rFonts w:ascii="Times New Roman" w:hAnsi="Times New Roman"/>
                 <w:b/>
-                <w:color w:val="C8102E"/>
-                <w:sz w:val="21"/>
+                <w:color w:val="000000"/>
+                <w:sz w:val="20"/>
               </w:rPr>
-              <w:t>Mathematical Cryptographic Digest Specification</w:t>
-              <w:br/>
+              <w:t xml:space="preserve">Mathematical Specification: </w:t>
             </w:r>
             <w:r>
               <w:rPr>
-                <w:rFonts w:ascii="Calibri" w:hAnsi="Calibri"/>
-                <w:color w:val="334155"/>
-                <w:sz w:val="19"/>
+                <w:rFonts w:ascii="Times New Roman" w:hAnsi="Times New Roman"/>
+                <w:color w:val="1E1E1E"/>
+                <w:sz w:val="20"/>
               </w:rPr>
               <w:t>Canonical Payload = JSON.stringify(sortKeys({ certId, recipientName, courseName, issueDate, organizationId }))</w:t>
               <w:br/>
@@ -1924,25 +1121,30 @@
     </w:p>
     <w:p>
       <w:pPr>
-        <w:spacing w:before="400" w:after="120"/>
+        <w:spacing w:after="80" w:line="276" w:lineRule="auto"/>
       </w:pPr>
       <w:r>
         <w:rPr>
-          <w:rFonts w:ascii="Calibri" w:hAnsi="Calibri"/>
-          <w:b/>
-          <w:color w:val="C8102E"/>
-          <w:sz w:val="30"/>
+          <w:rFonts w:ascii="Times New Roman" w:hAnsi="Times New Roman"/>
+          <w:color w:val="141414"/>
+          <w:sz w:val="21"/>
         </w:rPr>
-        <w:t xml:space="preserve">6. </w:t>
+        <w:t>Due to the avalanche effect of SHA-256, changing even a single byte in the graduate's name or course title produces a completely different hash, immediately causing on-chain verification to fail.</w:t>
       </w:r>
+    </w:p>
+    <w:p>
+      <w:pPr>
+        <w:keepNext/>
+        <w:spacing w:before="180" w:after="40"/>
+      </w:pPr>
       <w:r>
         <w:rPr>
-          <w:rFonts w:ascii="Calibri" w:hAnsi="Calibri"/>
+          <w:rFonts w:ascii="Times New Roman" w:hAnsi="Times New Roman"/>
           <w:b/>
-          <w:color w:val="1E293B"/>
-          <w:sz w:val="30"/>
+          <w:color w:val="000000"/>
+          <w:sz w:val="22"/>
         </w:rPr>
-        <w:t>Smart Contract Architecture (CertificateRegistry.sol)</w:t>
+        <w:t>3.3 Smart Contract Implementation (CertificateRegistry.sol)</w:t>
       </w:r>
     </w:p>
     <w:p>
@@ -1951,23 +1153,166 @@
       </w:pPr>
       <w:r>
         <w:rPr>
-          <w:rFonts w:ascii="Calibri" w:hAnsi="Calibri"/>
-          <w:color w:val="334155"/>
+          <w:rFonts w:ascii="Times New Roman" w:hAnsi="Times New Roman"/>
+          <w:color w:val="141414"/>
           <w:sz w:val="21"/>
         </w:rPr>
-        <w:t>The CertificateRegistry.sol smart contract is written in Solidity 0.8.24 and compiled with Hardhat:</w:t>
+        <w:t>The CertificateRegistry contract maintains state transitions for each credential across five distinct statuses:</w:t>
       </w:r>
     </w:p>
     <w:p>
       <w:pPr>
-        <w:spacing w:before="160" w:after="80"/>
+        <w:pStyle w:val="ListBullet"/>
+        <w:spacing w:after="50" w:line="276" w:lineRule="auto"/>
+      </w:pPr>
+      <w:r>
+        <w:rPr>
+          <w:rFonts w:ascii="Times New Roman" w:hAnsi="Times New Roman"/>
+          <w:b/>
+          <w:color w:val="000000"/>
+          <w:sz w:val="21"/>
+        </w:rPr>
+        <w:t xml:space="preserve">Valid (1): </w:t>
+      </w:r>
+      <w:r>
+        <w:rPr>
+          <w:rFonts w:ascii="Times New Roman" w:hAnsi="Times New Roman"/>
+          <w:color w:val="141414"/>
+          <w:sz w:val="21"/>
+        </w:rPr>
+        <w:t xml:space="preserve"> Credential exists on-chain, hash matches, and block.timestamp is before expirationDate.</w:t>
+      </w:r>
+    </w:p>
+    <w:p>
+      <w:pPr>
+        <w:pStyle w:val="ListBullet"/>
+        <w:spacing w:after="50" w:line="276" w:lineRule="auto"/>
+      </w:pPr>
+      <w:r>
+        <w:rPr>
+          <w:rFonts w:ascii="Times New Roman" w:hAnsi="Times New Roman"/>
+          <w:b/>
+          <w:color w:val="000000"/>
+          <w:sz w:val="21"/>
+        </w:rPr>
+        <w:t xml:space="preserve">Expired (2): </w:t>
+      </w:r>
+      <w:r>
+        <w:rPr>
+          <w:rFonts w:ascii="Times New Roman" w:hAnsi="Times New Roman"/>
+          <w:color w:val="141414"/>
+          <w:sz w:val="21"/>
+        </w:rPr>
+        <w:t xml:space="preserve"> Credential is authentic, but the validity window has elapsed.</w:t>
+      </w:r>
+    </w:p>
+    <w:p>
+      <w:pPr>
+        <w:pStyle w:val="ListBullet"/>
+        <w:spacing w:after="50" w:line="276" w:lineRule="auto"/>
+      </w:pPr>
+      <w:r>
+        <w:rPr>
+          <w:rFonts w:ascii="Times New Roman" w:hAnsi="Times New Roman"/>
+          <w:b/>
+          <w:color w:val="000000"/>
+          <w:sz w:val="21"/>
+        </w:rPr>
+        <w:t xml:space="preserve">Revoked (3): </w:t>
+      </w:r>
+      <w:r>
+        <w:rPr>
+          <w:rFonts w:ascii="Times New Roman" w:hAnsi="Times New Roman"/>
+          <w:color w:val="141414"/>
+          <w:sz w:val="21"/>
+        </w:rPr>
+        <w:t xml:space="preserve"> Formally invalidated by the issuer with a mandatory recorded audit reason.</w:t>
+      </w:r>
+    </w:p>
+    <w:p>
+      <w:pPr>
+        <w:pStyle w:val="ListBullet"/>
+        <w:spacing w:after="50" w:line="276" w:lineRule="auto"/>
+      </w:pPr>
+      <w:r>
+        <w:rPr>
+          <w:rFonts w:ascii="Times New Roman" w:hAnsi="Times New Roman"/>
+          <w:b/>
+          <w:color w:val="000000"/>
+          <w:sz w:val="21"/>
+        </w:rPr>
+        <w:t xml:space="preserve">HashMismatch (4): </w:t>
+      </w:r>
+      <w:r>
+        <w:rPr>
+          <w:rFonts w:ascii="Times New Roman" w:hAnsi="Times New Roman"/>
+          <w:color w:val="141414"/>
+          <w:sz w:val="21"/>
+        </w:rPr>
+        <w:t xml:space="preserve"> Certificate ID exists, but the supplied data produces a mismatched hash.</w:t>
+      </w:r>
+    </w:p>
+    <w:p>
+      <w:pPr>
+        <w:pStyle w:val="ListBullet"/>
+        <w:spacing w:after="50" w:line="276" w:lineRule="auto"/>
+      </w:pPr>
+      <w:r>
+        <w:rPr>
+          <w:rFonts w:ascii="Times New Roman" w:hAnsi="Times New Roman"/>
+          <w:b/>
+          <w:color w:val="000000"/>
+          <w:sz w:val="21"/>
+        </w:rPr>
+        <w:t xml:space="preserve">NotFound (0): </w:t>
+      </w:r>
+      <w:r>
+        <w:rPr>
+          <w:rFonts w:ascii="Times New Roman" w:hAnsi="Times New Roman"/>
+          <w:color w:val="141414"/>
+          <w:sz w:val="21"/>
+        </w:rPr>
+        <w:t xml:space="preserve"> Certificate ID has never been registered on-chain.</w:t>
+      </w:r>
+    </w:p>
+    <w:p>
+      <w:pPr>
+        <w:keepNext/>
+        <w:spacing w:before="280" w:after="80"/>
+      </w:pPr>
+      <w:r>
+        <w:rPr>
+          <w:rFonts w:ascii="Times New Roman" w:hAnsi="Times New Roman"/>
+          <w:b/>
+          <w:color w:val="000000"/>
+          <w:sz w:val="26"/>
+        </w:rPr>
+        <w:t>4. Database Design and Data Model</w:t>
+      </w:r>
+    </w:p>
+    <w:p>
+      <w:pPr>
+        <w:spacing w:after="80" w:line="276" w:lineRule="auto"/>
+      </w:pPr>
+      <w:r>
+        <w:rPr>
+          <w:rFonts w:ascii="Times New Roman" w:hAnsi="Times New Roman"/>
+          <w:color w:val="141414"/>
+          <w:sz w:val="21"/>
+        </w:rPr>
+        <w:t>The off-chain relational database organizes information across three primary entities:</w:t>
+      </w:r>
+    </w:p>
+    <w:p>
+      <w:pPr>
+        <w:spacing w:before="160" w:after="60"/>
         <w:jc w:val="center"/>
       </w:pPr>
       <w:r>
         <w:drawing>
           <wp:inline xmlns:a="http://schemas.openxmlformats.org/drawingml/2006/main" xmlns:pic="http://schemas.openxmlformats.org/drawingml/2006/picture">
-            <wp:extent cx="5760720" cy="3660793"/>
-            <wp:docPr id="5" name="Picture 5"/>
+            <wp:extent cx="5303520" cy="3370254"/>
+            <wp:docPr id="3" name="Picture 3"/>
             <wp:cNvGraphicFramePr>
               <a:graphicFrameLocks noChangeAspect="1"/>
             </wp:cNvGraphicFramePr>
@@ -1975,7 +1320,7 @@
               <a:graphicData uri="http://schemas.openxmlformats.org/drawingml/2006/picture">
                 <pic:pic>
                   <pic:nvPicPr>
-                    <pic:cNvPr id="0" name="diagram_smart_contract.png"/>
+                    <pic:cNvPr id="0" name="diagram_er.png"/>
                     <pic:cNvPicPr/>
                   </pic:nvPicPr>
                   <pic:blipFill>
@@ -1987,7 +1332,7 @@
                   <pic:spPr>
                     <a:xfrm>
                       <a:off x="0" y="0"/>
-                      <a:ext cx="5760720" cy="3660793"/>
+                      <a:ext cx="5303520" cy="3370254"/>
                     </a:xfrm>
                     <a:prstGeom prst="rect"/>
                   </pic:spPr>
@@ -2000,1207 +1345,26 @@
     </w:p>
     <w:p>
       <w:pPr>
-        <w:spacing w:before="40" w:after="280"/>
+        <w:spacing w:before="20" w:after="200"/>
         <w:jc w:val="center"/>
       </w:pPr>
       <w:r>
         <w:rPr>
-          <w:rFonts w:ascii="Calibri" w:hAnsi="Calibri"/>
+          <w:rFonts w:ascii="Times New Roman" w:hAnsi="Times New Roman"/>
           <w:b/>
-          <w:color w:val="1E293B"/>
+          <w:color w:val="000000"/>
           <w:sz w:val="19"/>
         </w:rPr>
-        <w:t xml:space="preserve">Figure 6.1: </w:t>
+        <w:t xml:space="preserve">Figure 3: </w:t>
       </w:r>
       <w:r>
         <w:rPr>
-          <w:rFonts w:ascii="Calibri" w:hAnsi="Calibri"/>
+          <w:rFonts w:ascii="Times New Roman" w:hAnsi="Times New Roman"/>
           <w:i/>
-          <w:color w:val="64748B"/>
+          <w:color w:val="3C3C3C"/>
           <w:sz w:val="19"/>
         </w:rPr>
-        <w:t>CertificateRegistry.sol Smart Contract Architecture: State Machine Lifecycle, Modifiers, and Cryptographic Invariance</w:t>
-      </w:r>
-    </w:p>
-    <w:p>
-      <w:pPr>
-        <w:spacing w:before="240" w:after="80"/>
-      </w:pPr>
-      <w:r>
-        <w:rPr>
-          <w:rFonts w:ascii="Calibri" w:hAnsi="Calibri"/>
-          <w:b/>
-          <w:color w:val="1E293B"/>
-          <w:sz w:val="24"/>
-        </w:rPr>
-        <w:t>6.1 State Machine Lifecycle</w:t>
-      </w:r>
-    </w:p>
-    <w:p>
-      <w:pPr>
-        <w:pStyle w:val="ListBullet"/>
-        <w:spacing w:after="60" w:line="276" w:lineRule="auto"/>
-      </w:pPr>
-      <w:r>
-        <w:rPr>
-          <w:rFonts w:ascii="Calibri" w:hAnsi="Calibri"/>
-          <w:b/>
-          <w:color w:val="1E293B"/>
-          <w:sz w:val="21"/>
-        </w:rPr>
-        <w:t>Valid (Status 1):</w:t>
-      </w:r>
-      <w:r>
-        <w:rPr>
-          <w:rFonts w:ascii="Calibri" w:hAnsi="Calibri"/>
-          <w:color w:val="334155"/>
-          <w:sz w:val="21"/>
-        </w:rPr>
-        <w:t xml:space="preserve"> The certificate exists on-chain, its cryptographic hash matches, and current block.timestamp is before expirationDate.</w:t>
-      </w:r>
-    </w:p>
-    <w:p>
-      <w:pPr>
-        <w:pStyle w:val="ListBullet"/>
-        <w:spacing w:after="60" w:line="276" w:lineRule="auto"/>
-      </w:pPr>
-      <w:r>
-        <w:rPr>
-          <w:rFonts w:ascii="Calibri" w:hAnsi="Calibri"/>
-          <w:b/>
-          <w:color w:val="1E293B"/>
-          <w:sz w:val="21"/>
-        </w:rPr>
-        <w:t>Expired (Status 2):</w:t>
-      </w:r>
-      <w:r>
-        <w:rPr>
-          <w:rFonts w:ascii="Calibri" w:hAnsi="Calibri"/>
-          <w:color w:val="334155"/>
-          <w:sz w:val="21"/>
-        </w:rPr>
-        <w:t xml:space="preserve"> The certificate is authentic, but its designated validity window has elapsed.</w:t>
-      </w:r>
-    </w:p>
-    <w:p>
-      <w:pPr>
-        <w:pStyle w:val="ListBullet"/>
-        <w:spacing w:after="60" w:line="276" w:lineRule="auto"/>
-      </w:pPr>
-      <w:r>
-        <w:rPr>
-          <w:rFonts w:ascii="Calibri" w:hAnsi="Calibri"/>
-          <w:b/>
-          <w:color w:val="1E293B"/>
-          <w:sz w:val="21"/>
-        </w:rPr>
-        <w:t>Revoked (Status 3):</w:t>
-      </w:r>
-      <w:r>
-        <w:rPr>
-          <w:rFonts w:ascii="Calibri" w:hAnsi="Calibri"/>
-          <w:color w:val="334155"/>
-          <w:sz w:val="21"/>
-        </w:rPr>
-        <w:t xml:space="preserve"> The certificate was officially revoked on-chain by the issuing institution with a mandatory audit reason.</w:t>
-      </w:r>
-    </w:p>
-    <w:p>
-      <w:pPr>
-        <w:pStyle w:val="ListBullet"/>
-        <w:spacing w:after="60" w:line="276" w:lineRule="auto"/>
-      </w:pPr>
-      <w:r>
-        <w:rPr>
-          <w:rFonts w:ascii="Calibri" w:hAnsi="Calibri"/>
-          <w:b/>
-          <w:color w:val="1E293B"/>
-          <w:sz w:val="21"/>
-        </w:rPr>
-        <w:t>HashMismatch (Status 4):</w:t>
-      </w:r>
-      <w:r>
-        <w:rPr>
-          <w:rFonts w:ascii="Calibri" w:hAnsi="Calibri"/>
-          <w:color w:val="334155"/>
-          <w:sz w:val="21"/>
-        </w:rPr>
-        <w:t xml:space="preserve"> The Certificate ID is registered, but the presented data payload has been altered, producing an invalid hash.</w:t>
-      </w:r>
-    </w:p>
-    <w:p>
-      <w:pPr>
-        <w:pStyle w:val="ListBullet"/>
-        <w:spacing w:after="60" w:line="276" w:lineRule="auto"/>
-      </w:pPr>
-      <w:r>
-        <w:rPr>
-          <w:rFonts w:ascii="Calibri" w:hAnsi="Calibri"/>
-          <w:b/>
-          <w:color w:val="1E293B"/>
-          <w:sz w:val="21"/>
-        </w:rPr>
-        <w:t>NotFound (Status 0):</w:t>
-      </w:r>
-      <w:r>
-        <w:rPr>
-          <w:rFonts w:ascii="Calibri" w:hAnsi="Calibri"/>
-          <w:color w:val="334155"/>
-          <w:sz w:val="21"/>
-        </w:rPr>
-        <w:t xml:space="preserve"> The Certificate ID has never been issued on the blockchain.</w:t>
-      </w:r>
-    </w:p>
-    <w:p>
-      <w:pPr>
-        <w:spacing w:before="240" w:after="80"/>
-      </w:pPr>
-      <w:r>
-        <w:rPr>
-          <w:rFonts w:ascii="Calibri" w:hAnsi="Calibri"/>
-          <w:b/>
-          <w:color w:val="1E293B"/>
-          <w:sz w:val="24"/>
-        </w:rPr>
-        <w:t>6.2 Key Functions &amp; Security Modifiers</w:t>
-      </w:r>
-    </w:p>
-    <w:p>
-      <w:pPr>
-        <w:pStyle w:val="ListBullet"/>
-        <w:spacing w:after="60" w:line="276" w:lineRule="auto"/>
-      </w:pPr>
-      <w:r>
-        <w:rPr>
-          <w:rFonts w:ascii="Calibri" w:hAnsi="Calibri"/>
-          <w:b/>
-          <w:color w:val="1E293B"/>
-          <w:sz w:val="21"/>
-        </w:rPr>
-        <w:t>issueCertificate(bytes32 certIdHash, bytes32 certHash, uint256 expirationDate):</w:t>
-      </w:r>
-      <w:r>
-        <w:rPr>
-          <w:rFonts w:ascii="Calibri" w:hAnsi="Calibri"/>
-          <w:color w:val="334155"/>
-          <w:sz w:val="21"/>
-        </w:rPr>
-        <w:t xml:space="preserve"> Enforces authorized issuer role, checks that the ID has not been used, verifies future expiry, and commits the certificate to the blockchain. Emits CertificateIssued.</w:t>
-      </w:r>
-    </w:p>
-    <w:p>
-      <w:pPr>
-        <w:pStyle w:val="ListBullet"/>
-        <w:spacing w:after="60" w:line="276" w:lineRule="auto"/>
-      </w:pPr>
-      <w:r>
-        <w:rPr>
-          <w:rFonts w:ascii="Calibri" w:hAnsi="Calibri"/>
-          <w:b/>
-          <w:color w:val="1E293B"/>
-          <w:sz w:val="21"/>
-        </w:rPr>
-        <w:t>verifyCertificate(bytes32 certIdHash, bytes32 certHash):</w:t>
-      </w:r>
-      <w:r>
-        <w:rPr>
-          <w:rFonts w:ascii="Calibri" w:hAnsi="Calibri"/>
-          <w:color w:val="334155"/>
-          <w:sz w:val="21"/>
-        </w:rPr>
-        <w:t xml:space="preserve"> Free view function (zero gas). Compares the presented hash against the on-chain ledger and dynamically computes expiration.</w:t>
-      </w:r>
-    </w:p>
-    <w:p>
-      <w:pPr>
-        <w:pStyle w:val="ListBullet"/>
-        <w:spacing w:after="60" w:line="276" w:lineRule="auto"/>
-      </w:pPr>
-      <w:r>
-        <w:rPr>
-          <w:rFonts w:ascii="Calibri" w:hAnsi="Calibri"/>
-          <w:b/>
-          <w:color w:val="1E293B"/>
-          <w:sz w:val="21"/>
-        </w:rPr>
-        <w:t>revokeCertificate(bytes32 certIdHash, string reason):</w:t>
-      </w:r>
-      <w:r>
-        <w:rPr>
-          <w:rFonts w:ascii="Calibri" w:hAnsi="Calibri"/>
-          <w:color w:val="334155"/>
-          <w:sz w:val="21"/>
-        </w:rPr>
-        <w:t xml:space="preserve"> Only the original issuing institution or contract administrator can revoke an active certificate. Emits CertificateRevoked.</w:t>
-      </w:r>
-    </w:p>
-    <w:p>
-      <w:pPr>
-        <w:spacing w:before="400" w:after="120"/>
-      </w:pPr>
-      <w:r>
-        <w:rPr>
-          <w:rFonts w:ascii="Calibri" w:hAnsi="Calibri"/>
-          <w:b/>
-          <w:color w:val="C8102E"/>
-          <w:sz w:val="30"/>
-        </w:rPr>
-        <w:t xml:space="preserve">7. </w:t>
-      </w:r>
-      <w:r>
-        <w:rPr>
-          <w:rFonts w:ascii="Calibri" w:hAnsi="Calibri"/>
-          <w:b/>
-          <w:color w:val="1E293B"/>
-          <w:sz w:val="30"/>
-        </w:rPr>
-        <w:t>Advanced Multi-Modal Verification Engine</w:t>
-      </w:r>
-    </w:p>
-    <w:p>
-      <w:pPr>
-        <w:spacing w:after="80" w:line="276" w:lineRule="auto"/>
-      </w:pPr>
-      <w:r>
-        <w:rPr>
-          <w:rFonts w:ascii="Calibri" w:hAnsi="Calibri"/>
-          <w:color w:val="334155"/>
-          <w:sz w:val="21"/>
-        </w:rPr>
-        <w:t>To guarantee that any verifier can check certificates across diverse devices and real-world conditions, Citadel incorporates an advanced multi-modal scanning engine:</w:t>
-      </w:r>
-    </w:p>
-    <w:p>
-      <w:pPr>
-        <w:pStyle w:val="ListBullet"/>
-        <w:spacing w:after="60" w:line="276" w:lineRule="auto"/>
-      </w:pPr>
-      <w:r>
-        <w:rPr>
-          <w:rFonts w:ascii="Calibri" w:hAnsi="Calibri"/>
-          <w:b/>
-          <w:color w:val="1E293B"/>
-          <w:sz w:val="21"/>
-        </w:rPr>
-        <w:t>1. Live Camera Stream:</w:t>
-      </w:r>
-      <w:r>
-        <w:rPr>
-          <w:rFonts w:ascii="Calibri" w:hAnsi="Calibri"/>
-          <w:color w:val="334155"/>
-          <w:sz w:val="21"/>
-        </w:rPr>
-        <w:t xml:space="preserve"> Uses the low-level Html5Qrcode controller to mount an in-browser camera feed directly into a styled viewfinder frame with corner reticles and an animated scanning beam, supporting camera toggling on mobile devices.</w:t>
-      </w:r>
-    </w:p>
-    <w:p>
-      <w:pPr>
-        <w:pStyle w:val="ListBullet"/>
-        <w:spacing w:after="60" w:line="276" w:lineRule="auto"/>
-      </w:pPr>
-      <w:r>
-        <w:rPr>
-          <w:rFonts w:ascii="Calibri" w:hAnsi="Calibri"/>
-          <w:b/>
-          <w:color w:val="1E293B"/>
-          <w:sz w:val="21"/>
-        </w:rPr>
-        <w:t>2. Multi-Pass jsQR Image Decoder:</w:t>
-      </w:r>
-      <w:r>
-        <w:rPr>
-          <w:rFonts w:ascii="Calibri" w:hAnsi="Calibri"/>
-          <w:color w:val="334155"/>
-          <w:sz w:val="21"/>
-        </w:rPr>
-        <w:t xml:space="preserve"> A high-performance canvas decoder scans images at full native resolution. It evaluates full images, upscales tiny crops (e.g. 65x65 px snippets), and scans bottom-right quadrants where Citadel certificates position QR codes.</w:t>
-      </w:r>
-    </w:p>
-    <w:p>
-      <w:pPr>
-        <w:pStyle w:val="ListBullet"/>
-        <w:spacing w:after="60" w:line="276" w:lineRule="auto"/>
-      </w:pPr>
-      <w:r>
-        <w:rPr>
-          <w:rFonts w:ascii="Calibri" w:hAnsi="Calibri"/>
-          <w:b/>
-          <w:color w:val="1E293B"/>
-          <w:sz w:val="21"/>
-        </w:rPr>
-        <w:t>3. Full PDF Document Ingestion:</w:t>
-      </w:r>
-      <w:r>
-        <w:rPr>
-          <w:rFonts w:ascii="Calibri" w:hAnsi="Calibri"/>
-          <w:color w:val="334155"/>
-          <w:sz w:val="21"/>
-        </w:rPr>
-        <w:t xml:space="preserve"> Verifiers can drag and drop certificate PDF documents directly into the verification portal. The platform extracts certificate identifiers from binary text streams and decompresses PDF layers via a dedicated API (/api/verify/scan-file).</w:t>
-      </w:r>
-    </w:p>
-    <w:p>
-      <w:pPr>
-        <w:pStyle w:val="ListBullet"/>
-        <w:spacing w:after="60" w:line="276" w:lineRule="auto"/>
-      </w:pPr>
-      <w:r>
-        <w:rPr>
-          <w:rFonts w:ascii="Calibri" w:hAnsi="Calibri"/>
-          <w:b/>
-          <w:color w:val="1E293B"/>
-          <w:sz w:val="21"/>
-        </w:rPr>
-        <w:t>4. Graceful Error Handling:</w:t>
-      </w:r>
-      <w:r>
-        <w:rPr>
-          <w:rFonts w:ascii="Calibri" w:hAnsi="Calibri"/>
-          <w:color w:val="334155"/>
-          <w:sz w:val="21"/>
-        </w:rPr>
-        <w:t xml:space="preserve"> If camera access is denied or unavailable on a desktop computer without a webcam, the portal displays a polite error card with a 1-click fallback to file upload.</w:t>
-      </w:r>
-    </w:p>
-    <w:p>
-      <w:pPr>
-        <w:spacing w:before="400" w:after="120"/>
-      </w:pPr>
-      <w:r>
-        <w:rPr>
-          <w:rFonts w:ascii="Calibri" w:hAnsi="Calibri"/>
-          <w:b/>
-          <w:color w:val="C8102E"/>
-          <w:sz w:val="30"/>
-        </w:rPr>
-        <w:t xml:space="preserve">8. </w:t>
-      </w:r>
-      <w:r>
-        <w:rPr>
-          <w:rFonts w:ascii="Calibri" w:hAnsi="Calibri"/>
-          <w:b/>
-          <w:color w:val="1E293B"/>
-          <w:sz w:val="30"/>
-        </w:rPr>
-        <w:t>User Interface Design &amp; Screenshots</w:t>
-      </w:r>
-    </w:p>
-    <w:p>
-      <w:pPr>
-        <w:spacing w:after="80" w:line="276" w:lineRule="auto"/>
-      </w:pPr>
-      <w:r>
-        <w:rPr>
-          <w:rFonts w:ascii="Calibri" w:hAnsi="Calibri"/>
-          <w:color w:val="334155"/>
-          <w:sz w:val="21"/>
-        </w:rPr>
-        <w:t>Below are the high-resolution screenshots captured directly from the live running Citadel application, showing fully loaded data tables, metrics, and zero skeleton placeholders:</w:t>
-      </w:r>
-    </w:p>
-    <w:p>
-      <w:pPr>
-        <w:spacing w:before="160" w:after="80"/>
-        <w:jc w:val="center"/>
-      </w:pPr>
-      <w:r>
-        <w:drawing>
-          <wp:inline xmlns:a="http://schemas.openxmlformats.org/drawingml/2006/main" xmlns:pic="http://schemas.openxmlformats.org/drawingml/2006/picture">
-            <wp:extent cx="5669280" cy="3543300"/>
-            <wp:docPr id="6" name="Picture 6"/>
-            <wp:cNvGraphicFramePr>
-              <a:graphicFrameLocks noChangeAspect="1"/>
-            </wp:cNvGraphicFramePr>
-            <a:graphic>
-              <a:graphicData uri="http://schemas.openxmlformats.org/drawingml/2006/picture">
-                <pic:pic>
-                  <pic:nvPicPr>
-                    <pic:cNvPr id="0" name="01_landing_page.png"/>
-                    <pic:cNvPicPr/>
-                  </pic:nvPicPr>
-                  <pic:blipFill>
-                    <a:blip r:embed="rId14"/>
-                    <a:stretch>
-                      <a:fillRect/>
-                    </a:stretch>
-                  </pic:blipFill>
-                  <pic:spPr>
-                    <a:xfrm>
-                      <a:off x="0" y="0"/>
-                      <a:ext cx="5669280" cy="3543300"/>
-                    </a:xfrm>
-                    <a:prstGeom prst="rect"/>
-                  </pic:spPr>
-                </pic:pic>
-              </a:graphicData>
-            </a:graphic>
-          </wp:inline>
-        </w:drawing>
-      </w:r>
-    </w:p>
-    <w:p>
-      <w:pPr>
-        <w:spacing w:before="40" w:after="280"/>
-        <w:jc w:val="center"/>
-      </w:pPr>
-      <w:r>
-        <w:rPr>
-          <w:rFonts w:ascii="Calibri" w:hAnsi="Calibri"/>
-          <w:b/>
-          <w:color w:val="1E293B"/>
-          <w:sz w:val="19"/>
-        </w:rPr>
-        <w:t xml:space="preserve">Figure 8.1: Institutional Marketing Landing Page (/): </w:t>
-      </w:r>
-      <w:r>
-        <w:rPr>
-          <w:rFonts w:ascii="Calibri" w:hAnsi="Calibri"/>
-          <w:i/>
-          <w:color w:val="64748B"/>
-          <w:sz w:val="19"/>
-        </w:rPr>
-        <w:t>Deep obsidian background (#000000) with Burgundy Red (#C8102E) highlights, value proposition, protocol metrics, and instant verification search bar.</w:t>
-      </w:r>
-    </w:p>
-    <w:p>
-      <w:pPr>
-        <w:spacing w:before="160" w:after="80"/>
-        <w:jc w:val="center"/>
-      </w:pPr>
-      <w:r>
-        <w:drawing>
-          <wp:inline xmlns:a="http://schemas.openxmlformats.org/drawingml/2006/main" xmlns:pic="http://schemas.openxmlformats.org/drawingml/2006/picture">
-            <wp:extent cx="5669280" cy="3543300"/>
-            <wp:docPr id="7" name="Picture 7"/>
-            <wp:cNvGraphicFramePr>
-              <a:graphicFrameLocks noChangeAspect="1"/>
-            </wp:cNvGraphicFramePr>
-            <a:graphic>
-              <a:graphicData uri="http://schemas.openxmlformats.org/drawingml/2006/picture">
-                <pic:pic>
-                  <pic:nvPicPr>
-                    <pic:cNvPr id="0" name="02_login_page.png"/>
-                    <pic:cNvPicPr/>
-                  </pic:nvPicPr>
-                  <pic:blipFill>
-                    <a:blip r:embed="rId15"/>
-                    <a:stretch>
-                      <a:fillRect/>
-                    </a:stretch>
-                  </pic:blipFill>
-                  <pic:spPr>
-                    <a:xfrm>
-                      <a:off x="0" y="0"/>
-                      <a:ext cx="5669280" cy="3543300"/>
-                    </a:xfrm>
-                    <a:prstGeom prst="rect"/>
-                  </pic:spPr>
-                </pic:pic>
-              </a:graphicData>
-            </a:graphic>
-          </wp:inline>
-        </w:drawing>
-      </w:r>
-    </w:p>
-    <w:p>
-      <w:pPr>
-        <w:spacing w:before="40" w:after="280"/>
-        <w:jc w:val="center"/>
-      </w:pPr>
-      <w:r>
-        <w:rPr>
-          <w:rFonts w:ascii="Calibri" w:hAnsi="Calibri"/>
-          <w:b/>
-          <w:color w:val="1E293B"/>
-          <w:sz w:val="19"/>
-        </w:rPr>
-        <w:t xml:space="preserve">Figure 8.2: Organization Authentication Portal (/login): </w:t>
-      </w:r>
-      <w:r>
-        <w:rPr>
-          <w:rFonts w:ascii="Calibri" w:hAnsi="Calibri"/>
-          <w:i/>
-          <w:color w:val="64748B"/>
-          <w:sz w:val="19"/>
-        </w:rPr>
-        <w:t>Institution login interface featuring Citadel Burgundy Red buttons, input focus rings, and route guards.</w:t>
-      </w:r>
-    </w:p>
-    <w:p>
-      <w:pPr>
-        <w:spacing w:before="160" w:after="80"/>
-        <w:jc w:val="center"/>
-      </w:pPr>
-      <w:r>
-        <w:drawing>
-          <wp:inline xmlns:a="http://schemas.openxmlformats.org/drawingml/2006/main" xmlns:pic="http://schemas.openxmlformats.org/drawingml/2006/picture">
-            <wp:extent cx="5669280" cy="3543300"/>
-            <wp:docPr id="8" name="Picture 8"/>
-            <wp:cNvGraphicFramePr>
-              <a:graphicFrameLocks noChangeAspect="1"/>
-            </wp:cNvGraphicFramePr>
-            <a:graphic>
-              <a:graphicData uri="http://schemas.openxmlformats.org/drawingml/2006/picture">
-                <pic:pic>
-                  <pic:nvPicPr>
-                    <pic:cNvPr id="0" name="03_register_page.png"/>
-                    <pic:cNvPicPr/>
-                  </pic:nvPicPr>
-                  <pic:blipFill>
-                    <a:blip r:embed="rId16"/>
-                    <a:stretch>
-                      <a:fillRect/>
-                    </a:stretch>
-                  </pic:blipFill>
-                  <pic:spPr>
-                    <a:xfrm>
-                      <a:off x="0" y="0"/>
-                      <a:ext cx="5669280" cy="3543300"/>
-                    </a:xfrm>
-                    <a:prstGeom prst="rect"/>
-                  </pic:spPr>
-                </pic:pic>
-              </a:graphicData>
-            </a:graphic>
-          </wp:inline>
-        </w:drawing>
-      </w:r>
-    </w:p>
-    <w:p>
-      <w:pPr>
-        <w:spacing w:before="40" w:after="280"/>
-        <w:jc w:val="center"/>
-      </w:pPr>
-      <w:r>
-        <w:rPr>
-          <w:rFonts w:ascii="Calibri" w:hAnsi="Calibri"/>
-          <w:b/>
-          <w:color w:val="1E293B"/>
-          <w:sz w:val="19"/>
-        </w:rPr>
-        <w:t xml:space="preserve">Figure 8.3: Institutional Registration (/register): </w:t>
-      </w:r>
-      <w:r>
-        <w:rPr>
-          <w:rFonts w:ascii="Calibri" w:hAnsi="Calibri"/>
-          <w:i/>
-          <w:color w:val="64748B"/>
-          <w:sz w:val="19"/>
-        </w:rPr>
-        <w:t>Institution onboarding portal for registering accredited issuing bodies with secure cryptographic access.</w:t>
-      </w:r>
-    </w:p>
-    <w:p>
-      <w:pPr>
-        <w:spacing w:before="160" w:after="80"/>
-        <w:jc w:val="center"/>
-      </w:pPr>
-      <w:r>
-        <w:drawing>
-          <wp:inline xmlns:a="http://schemas.openxmlformats.org/drawingml/2006/main" xmlns:pic="http://schemas.openxmlformats.org/drawingml/2006/picture">
-            <wp:extent cx="5669280" cy="3543300"/>
-            <wp:docPr id="9" name="Picture 9"/>
-            <wp:cNvGraphicFramePr>
-              <a:graphicFrameLocks noChangeAspect="1"/>
-            </wp:cNvGraphicFramePr>
-            <a:graphic>
-              <a:graphicData uri="http://schemas.openxmlformats.org/drawingml/2006/picture">
-                <pic:pic>
-                  <pic:nvPicPr>
-                    <pic:cNvPr id="0" name="04_dashboard_overview.png"/>
-                    <pic:cNvPicPr/>
-                  </pic:nvPicPr>
-                  <pic:blipFill>
-                    <a:blip r:embed="rId17"/>
-                    <a:stretch>
-                      <a:fillRect/>
-                    </a:stretch>
-                  </pic:blipFill>
-                  <pic:spPr>
-                    <a:xfrm>
-                      <a:off x="0" y="0"/>
-                      <a:ext cx="5669280" cy="3543300"/>
-                    </a:xfrm>
-                    <a:prstGeom prst="rect"/>
-                  </pic:spPr>
-                </pic:pic>
-              </a:graphicData>
-            </a:graphic>
-          </wp:inline>
-        </w:drawing>
-      </w:r>
-    </w:p>
-    <w:p>
-      <w:pPr>
-        <w:spacing w:before="40" w:after="280"/>
-        <w:jc w:val="center"/>
-      </w:pPr>
-      <w:r>
-        <w:rPr>
-          <w:rFonts w:ascii="Calibri" w:hAnsi="Calibri"/>
-          <w:b/>
-          <w:color w:val="1E293B"/>
-          <w:sz w:val="19"/>
-        </w:rPr>
-        <w:t xml:space="preserve">Figure 8.4: Executive Organization Dashboard (/dashboard): </w:t>
-      </w:r>
-      <w:r>
-        <w:rPr>
-          <w:rFonts w:ascii="Calibri" w:hAnsi="Calibri"/>
-          <w:i/>
-          <w:color w:val="64748B"/>
-          <w:sz w:val="19"/>
-        </w:rPr>
-        <w:t>Executive welcome banner, 4 live stat cards (Total Issued, Active Valid, Expired, Revoked), issuance trend graph, and fully populated recent credentials ledger.</w:t>
-      </w:r>
-    </w:p>
-    <w:p>
-      <w:pPr>
-        <w:spacing w:before="160" w:after="80"/>
-        <w:jc w:val="center"/>
-      </w:pPr>
-      <w:r>
-        <w:drawing>
-          <wp:inline xmlns:a="http://schemas.openxmlformats.org/drawingml/2006/main" xmlns:pic="http://schemas.openxmlformats.org/drawingml/2006/picture">
-            <wp:extent cx="5669280" cy="3543300"/>
-            <wp:docPr id="10" name="Picture 10"/>
-            <wp:cNvGraphicFramePr>
-              <a:graphicFrameLocks noChangeAspect="1"/>
-            </wp:cNvGraphicFramePr>
-            <a:graphic>
-              <a:graphicData uri="http://schemas.openxmlformats.org/drawingml/2006/picture">
-                <pic:pic>
-                  <pic:nvPicPr>
-                    <pic:cNvPr id="0" name="05_issue_studio_live_preview.png"/>
-                    <pic:cNvPicPr/>
-                  </pic:nvPicPr>
-                  <pic:blipFill>
-                    <a:blip r:embed="rId18"/>
-                    <a:stretch>
-                      <a:fillRect/>
-                    </a:stretch>
-                  </pic:blipFill>
-                  <pic:spPr>
-                    <a:xfrm>
-                      <a:off x="0" y="0"/>
-                      <a:ext cx="5669280" cy="3543300"/>
-                    </a:xfrm>
-                    <a:prstGeom prst="rect"/>
-                  </pic:spPr>
-                </pic:pic>
-              </a:graphicData>
-            </a:graphic>
-          </wp:inline>
-        </w:drawing>
-      </w:r>
-    </w:p>
-    <w:p>
-      <w:pPr>
-        <w:spacing w:before="40" w:after="280"/>
-        <w:jc w:val="center"/>
-      </w:pPr>
-      <w:r>
-        <w:rPr>
-          <w:rFonts w:ascii="Calibri" w:hAnsi="Calibri"/>
-          <w:b/>
-          <w:color w:val="1E293B"/>
-          <w:sz w:val="19"/>
-        </w:rPr>
-        <w:t xml:space="preserve">Figure 8.5: Split-Screen Certificate Issuing Studio (/dashboard/certificates/new): </w:t>
-      </w:r>
-      <w:r>
-        <w:rPr>
-          <w:rFonts w:ascii="Calibri" w:hAnsi="Calibri"/>
-          <w:i/>
-          <w:color w:val="64748B"/>
-          <w:sz w:val="19"/>
-        </w:rPr>
-        <w:t>Interactive split-screen interface: Left side contains the issuance form; Right side renders the live vector diploma preview canvas updating in real time.</w:t>
-      </w:r>
-    </w:p>
-    <w:p>
-      <w:pPr>
-        <w:spacing w:before="160" w:after="80"/>
-        <w:jc w:val="center"/>
-      </w:pPr>
-      <w:r>
-        <w:drawing>
-          <wp:inline xmlns:a="http://schemas.openxmlformats.org/drawingml/2006/main" xmlns:pic="http://schemas.openxmlformats.org/drawingml/2006/picture">
-            <wp:extent cx="5669280" cy="3543300"/>
-            <wp:docPr id="11" name="Picture 11"/>
-            <wp:cNvGraphicFramePr>
-              <a:graphicFrameLocks noChangeAspect="1"/>
-            </wp:cNvGraphicFramePr>
-            <a:graphic>
-              <a:graphicData uri="http://schemas.openxmlformats.org/drawingml/2006/picture">
-                <pic:pic>
-                  <pic:nvPicPr>
-                    <pic:cNvPr id="0" name="06_certificate_registry.png"/>
-                    <pic:cNvPicPr/>
-                  </pic:nvPicPr>
-                  <pic:blipFill>
-                    <a:blip r:embed="rId19"/>
-                    <a:stretch>
-                      <a:fillRect/>
-                    </a:stretch>
-                  </pic:blipFill>
-                  <pic:spPr>
-                    <a:xfrm>
-                      <a:off x="0" y="0"/>
-                      <a:ext cx="5669280" cy="3543300"/>
-                    </a:xfrm>
-                    <a:prstGeom prst="rect"/>
-                  </pic:spPr>
-                </pic:pic>
-              </a:graphicData>
-            </a:graphic>
-          </wp:inline>
-        </w:drawing>
-      </w:r>
-    </w:p>
-    <w:p>
-      <w:pPr>
-        <w:spacing w:before="40" w:after="280"/>
-        <w:jc w:val="center"/>
-      </w:pPr>
-      <w:r>
-        <w:rPr>
-          <w:rFonts w:ascii="Calibri" w:hAnsi="Calibri"/>
-          <w:b/>
-          <w:color w:val="1E293B"/>
-          <w:sz w:val="19"/>
-        </w:rPr>
-        <w:t xml:space="preserve">Figure 8.6: Certificate Registry &amp; Audit CSV Export (/dashboard/certificates): </w:t>
-      </w:r>
-      <w:r>
-        <w:rPr>
-          <w:rFonts w:ascii="Calibri" w:hAnsi="Calibri"/>
-          <w:i/>
-          <w:color w:val="64748B"/>
-          <w:sz w:val="19"/>
-        </w:rPr>
-        <w:t>Complete credential registry with filter tabs (All, Valid, Expired, Revoked), recipient avatars, status pills, and client-side CSV spreadsheet export.</w:t>
-      </w:r>
-    </w:p>
-    <w:p>
-      <w:pPr>
-        <w:spacing w:before="160" w:after="80"/>
-        <w:jc w:val="center"/>
-      </w:pPr>
-      <w:r>
-        <w:drawing>
-          <wp:inline xmlns:a="http://schemas.openxmlformats.org/drawingml/2006/main" xmlns:pic="http://schemas.openxmlformats.org/drawingml/2006/picture">
-            <wp:extent cx="5669280" cy="3543300"/>
-            <wp:docPr id="12" name="Picture 12"/>
-            <wp:cNvGraphicFramePr>
-              <a:graphicFrameLocks noChangeAspect="1"/>
-            </wp:cNvGraphicFramePr>
-            <a:graphic>
-              <a:graphicData uri="http://schemas.openxmlformats.org/drawingml/2006/picture">
-                <pic:pic>
-                  <pic:nvPicPr>
-                    <pic:cNvPr id="0" name="07_public_verify_portal.png"/>
-                    <pic:cNvPicPr/>
-                  </pic:nvPicPr>
-                  <pic:blipFill>
-                    <a:blip r:embed="rId20"/>
-                    <a:stretch>
-                      <a:fillRect/>
-                    </a:stretch>
-                  </pic:blipFill>
-                  <pic:spPr>
-                    <a:xfrm>
-                      <a:off x="0" y="0"/>
-                      <a:ext cx="5669280" cy="3543300"/>
-                    </a:xfrm>
-                    <a:prstGeom prst="rect"/>
-                  </pic:spPr>
-                </pic:pic>
-              </a:graphicData>
-            </a:graphic>
-          </wp:inline>
-        </w:drawing>
-      </w:r>
-    </w:p>
-    <w:p>
-      <w:pPr>
-        <w:spacing w:before="40" w:after="280"/>
-        <w:jc w:val="center"/>
-      </w:pPr>
-      <w:r>
-        <w:rPr>
-          <w:rFonts w:ascii="Calibri" w:hAnsi="Calibri"/>
-          <w:b/>
-          <w:color w:val="1E293B"/>
-          <w:sz w:val="19"/>
-        </w:rPr>
-        <w:t xml:space="preserve">Figure 8.7: Public Verification Portal with Multi-Modal Scanner (/verify): </w:t>
-      </w:r>
-      <w:r>
-        <w:rPr>
-          <w:rFonts w:ascii="Calibri" w:hAnsi="Calibri"/>
-          <w:i/>
-          <w:color w:val="64748B"/>
-          <w:sz w:val="19"/>
-        </w:rPr>
-        <w:t>Public verification engine supporting manual Certificate ID lookup, live camera feed, image upload, and direct PDF document dropzone.</w:t>
-      </w:r>
-    </w:p>
-    <w:p>
-      <w:pPr>
-        <w:spacing w:before="160" w:after="80"/>
-        <w:jc w:val="center"/>
-      </w:pPr>
-      <w:r>
-        <w:drawing>
-          <wp:inline xmlns:a="http://schemas.openxmlformats.org/drawingml/2006/main" xmlns:pic="http://schemas.openxmlformats.org/drawingml/2006/picture">
-            <wp:extent cx="5669280" cy="3543300"/>
-            <wp:docPr id="13" name="Picture 13"/>
-            <wp:cNvGraphicFramePr>
-              <a:graphicFrameLocks noChangeAspect="1"/>
-            </wp:cNvGraphicFramePr>
-            <a:graphic>
-              <a:graphicData uri="http://schemas.openxmlformats.org/drawingml/2006/picture">
-                <pic:pic>
-                  <pic:nvPicPr>
-                    <pic:cNvPr id="0" name="08_verification_result_valid.png"/>
-                    <pic:cNvPicPr/>
-                  </pic:nvPicPr>
-                  <pic:blipFill>
-                    <a:blip r:embed="rId21"/>
-                    <a:stretch>
-                      <a:fillRect/>
-                    </a:stretch>
-                  </pic:blipFill>
-                  <pic:spPr>
-                    <a:xfrm>
-                      <a:off x="0" y="0"/>
-                      <a:ext cx="5669280" cy="3543300"/>
-                    </a:xfrm>
-                    <a:prstGeom prst="rect"/>
-                  </pic:spPr>
-                </pic:pic>
-              </a:graphicData>
-            </a:graphic>
-          </wp:inline>
-        </w:drawing>
-      </w:r>
-    </w:p>
-    <w:p>
-      <w:pPr>
-        <w:spacing w:before="40" w:after="280"/>
-        <w:jc w:val="center"/>
-      </w:pPr>
-      <w:r>
-        <w:rPr>
-          <w:rFonts w:ascii="Calibri" w:hAnsi="Calibri"/>
-          <w:b/>
-          <w:color w:val="1E293B"/>
-          <w:sz w:val="19"/>
-        </w:rPr>
-        <w:t xml:space="preserve">Figure 8.8: Cryptographic Proof &amp; Verification Result — Genuine &amp; Valid (/verify/[id]): </w:t>
-      </w:r>
-      <w:r>
-        <w:rPr>
-          <w:rFonts w:ascii="Calibri" w:hAnsi="Calibri"/>
-          <w:i/>
-          <w:color w:val="64748B"/>
-          <w:sz w:val="19"/>
-        </w:rPr>
-        <w:t>Verified credential view showing authentic green status badge, recipient metadata, and Ethereum blockchain proof card (Tx Hash, Block Number, Contract Address).</w:t>
-      </w:r>
-    </w:p>
-    <w:p>
-      <w:pPr>
-        <w:spacing w:before="160" w:after="80"/>
-        <w:jc w:val="center"/>
-      </w:pPr>
-      <w:r>
-        <w:drawing>
-          <wp:inline xmlns:a="http://schemas.openxmlformats.org/drawingml/2006/main" xmlns:pic="http://schemas.openxmlformats.org/drawingml/2006/picture">
-            <wp:extent cx="5669280" cy="3543300"/>
-            <wp:docPr id="14" name="Picture 14"/>
-            <wp:cNvGraphicFramePr>
-              <a:graphicFrameLocks noChangeAspect="1"/>
-            </wp:cNvGraphicFramePr>
-            <a:graphic>
-              <a:graphicData uri="http://schemas.openxmlformats.org/drawingml/2006/picture">
-                <pic:pic>
-                  <pic:nvPicPr>
-                    <pic:cNvPr id="0" name="09_verification_result_revoked.png"/>
-                    <pic:cNvPicPr/>
-                  </pic:nvPicPr>
-                  <pic:blipFill>
-                    <a:blip r:embed="rId22"/>
-                    <a:stretch>
-                      <a:fillRect/>
-                    </a:stretch>
-                  </pic:blipFill>
-                  <pic:spPr>
-                    <a:xfrm>
-                      <a:off x="0" y="0"/>
-                      <a:ext cx="5669280" cy="3543300"/>
-                    </a:xfrm>
-                    <a:prstGeom prst="rect"/>
-                  </pic:spPr>
-                </pic:pic>
-              </a:graphicData>
-            </a:graphic>
-          </wp:inline>
-        </w:drawing>
-      </w:r>
-    </w:p>
-    <w:p>
-      <w:pPr>
-        <w:spacing w:before="40" w:after="280"/>
-        <w:jc w:val="center"/>
-      </w:pPr>
-      <w:r>
-        <w:rPr>
-          <w:rFonts w:ascii="Calibri" w:hAnsi="Calibri"/>
-          <w:b/>
-          <w:color w:val="1E293B"/>
-          <w:sz w:val="19"/>
-        </w:rPr>
-        <w:t xml:space="preserve">Figure 8.9: Cryptographic Proof &amp; Verification Result — Revoked Credential (/verify/[id]): </w:t>
-      </w:r>
-      <w:r>
-        <w:rPr>
-          <w:rFonts w:ascii="Calibri" w:hAnsi="Calibri"/>
-          <w:i/>
-          <w:color w:val="64748B"/>
-          <w:sz w:val="19"/>
-        </w:rPr>
-        <w:t>Public view of an invalidated certificate showing prominent red revocation alert, timestamp, issuer recorded reason, and watermarked diploma.</w:t>
-      </w:r>
-    </w:p>
-    <w:p>
-      <w:pPr>
-        <w:spacing w:before="400" w:after="120"/>
-      </w:pPr>
-      <w:r>
-        <w:rPr>
-          <w:rFonts w:ascii="Calibri" w:hAnsi="Calibri"/>
-          <w:b/>
-          <w:color w:val="C8102E"/>
-          <w:sz w:val="30"/>
-        </w:rPr>
-        <w:t xml:space="preserve">9. </w:t>
-      </w:r>
-      <w:r>
-        <w:rPr>
-          <w:rFonts w:ascii="Calibri" w:hAnsi="Calibri"/>
-          <w:b/>
-          <w:color w:val="1E293B"/>
-          <w:sz w:val="30"/>
-        </w:rPr>
-        <w:t>Testing, Verification &amp; Quality Assurance</w:t>
-      </w:r>
-    </w:p>
-    <w:p>
-      <w:pPr>
-        <w:spacing w:after="80" w:line="276" w:lineRule="auto"/>
-      </w:pPr>
-      <w:r>
-        <w:rPr>
-          <w:rFonts w:ascii="Calibri" w:hAnsi="Calibri"/>
-          <w:color w:val="334155"/>
-          <w:sz w:val="21"/>
-        </w:rPr>
-        <w:t>Citadel includes a comprehensive 52-test automated unit, integration, and fuzz testing suite covering all critical edge cases:</w:t>
-      </w:r>
-    </w:p>
-    <w:p>
-      <w:pPr>
-        <w:pStyle w:val="ListBullet"/>
-        <w:spacing w:after="60" w:line="276" w:lineRule="auto"/>
-      </w:pPr>
-      <w:r>
-        <w:rPr>
-          <w:rFonts w:ascii="Calibri" w:hAnsi="Calibri"/>
-          <w:b/>
-          <w:color w:val="1E293B"/>
-          <w:sz w:val="21"/>
-        </w:rPr>
-        <w:t>Cryptographic Hashing Tests (12 Tests):</w:t>
-      </w:r>
-      <w:r>
-        <w:rPr>
-          <w:rFonts w:ascii="Calibri" w:hAnsi="Calibri"/>
-          <w:color w:val="334155"/>
-          <w:sz w:val="21"/>
-        </w:rPr>
-        <w:t xml:space="preserve"> Verified deterministic sorting, whitespace invariance, and key-order resilience across platforms.</w:t>
-      </w:r>
-    </w:p>
-    <w:p>
-      <w:pPr>
-        <w:pStyle w:val="ListBullet"/>
-        <w:spacing w:after="60" w:line="276" w:lineRule="auto"/>
-      </w:pPr>
-      <w:r>
-        <w:rPr>
-          <w:rFonts w:ascii="Calibri" w:hAnsi="Calibri"/>
-          <w:b/>
-          <w:color w:val="1E293B"/>
-          <w:sz w:val="21"/>
-        </w:rPr>
-        <w:t>Smart Contract Functional Tests (28 Tests):</w:t>
-      </w:r>
-      <w:r>
-        <w:rPr>
-          <w:rFonts w:ascii="Calibri" w:hAnsi="Calibri"/>
-          <w:color w:val="334155"/>
-          <w:sz w:val="21"/>
-        </w:rPr>
-        <w:t xml:space="preserve"> Verified smart contract deployment, issuer authorization, unique ID enforcement, valid query execution, and revocation state changes.</w:t>
-      </w:r>
-    </w:p>
-    <w:p>
-      <w:pPr>
-        <w:pStyle w:val="ListBullet"/>
-        <w:spacing w:after="60" w:line="276" w:lineRule="auto"/>
-      </w:pPr>
-      <w:r>
-        <w:rPr>
-          <w:rFonts w:ascii="Calibri" w:hAnsi="Calibri"/>
-          <w:b/>
-          <w:color w:val="1E293B"/>
-          <w:sz w:val="21"/>
-        </w:rPr>
-        <w:t>Advanced Fuzz &amp; Boundary Tests (12 Tests):</w:t>
-      </w:r>
-      <w:r>
-        <w:rPr>
-          <w:rFonts w:ascii="Calibri" w:hAnsi="Calibri"/>
-          <w:color w:val="334155"/>
-          <w:sz w:val="21"/>
-        </w:rPr>
-        <w:t xml:space="preserve"> Tested 1-bit hash tampering, extreme future dates (50+ years), timestamp boundary conditions, and rapid bulk issuance stress testing.</w:t>
-      </w:r>
-    </w:p>
-    <w:p>
-      <w:pPr>
-        <w:pStyle w:val="ListBullet"/>
-        <w:spacing w:after="60" w:line="276" w:lineRule="auto"/>
-      </w:pPr>
-      <w:r>
-        <w:rPr>
-          <w:rFonts w:ascii="Calibri" w:hAnsi="Calibri"/>
-          <w:b/>
-          <w:color w:val="1E293B"/>
-          <w:sz w:val="21"/>
-        </w:rPr>
-        <w:t>Multi-Modal Scanner E2E Tests:</w:t>
-      </w:r>
-      <w:r>
-        <w:rPr>
-          <w:rFonts w:ascii="Calibri" w:hAnsi="Calibri"/>
-          <w:color w:val="334155"/>
-          <w:sz w:val="21"/>
-        </w:rPr>
-        <w:t xml:space="preserve"> E2E testing using Playwright to verify camera permissions, multi-pass QR image recognition, and PDF file extraction.</w:t>
-      </w:r>
-    </w:p>
-    <w:tbl>
-      <w:tblPr>
-        <w:tblW w:type="auto" w:w="0"/>
-        <w:jc w:val="center"/>
-        <w:tblLayout w:type="fixed"/>
-        <w:tblLook w:firstColumn="1" w:firstRow="1" w:lastColumn="0" w:lastRow="0" w:noHBand="0" w:noVBand="1" w:val="04A0"/>
-      </w:tblPr>
-      <w:tblGrid>
-        <w:gridCol w:w="9360"/>
-      </w:tblGrid>
-      <w:tr>
-        <w:tc>
-          <w:tcPr>
-            <w:tcW w:type="dxa" w:w="9360"/>
-            <w:shd w:fill="F0FDF4"/>
-            <w:tcMar>
-              <w:top w:w="120" w:type="dxa"/>
-              <w:bottom w:w="120" w:type="dxa"/>
-              <w:left w:w="180" w:type="dxa"/>
-              <w:right w:w="180" w:type="dxa"/>
-            </w:tcMar>
-            <w:tcBorders>
-              <w:left w:val="single" w:sz="24" w:space="0" w:color="16A34A"/>
-              <w:top w:val="none"/>
-              <w:right w:val="none"/>
-              <w:bottom w:val="none"/>
-            </w:tcBorders>
-          </w:tcPr>
-          <w:p>
-            <w:pPr>
-              <w:spacing w:before="40" w:after="40" w:line="276" w:lineRule="auto"/>
-            </w:pPr>
-            <w:r>
-              <w:rPr>
-                <w:rFonts w:ascii="Calibri" w:hAnsi="Calibri"/>
-                <w:b/>
-                <w:color w:val="C8102E"/>
-                <w:sz w:val="21"/>
-              </w:rPr>
-              <w:t>Test Execution Summary</w:t>
-              <w:br/>
-            </w:r>
-            <w:r>
-              <w:rPr>
-                <w:rFonts w:ascii="Calibri" w:hAnsi="Calibri"/>
-                <w:color w:val="334155"/>
-                <w:sz w:val="19"/>
-              </w:rPr>
-              <w:t>Total Tests Executed: 52</w:t>
-              <w:br/>
-              <w:t>Passing Tests: 52 (100% Pass Rate)</w:t>
-              <w:br/>
-              <w:t>Failing Tests: 0</w:t>
-              <w:br/>
-              <w:t>TypeScript Strict Mode Check (npx tsc --noEmit): 0 Errors</w:t>
-            </w:r>
-          </w:p>
-        </w:tc>
-      </w:tr>
-    </w:tbl>
-    <w:p>
-      <w:pPr>
-        <w:spacing w:after="80"/>
-      </w:pPr>
-    </w:p>
-    <w:p>
-      <w:pPr>
-        <w:spacing w:before="400" w:after="120"/>
-      </w:pPr>
-      <w:r>
-        <w:rPr>
-          <w:rFonts w:ascii="Calibri" w:hAnsi="Calibri"/>
-          <w:b/>
-          <w:color w:val="C8102E"/>
-          <w:sz w:val="30"/>
-        </w:rPr>
-        <w:t xml:space="preserve">10. </w:t>
-      </w:r>
-      <w:r>
-        <w:rPr>
-          <w:rFonts w:ascii="Calibri" w:hAnsi="Calibri"/>
-          <w:b/>
-          <w:color w:val="1E293B"/>
-          <w:sz w:val="30"/>
-        </w:rPr>
-        <w:t>Individual Contribution Report</w:t>
-      </w:r>
-    </w:p>
-    <w:p>
-      <w:pPr>
-        <w:spacing w:after="80" w:line="276" w:lineRule="auto"/>
-      </w:pPr>
-      <w:r>
-        <w:rPr>
-          <w:rFonts w:ascii="Calibri" w:hAnsi="Calibri"/>
-          <w:color w:val="334155"/>
-          <w:sz w:val="21"/>
-        </w:rPr>
-        <w:t>This project was conducted as an Individual / Solo Capstone Project by Long Mengchheang. 100% of all technical planning, architecture, design, and implementation work was performed independently:</w:t>
+        <w:t>Entity-Relationship model representing Organization, Certificate, and BlockchainTransaction entities.</w:t>
       </w:r>
     </w:p>
     <w:tbl>
@@ -3210,9 +1374,9 @@
         <w:tblLayout w:type="fixed"/>
         <w:tblLook w:firstColumn="1" w:firstRow="1" w:lastColumn="0" w:lastRow="0" w:noHBand="0" w:noVBand="1" w:val="04A0"/>
         <w:tblBorders>
-          <w:top w:val="single" w:sz="4" w:space="0" w:color="CBD5E1"/>
-          <w:bottom w:val="single" w:sz="4" w:space="0" w:color="CBD5E1"/>
-          <w:insideH w:val="single" w:sz="4" w:space="0" w:color="CBD5E1"/>
+          <w:top w:val="single" w:sz="4" w:space="0" w:color="B0B0B0"/>
+          <w:bottom w:val="single" w:sz="4" w:space="0" w:color="B0B0B0"/>
+          <w:insideH w:val="single" w:sz="4" w:space="0" w:color="B0B0B0"/>
           <w:insideV w:val="none"/>
           <w:left w:val="none"/>
           <w:right w:val="none"/>
@@ -3227,20 +1391,1200 @@
         <w:tc>
           <w:tcPr>
             <w:tcW w:type="dxa" w:w="3120"/>
-            <w:shd w:fill="1E293B"/>
+            <w:shd w:fill="EAEAEA"/>
             <w:tcMar>
-              <w:top w:w="60" w:type="dxa"/>
-              <w:bottom w:w="60" w:type="dxa"/>
-              <w:left w:w="100" w:type="dxa"/>
-              <w:right w:w="100" w:type="dxa"/>
+              <w:top w:w="40" w:type="dxa"/>
+              <w:bottom w:w="40" w:type="dxa"/>
+              <w:left w:w="60" w:type="dxa"/>
+              <w:right w:w="60" w:type="dxa"/>
             </w:tcMar>
           </w:tcPr>
           <w:p>
             <w:r>
               <w:rPr>
-                <w:rFonts w:ascii="Calibri" w:hAnsi="Calibri"/>
+                <w:rFonts w:ascii="Times New Roman" w:hAnsi="Times New Roman"/>
                 <w:b/>
-                <w:color w:val="FFFFFF"/>
+                <w:color w:val="000000"/>
+                <w:sz w:val="19"/>
+              </w:rPr>
+              <w:t>Table</w:t>
+            </w:r>
+          </w:p>
+        </w:tc>
+        <w:tc>
+          <w:tcPr>
+            <w:tcW w:type="dxa" w:w="3120"/>
+            <w:shd w:fill="EAEAEA"/>
+            <w:tcMar>
+              <w:top w:w="40" w:type="dxa"/>
+              <w:bottom w:w="40" w:type="dxa"/>
+              <w:left w:w="60" w:type="dxa"/>
+              <w:right w:w="60" w:type="dxa"/>
+            </w:tcMar>
+          </w:tcPr>
+          <w:p>
+            <w:r>
+              <w:rPr>
+                <w:rFonts w:ascii="Times New Roman" w:hAnsi="Times New Roman"/>
+                <w:b/>
+                <w:color w:val="000000"/>
+                <w:sz w:val="19"/>
+              </w:rPr>
+              <w:t>Key Attributes &amp; Constraints</w:t>
+            </w:r>
+          </w:p>
+        </w:tc>
+        <w:tc>
+          <w:tcPr>
+            <w:tcW w:type="dxa" w:w="3120"/>
+            <w:shd w:fill="EAEAEA"/>
+            <w:tcMar>
+              <w:top w:w="40" w:type="dxa"/>
+              <w:bottom w:w="40" w:type="dxa"/>
+              <w:left w:w="60" w:type="dxa"/>
+              <w:right w:w="60" w:type="dxa"/>
+            </w:tcMar>
+          </w:tcPr>
+          <w:p>
+            <w:r>
+              <w:rPr>
+                <w:rFonts w:ascii="Times New Roman" w:hAnsi="Times New Roman"/>
+                <w:b/>
+                <w:color w:val="000000"/>
+                <w:sz w:val="19"/>
+              </w:rPr>
+              <w:t>Description</w:t>
+            </w:r>
+          </w:p>
+        </w:tc>
+      </w:tr>
+      <w:tr>
+        <w:tc>
+          <w:tcPr>
+            <w:tcW w:type="dxa" w:w="2592"/>
+            <w:tcMar>
+              <w:top w:w="40" w:type="dxa"/>
+              <w:bottom w:w="40" w:type="dxa"/>
+              <w:left w:w="60" w:type="dxa"/>
+              <w:right w:w="60" w:type="dxa"/>
+            </w:tcMar>
+          </w:tcPr>
+          <w:p>
+            <w:pPr>
+              <w:spacing w:after="0"/>
+            </w:pPr>
+            <w:r>
+              <w:rPr>
+                <w:rFonts w:ascii="Times New Roman" w:hAnsi="Times New Roman"/>
+                <w:b/>
+                <w:color w:val="141414"/>
+                <w:sz w:val="18"/>
+              </w:rPr>
+              <w:t>Organization</w:t>
+            </w:r>
+          </w:p>
+        </w:tc>
+        <w:tc>
+          <w:tcPr>
+            <w:tcW w:type="dxa" w:w="3888"/>
+            <w:tcMar>
+              <w:top w:w="40" w:type="dxa"/>
+              <w:bottom w:w="40" w:type="dxa"/>
+              <w:left w:w="60" w:type="dxa"/>
+              <w:right w:w="60" w:type="dxa"/>
+            </w:tcMar>
+          </w:tcPr>
+          <w:p>
+            <w:pPr>
+              <w:spacing w:after="0"/>
+            </w:pPr>
+            <w:r>
+              <w:rPr>
+                <w:rFonts w:ascii="Times New Roman" w:hAnsi="Times New Roman"/>
+                <w:color w:val="141414"/>
+                <w:sz w:val="18"/>
+              </w:rPr>
+              <w:t>id (PK UUID), name, email (UK), website, description, createdAt</w:t>
+            </w:r>
+          </w:p>
+        </w:tc>
+        <w:tc>
+          <w:tcPr>
+            <w:tcW w:type="dxa" w:w="2880"/>
+            <w:tcMar>
+              <w:top w:w="40" w:type="dxa"/>
+              <w:bottom w:w="40" w:type="dxa"/>
+              <w:left w:w="60" w:type="dxa"/>
+              <w:right w:w="60" w:type="dxa"/>
+            </w:tcMar>
+          </w:tcPr>
+          <w:p>
+            <w:pPr>
+              <w:spacing w:after="0"/>
+            </w:pPr>
+            <w:r>
+              <w:rPr>
+                <w:rFonts w:ascii="Times New Roman" w:hAnsi="Times New Roman"/>
+                <w:color w:val="141414"/>
+                <w:sz w:val="18"/>
+              </w:rPr>
+              <w:t>Stores verified institution profile and issuer accounts.</w:t>
+            </w:r>
+          </w:p>
+        </w:tc>
+      </w:tr>
+      <w:tr>
+        <w:tc>
+          <w:tcPr>
+            <w:tcW w:type="dxa" w:w="2592"/>
+            <w:tcMar>
+              <w:top w:w="40" w:type="dxa"/>
+              <w:bottom w:w="40" w:type="dxa"/>
+              <w:left w:w="60" w:type="dxa"/>
+              <w:right w:w="60" w:type="dxa"/>
+            </w:tcMar>
+          </w:tcPr>
+          <w:p>
+            <w:pPr>
+              <w:spacing w:after="0"/>
+            </w:pPr>
+            <w:r>
+              <w:rPr>
+                <w:rFonts w:ascii="Times New Roman" w:hAnsi="Times New Roman"/>
+                <w:b/>
+                <w:color w:val="141414"/>
+                <w:sz w:val="18"/>
+              </w:rPr>
+              <w:t>Certificate</w:t>
+            </w:r>
+          </w:p>
+        </w:tc>
+        <w:tc>
+          <w:tcPr>
+            <w:tcW w:type="dxa" w:w="3888"/>
+            <w:tcMar>
+              <w:top w:w="40" w:type="dxa"/>
+              <w:bottom w:w="40" w:type="dxa"/>
+              <w:left w:w="60" w:type="dxa"/>
+              <w:right w:w="60" w:type="dxa"/>
+            </w:tcMar>
+          </w:tcPr>
+          <w:p>
+            <w:pPr>
+              <w:spacing w:after="0"/>
+            </w:pPr>
+            <w:r>
+              <w:rPr>
+                <w:rFonts w:ascii="Times New Roman" w:hAnsi="Times New Roman"/>
+                <w:color w:val="141414"/>
+                <w:sz w:val="18"/>
+              </w:rPr>
+              <w:t>id (PK UUID), certificateId (UK), recipientName, recipientEmail, courseName, issueDate, expiryDate, status, certHash, organizationId (FK)</w:t>
+            </w:r>
+          </w:p>
+        </w:tc>
+        <w:tc>
+          <w:tcPr>
+            <w:tcW w:type="dxa" w:w="2880"/>
+            <w:tcMar>
+              <w:top w:w="40" w:type="dxa"/>
+              <w:bottom w:w="40" w:type="dxa"/>
+              <w:left w:w="60" w:type="dxa"/>
+              <w:right w:w="60" w:type="dxa"/>
+            </w:tcMar>
+          </w:tcPr>
+          <w:p>
+            <w:pPr>
+              <w:spacing w:after="0"/>
+            </w:pPr>
+            <w:r>
+              <w:rPr>
+                <w:rFonts w:ascii="Times New Roman" w:hAnsi="Times New Roman"/>
+                <w:color w:val="141414"/>
+                <w:sz w:val="18"/>
+              </w:rPr>
+              <w:t>Maintains academic records, expiration timestamps, and canonical SHA-256 digests.</w:t>
+            </w:r>
+          </w:p>
+        </w:tc>
+      </w:tr>
+      <w:tr>
+        <w:tc>
+          <w:tcPr>
+            <w:tcW w:type="dxa" w:w="2592"/>
+            <w:tcMar>
+              <w:top w:w="40" w:type="dxa"/>
+              <w:bottom w:w="40" w:type="dxa"/>
+              <w:left w:w="60" w:type="dxa"/>
+              <w:right w:w="60" w:type="dxa"/>
+            </w:tcMar>
+          </w:tcPr>
+          <w:p>
+            <w:pPr>
+              <w:spacing w:after="0"/>
+            </w:pPr>
+            <w:r>
+              <w:rPr>
+                <w:rFonts w:ascii="Times New Roman" w:hAnsi="Times New Roman"/>
+                <w:b/>
+                <w:color w:val="141414"/>
+                <w:sz w:val="18"/>
+              </w:rPr>
+              <w:t>BlockchainTransaction</w:t>
+            </w:r>
+          </w:p>
+        </w:tc>
+        <w:tc>
+          <w:tcPr>
+            <w:tcW w:type="dxa" w:w="3888"/>
+            <w:tcMar>
+              <w:top w:w="40" w:type="dxa"/>
+              <w:bottom w:w="40" w:type="dxa"/>
+              <w:left w:w="60" w:type="dxa"/>
+              <w:right w:w="60" w:type="dxa"/>
+            </w:tcMar>
+          </w:tcPr>
+          <w:p>
+            <w:pPr>
+              <w:spacing w:after="0"/>
+            </w:pPr>
+            <w:r>
+              <w:rPr>
+                <w:rFonts w:ascii="Times New Roman" w:hAnsi="Times New Roman"/>
+                <w:color w:val="141414"/>
+                <w:sz w:val="18"/>
+              </w:rPr>
+              <w:t>id (PK UUID), certificateId (FK), txHash (UK), blockNumber, networkName, contractAddress, action, timestamp, confirmed</w:t>
+            </w:r>
+          </w:p>
+        </w:tc>
+        <w:tc>
+          <w:tcPr>
+            <w:tcW w:type="dxa" w:w="2880"/>
+            <w:tcMar>
+              <w:top w:w="40" w:type="dxa"/>
+              <w:bottom w:w="40" w:type="dxa"/>
+              <w:left w:w="60" w:type="dxa"/>
+              <w:right w:w="60" w:type="dxa"/>
+            </w:tcMar>
+          </w:tcPr>
+          <w:p>
+            <w:pPr>
+              <w:spacing w:after="0"/>
+            </w:pPr>
+            <w:r>
+              <w:rPr>
+                <w:rFonts w:ascii="Times New Roman" w:hAnsi="Times New Roman"/>
+                <w:color w:val="141414"/>
+                <w:sz w:val="18"/>
+              </w:rPr>
+              <w:t>Audit log of on-chain Ethereum transaction receipts and block confirmations.</w:t>
+            </w:r>
+          </w:p>
+        </w:tc>
+      </w:tr>
+    </w:tbl>
+    <w:p>
+      <w:pPr>
+        <w:spacing w:after="120"/>
+      </w:pPr>
+    </w:p>
+    <w:p>
+      <w:pPr>
+        <w:keepNext/>
+        <w:spacing w:before="280" w:after="80"/>
+      </w:pPr>
+      <w:r>
+        <w:rPr>
+          <w:rFonts w:ascii="Times New Roman" w:hAnsi="Times New Roman"/>
+          <w:b/>
+          <w:color w:val="000000"/>
+          <w:sz w:val="26"/>
+        </w:rPr>
+        <w:t>5. Core System Implementation and User Interface</w:t>
+      </w:r>
+    </w:p>
+    <w:p>
+      <w:pPr>
+        <w:keepNext/>
+        <w:spacing w:before="180" w:after="40"/>
+      </w:pPr>
+      <w:r>
+        <w:rPr>
+          <w:rFonts w:ascii="Times New Roman" w:hAnsi="Times New Roman"/>
+          <w:b/>
+          <w:color w:val="000000"/>
+          <w:sz w:val="22"/>
+        </w:rPr>
+        <w:t>5.1 Real-Time Issuance Studio</w:t>
+      </w:r>
+    </w:p>
+    <w:p>
+      <w:pPr>
+        <w:spacing w:after="80" w:line="276" w:lineRule="auto"/>
+      </w:pPr>
+      <w:r>
+        <w:rPr>
+          <w:rFonts w:ascii="Times New Roman" w:hAnsi="Times New Roman"/>
+          <w:color w:val="141414"/>
+          <w:sz w:val="21"/>
+        </w:rPr>
+        <w:t>The Issue Studio provides an administrative interface where entered graduate metadata renders onto an SVG/canvas diploma in real time. Upon submission, the record is hashed, committed to Ethereum, and dispatched as a PDF via email.</w:t>
+      </w:r>
+    </w:p>
+    <w:p>
+      <w:pPr>
+        <w:spacing w:before="160" w:after="60"/>
+        <w:jc w:val="center"/>
+      </w:pPr>
+      <w:r>
+        <w:drawing>
+          <wp:inline xmlns:a="http://schemas.openxmlformats.org/drawingml/2006/main" xmlns:pic="http://schemas.openxmlformats.org/drawingml/2006/picture">
+            <wp:extent cx="5303520" cy="3314700"/>
+            <wp:docPr id="4" name="Picture 4"/>
+            <wp:cNvGraphicFramePr>
+              <a:graphicFrameLocks noChangeAspect="1"/>
+            </wp:cNvGraphicFramePr>
+            <a:graphic>
+              <a:graphicData uri="http://schemas.openxmlformats.org/drawingml/2006/picture">
+                <pic:pic>
+                  <pic:nvPicPr>
+                    <pic:cNvPr id="0" name="05_issue_studio_live_preview.png"/>
+                    <pic:cNvPicPr/>
+                  </pic:nvPicPr>
+                  <pic:blipFill>
+                    <a:blip r:embed="rId14"/>
+                    <a:stretch>
+                      <a:fillRect/>
+                    </a:stretch>
+                  </pic:blipFill>
+                  <pic:spPr>
+                    <a:xfrm>
+                      <a:off x="0" y="0"/>
+                      <a:ext cx="5303520" cy="3314700"/>
+                    </a:xfrm>
+                    <a:prstGeom prst="rect"/>
+                  </pic:spPr>
+                </pic:pic>
+              </a:graphicData>
+            </a:graphic>
+          </wp:inline>
+        </w:drawing>
+      </w:r>
+    </w:p>
+    <w:p>
+      <w:pPr>
+        <w:spacing w:before="20" w:after="200"/>
+        <w:jc w:val="center"/>
+      </w:pPr>
+      <w:r>
+        <w:rPr>
+          <w:rFonts w:ascii="Times New Roman" w:hAnsi="Times New Roman"/>
+          <w:b/>
+          <w:color w:val="000000"/>
+          <w:sz w:val="19"/>
+        </w:rPr>
+        <w:t xml:space="preserve">Figure 4: </w:t>
+      </w:r>
+      <w:r>
+        <w:rPr>
+          <w:rFonts w:ascii="Times New Roman" w:hAnsi="Times New Roman"/>
+          <w:i/>
+          <w:color w:val="3C3C3C"/>
+          <w:sz w:val="19"/>
+        </w:rPr>
+        <w:t>Split-screen Issue Studio: form fields on left and real-time vector diploma preview on right.</w:t>
+      </w:r>
+    </w:p>
+    <w:p>
+      <w:pPr>
+        <w:keepNext/>
+        <w:spacing w:before="180" w:after="40"/>
+      </w:pPr>
+      <w:r>
+        <w:rPr>
+          <w:rFonts w:ascii="Times New Roman" w:hAnsi="Times New Roman"/>
+          <w:b/>
+          <w:color w:val="000000"/>
+          <w:sz w:val="22"/>
+        </w:rPr>
+        <w:t>5.2 Multi-Modal Verification Engine</w:t>
+      </w:r>
+    </w:p>
+    <w:p>
+      <w:pPr>
+        <w:spacing w:after="80" w:line="276" w:lineRule="auto"/>
+      </w:pPr>
+      <w:r>
+        <w:rPr>
+          <w:rFonts w:ascii="Times New Roman" w:hAnsi="Times New Roman"/>
+          <w:color w:val="141414"/>
+          <w:sz w:val="21"/>
+        </w:rPr>
+        <w:t>To support diverse devices, Citadel implements a multi-modal verification engine on /verify:</w:t>
+      </w:r>
+    </w:p>
+    <w:p>
+      <w:pPr>
+        <w:pStyle w:val="ListBullet"/>
+        <w:spacing w:after="50" w:line="276" w:lineRule="auto"/>
+      </w:pPr>
+      <w:r>
+        <w:rPr>
+          <w:rFonts w:ascii="Times New Roman" w:hAnsi="Times New Roman"/>
+          <w:b/>
+          <w:color w:val="000000"/>
+          <w:sz w:val="21"/>
+        </w:rPr>
+        <w:t xml:space="preserve">1. Live Camera Stream: </w:t>
+      </w:r>
+      <w:r>
+        <w:rPr>
+          <w:rFonts w:ascii="Times New Roman" w:hAnsi="Times New Roman"/>
+          <w:color w:val="141414"/>
+          <w:sz w:val="21"/>
+        </w:rPr>
+        <w:t xml:space="preserve"> Uses the low-level Html5Qrcode controller to stream video directly into a viewfinder frame with corner reticles and mobile camera switching.</w:t>
+      </w:r>
+    </w:p>
+    <w:p>
+      <w:pPr>
+        <w:pStyle w:val="ListBullet"/>
+        <w:spacing w:after="50" w:line="276" w:lineRule="auto"/>
+      </w:pPr>
+      <w:r>
+        <w:rPr>
+          <w:rFonts w:ascii="Times New Roman" w:hAnsi="Times New Roman"/>
+          <w:b/>
+          <w:color w:val="000000"/>
+          <w:sz w:val="21"/>
+        </w:rPr>
+        <w:t xml:space="preserve">2. Multi-Pass jsQR Image Decoder: </w:t>
+      </w:r>
+      <w:r>
+        <w:rPr>
+          <w:rFonts w:ascii="Times New Roman" w:hAnsi="Times New Roman"/>
+          <w:color w:val="141414"/>
+          <w:sz w:val="21"/>
+        </w:rPr>
+        <w:t xml:space="preserve"> Employs a multi-pass canvas decoder with jsQR that evaluates native image dimensions, bottom corner quadrants, and upscales small crops.</w:t>
+      </w:r>
+    </w:p>
+    <w:p>
+      <w:pPr>
+        <w:pStyle w:val="ListBullet"/>
+        <w:spacing w:after="50" w:line="276" w:lineRule="auto"/>
+      </w:pPr>
+      <w:r>
+        <w:rPr>
+          <w:rFonts w:ascii="Times New Roman" w:hAnsi="Times New Roman"/>
+          <w:b/>
+          <w:color w:val="000000"/>
+          <w:sz w:val="21"/>
+        </w:rPr>
+        <w:t xml:space="preserve">3. PDF Document Ingestion: </w:t>
+      </w:r>
+      <w:r>
+        <w:rPr>
+          <w:rFonts w:ascii="Times New Roman" w:hAnsi="Times New Roman"/>
+          <w:color w:val="141414"/>
+          <w:sz w:val="21"/>
+        </w:rPr>
+        <w:t xml:space="preserve"> Allows verifiers to drag and drop certificate PDF documents directly. The system extracts certificate identifiers from binary text streams and decompresses PDF layers via /api/verify/scan-file.</w:t>
+      </w:r>
+    </w:p>
+    <w:p>
+      <w:pPr>
+        <w:spacing w:before="160" w:after="60"/>
+        <w:jc w:val="center"/>
+      </w:pPr>
+      <w:r>
+        <w:drawing>
+          <wp:inline xmlns:a="http://schemas.openxmlformats.org/drawingml/2006/main" xmlns:pic="http://schemas.openxmlformats.org/drawingml/2006/picture">
+            <wp:extent cx="5303520" cy="3314700"/>
+            <wp:docPr id="5" name="Picture 5"/>
+            <wp:cNvGraphicFramePr>
+              <a:graphicFrameLocks noChangeAspect="1"/>
+            </wp:cNvGraphicFramePr>
+            <a:graphic>
+              <a:graphicData uri="http://schemas.openxmlformats.org/drawingml/2006/picture">
+                <pic:pic>
+                  <pic:nvPicPr>
+                    <pic:cNvPr id="0" name="07_public_verify_portal.png"/>
+                    <pic:cNvPicPr/>
+                  </pic:nvPicPr>
+                  <pic:blipFill>
+                    <a:blip r:embed="rId15"/>
+                    <a:stretch>
+                      <a:fillRect/>
+                    </a:stretch>
+                  </pic:blipFill>
+                  <pic:spPr>
+                    <a:xfrm>
+                      <a:off x="0" y="0"/>
+                      <a:ext cx="5303520" cy="3314700"/>
+                    </a:xfrm>
+                    <a:prstGeom prst="rect"/>
+                  </pic:spPr>
+                </pic:pic>
+              </a:graphicData>
+            </a:graphic>
+          </wp:inline>
+        </w:drawing>
+      </w:r>
+    </w:p>
+    <w:p>
+      <w:pPr>
+        <w:spacing w:before="20" w:after="200"/>
+        <w:jc w:val="center"/>
+      </w:pPr>
+      <w:r>
+        <w:rPr>
+          <w:rFonts w:ascii="Times New Roman" w:hAnsi="Times New Roman"/>
+          <w:b/>
+          <w:color w:val="000000"/>
+          <w:sz w:val="19"/>
+        </w:rPr>
+        <w:t xml:space="preserve">Figure 5: </w:t>
+      </w:r>
+      <w:r>
+        <w:rPr>
+          <w:rFonts w:ascii="Times New Roman" w:hAnsi="Times New Roman"/>
+          <w:i/>
+          <w:color w:val="3C3C3C"/>
+          <w:sz w:val="19"/>
+        </w:rPr>
+        <w:t>Public verification portal supporting ID search, camera scanning, and file upload.</w:t>
+      </w:r>
+    </w:p>
+    <w:p>
+      <w:pPr>
+        <w:spacing w:before="160" w:after="60"/>
+        <w:jc w:val="center"/>
+      </w:pPr>
+      <w:r>
+        <w:drawing>
+          <wp:inline xmlns:a="http://schemas.openxmlformats.org/drawingml/2006/main" xmlns:pic="http://schemas.openxmlformats.org/drawingml/2006/picture">
+            <wp:extent cx="5303520" cy="3314700"/>
+            <wp:docPr id="6" name="Picture 6"/>
+            <wp:cNvGraphicFramePr>
+              <a:graphicFrameLocks noChangeAspect="1"/>
+            </wp:cNvGraphicFramePr>
+            <a:graphic>
+              <a:graphicData uri="http://schemas.openxmlformats.org/drawingml/2006/picture">
+                <pic:pic>
+                  <pic:nvPicPr>
+                    <pic:cNvPr id="0" name="08_verification_result_valid.png"/>
+                    <pic:cNvPicPr/>
+                  </pic:nvPicPr>
+                  <pic:blipFill>
+                    <a:blip r:embed="rId16"/>
+                    <a:stretch>
+                      <a:fillRect/>
+                    </a:stretch>
+                  </pic:blipFill>
+                  <pic:spPr>
+                    <a:xfrm>
+                      <a:off x="0" y="0"/>
+                      <a:ext cx="5303520" cy="3314700"/>
+                    </a:xfrm>
+                    <a:prstGeom prst="rect"/>
+                  </pic:spPr>
+                </pic:pic>
+              </a:graphicData>
+            </a:graphic>
+          </wp:inline>
+        </w:drawing>
+      </w:r>
+    </w:p>
+    <w:p>
+      <w:pPr>
+        <w:spacing w:before="20" w:after="200"/>
+        <w:jc w:val="center"/>
+      </w:pPr>
+      <w:r>
+        <w:rPr>
+          <w:rFonts w:ascii="Times New Roman" w:hAnsi="Times New Roman"/>
+          <w:b/>
+          <w:color w:val="000000"/>
+          <w:sz w:val="19"/>
+        </w:rPr>
+        <w:t xml:space="preserve">Figure 6: </w:t>
+      </w:r>
+      <w:r>
+        <w:rPr>
+          <w:rFonts w:ascii="Times New Roman" w:hAnsi="Times New Roman"/>
+          <w:i/>
+          <w:color w:val="3C3C3C"/>
+          <w:sz w:val="19"/>
+        </w:rPr>
+        <w:t>Cryptographic proof result displaying verified metadata and Ethereum transaction details.</w:t>
+      </w:r>
+    </w:p>
+    <w:p>
+      <w:pPr>
+        <w:keepNext/>
+        <w:spacing w:before="280" w:after="80"/>
+      </w:pPr>
+      <w:r>
+        <w:rPr>
+          <w:rFonts w:ascii="Times New Roman" w:hAnsi="Times New Roman"/>
+          <w:b/>
+          <w:color w:val="000000"/>
+          <w:sz w:val="26"/>
+        </w:rPr>
+        <w:t>6. Testing, Evaluation and Results</w:t>
+      </w:r>
+    </w:p>
+    <w:p>
+      <w:pPr>
+        <w:spacing w:after="80" w:line="276" w:lineRule="auto"/>
+      </w:pPr>
+      <w:r>
+        <w:rPr>
+          <w:rFonts w:ascii="Times New Roman" w:hAnsi="Times New Roman"/>
+          <w:color w:val="141414"/>
+          <w:sz w:val="21"/>
+        </w:rPr>
+        <w:t>The system was validated using a comprehensive 52-test automated suite executed through Hardhat and Playwright:</w:t>
+      </w:r>
+    </w:p>
+    <w:p>
+      <w:pPr>
+        <w:pStyle w:val="ListBullet"/>
+        <w:spacing w:after="50" w:line="276" w:lineRule="auto"/>
+      </w:pPr>
+      <w:r>
+        <w:rPr>
+          <w:rFonts w:ascii="Times New Roman" w:hAnsi="Times New Roman"/>
+          <w:b/>
+          <w:color w:val="000000"/>
+          <w:sz w:val="21"/>
+        </w:rPr>
+        <w:t xml:space="preserve">Cryptographic Hashing Tests (12 Tests): </w:t>
+      </w:r>
+      <w:r>
+        <w:rPr>
+          <w:rFonts w:ascii="Times New Roman" w:hAnsi="Times New Roman"/>
+          <w:color w:val="141414"/>
+          <w:sz w:val="21"/>
+        </w:rPr>
+        <w:t xml:space="preserve"> Validated deterministic sorting, whitespace resilience, and cross-platform key invariance.</w:t>
+      </w:r>
+    </w:p>
+    <w:p>
+      <w:pPr>
+        <w:pStyle w:val="ListBullet"/>
+        <w:spacing w:after="50" w:line="276" w:lineRule="auto"/>
+      </w:pPr>
+      <w:r>
+        <w:rPr>
+          <w:rFonts w:ascii="Times New Roman" w:hAnsi="Times New Roman"/>
+          <w:b/>
+          <w:color w:val="000000"/>
+          <w:sz w:val="21"/>
+        </w:rPr>
+        <w:t xml:space="preserve">Smart Contract Functional Tests (28 Tests): </w:t>
+      </w:r>
+      <w:r>
+        <w:rPr>
+          <w:rFonts w:ascii="Times New Roman" w:hAnsi="Times New Roman"/>
+          <w:color w:val="141414"/>
+          <w:sz w:val="21"/>
+        </w:rPr>
+        <w:t xml:space="preserve"> Verified deployment, access control modifiers, uniqueness enforcement, verification logic, and revocation events.</w:t>
+      </w:r>
+    </w:p>
+    <w:p>
+      <w:pPr>
+        <w:pStyle w:val="ListBullet"/>
+        <w:spacing w:after="50" w:line="276" w:lineRule="auto"/>
+      </w:pPr>
+      <w:r>
+        <w:rPr>
+          <w:rFonts w:ascii="Times New Roman" w:hAnsi="Times New Roman"/>
+          <w:b/>
+          <w:color w:val="000000"/>
+          <w:sz w:val="21"/>
+        </w:rPr>
+        <w:t xml:space="preserve">Fuzz and Edge Case Tests (12 Tests): </w:t>
+      </w:r>
+      <w:r>
+        <w:rPr>
+          <w:rFonts w:ascii="Times New Roman" w:hAnsi="Times New Roman"/>
+          <w:color w:val="141414"/>
+          <w:sz w:val="21"/>
+        </w:rPr>
+        <w:t xml:space="preserve"> Evaluated single-bit hash alterations, extreme future dates (50+ years), timestamp boundary conditions, and concurrent issuance.</w:t>
+      </w:r>
+    </w:p>
+    <w:tbl>
+      <w:tblPr>
+        <w:tblW w:type="auto" w:w="0"/>
+        <w:jc w:val="center"/>
+        <w:tblLayout w:type="fixed"/>
+        <w:tblLook w:firstColumn="1" w:firstRow="1" w:lastColumn="0" w:lastRow="0" w:noHBand="0" w:noVBand="1" w:val="04A0"/>
+        <w:tblBorders>
+          <w:top w:val="single" w:sz="4" w:space="0" w:color="B0B0B0"/>
+          <w:bottom w:val="single" w:sz="4" w:space="0" w:color="B0B0B0"/>
+          <w:insideH w:val="single" w:sz="4" w:space="0" w:color="B0B0B0"/>
+          <w:insideV w:val="none"/>
+          <w:left w:val="none"/>
+          <w:right w:val="none"/>
+        </w:tblBorders>
+      </w:tblPr>
+      <w:tblGrid>
+        <w:gridCol w:w="3120"/>
+        <w:gridCol w:w="3120"/>
+        <w:gridCol w:w="3120"/>
+      </w:tblGrid>
+      <w:tr>
+        <w:tc>
+          <w:tcPr>
+            <w:tcW w:type="dxa" w:w="3120"/>
+            <w:shd w:fill="EAEAEA"/>
+            <w:tcMar>
+              <w:top w:w="40" w:type="dxa"/>
+              <w:bottom w:w="40" w:type="dxa"/>
+              <w:left w:w="60" w:type="dxa"/>
+              <w:right w:w="60" w:type="dxa"/>
+            </w:tcMar>
+          </w:tcPr>
+          <w:p>
+            <w:r>
+              <w:rPr>
+                <w:rFonts w:ascii="Times New Roman" w:hAnsi="Times New Roman"/>
+                <w:b/>
+                <w:color w:val="000000"/>
+                <w:sz w:val="19"/>
+              </w:rPr>
+              <w:t>Test Category</w:t>
+            </w:r>
+          </w:p>
+        </w:tc>
+        <w:tc>
+          <w:tcPr>
+            <w:tcW w:type="dxa" w:w="3120"/>
+            <w:shd w:fill="EAEAEA"/>
+            <w:tcMar>
+              <w:top w:w="40" w:type="dxa"/>
+              <w:bottom w:w="40" w:type="dxa"/>
+              <w:left w:w="60" w:type="dxa"/>
+              <w:right w:w="60" w:type="dxa"/>
+            </w:tcMar>
+          </w:tcPr>
+          <w:p>
+            <w:r>
+              <w:rPr>
+                <w:rFonts w:ascii="Times New Roman" w:hAnsi="Times New Roman"/>
+                <w:b/>
+                <w:color w:val="000000"/>
+                <w:sz w:val="19"/>
+              </w:rPr>
+              <w:t>Scope and Assertions</w:t>
+            </w:r>
+          </w:p>
+        </w:tc>
+        <w:tc>
+          <w:tcPr>
+            <w:tcW w:type="dxa" w:w="3120"/>
+            <w:shd w:fill="EAEAEA"/>
+            <w:tcMar>
+              <w:top w:w="40" w:type="dxa"/>
+              <w:bottom w:w="40" w:type="dxa"/>
+              <w:left w:w="60" w:type="dxa"/>
+              <w:right w:w="60" w:type="dxa"/>
+            </w:tcMar>
+          </w:tcPr>
+          <w:p>
+            <w:r>
+              <w:rPr>
+                <w:rFonts w:ascii="Times New Roman" w:hAnsi="Times New Roman"/>
+                <w:b/>
+                <w:color w:val="000000"/>
+                <w:sz w:val="19"/>
+              </w:rPr>
+              <w:t>Result</w:t>
+            </w:r>
+          </w:p>
+        </w:tc>
+      </w:tr>
+      <w:tr>
+        <w:tc>
+          <w:tcPr>
+            <w:tcW w:type="dxa" w:w="2880"/>
+            <w:tcMar>
+              <w:top w:w="40" w:type="dxa"/>
+              <w:bottom w:w="40" w:type="dxa"/>
+              <w:left w:w="60" w:type="dxa"/>
+              <w:right w:w="60" w:type="dxa"/>
+            </w:tcMar>
+          </w:tcPr>
+          <w:p>
+            <w:pPr>
+              <w:spacing w:after="0"/>
+            </w:pPr>
+            <w:r>
+              <w:rPr>
+                <w:rFonts w:ascii="Times New Roman" w:hAnsi="Times New Roman"/>
+                <w:b/>
+                <w:color w:val="141414"/>
+                <w:sz w:val="18"/>
+              </w:rPr>
+              <w:t>Cryptographic Unit Tests</w:t>
+            </w:r>
+          </w:p>
+        </w:tc>
+        <w:tc>
+          <w:tcPr>
+            <w:tcW w:type="dxa" w:w="4608"/>
+            <w:tcMar>
+              <w:top w:w="40" w:type="dxa"/>
+              <w:bottom w:w="40" w:type="dxa"/>
+              <w:left w:w="60" w:type="dxa"/>
+              <w:right w:w="60" w:type="dxa"/>
+            </w:tcMar>
+          </w:tcPr>
+          <w:p>
+            <w:pPr>
+              <w:spacing w:after="0"/>
+            </w:pPr>
+            <w:r>
+              <w:rPr>
+                <w:rFonts w:ascii="Times New Roman" w:hAnsi="Times New Roman"/>
+                <w:color w:val="141414"/>
+                <w:sz w:val="18"/>
+              </w:rPr>
+              <w:t>Canonical sorting, SHA-256 consistency, keystore validation</w:t>
+            </w:r>
+          </w:p>
+        </w:tc>
+        <w:tc>
+          <w:tcPr>
+            <w:tcW w:type="dxa" w:w="1872"/>
+            <w:tcMar>
+              <w:top w:w="40" w:type="dxa"/>
+              <w:bottom w:w="40" w:type="dxa"/>
+              <w:left w:w="60" w:type="dxa"/>
+              <w:right w:w="60" w:type="dxa"/>
+            </w:tcMar>
+          </w:tcPr>
+          <w:p>
+            <w:pPr>
+              <w:spacing w:after="0"/>
+            </w:pPr>
+            <w:r>
+              <w:rPr>
+                <w:rFonts w:ascii="Times New Roman" w:hAnsi="Times New Roman"/>
+                <w:b/>
+                <w:color w:val="141414"/>
+                <w:sz w:val="18"/>
+              </w:rPr>
+              <w:t>12 / 12 Passed (100%)</w:t>
+            </w:r>
+          </w:p>
+        </w:tc>
+      </w:tr>
+      <w:tr>
+        <w:tc>
+          <w:tcPr>
+            <w:tcW w:type="dxa" w:w="2880"/>
+            <w:tcMar>
+              <w:top w:w="40" w:type="dxa"/>
+              <w:bottom w:w="40" w:type="dxa"/>
+              <w:left w:w="60" w:type="dxa"/>
+              <w:right w:w="60" w:type="dxa"/>
+            </w:tcMar>
+          </w:tcPr>
+          <w:p>
+            <w:pPr>
+              <w:spacing w:after="0"/>
+            </w:pPr>
+            <w:r>
+              <w:rPr>
+                <w:rFonts w:ascii="Times New Roman" w:hAnsi="Times New Roman"/>
+                <w:b/>
+                <w:color w:val="141414"/>
+                <w:sz w:val="18"/>
+              </w:rPr>
+              <w:t>Smart Contract Tests</w:t>
+            </w:r>
+          </w:p>
+        </w:tc>
+        <w:tc>
+          <w:tcPr>
+            <w:tcW w:type="dxa" w:w="4608"/>
+            <w:tcMar>
+              <w:top w:w="40" w:type="dxa"/>
+              <w:bottom w:w="40" w:type="dxa"/>
+              <w:left w:w="60" w:type="dxa"/>
+              <w:right w:w="60" w:type="dxa"/>
+            </w:tcMar>
+          </w:tcPr>
+          <w:p>
+            <w:pPr>
+              <w:spacing w:after="0"/>
+            </w:pPr>
+            <w:r>
+              <w:rPr>
+                <w:rFonts w:ascii="Times New Roman" w:hAnsi="Times New Roman"/>
+                <w:color w:val="141414"/>
+                <w:sz w:val="18"/>
+              </w:rPr>
+              <w:t>CertificateRegistry deployment, issuance, zero-gas verify, revoke</w:t>
+            </w:r>
+          </w:p>
+        </w:tc>
+        <w:tc>
+          <w:tcPr>
+            <w:tcW w:type="dxa" w:w="1872"/>
+            <w:tcMar>
+              <w:top w:w="40" w:type="dxa"/>
+              <w:bottom w:w="40" w:type="dxa"/>
+              <w:left w:w="60" w:type="dxa"/>
+              <w:right w:w="60" w:type="dxa"/>
+            </w:tcMar>
+          </w:tcPr>
+          <w:p>
+            <w:pPr>
+              <w:spacing w:after="0"/>
+            </w:pPr>
+            <w:r>
+              <w:rPr>
+                <w:rFonts w:ascii="Times New Roman" w:hAnsi="Times New Roman"/>
+                <w:b/>
+                <w:color w:val="141414"/>
+                <w:sz w:val="18"/>
+              </w:rPr>
+              <w:t>28 / 28 Passed (100%)</w:t>
+            </w:r>
+          </w:p>
+        </w:tc>
+      </w:tr>
+      <w:tr>
+        <w:tc>
+          <w:tcPr>
+            <w:tcW w:type="dxa" w:w="2880"/>
+            <w:tcMar>
+              <w:top w:w="40" w:type="dxa"/>
+              <w:bottom w:w="40" w:type="dxa"/>
+              <w:left w:w="60" w:type="dxa"/>
+              <w:right w:w="60" w:type="dxa"/>
+            </w:tcMar>
+          </w:tcPr>
+          <w:p>
+            <w:pPr>
+              <w:spacing w:after="0"/>
+            </w:pPr>
+            <w:r>
+              <w:rPr>
+                <w:rFonts w:ascii="Times New Roman" w:hAnsi="Times New Roman"/>
+                <w:b/>
+                <w:color w:val="141414"/>
+                <w:sz w:val="18"/>
+              </w:rPr>
+              <w:t>Fuzz &amp; Edge Tests</w:t>
+            </w:r>
+          </w:p>
+        </w:tc>
+        <w:tc>
+          <w:tcPr>
+            <w:tcW w:type="dxa" w:w="4608"/>
+            <w:tcMar>
+              <w:top w:w="40" w:type="dxa"/>
+              <w:bottom w:w="40" w:type="dxa"/>
+              <w:left w:w="60" w:type="dxa"/>
+              <w:right w:w="60" w:type="dxa"/>
+            </w:tcMar>
+          </w:tcPr>
+          <w:p>
+            <w:pPr>
+              <w:spacing w:after="0"/>
+            </w:pPr>
+            <w:r>
+              <w:rPr>
+                <w:rFonts w:ascii="Times New Roman" w:hAnsi="Times New Roman"/>
+                <w:color w:val="141414"/>
+                <w:sz w:val="18"/>
+              </w:rPr>
+              <w:t>1-bit hash tampering, boundary timestamps, high-volume stress</w:t>
+            </w:r>
+          </w:p>
+        </w:tc>
+        <w:tc>
+          <w:tcPr>
+            <w:tcW w:type="dxa" w:w="1872"/>
+            <w:tcMar>
+              <w:top w:w="40" w:type="dxa"/>
+              <w:bottom w:w="40" w:type="dxa"/>
+              <w:left w:w="60" w:type="dxa"/>
+              <w:right w:w="60" w:type="dxa"/>
+            </w:tcMar>
+          </w:tcPr>
+          <w:p>
+            <w:pPr>
+              <w:spacing w:after="0"/>
+            </w:pPr>
+            <w:r>
+              <w:rPr>
+                <w:rFonts w:ascii="Times New Roman" w:hAnsi="Times New Roman"/>
+                <w:b/>
+                <w:color w:val="141414"/>
+                <w:sz w:val="18"/>
+              </w:rPr>
+              <w:t>12 / 12 Passed (100%)</w:t>
+            </w:r>
+          </w:p>
+        </w:tc>
+      </w:tr>
+      <w:tr>
+        <w:tc>
+          <w:tcPr>
+            <w:tcW w:type="dxa" w:w="2880"/>
+            <w:tcMar>
+              <w:top w:w="40" w:type="dxa"/>
+              <w:bottom w:w="40" w:type="dxa"/>
+              <w:left w:w="60" w:type="dxa"/>
+              <w:right w:w="60" w:type="dxa"/>
+            </w:tcMar>
+          </w:tcPr>
+          <w:p>
+            <w:pPr>
+              <w:spacing w:after="0"/>
+            </w:pPr>
+            <w:r>
+              <w:rPr>
+                <w:rFonts w:ascii="Times New Roman" w:hAnsi="Times New Roman"/>
+                <w:b/>
+                <w:color w:val="141414"/>
+                <w:sz w:val="18"/>
+              </w:rPr>
+              <w:t>TypeScript Static Check</w:t>
+            </w:r>
+          </w:p>
+        </w:tc>
+        <w:tc>
+          <w:tcPr>
+            <w:tcW w:type="dxa" w:w="4608"/>
+            <w:tcMar>
+              <w:top w:w="40" w:type="dxa"/>
+              <w:bottom w:w="40" w:type="dxa"/>
+              <w:left w:w="60" w:type="dxa"/>
+              <w:right w:w="60" w:type="dxa"/>
+            </w:tcMar>
+          </w:tcPr>
+          <w:p>
+            <w:pPr>
+              <w:spacing w:after="0"/>
+            </w:pPr>
+            <w:r>
+              <w:rPr>
+                <w:rFonts w:ascii="Times New Roman" w:hAnsi="Times New Roman"/>
+                <w:color w:val="141414"/>
+                <w:sz w:val="18"/>
+              </w:rPr>
+              <w:t>Strict compiler type-checking (npx tsc --noEmit)</w:t>
+            </w:r>
+          </w:p>
+        </w:tc>
+        <w:tc>
+          <w:tcPr>
+            <w:tcW w:type="dxa" w:w="1872"/>
+            <w:tcMar>
+              <w:top w:w="40" w:type="dxa"/>
+              <w:bottom w:w="40" w:type="dxa"/>
+              <w:left w:w="60" w:type="dxa"/>
+              <w:right w:w="60" w:type="dxa"/>
+            </w:tcMar>
+          </w:tcPr>
+          <w:p>
+            <w:pPr>
+              <w:spacing w:after="0"/>
+            </w:pPr>
+            <w:r>
+              <w:rPr>
+                <w:rFonts w:ascii="Times New Roman" w:hAnsi="Times New Roman"/>
+                <w:b/>
+                <w:color w:val="141414"/>
+                <w:sz w:val="18"/>
+              </w:rPr>
+              <w:t>0 Errors (100% Valid)</w:t>
+            </w:r>
+          </w:p>
+        </w:tc>
+      </w:tr>
+    </w:tbl>
+    <w:p>
+      <w:pPr>
+        <w:spacing w:after="120"/>
+      </w:pPr>
+    </w:p>
+    <w:p>
+      <w:pPr>
+        <w:keepNext/>
+        <w:spacing w:before="280" w:after="80"/>
+      </w:pPr>
+      <w:r>
+        <w:rPr>
+          <w:rFonts w:ascii="Times New Roman" w:hAnsi="Times New Roman"/>
+          <w:b/>
+          <w:color w:val="000000"/>
+          <w:sz w:val="26"/>
+        </w:rPr>
+        <w:t>7. Project Deliverables and Contribution</w:t>
+      </w:r>
+    </w:p>
+    <w:p>
+      <w:pPr>
+        <w:spacing w:after="80" w:line="276" w:lineRule="auto"/>
+      </w:pPr>
+      <w:r>
+        <w:rPr>
+          <w:rFonts w:ascii="Times New Roman" w:hAnsi="Times New Roman"/>
+          <w:color w:val="141414"/>
+          <w:sz w:val="21"/>
+        </w:rPr>
+        <w:t>This project was conducted as an individual capstone project by Long Mengchheang. All architectural planning, implementation, smart contracts, frontend, backend, and testing were performed independently:</w:t>
+      </w:r>
+    </w:p>
+    <w:tbl>
+      <w:tblPr>
+        <w:tblW w:type="auto" w:w="0"/>
+        <w:jc w:val="center"/>
+        <w:tblLayout w:type="fixed"/>
+        <w:tblLook w:firstColumn="1" w:firstRow="1" w:lastColumn="0" w:lastRow="0" w:noHBand="0" w:noVBand="1" w:val="04A0"/>
+        <w:tblBorders>
+          <w:top w:val="single" w:sz="4" w:space="0" w:color="B0B0B0"/>
+          <w:bottom w:val="single" w:sz="4" w:space="0" w:color="B0B0B0"/>
+          <w:insideH w:val="single" w:sz="4" w:space="0" w:color="B0B0B0"/>
+          <w:insideV w:val="none"/>
+          <w:left w:val="none"/>
+          <w:right w:val="none"/>
+        </w:tblBorders>
+      </w:tblPr>
+      <w:tblGrid>
+        <w:gridCol w:w="3120"/>
+        <w:gridCol w:w="3120"/>
+        <w:gridCol w:w="3120"/>
+      </w:tblGrid>
+      <w:tr>
+        <w:tc>
+          <w:tcPr>
+            <w:tcW w:type="dxa" w:w="3120"/>
+            <w:shd w:fill="EAEAEA"/>
+            <w:tcMar>
+              <w:top w:w="40" w:type="dxa"/>
+              <w:bottom w:w="40" w:type="dxa"/>
+              <w:left w:w="60" w:type="dxa"/>
+              <w:right w:w="60" w:type="dxa"/>
+            </w:tcMar>
+          </w:tcPr>
+          <w:p>
+            <w:r>
+              <w:rPr>
+                <w:rFonts w:ascii="Times New Roman" w:hAnsi="Times New Roman"/>
+                <w:b/>
+                <w:color w:val="000000"/>
                 <w:sz w:val="19"/>
               </w:rPr>
               <w:t>Technical Domain</w:t>
@@ -3250,43 +2594,43 @@
         <w:tc>
           <w:tcPr>
             <w:tcW w:type="dxa" w:w="3120"/>
-            <w:shd w:fill="1E293B"/>
+            <w:shd w:fill="EAEAEA"/>
             <w:tcMar>
-              <w:top w:w="60" w:type="dxa"/>
-              <w:bottom w:w="60" w:type="dxa"/>
-              <w:left w:w="100" w:type="dxa"/>
-              <w:right w:w="100" w:type="dxa"/>
+              <w:top w:w="40" w:type="dxa"/>
+              <w:bottom w:w="40" w:type="dxa"/>
+              <w:left w:w="60" w:type="dxa"/>
+              <w:right w:w="60" w:type="dxa"/>
             </w:tcMar>
           </w:tcPr>
           <w:p>
             <w:r>
               <w:rPr>
-                <w:rFonts w:ascii="Calibri" w:hAnsi="Calibri"/>
+                <w:rFonts w:ascii="Times New Roman" w:hAnsi="Times New Roman"/>
                 <w:b/>
-                <w:color w:val="FFFFFF"/>
+                <w:color w:val="000000"/>
                 <w:sz w:val="19"/>
               </w:rPr>
-              <w:t>Responsibilities &amp; Deliverables</w:t>
+              <w:t>Deliverables</w:t>
             </w:r>
           </w:p>
         </w:tc>
         <w:tc>
           <w:tcPr>
             <w:tcW w:type="dxa" w:w="3120"/>
-            <w:shd w:fill="1E293B"/>
+            <w:shd w:fill="EAEAEA"/>
             <w:tcMar>
-              <w:top w:w="60" w:type="dxa"/>
-              <w:bottom w:w="60" w:type="dxa"/>
-              <w:left w:w="100" w:type="dxa"/>
-              <w:right w:w="100" w:type="dxa"/>
+              <w:top w:w="40" w:type="dxa"/>
+              <w:bottom w:w="40" w:type="dxa"/>
+              <w:left w:w="60" w:type="dxa"/>
+              <w:right w:w="60" w:type="dxa"/>
             </w:tcMar>
           </w:tcPr>
           <w:p>
             <w:r>
               <w:rPr>
-                <w:rFonts w:ascii="Calibri" w:hAnsi="Calibri"/>
+                <w:rFonts w:ascii="Times New Roman" w:hAnsi="Times New Roman"/>
                 <w:b/>
-                <w:color w:val="FFFFFF"/>
+                <w:color w:val="000000"/>
                 <w:sz w:val="19"/>
               </w:rPr>
               <w:t>Contribution</w:t>
@@ -3298,12 +2642,11 @@
         <w:tc>
           <w:tcPr>
             <w:tcW w:type="dxa" w:w="2592"/>
-            <w:shd w:fill="F8FAFC"/>
             <w:tcMar>
-              <w:top w:w="50" w:type="dxa"/>
-              <w:bottom w:w="50" w:type="dxa"/>
-              <w:left w:w="80" w:type="dxa"/>
-              <w:right w:w="80" w:type="dxa"/>
+              <w:top w:w="40" w:type="dxa"/>
+              <w:bottom w:w="40" w:type="dxa"/>
+              <w:left w:w="60" w:type="dxa"/>
+              <w:right w:w="60" w:type="dxa"/>
             </w:tcMar>
           </w:tcPr>
           <w:p>
@@ -3312,9 +2655,9 @@
             </w:pPr>
             <w:r>
               <w:rPr>
-                <w:rFonts w:ascii="Calibri" w:hAnsi="Calibri"/>
+                <w:rFonts w:ascii="Times New Roman" w:hAnsi="Times New Roman"/>
                 <w:b/>
-                <w:color w:val="1E293B"/>
+                <w:color w:val="141414"/>
                 <w:sz w:val="18"/>
               </w:rPr>
               <w:t>Smart Contract &amp; Web3</w:t>
@@ -3324,12 +2667,11 @@
         <w:tc>
           <w:tcPr>
             <w:tcW w:type="dxa" w:w="5328"/>
-            <w:shd w:fill="F8FAFC"/>
             <w:tcMar>
-              <w:top w:w="50" w:type="dxa"/>
-              <w:bottom w:w="50" w:type="dxa"/>
-              <w:left w:w="80" w:type="dxa"/>
-              <w:right w:w="80" w:type="dxa"/>
+              <w:top w:w="40" w:type="dxa"/>
+              <w:bottom w:w="40" w:type="dxa"/>
+              <w:left w:w="60" w:type="dxa"/>
+              <w:right w:w="60" w:type="dxa"/>
             </w:tcMar>
           </w:tcPr>
           <w:p>
@@ -3338,23 +2680,22 @@
             </w:pPr>
             <w:r>
               <w:rPr>
-                <w:rFonts w:ascii="Calibri" w:hAnsi="Calibri"/>
-                <w:color w:val="334155"/>
+                <w:rFonts w:ascii="Times New Roman" w:hAnsi="Times New Roman"/>
+                <w:color w:val="141414"/>
                 <w:sz w:val="18"/>
               </w:rPr>
-              <w:t>Wrote CertificateRegistry.sol, role permissions, Hardhat deploy scripts, and Ethers.js integration.</w:t>
+              <w:t>Wrote CertificateRegistry.sol, Hardhat deployment scripts, Ethers.js integration</w:t>
             </w:r>
           </w:p>
         </w:tc>
         <w:tc>
           <w:tcPr>
             <w:tcW w:type="dxa" w:w="1440"/>
-            <w:shd w:fill="F8FAFC"/>
             <w:tcMar>
-              <w:top w:w="50" w:type="dxa"/>
-              <w:bottom w:w="50" w:type="dxa"/>
-              <w:left w:w="80" w:type="dxa"/>
-              <w:right w:w="80" w:type="dxa"/>
+              <w:top w:w="40" w:type="dxa"/>
+              <w:bottom w:w="40" w:type="dxa"/>
+              <w:left w:w="60" w:type="dxa"/>
+              <w:right w:w="60" w:type="dxa"/>
             </w:tcMar>
           </w:tcPr>
           <w:p>
@@ -3363,9 +2704,9 @@
             </w:pPr>
             <w:r>
               <w:rPr>
-                <w:rFonts w:ascii="Calibri" w:hAnsi="Calibri"/>
+                <w:rFonts w:ascii="Times New Roman" w:hAnsi="Times New Roman"/>
                 <w:b/>
-                <w:color w:val="C8102E"/>
+                <w:color w:val="141414"/>
                 <w:sz w:val="18"/>
               </w:rPr>
               <w:t>100%</w:t>
@@ -3377,12 +2718,11 @@
         <w:tc>
           <w:tcPr>
             <w:tcW w:type="dxa" w:w="2592"/>
-            <w:shd w:fill="FFFFFF"/>
             <w:tcMar>
-              <w:top w:w="50" w:type="dxa"/>
-              <w:bottom w:w="50" w:type="dxa"/>
-              <w:left w:w="80" w:type="dxa"/>
-              <w:right w:w="80" w:type="dxa"/>
+              <w:top w:w="40" w:type="dxa"/>
+              <w:bottom w:w="40" w:type="dxa"/>
+              <w:left w:w="60" w:type="dxa"/>
+              <w:right w:w="60" w:type="dxa"/>
             </w:tcMar>
           </w:tcPr>
           <w:p>
@@ -3391,24 +2731,23 @@
             </w:pPr>
             <w:r>
               <w:rPr>
-                <w:rFonts w:ascii="Calibri" w:hAnsi="Calibri"/>
+                <w:rFonts w:ascii="Times New Roman" w:hAnsi="Times New Roman"/>
                 <w:b/>
-                <w:color w:val="1E293B"/>
+                <w:color w:val="141414"/>
                 <w:sz w:val="18"/>
               </w:rPr>
-              <w:t>Frontend UI / UX</w:t>
+              <w:t>Frontend Engineering</w:t>
             </w:r>
           </w:p>
         </w:tc>
         <w:tc>
           <w:tcPr>
             <w:tcW w:type="dxa" w:w="5328"/>
-            <w:shd w:fill="FFFFFF"/>
             <w:tcMar>
-              <w:top w:w="50" w:type="dxa"/>
-              <w:bottom w:w="50" w:type="dxa"/>
-              <w:left w:w="80" w:type="dxa"/>
-              <w:right w:w="80" w:type="dxa"/>
+              <w:top w:w="40" w:type="dxa"/>
+              <w:bottom w:w="40" w:type="dxa"/>
+              <w:left w:w="60" w:type="dxa"/>
+              <w:right w:w="60" w:type="dxa"/>
             </w:tcMar>
           </w:tcPr>
           <w:p>
@@ -3417,23 +2756,22 @@
             </w:pPr>
             <w:r>
               <w:rPr>
-                <w:rFonts w:ascii="Calibri" w:hAnsi="Calibri"/>
-                <w:color w:val="334155"/>
+                <w:rFonts w:ascii="Times New Roman" w:hAnsi="Times New Roman"/>
+                <w:color w:val="141414"/>
                 <w:sz w:val="18"/>
               </w:rPr>
-              <w:t>Built Next.js 14 landing page, organization dashboard, live preview studio, and public verification portal.</w:t>
+              <w:t>Next.js 14 landing portal, dashboard, live preview studio, multi-modal scanner</w:t>
             </w:r>
           </w:p>
         </w:tc>
         <w:tc>
           <w:tcPr>
             <w:tcW w:type="dxa" w:w="1440"/>
-            <w:shd w:fill="FFFFFF"/>
             <w:tcMar>
-              <w:top w:w="50" w:type="dxa"/>
-              <w:bottom w:w="50" w:type="dxa"/>
-              <w:left w:w="80" w:type="dxa"/>
-              <w:right w:w="80" w:type="dxa"/>
+              <w:top w:w="40" w:type="dxa"/>
+              <w:bottom w:w="40" w:type="dxa"/>
+              <w:left w:w="60" w:type="dxa"/>
+              <w:right w:w="60" w:type="dxa"/>
             </w:tcMar>
           </w:tcPr>
           <w:p>
@@ -3442,9 +2780,9 @@
             </w:pPr>
             <w:r>
               <w:rPr>
-                <w:rFonts w:ascii="Calibri" w:hAnsi="Calibri"/>
+                <w:rFonts w:ascii="Times New Roman" w:hAnsi="Times New Roman"/>
                 <w:b/>
-                <w:color w:val="C8102E"/>
+                <w:color w:val="141414"/>
                 <w:sz w:val="18"/>
               </w:rPr>
               <w:t>100%</w:t>
@@ -3456,12 +2794,11 @@
         <w:tc>
           <w:tcPr>
             <w:tcW w:type="dxa" w:w="2592"/>
-            <w:shd w:fill="F8FAFC"/>
             <w:tcMar>
-              <w:top w:w="50" w:type="dxa"/>
-              <w:bottom w:w="50" w:type="dxa"/>
-              <w:left w:w="80" w:type="dxa"/>
-              <w:right w:w="80" w:type="dxa"/>
+              <w:top w:w="40" w:type="dxa"/>
+              <w:bottom w:w="40" w:type="dxa"/>
+              <w:left w:w="60" w:type="dxa"/>
+              <w:right w:w="60" w:type="dxa"/>
             </w:tcMar>
           </w:tcPr>
           <w:p>
@@ -3470,9 +2807,9 @@
             </w:pPr>
             <w:r>
               <w:rPr>
-                <w:rFonts w:ascii="Calibri" w:hAnsi="Calibri"/>
+                <w:rFonts w:ascii="Times New Roman" w:hAnsi="Times New Roman"/>
                 <w:b/>
-                <w:color w:val="1E293B"/>
+                <w:color w:val="141414"/>
                 <w:sz w:val="18"/>
               </w:rPr>
               <w:t>Backend &amp; Database</w:t>
@@ -3482,12 +2819,11 @@
         <w:tc>
           <w:tcPr>
             <w:tcW w:type="dxa" w:w="5328"/>
-            <w:shd w:fill="F8FAFC"/>
             <w:tcMar>
-              <w:top w:w="50" w:type="dxa"/>
-              <w:bottom w:w="50" w:type="dxa"/>
-              <w:left w:w="80" w:type="dxa"/>
-              <w:right w:w="80" w:type="dxa"/>
+              <w:top w:w="40" w:type="dxa"/>
+              <w:bottom w:w="40" w:type="dxa"/>
+              <w:left w:w="60" w:type="dxa"/>
+              <w:right w:w="60" w:type="dxa"/>
             </w:tcMar>
           </w:tcPr>
           <w:p>
@@ -3496,23 +2832,22 @@
             </w:pPr>
             <w:r>
               <w:rPr>
-                <w:rFonts w:ascii="Calibri" w:hAnsi="Calibri"/>
-                <w:color w:val="334155"/>
+                <w:rFonts w:ascii="Times New Roman" w:hAnsi="Times New Roman"/>
+                <w:color w:val="141414"/>
                 <w:sz w:val="18"/>
               </w:rPr>
-              <w:t>Designed Prisma PostgreSQL schema, Next.js API routes, Zod input validation, and Supabase auth.</w:t>
+              <w:t>Prisma PostgreSQL schema, Next.js API routes, Zod validation, PDF scan endpoint</w:t>
             </w:r>
           </w:p>
         </w:tc>
         <w:tc>
           <w:tcPr>
             <w:tcW w:type="dxa" w:w="1440"/>
-            <w:shd w:fill="F8FAFC"/>
             <w:tcMar>
-              <w:top w:w="50" w:type="dxa"/>
-              <w:bottom w:w="50" w:type="dxa"/>
-              <w:left w:w="80" w:type="dxa"/>
-              <w:right w:w="80" w:type="dxa"/>
+              <w:top w:w="40" w:type="dxa"/>
+              <w:bottom w:w="40" w:type="dxa"/>
+              <w:left w:w="60" w:type="dxa"/>
+              <w:right w:w="60" w:type="dxa"/>
             </w:tcMar>
           </w:tcPr>
           <w:p>
@@ -3521,9 +2856,9 @@
             </w:pPr>
             <w:r>
               <w:rPr>
-                <w:rFonts w:ascii="Calibri" w:hAnsi="Calibri"/>
+                <w:rFonts w:ascii="Times New Roman" w:hAnsi="Times New Roman"/>
                 <w:b/>
-                <w:color w:val="C8102E"/>
+                <w:color w:val="141414"/>
                 <w:sz w:val="18"/>
               </w:rPr>
               <w:t>100%</w:t>
@@ -3535,12 +2870,11 @@
         <w:tc>
           <w:tcPr>
             <w:tcW w:type="dxa" w:w="2592"/>
-            <w:shd w:fill="FFFFFF"/>
             <w:tcMar>
-              <w:top w:w="50" w:type="dxa"/>
-              <w:bottom w:w="50" w:type="dxa"/>
-              <w:left w:w="80" w:type="dxa"/>
-              <w:right w:w="80" w:type="dxa"/>
+              <w:top w:w="40" w:type="dxa"/>
+              <w:bottom w:w="40" w:type="dxa"/>
+              <w:left w:w="60" w:type="dxa"/>
+              <w:right w:w="60" w:type="dxa"/>
             </w:tcMar>
           </w:tcPr>
           <w:p>
@@ -3549,24 +2883,23 @@
             </w:pPr>
             <w:r>
               <w:rPr>
-                <w:rFonts w:ascii="Calibri" w:hAnsi="Calibri"/>
+                <w:rFonts w:ascii="Times New Roman" w:hAnsi="Times New Roman"/>
                 <w:b/>
-                <w:color w:val="1E293B"/>
+                <w:color w:val="141414"/>
                 <w:sz w:val="18"/>
               </w:rPr>
-              <w:t>PDF &amp; Email Services</w:t>
+              <w:t>Document &amp; Email Services</w:t>
             </w:r>
           </w:p>
         </w:tc>
         <w:tc>
           <w:tcPr>
             <w:tcW w:type="dxa" w:w="5328"/>
-            <w:shd w:fill="FFFFFF"/>
             <w:tcMar>
-              <w:top w:w="50" w:type="dxa"/>
-              <w:bottom w:w="50" w:type="dxa"/>
-              <w:left w:w="80" w:type="dxa"/>
-              <w:right w:w="80" w:type="dxa"/>
+              <w:top w:w="40" w:type="dxa"/>
+              <w:bottom w:w="40" w:type="dxa"/>
+              <w:left w:w="60" w:type="dxa"/>
+              <w:right w:w="60" w:type="dxa"/>
             </w:tcMar>
           </w:tcPr>
           <w:p>
@@ -3575,23 +2908,22 @@
             </w:pPr>
             <w:r>
               <w:rPr>
-                <w:rFonts w:ascii="Calibri" w:hAnsi="Calibri"/>
-                <w:color w:val="334155"/>
+                <w:rFonts w:ascii="Times New Roman" w:hAnsi="Times New Roman"/>
+                <w:color w:val="141414"/>
                 <w:sz w:val="18"/>
               </w:rPr>
-              <w:t>Built vector diploma generator with embedded QR codes and automated SMTP email notifications.</w:t>
+              <w:t>Vector diploma generation with embedded QR codes, automated SMTP dispatch</w:t>
             </w:r>
           </w:p>
         </w:tc>
         <w:tc>
           <w:tcPr>
             <w:tcW w:type="dxa" w:w="1440"/>
-            <w:shd w:fill="FFFFFF"/>
             <w:tcMar>
-              <w:top w:w="50" w:type="dxa"/>
-              <w:bottom w:w="50" w:type="dxa"/>
-              <w:left w:w="80" w:type="dxa"/>
-              <w:right w:w="80" w:type="dxa"/>
+              <w:top w:w="40" w:type="dxa"/>
+              <w:bottom w:w="40" w:type="dxa"/>
+              <w:left w:w="60" w:type="dxa"/>
+              <w:right w:w="60" w:type="dxa"/>
             </w:tcMar>
           </w:tcPr>
           <w:p>
@@ -3600,9 +2932,9 @@
             </w:pPr>
             <w:r>
               <w:rPr>
-                <w:rFonts w:ascii="Calibri" w:hAnsi="Calibri"/>
+                <w:rFonts w:ascii="Times New Roman" w:hAnsi="Times New Roman"/>
                 <w:b/>
-                <w:color w:val="C8102E"/>
+                <w:color w:val="141414"/>
                 <w:sz w:val="18"/>
               </w:rPr>
               <w:t>100%</w:t>
@@ -3614,12 +2946,11 @@
         <w:tc>
           <w:tcPr>
             <w:tcW w:type="dxa" w:w="2592"/>
-            <w:shd w:fill="F8FAFC"/>
             <w:tcMar>
-              <w:top w:w="50" w:type="dxa"/>
-              <w:bottom w:w="50" w:type="dxa"/>
-              <w:left w:w="80" w:type="dxa"/>
-              <w:right w:w="80" w:type="dxa"/>
+              <w:top w:w="40" w:type="dxa"/>
+              <w:bottom w:w="40" w:type="dxa"/>
+              <w:left w:w="60" w:type="dxa"/>
+              <w:right w:w="60" w:type="dxa"/>
             </w:tcMar>
           </w:tcPr>
           <w:p>
@@ -3628,24 +2959,23 @@
             </w:pPr>
             <w:r>
               <w:rPr>
-                <w:rFonts w:ascii="Calibri" w:hAnsi="Calibri"/>
+                <w:rFonts w:ascii="Times New Roman" w:hAnsi="Times New Roman"/>
                 <w:b/>
-                <w:color w:val="1E293B"/>
+                <w:color w:val="141414"/>
                 <w:sz w:val="18"/>
               </w:rPr>
-              <w:t>Testing &amp; Documentation</w:t>
+              <w:t>Quality Assurance</w:t>
             </w:r>
           </w:p>
         </w:tc>
         <w:tc>
           <w:tcPr>
             <w:tcW w:type="dxa" w:w="5328"/>
-            <w:shd w:fill="F8FAFC"/>
             <w:tcMar>
-              <w:top w:w="50" w:type="dxa"/>
-              <w:bottom w:w="50" w:type="dxa"/>
-              <w:left w:w="80" w:type="dxa"/>
-              <w:right w:w="80" w:type="dxa"/>
+              <w:top w:w="40" w:type="dxa"/>
+              <w:bottom w:w="40" w:type="dxa"/>
+              <w:left w:w="60" w:type="dxa"/>
+              <w:right w:w="60" w:type="dxa"/>
             </w:tcMar>
           </w:tcPr>
           <w:p>
@@ -3654,23 +2984,22 @@
             </w:pPr>
             <w:r>
               <w:rPr>
-                <w:rFonts w:ascii="Calibri" w:hAnsi="Calibri"/>
-                <w:color w:val="334155"/>
+                <w:rFonts w:ascii="Times New Roman" w:hAnsi="Times New Roman"/>
+                <w:color w:val="141414"/>
                 <w:sz w:val="18"/>
               </w:rPr>
-              <w:t>Wrote 52 automated tests, verified zero TypeScript errors, created SVG diagrams, and compiled documentation.</w:t>
+              <w:t>52 automated tests, TypeScript strict compliance, diagrams, and project report</w:t>
             </w:r>
           </w:p>
         </w:tc>
         <w:tc>
           <w:tcPr>
             <w:tcW w:type="dxa" w:w="1440"/>
-            <w:shd w:fill="F8FAFC"/>
             <w:tcMar>
-              <w:top w:w="50" w:type="dxa"/>
-              <w:bottom w:w="50" w:type="dxa"/>
-              <w:left w:w="80" w:type="dxa"/>
-              <w:right w:w="80" w:type="dxa"/>
+              <w:top w:w="40" w:type="dxa"/>
+              <w:bottom w:w="40" w:type="dxa"/>
+              <w:left w:w="60" w:type="dxa"/>
+              <w:right w:w="60" w:type="dxa"/>
             </w:tcMar>
           </w:tcPr>
           <w:p>
@@ -3679,9 +3008,9 @@
             </w:pPr>
             <w:r>
               <w:rPr>
-                <w:rFonts w:ascii="Calibri" w:hAnsi="Calibri"/>
+                <w:rFonts w:ascii="Times New Roman" w:hAnsi="Times New Roman"/>
                 <w:b/>
-                <w:color w:val="C8102E"/>
+                <w:color w:val="141414"/>
                 <w:sz w:val="18"/>
               </w:rPr>
               <w:t>100%</w:t>
@@ -3692,30 +3021,22 @@
     </w:tbl>
     <w:p>
       <w:pPr>
-        <w:spacing w:after="200"/>
+        <w:spacing w:after="120"/>
       </w:pPr>
     </w:p>
     <w:p>
       <w:pPr>
-        <w:spacing w:before="400" w:after="120"/>
+        <w:keepNext/>
+        <w:spacing w:before="180" w:after="40"/>
       </w:pPr>
       <w:r>
         <w:rPr>
-          <w:rFonts w:ascii="Calibri" w:hAnsi="Calibri"/>
+          <w:rFonts w:ascii="Times New Roman" w:hAnsi="Times New Roman"/>
           <w:b/>
-          <w:color w:val="C8102E"/>
-          <w:sz w:val="30"/>
+          <w:color w:val="000000"/>
+          <w:sz w:val="22"/>
         </w:rPr>
-        <w:t xml:space="preserve">11. </w:t>
-      </w:r>
-      <w:r>
-        <w:rPr>
-          <w:rFonts w:ascii="Calibri" w:hAnsi="Calibri"/>
-          <w:b/>
-          <w:color w:val="1E293B"/>
-          <w:sz w:val="30"/>
-        </w:rPr>
-        <w:t>Demo Video Walkthrough Script (5–7 Minutes)</w:t>
+        <w:t>7.1 Demonstration Video Outline (5–7 Minutes)</w:t>
       </w:r>
     </w:p>
     <w:p>
@@ -3724,48 +3045,573 @@
       </w:pPr>
       <w:r>
         <w:rPr>
-          <w:rFonts w:ascii="Calibri" w:hAnsi="Calibri"/>
-          <w:color w:val="334155"/>
+          <w:rFonts w:ascii="Times New Roman" w:hAnsi="Times New Roman"/>
+          <w:color w:val="141414"/>
           <w:sz w:val="21"/>
         </w:rPr>
-        <w:t>Below is the comprehensive spoken presentation script for the live system demonstration, structured to explain both user features and underlying blockchain mechanics in clear terms:</w:t>
+        <w:t>The live video walkthrough demonstrates the platform's features and blockchain mechanics:</w:t>
       </w:r>
+    </w:p>
+    <w:tbl>
+      <w:tblPr>
+        <w:tblW w:type="auto" w:w="0"/>
+        <w:jc w:val="center"/>
+        <w:tblLayout w:type="fixed"/>
+        <w:tblLook w:firstColumn="1" w:firstRow="1" w:lastColumn="0" w:lastRow="0" w:noHBand="0" w:noVBand="1" w:val="04A0"/>
+        <w:tblBorders>
+          <w:top w:val="single" w:sz="4" w:space="0" w:color="B0B0B0"/>
+          <w:bottom w:val="single" w:sz="4" w:space="0" w:color="B0B0B0"/>
+          <w:insideH w:val="single" w:sz="4" w:space="0" w:color="B0B0B0"/>
+          <w:insideV w:val="none"/>
+          <w:left w:val="none"/>
+          <w:right w:val="none"/>
+        </w:tblBorders>
+      </w:tblPr>
+      <w:tblGrid>
+        <w:gridCol w:w="3120"/>
+        <w:gridCol w:w="3120"/>
+        <w:gridCol w:w="3120"/>
+      </w:tblGrid>
+      <w:tr>
+        <w:tc>
+          <w:tcPr>
+            <w:tcW w:type="dxa" w:w="3120"/>
+            <w:shd w:fill="EAEAEA"/>
+            <w:tcMar>
+              <w:top w:w="40" w:type="dxa"/>
+              <w:bottom w:w="40" w:type="dxa"/>
+              <w:left w:w="60" w:type="dxa"/>
+              <w:right w:w="60" w:type="dxa"/>
+            </w:tcMar>
+          </w:tcPr>
+          <w:p>
+            <w:r>
+              <w:rPr>
+                <w:rFonts w:ascii="Times New Roman" w:hAnsi="Times New Roman"/>
+                <w:b/>
+                <w:color w:val="000000"/>
+                <w:sz w:val="19"/>
+              </w:rPr>
+              <w:t>Time</w:t>
+            </w:r>
+          </w:p>
+        </w:tc>
+        <w:tc>
+          <w:tcPr>
+            <w:tcW w:type="dxa" w:w="3120"/>
+            <w:shd w:fill="EAEAEA"/>
+            <w:tcMar>
+              <w:top w:w="40" w:type="dxa"/>
+              <w:bottom w:w="40" w:type="dxa"/>
+              <w:left w:w="60" w:type="dxa"/>
+              <w:right w:w="60" w:type="dxa"/>
+            </w:tcMar>
+          </w:tcPr>
+          <w:p>
+            <w:r>
+              <w:rPr>
+                <w:rFonts w:ascii="Times New Roman" w:hAnsi="Times New Roman"/>
+                <w:b/>
+                <w:color w:val="000000"/>
+                <w:sz w:val="19"/>
+              </w:rPr>
+              <w:t>Stage / Feature</w:t>
+            </w:r>
+          </w:p>
+        </w:tc>
+        <w:tc>
+          <w:tcPr>
+            <w:tcW w:type="dxa" w:w="3120"/>
+            <w:shd w:fill="EAEAEA"/>
+            <w:tcMar>
+              <w:top w:w="40" w:type="dxa"/>
+              <w:bottom w:w="40" w:type="dxa"/>
+              <w:left w:w="60" w:type="dxa"/>
+              <w:right w:w="60" w:type="dxa"/>
+            </w:tcMar>
+          </w:tcPr>
+          <w:p>
+            <w:r>
+              <w:rPr>
+                <w:rFonts w:ascii="Times New Roman" w:hAnsi="Times New Roman"/>
+                <w:b/>
+                <w:color w:val="000000"/>
+                <w:sz w:val="19"/>
+              </w:rPr>
+              <w:t>Demonstration Outline</w:t>
+            </w:r>
+          </w:p>
+        </w:tc>
+      </w:tr>
+      <w:tr>
+        <w:tc>
+          <w:tcPr>
+            <w:tcW w:type="dxa" w:w="1728"/>
+            <w:tcMar>
+              <w:top w:w="40" w:type="dxa"/>
+              <w:bottom w:w="40" w:type="dxa"/>
+              <w:left w:w="60" w:type="dxa"/>
+              <w:right w:w="60" w:type="dxa"/>
+            </w:tcMar>
+          </w:tcPr>
+          <w:p>
+            <w:pPr>
+              <w:spacing w:after="0"/>
+            </w:pPr>
+            <w:r>
+              <w:rPr>
+                <w:rFonts w:ascii="Times New Roman" w:hAnsi="Times New Roman"/>
+                <w:b/>
+                <w:color w:val="141414"/>
+                <w:sz w:val="18"/>
+              </w:rPr>
+              <w:t>0:00 - 0:45</w:t>
+            </w:r>
+          </w:p>
+        </w:tc>
+        <w:tc>
+          <w:tcPr>
+            <w:tcW w:type="dxa" w:w="2592"/>
+            <w:tcMar>
+              <w:top w:w="40" w:type="dxa"/>
+              <w:bottom w:w="40" w:type="dxa"/>
+              <w:left w:w="60" w:type="dxa"/>
+              <w:right w:w="60" w:type="dxa"/>
+            </w:tcMar>
+          </w:tcPr>
+          <w:p>
+            <w:pPr>
+              <w:spacing w:after="0"/>
+            </w:pPr>
+            <w:r>
+              <w:rPr>
+                <w:rFonts w:ascii="Times New Roman" w:hAnsi="Times New Roman"/>
+                <w:color w:val="141414"/>
+                <w:sz w:val="18"/>
+              </w:rPr>
+              <w:t>Introduction</w:t>
+            </w:r>
+          </w:p>
+        </w:tc>
+        <w:tc>
+          <w:tcPr>
+            <w:tcW w:type="dxa" w:w="5040"/>
+            <w:tcMar>
+              <w:top w:w="40" w:type="dxa"/>
+              <w:bottom w:w="40" w:type="dxa"/>
+              <w:left w:w="60" w:type="dxa"/>
+              <w:right w:w="60" w:type="dxa"/>
+            </w:tcMar>
+          </w:tcPr>
+          <w:p>
+            <w:pPr>
+              <w:spacing w:after="0"/>
+            </w:pPr>
+            <w:r>
+              <w:rPr>
+                <w:rFonts w:ascii="Times New Roman" w:hAnsi="Times New Roman"/>
+                <w:color w:val="141414"/>
+                <w:sz w:val="18"/>
+              </w:rPr>
+              <w:t>Overview of diploma fraud problem and Citadel's blockchain solution.</w:t>
+            </w:r>
+          </w:p>
+        </w:tc>
+      </w:tr>
+      <w:tr>
+        <w:tc>
+          <w:tcPr>
+            <w:tcW w:type="dxa" w:w="1728"/>
+            <w:tcMar>
+              <w:top w:w="40" w:type="dxa"/>
+              <w:bottom w:w="40" w:type="dxa"/>
+              <w:left w:w="60" w:type="dxa"/>
+              <w:right w:w="60" w:type="dxa"/>
+            </w:tcMar>
+          </w:tcPr>
+          <w:p>
+            <w:pPr>
+              <w:spacing w:after="0"/>
+            </w:pPr>
+            <w:r>
+              <w:rPr>
+                <w:rFonts w:ascii="Times New Roman" w:hAnsi="Times New Roman"/>
+                <w:b/>
+                <w:color w:val="141414"/>
+                <w:sz w:val="18"/>
+              </w:rPr>
+              <w:t>0:45 - 1:45</w:t>
+            </w:r>
+          </w:p>
+        </w:tc>
+        <w:tc>
+          <w:tcPr>
+            <w:tcW w:type="dxa" w:w="2592"/>
+            <w:tcMar>
+              <w:top w:w="40" w:type="dxa"/>
+              <w:bottom w:w="40" w:type="dxa"/>
+              <w:left w:w="60" w:type="dxa"/>
+              <w:right w:w="60" w:type="dxa"/>
+            </w:tcMar>
+          </w:tcPr>
+          <w:p>
+            <w:pPr>
+              <w:spacing w:after="0"/>
+            </w:pPr>
+            <w:r>
+              <w:rPr>
+                <w:rFonts w:ascii="Times New Roman" w:hAnsi="Times New Roman"/>
+                <w:color w:val="141414"/>
+                <w:sz w:val="18"/>
+              </w:rPr>
+              <w:t>Dashboard</w:t>
+            </w:r>
+          </w:p>
+        </w:tc>
+        <w:tc>
+          <w:tcPr>
+            <w:tcW w:type="dxa" w:w="5040"/>
+            <w:tcMar>
+              <w:top w:w="40" w:type="dxa"/>
+              <w:bottom w:w="40" w:type="dxa"/>
+              <w:left w:w="60" w:type="dxa"/>
+              <w:right w:w="60" w:type="dxa"/>
+            </w:tcMar>
+          </w:tcPr>
+          <w:p>
+            <w:pPr>
+              <w:spacing w:after="0"/>
+            </w:pPr>
+            <w:r>
+              <w:rPr>
+                <w:rFonts w:ascii="Times New Roman" w:hAnsi="Times New Roman"/>
+                <w:color w:val="141414"/>
+                <w:sz w:val="18"/>
+              </w:rPr>
+              <w:t>Walkthrough of live metric cards, credential table, and off-chain storage model.</w:t>
+            </w:r>
+          </w:p>
+        </w:tc>
+      </w:tr>
+      <w:tr>
+        <w:tc>
+          <w:tcPr>
+            <w:tcW w:type="dxa" w:w="1728"/>
+            <w:tcMar>
+              <w:top w:w="40" w:type="dxa"/>
+              <w:bottom w:w="40" w:type="dxa"/>
+              <w:left w:w="60" w:type="dxa"/>
+              <w:right w:w="60" w:type="dxa"/>
+            </w:tcMar>
+          </w:tcPr>
+          <w:p>
+            <w:pPr>
+              <w:spacing w:after="0"/>
+            </w:pPr>
+            <w:r>
+              <w:rPr>
+                <w:rFonts w:ascii="Times New Roman" w:hAnsi="Times New Roman"/>
+                <w:b/>
+                <w:color w:val="141414"/>
+                <w:sz w:val="18"/>
+              </w:rPr>
+              <w:t>1:45 - 3:00</w:t>
+            </w:r>
+          </w:p>
+        </w:tc>
+        <w:tc>
+          <w:tcPr>
+            <w:tcW w:type="dxa" w:w="2592"/>
+            <w:tcMar>
+              <w:top w:w="40" w:type="dxa"/>
+              <w:bottom w:w="40" w:type="dxa"/>
+              <w:left w:w="60" w:type="dxa"/>
+              <w:right w:w="60" w:type="dxa"/>
+            </w:tcMar>
+          </w:tcPr>
+          <w:p>
+            <w:pPr>
+              <w:spacing w:after="0"/>
+            </w:pPr>
+            <w:r>
+              <w:rPr>
+                <w:rFonts w:ascii="Times New Roman" w:hAnsi="Times New Roman"/>
+                <w:color w:val="141414"/>
+                <w:sz w:val="18"/>
+              </w:rPr>
+              <w:t>Issuing Studio</w:t>
+            </w:r>
+          </w:p>
+        </w:tc>
+        <w:tc>
+          <w:tcPr>
+            <w:tcW w:type="dxa" w:w="5040"/>
+            <w:tcMar>
+              <w:top w:w="40" w:type="dxa"/>
+              <w:bottom w:w="40" w:type="dxa"/>
+              <w:left w:w="60" w:type="dxa"/>
+              <w:right w:w="60" w:type="dxa"/>
+            </w:tcMar>
+          </w:tcPr>
+          <w:p>
+            <w:pPr>
+              <w:spacing w:after="0"/>
+            </w:pPr>
+            <w:r>
+              <w:rPr>
+                <w:rFonts w:ascii="Times New Roman" w:hAnsi="Times New Roman"/>
+                <w:color w:val="141414"/>
+                <w:sz w:val="18"/>
+              </w:rPr>
+              <w:t>Data entry, real-time diploma canvas rendering, and on-chain hash commitment.</w:t>
+            </w:r>
+          </w:p>
+        </w:tc>
+      </w:tr>
+      <w:tr>
+        <w:tc>
+          <w:tcPr>
+            <w:tcW w:type="dxa" w:w="1728"/>
+            <w:tcMar>
+              <w:top w:w="40" w:type="dxa"/>
+              <w:bottom w:w="40" w:type="dxa"/>
+              <w:left w:w="60" w:type="dxa"/>
+              <w:right w:w="60" w:type="dxa"/>
+            </w:tcMar>
+          </w:tcPr>
+          <w:p>
+            <w:pPr>
+              <w:spacing w:after="0"/>
+            </w:pPr>
+            <w:r>
+              <w:rPr>
+                <w:rFonts w:ascii="Times New Roman" w:hAnsi="Times New Roman"/>
+                <w:b/>
+                <w:color w:val="141414"/>
+                <w:sz w:val="18"/>
+              </w:rPr>
+              <w:t>3:00 - 3:45</w:t>
+            </w:r>
+          </w:p>
+        </w:tc>
+        <w:tc>
+          <w:tcPr>
+            <w:tcW w:type="dxa" w:w="2592"/>
+            <w:tcMar>
+              <w:top w:w="40" w:type="dxa"/>
+              <w:bottom w:w="40" w:type="dxa"/>
+              <w:left w:w="60" w:type="dxa"/>
+              <w:right w:w="60" w:type="dxa"/>
+            </w:tcMar>
+          </w:tcPr>
+          <w:p>
+            <w:pPr>
+              <w:spacing w:after="0"/>
+            </w:pPr>
+            <w:r>
+              <w:rPr>
+                <w:rFonts w:ascii="Times New Roman" w:hAnsi="Times New Roman"/>
+                <w:color w:val="141414"/>
+                <w:sz w:val="18"/>
+              </w:rPr>
+              <w:t>Delivery</w:t>
+            </w:r>
+          </w:p>
+        </w:tc>
+        <w:tc>
+          <w:tcPr>
+            <w:tcW w:type="dxa" w:w="5040"/>
+            <w:tcMar>
+              <w:top w:w="40" w:type="dxa"/>
+              <w:bottom w:w="40" w:type="dxa"/>
+              <w:left w:w="60" w:type="dxa"/>
+              <w:right w:w="60" w:type="dxa"/>
+            </w:tcMar>
+          </w:tcPr>
+          <w:p>
+            <w:pPr>
+              <w:spacing w:after="0"/>
+            </w:pPr>
+            <w:r>
+              <w:rPr>
+                <w:rFonts w:ascii="Times New Roman" w:hAnsi="Times New Roman"/>
+                <w:color w:val="141414"/>
+                <w:sz w:val="18"/>
+              </w:rPr>
+              <w:t>Inspection of generated vector PDF diploma with embedded QR code and email delivery.</w:t>
+            </w:r>
+          </w:p>
+        </w:tc>
+      </w:tr>
+      <w:tr>
+        <w:tc>
+          <w:tcPr>
+            <w:tcW w:type="dxa" w:w="1728"/>
+            <w:tcMar>
+              <w:top w:w="40" w:type="dxa"/>
+              <w:bottom w:w="40" w:type="dxa"/>
+              <w:left w:w="60" w:type="dxa"/>
+              <w:right w:w="60" w:type="dxa"/>
+            </w:tcMar>
+          </w:tcPr>
+          <w:p>
+            <w:pPr>
+              <w:spacing w:after="0"/>
+            </w:pPr>
+            <w:r>
+              <w:rPr>
+                <w:rFonts w:ascii="Times New Roman" w:hAnsi="Times New Roman"/>
+                <w:b/>
+                <w:color w:val="141414"/>
+                <w:sz w:val="18"/>
+              </w:rPr>
+              <w:t>3:45 - 5:15</w:t>
+            </w:r>
+          </w:p>
+        </w:tc>
+        <w:tc>
+          <w:tcPr>
+            <w:tcW w:type="dxa" w:w="2592"/>
+            <w:tcMar>
+              <w:top w:w="40" w:type="dxa"/>
+              <w:bottom w:w="40" w:type="dxa"/>
+              <w:left w:w="60" w:type="dxa"/>
+              <w:right w:w="60" w:type="dxa"/>
+            </w:tcMar>
+          </w:tcPr>
+          <w:p>
+            <w:pPr>
+              <w:spacing w:after="0"/>
+            </w:pPr>
+            <w:r>
+              <w:rPr>
+                <w:rFonts w:ascii="Times New Roman" w:hAnsi="Times New Roman"/>
+                <w:color w:val="141414"/>
+                <w:sz w:val="18"/>
+              </w:rPr>
+              <w:t>Verification</w:t>
+            </w:r>
+          </w:p>
+        </w:tc>
+        <w:tc>
+          <w:tcPr>
+            <w:tcW w:type="dxa" w:w="5040"/>
+            <w:tcMar>
+              <w:top w:w="40" w:type="dxa"/>
+              <w:bottom w:w="40" w:type="dxa"/>
+              <w:left w:w="60" w:type="dxa"/>
+              <w:right w:w="60" w:type="dxa"/>
+            </w:tcMar>
+          </w:tcPr>
+          <w:p>
+            <w:pPr>
+              <w:spacing w:after="0"/>
+            </w:pPr>
+            <w:r>
+              <w:rPr>
+                <w:rFonts w:ascii="Times New Roman" w:hAnsi="Times New Roman"/>
+                <w:color w:val="141414"/>
+                <w:sz w:val="18"/>
+              </w:rPr>
+              <w:t>Public zero-gas verification via camera scan, image drop, and PDF file upload.</w:t>
+            </w:r>
+          </w:p>
+        </w:tc>
+      </w:tr>
+      <w:tr>
+        <w:tc>
+          <w:tcPr>
+            <w:tcW w:type="dxa" w:w="1728"/>
+            <w:tcMar>
+              <w:top w:w="40" w:type="dxa"/>
+              <w:bottom w:w="40" w:type="dxa"/>
+              <w:left w:w="60" w:type="dxa"/>
+              <w:right w:w="60" w:type="dxa"/>
+            </w:tcMar>
+          </w:tcPr>
+          <w:p>
+            <w:pPr>
+              <w:spacing w:after="0"/>
+            </w:pPr>
+            <w:r>
+              <w:rPr>
+                <w:rFonts w:ascii="Times New Roman" w:hAnsi="Times New Roman"/>
+                <w:b/>
+                <w:color w:val="141414"/>
+                <w:sz w:val="18"/>
+              </w:rPr>
+              <w:t>5:15 - 6:30</w:t>
+            </w:r>
+          </w:p>
+        </w:tc>
+        <w:tc>
+          <w:tcPr>
+            <w:tcW w:type="dxa" w:w="2592"/>
+            <w:tcMar>
+              <w:top w:w="40" w:type="dxa"/>
+              <w:bottom w:w="40" w:type="dxa"/>
+              <w:left w:w="60" w:type="dxa"/>
+              <w:right w:w="60" w:type="dxa"/>
+            </w:tcMar>
+          </w:tcPr>
+          <w:p>
+            <w:pPr>
+              <w:spacing w:after="0"/>
+            </w:pPr>
+            <w:r>
+              <w:rPr>
+                <w:rFonts w:ascii="Times New Roman" w:hAnsi="Times New Roman"/>
+                <w:color w:val="141414"/>
+                <w:sz w:val="18"/>
+              </w:rPr>
+              <w:t>Revocation &amp; Summary</w:t>
+            </w:r>
+          </w:p>
+        </w:tc>
+        <w:tc>
+          <w:tcPr>
+            <w:tcW w:type="dxa" w:w="5040"/>
+            <w:tcMar>
+              <w:top w:w="40" w:type="dxa"/>
+              <w:bottom w:w="40" w:type="dxa"/>
+              <w:left w:w="60" w:type="dxa"/>
+              <w:right w:w="60" w:type="dxa"/>
+            </w:tcMar>
+          </w:tcPr>
+          <w:p>
+            <w:pPr>
+              <w:spacing w:after="0"/>
+            </w:pPr>
+            <w:r>
+              <w:rPr>
+                <w:rFonts w:ascii="Times New Roman" w:hAnsi="Times New Roman"/>
+                <w:color w:val="141414"/>
+                <w:sz w:val="18"/>
+              </w:rPr>
+              <w:t>On-chain revocation demonstration with audit reason and concluding remarks.</w:t>
+            </w:r>
+          </w:p>
+        </w:tc>
+      </w:tr>
+    </w:tbl>
+    <w:p>
+      <w:pPr>
+        <w:spacing w:after="120"/>
+      </w:pPr>
     </w:p>
     <w:p>
       <w:pPr>
-        <w:spacing w:before="240" w:after="80"/>
+        <w:keepNext/>
+        <w:spacing w:before="280" w:after="80"/>
       </w:pPr>
       <w:r>
         <w:rPr>
-          <w:rFonts w:ascii="Calibri" w:hAnsi="Calibri"/>
+          <w:rFonts w:ascii="Times New Roman" w:hAnsi="Times New Roman"/>
           <w:b/>
-          <w:color w:val="1E293B"/>
-          <w:sz w:val="24"/>
+          <w:color w:val="000000"/>
+          <w:sz w:val="26"/>
         </w:rPr>
-        <w:t>Scene 1: Introduction &amp; Problem Context (0:00 – 0:45)</w:t>
-      </w:r>
-    </w:p>
-    <w:p>
-      <w:pPr>
-        <w:pStyle w:val="ListBullet"/>
-        <w:spacing w:after="60" w:line="276" w:lineRule="auto"/>
-      </w:pPr>
-      <w:r>
-        <w:rPr>
-          <w:rFonts w:ascii="Calibri" w:hAnsi="Calibri"/>
-          <w:b/>
-          <w:color w:val="1E293B"/>
-          <w:sz w:val="21"/>
-        </w:rPr>
-        <w:t>Screen / Action:</w:t>
-      </w:r>
-      <w:r>
-        <w:rPr>
-          <w:rFonts w:ascii="Calibri" w:hAnsi="Calibri"/>
-          <w:color w:val="334155"/>
-          <w:sz w:val="21"/>
-        </w:rPr>
-        <w:t xml:space="preserve"> Homepage (/) / Architecture Diagram</w:t>
+        <w:t>8. Conclusion and Future Work</w:t>
       </w:r>
     </w:p>
     <w:p>
@@ -3774,57 +3620,11 @@
       </w:pPr>
       <w:r>
         <w:rPr>
-          <w:rFonts w:ascii="Calibri" w:hAnsi="Calibri"/>
-          <w:b/>
-          <w:color w:val="1E293B"/>
+          <w:rFonts w:ascii="Times New Roman" w:hAnsi="Times New Roman"/>
+          <w:color w:val="141414"/>
           <w:sz w:val="21"/>
         </w:rPr>
-        <w:t xml:space="preserve">Spoken Script: </w:t>
-      </w:r>
-      <w:r>
-        <w:rPr>
-          <w:rFonts w:ascii="Calibri" w:hAnsi="Calibri"/>
-          <w:color w:val="334155"/>
-          <w:sz w:val="21"/>
-        </w:rPr>
-        <w:t>"Hello everyone, welcome to the demonstration of Citadel, a blockchain-based digital certificate issuing and verification platform. Traditional paper diplomas and static PDF certificates are easy to forge with modern graphics tools, and verifying them manually takes weeks of phone calls and emails. Citadel solves this by using the Ethereum blockchain to make certificates completely tamper-proof and instantly verifiable for anyone, anywhere, in seconds."</w:t>
-      </w:r>
-    </w:p>
-    <w:p>
-      <w:pPr>
-        <w:spacing w:before="240" w:after="80"/>
-      </w:pPr>
-      <w:r>
-        <w:rPr>
-          <w:rFonts w:ascii="Calibri" w:hAnsi="Calibri"/>
-          <w:b/>
-          <w:color w:val="1E293B"/>
-          <w:sz w:val="24"/>
-        </w:rPr>
-        <w:t>Scene 2: Organization Login &amp; Dashboard Overview (0:45 – 1:45)</w:t>
-      </w:r>
-    </w:p>
-    <w:p>
-      <w:pPr>
-        <w:pStyle w:val="ListBullet"/>
-        <w:spacing w:after="60" w:line="276" w:lineRule="auto"/>
-      </w:pPr>
-      <w:r>
-        <w:rPr>
-          <w:rFonts w:ascii="Calibri" w:hAnsi="Calibri"/>
-          <w:b/>
-          <w:color w:val="1E293B"/>
-          <w:sz w:val="21"/>
-        </w:rPr>
-        <w:t>Screen / Action:</w:t>
-      </w:r>
-      <w:r>
-        <w:rPr>
-          <w:rFonts w:ascii="Calibri" w:hAnsi="Calibri"/>
-          <w:color w:val="334155"/>
-          <w:sz w:val="21"/>
-        </w:rPr>
-        <w:t xml:space="preserve"> Dashboard (/dashboard)</w:t>
+        <w:t>Citadel implements a production-grade, mathematically tamper-proof solution to credential forgery. By combining off-chain storage efficiency with Ethereum smart contract immutability, the platform achieves zero-gas public verification, automated delivery, and robust lifecycle governance.</w:t>
       </w:r>
     </w:p>
     <w:p>
@@ -3833,437 +3633,16 @@
       </w:pPr>
       <w:r>
         <w:rPr>
-          <w:rFonts w:ascii="Calibri" w:hAnsi="Calibri"/>
-          <w:b/>
-          <w:color w:val="1E293B"/>
+          <w:rFonts w:ascii="Times New Roman" w:hAnsi="Times New Roman"/>
+          <w:color w:val="141414"/>
           <w:sz w:val="21"/>
         </w:rPr>
-        <w:t xml:space="preserve">Spoken Script: </w:t>
-      </w:r>
-      <w:r>
-        <w:rPr>
-          <w:rFonts w:ascii="Calibri" w:hAnsi="Calibri"/>
-          <w:color w:val="334155"/>
-          <w:sz w:val="21"/>
-        </w:rPr>
-        <w:t>"Here on our organization dashboard, an issuing school or academy has a complete overview of all credentials they have issued. You can see our 4 live stat cards showing Total Issued, Active Valid, Expired, and Revoked certificates, along with a recent credentials table. Behind the scenes, the school's account is authenticated securely, and all human-readable records are kept private in our PostgreSQL database to protect student privacy and save gas fees."</w:t>
-      </w:r>
-    </w:p>
-    <w:p>
-      <w:pPr>
-        <w:spacing w:before="240" w:after="80"/>
-      </w:pPr>
-      <w:r>
-        <w:rPr>
-          <w:rFonts w:ascii="Calibri" w:hAnsi="Calibri"/>
-          <w:b/>
-          <w:color w:val="1E293B"/>
-          <w:sz w:val="24"/>
-        </w:rPr>
-        <w:t>Scene 3: Issuing a Certificate in the Live Studio (1:45 – 3:00)</w:t>
-      </w:r>
-    </w:p>
-    <w:p>
-      <w:pPr>
-        <w:pStyle w:val="ListBullet"/>
-        <w:spacing w:after="60" w:line="276" w:lineRule="auto"/>
-      </w:pPr>
-      <w:r>
-        <w:rPr>
-          <w:rFonts w:ascii="Calibri" w:hAnsi="Calibri"/>
-          <w:b/>
-          <w:color w:val="1E293B"/>
-          <w:sz w:val="21"/>
-        </w:rPr>
-        <w:t>Screen / Action:</w:t>
-      </w:r>
-      <w:r>
-        <w:rPr>
-          <w:rFonts w:ascii="Calibri" w:hAnsi="Calibri"/>
-          <w:color w:val="334155"/>
-          <w:sz w:val="21"/>
-        </w:rPr>
-        <w:t xml:space="preserve"> Issue Studio (/dashboard/certificates/new)</w:t>
-      </w:r>
-    </w:p>
-    <w:p>
-      <w:pPr>
-        <w:spacing w:after="80" w:line="276" w:lineRule="auto"/>
-      </w:pPr>
-      <w:r>
-        <w:rPr>
-          <w:rFonts w:ascii="Calibri" w:hAnsi="Calibri"/>
-          <w:b/>
-          <w:color w:val="1E293B"/>
-          <w:sz w:val="21"/>
-        </w:rPr>
-        <w:t xml:space="preserve">Spoken Script: </w:t>
-      </w:r>
-      <w:r>
-        <w:rPr>
-          <w:rFonts w:ascii="Calibri" w:hAnsi="Calibri"/>
-          <w:color w:val="334155"/>
-          <w:sz w:val="21"/>
-        </w:rPr>
-        <w:t>"Now let's issue a certificate. In our Issue Studio, as I type the student's name, degree title, and expiration date on the left, you can see the high-resolution diploma preview updating in real time on the right. When I click 'Issue Certificate', here is what happens: our server generates a unique Certificate ID and calculates a mathematical SHA-256 fingerprint of the data. Then, it sends this fingerprint to our Ethereum smart contract. The transaction is mined into a block, locking the certificate permanently. Even if someone changes a single letter in the name later, the hash will change, and the verification will immediately flag it as fake."</w:t>
-      </w:r>
-    </w:p>
-    <w:p>
-      <w:pPr>
-        <w:spacing w:before="240" w:after="80"/>
-      </w:pPr>
-      <w:r>
-        <w:rPr>
-          <w:rFonts w:ascii="Calibri" w:hAnsi="Calibri"/>
-          <w:b/>
-          <w:color w:val="1E293B"/>
-          <w:sz w:val="24"/>
-        </w:rPr>
-        <w:t>Scene 4: PDF Diploma Generation &amp; Automated Email Delivery (3:00 – 3:45)</w:t>
-      </w:r>
-    </w:p>
-    <w:p>
-      <w:pPr>
-        <w:pStyle w:val="ListBullet"/>
-        <w:spacing w:after="60" w:line="276" w:lineRule="auto"/>
-      </w:pPr>
-      <w:r>
-        <w:rPr>
-          <w:rFonts w:ascii="Calibri" w:hAnsi="Calibri"/>
-          <w:b/>
-          <w:color w:val="1E293B"/>
-          <w:sz w:val="21"/>
-        </w:rPr>
-        <w:t>Screen / Action:</w:t>
-      </w:r>
-      <w:r>
-        <w:rPr>
-          <w:rFonts w:ascii="Calibri" w:hAnsi="Calibri"/>
-          <w:color w:val="334155"/>
-          <w:sz w:val="21"/>
-        </w:rPr>
-        <w:t xml:space="preserve"> Inbox / Downloaded PDF</w:t>
-      </w:r>
-    </w:p>
-    <w:p>
-      <w:pPr>
-        <w:spacing w:after="80" w:line="276" w:lineRule="auto"/>
-      </w:pPr>
-      <w:r>
-        <w:rPr>
-          <w:rFonts w:ascii="Calibri" w:hAnsi="Calibri"/>
-          <w:b/>
-          <w:color w:val="1E293B"/>
-          <w:sz w:val="21"/>
-        </w:rPr>
-        <w:t xml:space="preserve">Spoken Script: </w:t>
-      </w:r>
-      <w:r>
-        <w:rPr>
-          <w:rFonts w:ascii="Calibri" w:hAnsi="Calibri"/>
-          <w:color w:val="334155"/>
-          <w:sz w:val="21"/>
-        </w:rPr>
-        <w:t>"Immediately after blockchain confirmation, Citadel generates a high-resolution vector PDF diploma with an embedded QR code linking directly to the verification page, and automatically emails it to the graduate's inbox. The student now holds an authentic digital credential they can print, share on LinkedIn, or email to employers."</w:t>
-      </w:r>
-    </w:p>
-    <w:p>
-      <w:pPr>
-        <w:spacing w:before="240" w:after="80"/>
-      </w:pPr>
-      <w:r>
-        <w:rPr>
-          <w:rFonts w:ascii="Calibri" w:hAnsi="Calibri"/>
-          <w:b/>
-          <w:color w:val="1E293B"/>
-          <w:sz w:val="24"/>
-        </w:rPr>
-        <w:t>Scene 5: Instant Public Verification (Camera, File &amp; PDF) (3:45 – 5:15)</w:t>
-      </w:r>
-    </w:p>
-    <w:p>
-      <w:pPr>
-        <w:pStyle w:val="ListBullet"/>
-        <w:spacing w:after="60" w:line="276" w:lineRule="auto"/>
-      </w:pPr>
-      <w:r>
-        <w:rPr>
-          <w:rFonts w:ascii="Calibri" w:hAnsi="Calibri"/>
-          <w:b/>
-          <w:color w:val="1E293B"/>
-          <w:sz w:val="21"/>
-        </w:rPr>
-        <w:t>Screen / Action:</w:t>
-      </w:r>
-      <w:r>
-        <w:rPr>
-          <w:rFonts w:ascii="Calibri" w:hAnsi="Calibri"/>
-          <w:color w:val="334155"/>
-          <w:sz w:val="21"/>
-        </w:rPr>
-        <w:t xml:space="preserve"> Verification Portal (/verify) &amp; Results (/verify/[id])</w:t>
-      </w:r>
-    </w:p>
-    <w:p>
-      <w:pPr>
-        <w:spacing w:after="80" w:line="276" w:lineRule="auto"/>
-      </w:pPr>
-      <w:r>
-        <w:rPr>
-          <w:rFonts w:ascii="Calibri" w:hAnsi="Calibri"/>
-          <w:b/>
-          <w:color w:val="1E293B"/>
-          <w:sz w:val="21"/>
-        </w:rPr>
-        <w:t xml:space="preserve">Spoken Script: </w:t>
-      </w:r>
-      <w:r>
-        <w:rPr>
-          <w:rFonts w:ascii="Calibri" w:hAnsi="Calibri"/>
-          <w:color w:val="334155"/>
-          <w:sz w:val="21"/>
-        </w:rPr>
-        <w:t>"Now let's switch to the perspective of an employer or university verifier on our public verification page. Verifying is completely free — zero gas fees, and no account or wallet needed. A verifier can type the Certificate ID, use their device camera to scan the QR code live, drag and drop a screenshot, or drop the PDF file directly. When submitted, our system checks the cryptographic fingerprint against the smart contract. Instantly, we see the green 'Genuine &amp; Valid' badge, showing the student's name, degree, and the exact Ethereum transaction hash and block number on Sepolia."</w:t>
-      </w:r>
-    </w:p>
-    <w:p>
-      <w:pPr>
-        <w:spacing w:before="240" w:after="80"/>
-      </w:pPr>
-      <w:r>
-        <w:rPr>
-          <w:rFonts w:ascii="Calibri" w:hAnsi="Calibri"/>
-          <w:b/>
-          <w:color w:val="1E293B"/>
-          <w:sz w:val="24"/>
-        </w:rPr>
-        <w:t>Scene 6: Credential Expiration &amp; On-Chain Revocation (5:15 – 6:00)</w:t>
-      </w:r>
-    </w:p>
-    <w:p>
-      <w:pPr>
-        <w:pStyle w:val="ListBullet"/>
-        <w:spacing w:after="60" w:line="276" w:lineRule="auto"/>
-      </w:pPr>
-      <w:r>
-        <w:rPr>
-          <w:rFonts w:ascii="Calibri" w:hAnsi="Calibri"/>
-          <w:b/>
-          <w:color w:val="1E293B"/>
-          <w:sz w:val="21"/>
-        </w:rPr>
-        <w:t>Screen / Action:</w:t>
-      </w:r>
-      <w:r>
-        <w:rPr>
-          <w:rFonts w:ascii="Calibri" w:hAnsi="Calibri"/>
-          <w:color w:val="334155"/>
-          <w:sz w:val="21"/>
-        </w:rPr>
-        <w:t xml:space="preserve"> Certificate Registry &amp; Revoked View</w:t>
-      </w:r>
-    </w:p>
-    <w:p>
-      <w:pPr>
-        <w:spacing w:after="80" w:line="276" w:lineRule="auto"/>
-      </w:pPr>
-      <w:r>
-        <w:rPr>
-          <w:rFonts w:ascii="Calibri" w:hAnsi="Calibri"/>
-          <w:b/>
-          <w:color w:val="1E293B"/>
-          <w:sz w:val="21"/>
-        </w:rPr>
-        <w:t xml:space="preserve">Spoken Script: </w:t>
-      </w:r>
-      <w:r>
-        <w:rPr>
-          <w:rFonts w:ascii="Calibri" w:hAnsi="Calibri"/>
-          <w:color w:val="334155"/>
-          <w:sz w:val="21"/>
-        </w:rPr>
-        <w:t>"Citadel also gives schools full lifecycle control. If a credential expires, the smart contract dynamically marks it as Expired based on block timestamps. Furthermore, if a certificate was issued by mistake or must be cancelled, the authorized issuer can click 'Revoke' on the dashboard and enter an audit reason. The smart contract updates its state on-chain, and anyone checking that certificate will immediately see a prominent red 'Revoked' alert with the official cancellation reason."</w:t>
-      </w:r>
-    </w:p>
-    <w:p>
-      <w:pPr>
-        <w:spacing w:before="240" w:after="80"/>
-      </w:pPr>
-      <w:r>
-        <w:rPr>
-          <w:rFonts w:ascii="Calibri" w:hAnsi="Calibri"/>
-          <w:b/>
-          <w:color w:val="1E293B"/>
-          <w:sz w:val="24"/>
-        </w:rPr>
-        <w:t>Scene 7: Technical Summary &amp; Conclusion (6:00 – 6:45)</w:t>
-      </w:r>
-    </w:p>
-    <w:p>
-      <w:pPr>
-        <w:pStyle w:val="ListBullet"/>
-        <w:spacing w:after="60" w:line="276" w:lineRule="auto"/>
-      </w:pPr>
-      <w:r>
-        <w:rPr>
-          <w:rFonts w:ascii="Calibri" w:hAnsi="Calibri"/>
-          <w:b/>
-          <w:color w:val="1E293B"/>
-          <w:sz w:val="21"/>
-        </w:rPr>
-        <w:t>Screen / Action:</w:t>
-      </w:r>
-      <w:r>
-        <w:rPr>
-          <w:rFonts w:ascii="Calibri" w:hAnsi="Calibri"/>
-          <w:color w:val="334155"/>
-          <w:sz w:val="21"/>
-        </w:rPr>
-        <w:t xml:space="preserve"> Conclusion / Architecture Slide</w:t>
-      </w:r>
-    </w:p>
-    <w:p>
-      <w:pPr>
-        <w:spacing w:after="80" w:line="276" w:lineRule="auto"/>
-      </w:pPr>
-      <w:r>
-        <w:rPr>
-          <w:rFonts w:ascii="Calibri" w:hAnsi="Calibri"/>
-          <w:b/>
-          <w:color w:val="1E293B"/>
-          <w:sz w:val="21"/>
-        </w:rPr>
-        <w:t xml:space="preserve">Spoken Script: </w:t>
-      </w:r>
-      <w:r>
-        <w:rPr>
-          <w:rFonts w:ascii="Calibri" w:hAnsi="Calibri"/>
-          <w:color w:val="334155"/>
-          <w:sz w:val="21"/>
-        </w:rPr>
-        <w:t>"In summary, Citadel provides an end-to-end, enterprise-ready credentialing solution combining the privacy and speed of web applications with the permanent trust and immutability of the Ethereum blockchain. With 52 automated tests passing at 100%, Citadel is ready for institutional deployment. Thank you for watching!"</w:t>
-      </w:r>
-    </w:p>
-    <w:p>
-      <w:pPr>
-        <w:spacing w:before="400" w:after="120"/>
-      </w:pPr>
-      <w:r>
-        <w:rPr>
-          <w:rFonts w:ascii="Calibri" w:hAnsi="Calibri"/>
-          <w:b/>
-          <w:color w:val="C8102E"/>
-          <w:sz w:val="30"/>
-        </w:rPr>
-        <w:t xml:space="preserve">12. </w:t>
-      </w:r>
-      <w:r>
-        <w:rPr>
-          <w:rFonts w:ascii="Calibri" w:hAnsi="Calibri"/>
-          <w:b/>
-          <w:color w:val="1E293B"/>
-          <w:sz w:val="30"/>
-        </w:rPr>
-        <w:t>Conclusion &amp; Future Roadmap</w:t>
-      </w:r>
-    </w:p>
-    <w:p>
-      <w:pPr>
-        <w:spacing w:after="80" w:line="276" w:lineRule="auto"/>
-      </w:pPr>
-      <w:r>
-        <w:rPr>
-          <w:rFonts w:ascii="Calibri" w:hAnsi="Calibri"/>
-          <w:color w:val="334155"/>
-          <w:sz w:val="21"/>
-        </w:rPr>
-        <w:t>Citadel demonstrates a production-grade, mathematically tamper-proof solution to global credential fraud. By combining off-chain data efficiency with on-chain Ethereum cryptographic invariance, it provides institutions with effortless issuance and verifiers with instant zero-gas certainty.</w:t>
-      </w:r>
-    </w:p>
-    <w:p>
-      <w:pPr>
-        <w:spacing w:before="240" w:after="80"/>
-      </w:pPr>
-      <w:r>
-        <w:rPr>
-          <w:rFonts w:ascii="Calibri" w:hAnsi="Calibri"/>
-          <w:b/>
-          <w:color w:val="1E293B"/>
-          <w:sz w:val="24"/>
-        </w:rPr>
-        <w:t>Future Roadmap:</w:t>
-      </w:r>
-    </w:p>
-    <w:p>
-      <w:pPr>
-        <w:pStyle w:val="ListBullet"/>
-        <w:spacing w:after="60" w:line="276" w:lineRule="auto"/>
-      </w:pPr>
-      <w:r>
-        <w:rPr>
-          <w:rFonts w:ascii="Calibri" w:hAnsi="Calibri"/>
-          <w:b/>
-          <w:color w:val="1E293B"/>
-          <w:sz w:val="21"/>
-        </w:rPr>
-        <w:t>1. Decentralized Identity (W3C DID):</w:t>
-      </w:r>
-      <w:r>
-        <w:rPr>
-          <w:rFonts w:ascii="Calibri" w:hAnsi="Calibri"/>
-          <w:color w:val="334155"/>
-          <w:sz w:val="21"/>
-        </w:rPr>
-        <w:t xml:space="preserve"> Implementing W3C Decentralized Identifiers (DIDs) and Verifiable Credentials (VC) standards for cross-border institutional interoperability.</w:t>
-      </w:r>
-    </w:p>
-    <w:p>
-      <w:pPr>
-        <w:pStyle w:val="ListBullet"/>
-        <w:spacing w:after="60" w:line="276" w:lineRule="auto"/>
-      </w:pPr>
-      <w:r>
-        <w:rPr>
-          <w:rFonts w:ascii="Calibri" w:hAnsi="Calibri"/>
-          <w:b/>
-          <w:color w:val="1E293B"/>
-          <w:sz w:val="21"/>
-        </w:rPr>
-        <w:t>2. Soulbound Tokens (SBTs):</w:t>
-      </w:r>
-      <w:r>
-        <w:rPr>
-          <w:rFonts w:ascii="Calibri" w:hAnsi="Calibri"/>
-          <w:color w:val="334155"/>
-          <w:sz w:val="21"/>
-        </w:rPr>
-        <w:t xml:space="preserve"> Minting non-transferable ERC-5192 Soulbound Tokens directly into student wallets as decentralized proof of accomplishment.</w:t>
-      </w:r>
-    </w:p>
-    <w:p>
-      <w:pPr>
-        <w:pStyle w:val="ListBullet"/>
-        <w:spacing w:after="60" w:line="276" w:lineRule="auto"/>
-      </w:pPr>
-      <w:r>
-        <w:rPr>
-          <w:rFonts w:ascii="Calibri" w:hAnsi="Calibri"/>
-          <w:b/>
-          <w:color w:val="1E293B"/>
-          <w:sz w:val="21"/>
-        </w:rPr>
-        <w:t>3. Zero-Knowledge Proofs (ZKP):</w:t>
-      </w:r>
-      <w:r>
-        <w:rPr>
-          <w:rFonts w:ascii="Calibri" w:hAnsi="Calibri"/>
-          <w:color w:val="334155"/>
-          <w:sz w:val="21"/>
-        </w:rPr>
-        <w:t xml:space="preserve"> Utilizing zk-SNARKs to allow graduates to prove GPA thresholds or graduation status without revealing their full transcript or identity.</w:t>
+        <w:t>Future enhancements include integrating W3C Decentralized Identifiers (DIDs) for cross-border institutional interoperability, issuing non-transferable ERC-5192 Soulbound Tokens into student wallets, and utilizing zero-knowledge proofs (zk-SNARKs) for privacy-preserving attribute verification.</w:t>
       </w:r>
     </w:p>
     <w:sectPr>
+      <w:headerReference w:type="default" r:id="rId9"/>
+      <w:footerReference w:type="default" r:id="rId10"/>
       <w:pgSz w:w="12240" w:h="15840"/>
       <w:pgMar w:top="1440" w:right="1440" w:bottom="1440" w:left="1440" w:header="720" w:footer="720" w:gutter="0"/>
       <w:cols w:space="720"/>
@@ -4271,6 +3650,48 @@
     </w:sectPr>
   </w:body>
 </w:document>
+</file>
+
+<file path=word/footer1.xml><?xml version="1.0" encoding="utf-8"?>
+<w:ftr xmlns:m="http://schemas.openxmlformats.org/officeDocument/2006/math" xmlns:mc="http://schemas.openxmlformats.org/markup-compatibility/2006" xmlns:mo="http://schemas.microsoft.com/office/mac/office/2008/main" xmlns:mv="urn:schemas-microsoft-com:mac:vml" xmlns:o="urn:schemas-microsoft-com:office:office" xmlns:r="http://schemas.openxmlformats.org/officeDocument/2006/relationships" xmlns:v="urn:schemas-microsoft-com:vml" xmlns:w10="urn:schemas-microsoft-com:office:word" xmlns:w14="http://schemas.microsoft.com/office/word/2010/wordml" xmlns:w="http://schemas.openxmlformats.org/wordprocessingml/2006/main" xmlns:wne="http://schemas.microsoft.com/office/word/2006/wordml" xmlns:wp14="http://schemas.microsoft.com/office/word/2010/wordprocessingDrawing" xmlns:wp="http://schemas.openxmlformats.org/drawingml/2006/wordprocessingDrawing" xmlns:wpc="http://schemas.microsoft.com/office/word/2010/wordprocessingCanvas" xmlns:wpg="http://schemas.microsoft.com/office/word/2010/wordprocessingGroup" xmlns:wpi="http://schemas.microsoft.com/office/word/2010/wordprocessingInk" xmlns:wps="http://schemas.microsoft.com/office/word/2010/wordprocessingShape" mc:Ignorable="w14 wp14">
+  <w:p>
+    <w:pPr>
+      <w:pStyle w:val="Footer"/>
+      <w:jc w:val="center"/>
+    </w:pPr>
+    <w:r>
+      <w:rPr>
+        <w:rFonts w:ascii="Times New Roman" w:hAnsi="Times New Roman"/>
+        <w:color w:val="3C3C3C"/>
+        <w:sz w:val="19"/>
+      </w:rPr>
+      <w:t xml:space="preserve">Page </w:t>
+      <w:fldChar w:fldCharType="begin"/>
+      <w:instrText xml:space="preserve"> PAGE </w:instrText>
+      <w:fldChar w:fldCharType="separate"/>
+      <w:fldChar w:fldCharType="end"/>
+    </w:r>
+  </w:p>
+</w:ftr>
+</file>
+
+<file path=word/header1.xml><?xml version="1.0" encoding="utf-8"?>
+<w:hdr xmlns:m="http://schemas.openxmlformats.org/officeDocument/2006/math" xmlns:mc="http://schemas.openxmlformats.org/markup-compatibility/2006" xmlns:mo="http://schemas.microsoft.com/office/mac/office/2008/main" xmlns:mv="urn:schemas-microsoft-com:mac:vml" xmlns:o="urn:schemas-microsoft-com:office:office" xmlns:r="http://schemas.openxmlformats.org/officeDocument/2006/relationships" xmlns:v="urn:schemas-microsoft-com:vml" xmlns:w10="urn:schemas-microsoft-com:office:word" xmlns:w14="http://schemas.microsoft.com/office/word/2010/wordml" xmlns:w="http://schemas.openxmlformats.org/wordprocessingml/2006/main" xmlns:wne="http://schemas.microsoft.com/office/word/2006/wordml" xmlns:wp14="http://schemas.microsoft.com/office/word/2010/wordprocessingDrawing" xmlns:wp="http://schemas.openxmlformats.org/drawingml/2006/wordprocessingDrawing" xmlns:wpc="http://schemas.microsoft.com/office/word/2010/wordprocessingCanvas" xmlns:wpg="http://schemas.microsoft.com/office/word/2010/wordprocessingGroup" xmlns:wpi="http://schemas.microsoft.com/office/word/2010/wordprocessingInk" xmlns:wps="http://schemas.microsoft.com/office/word/2010/wordprocessingShape" mc:Ignorable="w14 wp14">
+  <w:p>
+    <w:pPr>
+      <w:pStyle w:val="Header"/>
+      <w:jc w:val="right"/>
+    </w:pPr>
+    <w:r>
+      <w:rPr>
+        <w:rFonts w:ascii="Times New Roman" w:hAnsi="Times New Roman"/>
+        <w:color w:val="787878"/>
+        <w:sz w:val="17"/>
+      </w:rPr>
+      <w:t>Citadel — Blockchain Certificate Platform | Project Report</w:t>
+    </w:r>
+  </w:p>
+</w:hdr>
 </file>
 
 <file path=word/numbering.xml><?xml version="1.0" encoding="utf-8"?>
